--- a/fra/docx/55.content.docx
+++ b/fra/docx/55.content.docx
@@ -19,7 +19,7 @@
         <w:rPr>
           <w:lang w:val="fr_FR" w:bidi="fr_FR"/>
         </w:rPr>
-        <w:t>Resource: Notes de traduction (unfoldingWord)</w:t>
+        <w:t>Resource: unfoldingWord® Translation Notes</w:t>
       </w:r>
       <w:r>
         <w:rPr>
@@ -90,7 +90,7 @@
         <w:rPr>
           <w:lang w:val="fr_FR" w:bidi="fr_FR"/>
         </w:rPr>
-        <w:t>Notes de traduction (unfoldingWord)</w:t>
+        <w:t>unfoldingWord® Translation Notes</w:t>
       </w:r>
     </w:p>
     <w:p>
@@ -803,6 +803,20 @@
         <w:rPr>
           <w:lang w:val="fr_FR" w:bidi="fr_FR"/>
         </w:rPr>
+        <w:t>Littéralement en grec : « de la vie qui [est] en Christ Jésus ».</w:t>
+      </w:r>
+    </w:p>
+    <w:p>
+      <w:pPr/>
+      <w:r>
+        <w:rPr>
+          <w:lang w:val="fr_FR" w:bidi="fr_FR"/>
+        </w:rPr>
+      </w:r>
+      <w:r>
+        <w:rPr>
+          <w:lang w:val="fr_FR" w:bidi="fr_FR"/>
+        </w:rPr>
         <w:t xml:space="preserve">Dans les écrits de Paul, </w:t>
       </w:r>
       <w:r>
@@ -11062,6 +11076,115 @@
           <w:lang w:val="fr_FR" w:bidi="fr_FR"/>
         </w:rPr>
         <w:t>Traduction alternative : « celui qui l'a pris à son service ».</w:t>
+      </w:r>
+      <w:r>
+        <w:rPr>
+          <w:lang w:val="fr_FR" w:bidi="fr_FR"/>
+        </w:rPr>
+      </w:r>
+      <w:r>
+        <w:rPr>
+          <w:lang w:val="fr_FR" w:bidi="fr_FR"/>
+        </w:rPr>
+      </w:r>
+    </w:p>
+    <w:p>
+      <w:pPr/>
+      <w:r>
+        <w:rPr>
+          <w:lang w:val="fr_FR" w:bidi="fr_FR"/>
+        </w:rPr>
+      </w:r>
+    </w:p>
+    <w:p>
+      <w:pPr>
+        <w:pStyle w:val="Heading2"/>
+      </w:pPr>
+      <w:r>
+        <w:rPr>
+          <w:lang w:val="fr_FR" w:bidi="fr_FR"/>
+        </w:rPr>
+        <w:t>2 Timothée 2:26 (#1)</w:t>
+      </w:r>
+      <w:r>
+        <w:rPr>
+          <w:lang w:val="fr_FR" w:bidi="fr_FR"/>
+        </w:rPr>
+      </w:r>
+    </w:p>
+    <w:p>
+      <w:pPr/>
+      <w:r>
+        <w:rPr>
+          <w:lang w:val="fr_FR" w:bidi="fr_FR"/>
+        </w:rPr>
+      </w:r>
+      <w:r>
+        <w:rPr>
+          <w:b/>
+          <w:lang w:val="fr_FR" w:bidi="fr_FR"/>
+        </w:rPr>
+        <w:t>« et que, revenus à leur bon sens, ils se dégageront des pièges du diable, qui s’est emparé d’eux pour les soumettre à sa volonté »</w:t>
+      </w:r>
+    </w:p>
+    <w:p>
+      <w:pPr/>
+      <w:r>
+        <w:rPr>
+          <w:lang w:val="fr_FR" w:bidi="fr_FR"/>
+        </w:rPr>
+      </w:r>
+      <w:r>
+        <w:rPr>
+          <w:lang w:val="fr_FR" w:bidi="fr_FR"/>
+        </w:rPr>
+        <w:t xml:space="preserve">Dans cette partie de la phrase, ce qui arrive est présenté dans l'ordre opposé de celui dans lequel ce serait arrivé. En effet, ce sont les personnes dont le diable s'est </w:t>
+      </w:r>
+      <w:r>
+        <w:rPr>
+          <w:i/>
+          <w:lang w:val="fr_FR" w:bidi="fr_FR"/>
+        </w:rPr>
+        <w:t>d'abord</w:t>
+      </w:r>
+      <w:r>
+        <w:rPr>
+          <w:lang w:val="fr_FR" w:bidi="fr_FR"/>
+        </w:rPr>
+        <w:t xml:space="preserve"> emparé qui doivent </w:t>
+      </w:r>
+      <w:r>
+        <w:rPr>
+          <w:i/>
+          <w:lang w:val="fr_FR" w:bidi="fr_FR"/>
+        </w:rPr>
+        <w:t>ensuite</w:t>
+      </w:r>
+      <w:r>
+        <w:rPr>
+          <w:lang w:val="fr_FR" w:bidi="fr_FR"/>
+        </w:rPr>
+        <w:t xml:space="preserve"> revenir à leur bon sens et se dégager de ses pièges. S'il est nécessaire dans votre langue de dire les choses dans l'ordre dans lequel elles arrivent, vous pouvez réorganiser cette partie de la phrase pour suivre cet ordre. Traduction alternative : « et que puisque le diable s'était emparé d'eux pour les soumettre à sa volonté, ils se dégageront de ses pièges quand ils reviendront à leur bon sens ».</w:t>
+      </w:r>
+    </w:p>
+    <w:p>
+      <w:pPr/>
+      <w:r>
+        <w:rPr>
+          <w:lang w:val="fr_FR" w:bidi="fr_FR"/>
+        </w:rPr>
+      </w:r>
+      <w:r>
+        <w:rPr>
+          <w:lang w:val="fr_FR" w:bidi="fr_FR"/>
+        </w:rPr>
+        <w:t xml:space="preserve">Voir : </w:t>
+      </w:r>
+      <w:r>
+        <w:rPr>
+          <w:lang w:val="fr_FR" w:bidi="fr_FR"/>
+        </w:rPr>
+        <w:t>Ordre des événements</w:t>
       </w:r>
       <w:r>
         <w:rPr>

--- a/fra/docx/55.content.docx
+++ b/fra/docx/55.content.docx
@@ -4269,6 +4269,21 @@
         <w:rPr>
           <w:lang w:val="fr_FR" w:bidi="fr_FR"/>
         </w:rPr>
+      </w:r>
+    </w:p>
+    <w:p>
+      <w:pPr/>
+      <w:r>
+        <w:rPr>
+          <w:lang w:val="fr_FR" w:bidi="fr_FR"/>
+        </w:rPr>
+      </w:r>
+      <w:r>
+        <w:rPr>
+          <w:b/>
+          <w:lang w:val="fr_FR" w:bidi="fr_FR"/>
+        </w:rPr>
+        <w:t>πνεῦμα δειλίας, ἀλλὰ δυνάμεως, καὶ ἀγάπης, καὶ σωφρονισμοῦ</w:t>
       </w:r>
     </w:p>
     <w:p>

--- a/fra/docx/55.content.docx
+++ b/fra/docx/55.content.docx
@@ -11091,6 +11091,147 @@
           <w:lang w:val="fr_FR" w:bidi="fr_FR"/>
         </w:rPr>
         <w:t>Traduction alternative : « celui qui l'a pris à son service ».</w:t>
+      </w:r>
+      <w:r>
+        <w:rPr>
+          <w:lang w:val="fr_FR" w:bidi="fr_FR"/>
+        </w:rPr>
+      </w:r>
+      <w:r>
+        <w:rPr>
+          <w:lang w:val="fr_FR" w:bidi="fr_FR"/>
+        </w:rPr>
+      </w:r>
+    </w:p>
+    <w:p>
+      <w:pPr/>
+      <w:r>
+        <w:rPr>
+          <w:lang w:val="fr_FR" w:bidi="fr_FR"/>
+        </w:rPr>
+      </w:r>
+    </w:p>
+    <w:p>
+      <w:pPr>
+        <w:pStyle w:val="Heading2"/>
+      </w:pPr>
+      <w:r>
+        <w:rPr>
+          <w:lang w:val="fr_FR" w:bidi="fr_FR"/>
+        </w:rPr>
+        <w:t>2 Timothée 2.5 (#1)</w:t>
+      </w:r>
+      <w:r>
+        <w:rPr>
+          <w:lang w:val="fr_FR" w:bidi="fr_FR"/>
+        </w:rPr>
+      </w:r>
+    </w:p>
+    <w:p>
+      <w:pPr/>
+      <w:r>
+        <w:rPr>
+          <w:lang w:val="fr_FR" w:bidi="fr_FR"/>
+        </w:rPr>
+      </w:r>
+      <w:r>
+        <w:rPr>
+          <w:b/>
+          <w:lang w:val="fr_FR" w:bidi="fr_FR"/>
+        </w:rPr>
+        <w:t>« et - »</w:t>
+      </w:r>
+    </w:p>
+    <w:p>
+      <w:pPr/>
+      <w:r>
+        <w:rPr>
+          <w:lang w:val="fr_FR" w:bidi="fr_FR"/>
+        </w:rPr>
+      </w:r>
+      <w:r>
+        <w:rPr>
+          <w:lang w:val="fr_FR" w:bidi="fr_FR"/>
+        </w:rPr>
+        <w:t xml:space="preserve">Littéralement en grec : « et aussi ». </w:t>
+      </w:r>
+    </w:p>
+    <w:p>
+      <w:pPr/>
+      <w:r>
+        <w:rPr>
+          <w:lang w:val="fr_FR" w:bidi="fr_FR"/>
+        </w:rPr>
+      </w:r>
+      <w:r>
+        <w:rPr>
+          <w:lang w:val="fr_FR" w:bidi="fr_FR"/>
+        </w:rPr>
+        <w:t xml:space="preserve">Dans le texte grec, une expression est utilisée ici qui sert à introduire un autre exemple qui continue celui du soldat pour expliquer comment Timothée devrait servir Jésus. L'équivalent français de cette expression serait « et aussi ». </w:t>
+      </w:r>
+      <w:r>
+        <w:rPr>
+          <w:lang w:val="fr_FR" w:bidi="fr_FR"/>
+        </w:rPr>
+        <w:t xml:space="preserve">En français, le </w:t>
+      </w:r>
+      <w:r>
+        <w:rPr>
+          <w:b/>
+          <w:lang w:val="fr_FR" w:bidi="fr_FR"/>
+        </w:rPr>
+        <w:t>et</w:t>
+      </w:r>
+      <w:r>
+        <w:rPr>
+          <w:lang w:val="fr_FR" w:bidi="fr_FR"/>
+        </w:rPr>
+        <w:t xml:space="preserve"> est suffisant pour introduire ce nouvel exemple, et la LSG choisit de ne pas traduire le </w:t>
+      </w:r>
+      <w:r>
+        <w:rPr>
+          <w:i/>
+          <w:lang w:val="fr_FR" w:bidi="fr_FR"/>
+        </w:rPr>
+        <w:t>aussi</w:t>
+      </w:r>
+      <w:r>
+        <w:rPr>
+          <w:lang w:val="fr_FR" w:bidi="fr_FR"/>
+        </w:rPr>
+        <w:t xml:space="preserve">. </w:t>
+      </w:r>
+      <w:r>
+        <w:rPr>
+          <w:lang w:val="fr_FR" w:bidi="fr_FR"/>
+        </w:rPr>
+        <w:t>Choisissez un mot, une expression ou une formulation qui sert à montrer cela. Ou alors, si votre langue n’en a pas besoin, vous pouvez choisir de ne pas en utiliser, comme dans la LSG. Traduction alternative : « de même » (Darby)</w:t>
+      </w:r>
+      <w:r>
+        <w:rPr>
+          <w:lang w:val="fr_FR" w:bidi="fr_FR"/>
+        </w:rPr>
+        <w:t>.</w:t>
+      </w:r>
+    </w:p>
+    <w:p>
+      <w:pPr/>
+      <w:r>
+        <w:rPr>
+          <w:lang w:val="fr_FR" w:bidi="fr_FR"/>
+        </w:rPr>
+      </w:r>
+      <w:r>
+        <w:rPr>
+          <w:lang w:val="fr_FR" w:bidi="fr_FR"/>
+        </w:rPr>
+        <w:t xml:space="preserve">Voir : </w:t>
+      </w:r>
+      <w:r>
+        <w:rPr>
+          <w:lang w:val="fr_FR" w:bidi="fr_FR"/>
+        </w:rPr>
+        <w:t>Mots et expressions qui servent à relier</w:t>
       </w:r>
       <w:r>
         <w:rPr>

--- a/fra/docx/55.content.docx
+++ b/fra/docx/55.content.docx
@@ -10650,6 +10650,100 @@
         <w:rPr>
           <w:lang w:val="fr_FR" w:bidi="fr_FR"/>
         </w:rPr>
+        <w:t>2 Timothée 1.15 (#7)</w:t>
+      </w:r>
+      <w:r>
+        <w:rPr>
+          <w:lang w:val="fr_FR" w:bidi="fr_FR"/>
+        </w:rPr>
+      </w:r>
+    </w:p>
+    <w:p>
+      <w:pPr/>
+      <w:r>
+        <w:rPr>
+          <w:lang w:val="fr_FR" w:bidi="fr_FR"/>
+        </w:rPr>
+      </w:r>
+      <w:r>
+        <w:rPr>
+          <w:lang w:val="fr_FR" w:bidi="fr_FR"/>
+        </w:rPr>
+        <w:t>« tous ceux d'Asie »</w:t>
+      </w:r>
+    </w:p>
+    <w:p>
+      <w:pPr/>
+      <w:r>
+        <w:rPr>
+          <w:lang w:val="fr_FR" w:bidi="fr_FR"/>
+        </w:rPr>
+      </w:r>
+      <w:r>
+        <w:rPr>
+          <w:lang w:val="fr_FR" w:bidi="fr_FR"/>
+        </w:rPr>
+        <w:t>Les mots « tous ceux » sont à la forme masculine, mais ils sont utilisés dans un sens générique qui pourrait inclure hommes et femmes. Paul n'indique rien de plus au sujet de ces personnes à part le fait qu'ils sont « d'Asie » ; il n'est donc pas possible de savoir si ce groupe inclut des femmes ou non. Selon ce qui est le plus naturel dans votre langue, choisissez un mot, une expression ou une formulation qui exprime ce sens clairement. Traduction alternative : « tous les gens d'Asie » ou « toutes les personnes d'Asie ».</w:t>
+      </w:r>
+      <w:hyperlink r:id="rId17">
+        <w:r>
+          <w:rPr>
+            <w:lang w:val="fr_FR" w:bidi="fr_FR"/>
+          </w:rPr>
+          <w:rPr>
+            <w:color w:val="0000EE"/>
+            <w:u w:val="single"/>
+          </w:rPr>
+          <w:t xml:space="preserve"> </w:t>
+        </w:r>
+      </w:hyperlink>
+    </w:p>
+    <w:p>
+      <w:pPr/>
+      <w:r>
+        <w:rPr>
+          <w:lang w:val="fr_FR" w:bidi="fr_FR"/>
+        </w:rPr>
+      </w:r>
+      <w:r>
+        <w:rPr>
+          <w:lang w:val="fr_FR" w:bidi="fr_FR"/>
+        </w:rPr>
+        <w:t xml:space="preserve">Voir: </w:t>
+      </w:r>
+      <w:r>
+        <w:rPr>
+          <w:lang w:val="fr_FR" w:bidi="fr_FR"/>
+        </w:rPr>
+        <w:t xml:space="preserve">Mots masculins qui incluent les femmes </w:t>
+      </w:r>
+      <w:r>
+        <w:rPr>
+          <w:lang w:val="fr_FR" w:bidi="fr_FR"/>
+        </w:rPr>
+      </w:r>
+      <w:r>
+        <w:rPr>
+          <w:lang w:val="fr_FR" w:bidi="fr_FR"/>
+        </w:rPr>
+      </w:r>
+    </w:p>
+    <w:p>
+      <w:pPr/>
+      <w:r>
+        <w:rPr>
+          <w:lang w:val="fr_FR" w:bidi="fr_FR"/>
+        </w:rPr>
+      </w:r>
+    </w:p>
+    <w:p>
+      <w:pPr>
+        <w:pStyle w:val="Heading2"/>
+      </w:pPr>
+      <w:r>
+        <w:rPr>
+          <w:lang w:val="fr_FR" w:bidi="fr_FR"/>
+        </w:rPr>
         <w:t>2 Timothée 1.16 (#1)</w:t>
       </w:r>
       <w:r>
@@ -11473,7 +11567,7 @@
         </w:rPr>
         <w:t xml:space="preserve">Ici, Paul demande encore à Dieu de bénir Onésiphore. Utilisez une formulation qui convient dans votre langue. Voyez comment vous avez traduit la bénédiction similaire dans </w:t>
       </w:r>
-      <w:hyperlink r:id="rId17">
+      <w:hyperlink r:id="rId18">
         <w:r>
           <w:rPr>
             <w:lang w:val="fr_FR" w:bidi="fr_FR"/>
@@ -12355,7 +12449,7 @@
         </w:rPr>
         <w:t>Paul vient de donner des exemples de gens qui l'ont abandonné et d'Onésiphore qui est resté fidèle (</w:t>
       </w:r>
-      <w:hyperlink r:id="rId18">
+      <w:hyperlink r:id="rId19">
         <w:r>
           <w:rPr>
             <w:lang w:val="fr_FR" w:bidi="fr_FR"/>
@@ -13054,6 +13148,100 @@
         <w:rPr>
           <w:lang w:val="fr_FR" w:bidi="fr_FR"/>
         </w:rPr>
+        <w:t>2 Timothée 2.2 (#4)</w:t>
+      </w:r>
+      <w:r>
+        <w:rPr>
+          <w:lang w:val="fr_FR" w:bidi="fr_FR"/>
+        </w:rPr>
+      </w:r>
+    </w:p>
+    <w:p>
+      <w:pPr/>
+      <w:r>
+        <w:rPr>
+          <w:lang w:val="fr_FR" w:bidi="fr_FR"/>
+        </w:rPr>
+      </w:r>
+      <w:r>
+        <w:rPr>
+          <w:lang w:val="fr_FR" w:bidi="fr_FR"/>
+        </w:rPr>
+        <w:t>« beaucoup de témoins »</w:t>
+      </w:r>
+    </w:p>
+    <w:p>
+      <w:pPr/>
+      <w:r>
+        <w:rPr>
+          <w:lang w:val="fr_FR" w:bidi="fr_FR"/>
+        </w:rPr>
+      </w:r>
+      <w:r>
+        <w:rPr>
+          <w:lang w:val="fr_FR" w:bidi="fr_FR"/>
+        </w:rPr>
+        <w:t xml:space="preserve">Le mot « témoins » est masculin pluriel, mais il est utilisé dans un sens générique qui inclut hommes et femmes. Selon ce qui est le plus naturel dans votre langue, choisissez un mot, une expression ou une formulation qui exprime ce sens clairement. Traduction alternative : « de beaucoup de personnes » ou « en présence de beaucoup de gens ». </w:t>
+      </w:r>
+      <w:hyperlink r:id="rId20">
+        <w:r>
+          <w:rPr>
+            <w:lang w:val="fr_FR" w:bidi="fr_FR"/>
+          </w:rPr>
+          <w:rPr>
+            <w:color w:val="0000EE"/>
+            <w:u w:val="single"/>
+          </w:rPr>
+          <w:t xml:space="preserve"> </w:t>
+        </w:r>
+      </w:hyperlink>
+    </w:p>
+    <w:p>
+      <w:pPr/>
+      <w:r>
+        <w:rPr>
+          <w:lang w:val="fr_FR" w:bidi="fr_FR"/>
+        </w:rPr>
+      </w:r>
+      <w:r>
+        <w:rPr>
+          <w:lang w:val="fr_FR" w:bidi="fr_FR"/>
+        </w:rPr>
+        <w:t xml:space="preserve">Voir: </w:t>
+      </w:r>
+      <w:r>
+        <w:rPr>
+          <w:lang w:val="fr_FR" w:bidi="fr_FR"/>
+        </w:rPr>
+        <w:t xml:space="preserve">Mots masculins qui incluent les femmes </w:t>
+      </w:r>
+      <w:r>
+        <w:rPr>
+          <w:lang w:val="fr_FR" w:bidi="fr_FR"/>
+        </w:rPr>
+      </w:r>
+      <w:r>
+        <w:rPr>
+          <w:lang w:val="fr_FR" w:bidi="fr_FR"/>
+        </w:rPr>
+      </w:r>
+    </w:p>
+    <w:p>
+      <w:pPr/>
+      <w:r>
+        <w:rPr>
+          <w:lang w:val="fr_FR" w:bidi="fr_FR"/>
+        </w:rPr>
+      </w:r>
+    </w:p>
+    <w:p>
+      <w:pPr>
+        <w:pStyle w:val="Heading2"/>
+      </w:pPr>
+      <w:r>
+        <w:rPr>
+          <w:lang w:val="fr_FR" w:bidi="fr_FR"/>
+        </w:rPr>
         <w:t>2 Timothée 2.3 (#3)</w:t>
       </w:r>
       <w:r>
@@ -13559,7 +13747,7 @@
         </w:rPr>
         <w:t xml:space="preserve">Puisque Paul dit à Timothée dans </w:t>
       </w:r>
-      <w:hyperlink r:id="rId19">
+      <w:hyperlink r:id="rId21">
         <w:r>
           <w:rPr>
             <w:lang w:val="fr_FR" w:bidi="fr_FR"/>
@@ -13577,7 +13765,7 @@
         </w:rPr>
         <w:t xml:space="preserve"> de réfléchir attentivement aux exemples qu'il donne dans ce verset et dans </w:t>
       </w:r>
-      <w:hyperlink r:id="rId20">
+      <w:hyperlink r:id="rId22">
         <w:r>
           <w:rPr>
             <w:lang w:val="fr_FR" w:bidi="fr_FR"/>
@@ -14165,7 +14353,7 @@
         </w:rPr>
         <w:t xml:space="preserve">, c'est-à-dire comme Jésus le désire. Puisque Paul dit à Timothée dans </w:t>
       </w:r>
-      <w:hyperlink r:id="rId19">
+      <w:hyperlink r:id="rId21">
         <w:r>
           <w:rPr>
             <w:lang w:val="fr_FR" w:bidi="fr_FR"/>
@@ -14183,7 +14371,7 @@
         </w:rPr>
         <w:t xml:space="preserve"> de réfléchir attentivement aux exemples qu'il donne dans ce verset et dans </w:t>
       </w:r>
-      <w:hyperlink r:id="rId21">
+      <w:hyperlink r:id="rId23">
         <w:r>
           <w:rPr>
             <w:lang w:val="fr_FR" w:bidi="fr_FR"/>
@@ -14201,7 +14389,7 @@
         </w:rPr>
         <w:t xml:space="preserve"> et </w:t>
       </w:r>
-      <w:hyperlink r:id="rId22">
+      <w:hyperlink r:id="rId24">
         <w:r>
           <w:rPr>
             <w:lang w:val="fr_FR" w:bidi="fr_FR"/>
@@ -14950,7 +15138,7 @@
         </w:rPr>
         <w:t xml:space="preserve">Puisque Paul dit à Timothée dans </w:t>
       </w:r>
-      <w:hyperlink r:id="rId19">
+      <w:hyperlink r:id="rId21">
         <w:r>
           <w:rPr>
             <w:lang w:val="fr_FR" w:bidi="fr_FR"/>
@@ -14968,7 +15156,7 @@
         </w:rPr>
         <w:t xml:space="preserve"> de réfléchir attentivement aux exemples qu'il donne dans ce verset et dans </w:t>
       </w:r>
-      <w:hyperlink r:id="rId23">
+      <w:hyperlink r:id="rId25">
         <w:r>
           <w:rPr>
             <w:lang w:val="fr_FR" w:bidi="fr_FR"/>
@@ -15379,7 +15567,7 @@
         </w:rPr>
         <w:t xml:space="preserve"> pourrait aussi se traduire « réfléchis ». Dans tous les cas, Paul appelle Timothée à prendre le temps de penser à ce qu'il lui écrit à travers ces exemples (</w:t>
       </w:r>
-      <w:hyperlink r:id="rId24">
+      <w:hyperlink r:id="rId26">
         <w:r>
           <w:rPr>
             <w:lang w:val="fr_FR" w:bidi="fr_FR"/>
@@ -17859,6 +18047,100 @@
         <w:rPr>
           <w:lang w:val="fr_FR" w:bidi="fr_FR"/>
         </w:rPr>
+        <w:t>2 Timothée 2.10 (#8)</w:t>
+      </w:r>
+      <w:r>
+        <w:rPr>
+          <w:lang w:val="fr_FR" w:bidi="fr_FR"/>
+        </w:rPr>
+      </w:r>
+    </w:p>
+    <w:p>
+      <w:pPr/>
+      <w:r>
+        <w:rPr>
+          <w:lang w:val="fr_FR" w:bidi="fr_FR"/>
+        </w:rPr>
+      </w:r>
+      <w:r>
+        <w:rPr>
+          <w:lang w:val="fr_FR" w:bidi="fr_FR"/>
+        </w:rPr>
+        <w:t>« des élus » - « eux »</w:t>
+      </w:r>
+    </w:p>
+    <w:p>
+      <w:pPr/>
+      <w:r>
+        <w:rPr>
+          <w:lang w:val="fr_FR" w:bidi="fr_FR"/>
+        </w:rPr>
+      </w:r>
+      <w:r>
+        <w:rPr>
+          <w:lang w:val="fr_FR" w:bidi="fr_FR"/>
+        </w:rPr>
+        <w:t xml:space="preserve">Les mots « élus » et « eux » sont à la forme masculine, mais ils sont utilisés dans un sens générique qui inclut les hommes et les femmes. Selon ce qui est le plus naturel dans votre langue, choisissez un mot, une expression ou une formulation qui exprime ce sens clairement. Traduction alternative : « des personnes qui sont élues » - « elles » ou « des gens qui sont élus » - « eux ». </w:t>
+      </w:r>
+      <w:hyperlink r:id="rId27">
+        <w:r>
+          <w:rPr>
+            <w:lang w:val="fr_FR" w:bidi="fr_FR"/>
+          </w:rPr>
+          <w:rPr>
+            <w:color w:val="0000EE"/>
+            <w:u w:val="single"/>
+          </w:rPr>
+          <w:t xml:space="preserve"> </w:t>
+        </w:r>
+      </w:hyperlink>
+    </w:p>
+    <w:p>
+      <w:pPr/>
+      <w:r>
+        <w:rPr>
+          <w:lang w:val="fr_FR" w:bidi="fr_FR"/>
+        </w:rPr>
+      </w:r>
+      <w:r>
+        <w:rPr>
+          <w:lang w:val="fr_FR" w:bidi="fr_FR"/>
+        </w:rPr>
+        <w:t xml:space="preserve">Voir: </w:t>
+      </w:r>
+      <w:r>
+        <w:rPr>
+          <w:lang w:val="fr_FR" w:bidi="fr_FR"/>
+        </w:rPr>
+        <w:t xml:space="preserve">Mots masculins qui incluent les femmes </w:t>
+      </w:r>
+      <w:r>
+        <w:rPr>
+          <w:lang w:val="fr_FR" w:bidi="fr_FR"/>
+        </w:rPr>
+      </w:r>
+      <w:r>
+        <w:rPr>
+          <w:lang w:val="fr_FR" w:bidi="fr_FR"/>
+        </w:rPr>
+      </w:r>
+    </w:p>
+    <w:p>
+      <w:pPr/>
+      <w:r>
+        <w:rPr>
+          <w:lang w:val="fr_FR" w:bidi="fr_FR"/>
+        </w:rPr>
+      </w:r>
+    </w:p>
+    <w:p>
+      <w:pPr>
+        <w:pStyle w:val="Heading2"/>
+      </w:pPr>
+      <w:r>
+        <w:rPr>
+          <w:lang w:val="fr_FR" w:bidi="fr_FR"/>
+        </w:rPr>
         <w:t>2 Timothée 2.11 (#1)</w:t>
       </w:r>
       <w:r>
@@ -19256,7 +19538,7 @@
         </w:rPr>
         <w:t xml:space="preserve"> dont il est question ici est ce que Paul a écrit avant. Cela inclut la parole qui est certaine de </w:t>
       </w:r>
-      <w:hyperlink r:id="rId25">
+      <w:hyperlink r:id="rId28">
         <w:r>
           <w:rPr>
             <w:lang w:val="fr_FR" w:bidi="fr_FR"/>
@@ -19274,7 +19556,7 @@
         </w:rPr>
         <w:t xml:space="preserve"> et peut-être aussi </w:t>
       </w:r>
-      <w:hyperlink r:id="rId26">
+      <w:hyperlink r:id="rId29">
         <w:r>
           <w:rPr>
             <w:lang w:val="fr_FR" w:bidi="fr_FR"/>
@@ -19877,6 +20159,100 @@
         <w:rPr>
           <w:lang w:val="fr_FR" w:bidi="fr_FR"/>
         </w:rPr>
+        <w:t>2 Timothée 2.14 (#8)</w:t>
+      </w:r>
+      <w:r>
+        <w:rPr>
+          <w:lang w:val="fr_FR" w:bidi="fr_FR"/>
+        </w:rPr>
+      </w:r>
+    </w:p>
+    <w:p>
+      <w:pPr/>
+      <w:r>
+        <w:rPr>
+          <w:lang w:val="fr_FR" w:bidi="fr_FR"/>
+        </w:rPr>
+      </w:r>
+      <w:r>
+        <w:rPr>
+          <w:lang w:val="fr_FR" w:bidi="fr_FR"/>
+        </w:rPr>
+        <w:t>« ceux »</w:t>
+      </w:r>
+    </w:p>
+    <w:p>
+      <w:pPr/>
+      <w:r>
+        <w:rPr>
+          <w:lang w:val="fr_FR" w:bidi="fr_FR"/>
+        </w:rPr>
+      </w:r>
+      <w:r>
+        <w:rPr>
+          <w:lang w:val="fr_FR" w:bidi="fr_FR"/>
+        </w:rPr>
+        <w:t>Le pronom « ceux » est masculin, mais il est utilisé dans un sens générique qui inclut les hommes et les femmes. Selon ce qui est le plus naturel dans votre langue, choisissez un mot, une expression ou une formulation qui exprime ce sens clairement. Traduction alternative : « de ceux et de celles », « des gens » ou « des personnes ».</w:t>
+      </w:r>
+      <w:hyperlink r:id="rId30">
+        <w:r>
+          <w:rPr>
+            <w:lang w:val="fr_FR" w:bidi="fr_FR"/>
+          </w:rPr>
+          <w:rPr>
+            <w:color w:val="0000EE"/>
+            <w:u w:val="single"/>
+          </w:rPr>
+          <w:t xml:space="preserve"> </w:t>
+        </w:r>
+      </w:hyperlink>
+    </w:p>
+    <w:p>
+      <w:pPr/>
+      <w:r>
+        <w:rPr>
+          <w:lang w:val="fr_FR" w:bidi="fr_FR"/>
+        </w:rPr>
+      </w:r>
+      <w:r>
+        <w:rPr>
+          <w:lang w:val="fr_FR" w:bidi="fr_FR"/>
+        </w:rPr>
+        <w:t xml:space="preserve">Voir: </w:t>
+      </w:r>
+      <w:r>
+        <w:rPr>
+          <w:lang w:val="fr_FR" w:bidi="fr_FR"/>
+        </w:rPr>
+        <w:t xml:space="preserve">Mots masculins qui incluent les femmes </w:t>
+      </w:r>
+      <w:r>
+        <w:rPr>
+          <w:lang w:val="fr_FR" w:bidi="fr_FR"/>
+        </w:rPr>
+      </w:r>
+      <w:r>
+        <w:rPr>
+          <w:lang w:val="fr_FR" w:bidi="fr_FR"/>
+        </w:rPr>
+      </w:r>
+    </w:p>
+    <w:p>
+      <w:pPr/>
+      <w:r>
+        <w:rPr>
+          <w:lang w:val="fr_FR" w:bidi="fr_FR"/>
+        </w:rPr>
+      </w:r>
+    </w:p>
+    <w:p>
+      <w:pPr>
+        <w:pStyle w:val="Heading2"/>
+      </w:pPr>
+      <w:r>
+        <w:rPr>
+          <w:lang w:val="fr_FR" w:bidi="fr_FR"/>
+        </w:rPr>
         <w:t>2 Timothée 2.15 (#1)</w:t>
       </w:r>
       <w:r>
@@ -20605,7 +20981,7 @@
         </w:rPr>
         <w:t>Dans le texte grec, un mot est utilisé ici qui sert à introduire comment Timothée devrait traiter les discours vains et profanes en opposition à la « parole de la vérité » (</w:t>
       </w:r>
-      <w:hyperlink r:id="rId27">
+      <w:hyperlink r:id="rId31">
         <w:r>
           <w:rPr>
             <w:lang w:val="fr_FR" w:bidi="fr_FR"/>
@@ -20915,7 +21291,7 @@
         </w:rPr>
         <w:t xml:space="preserve">quand Paul dit « leur parole » dans </w:t>
       </w:r>
-      <w:hyperlink r:id="rId28">
+      <w:hyperlink r:id="rId32">
         <w:r>
           <w:rPr>
             <w:lang w:val="fr_FR" w:bidi="fr_FR"/>
@@ -21247,7 +21623,7 @@
         </w:rPr>
         <w:t xml:space="preserve"> au verset 11. Ici, Paul parle du discours profane et vain qu'il mentionne au </w:t>
       </w:r>
-      <w:hyperlink r:id="rId29">
+      <w:hyperlink r:id="rId33">
         <w:r>
           <w:rPr>
             <w:lang w:val="fr_FR" w:bidi="fr_FR"/>
@@ -22110,6 +22486,100 @@
         <w:rPr>
           <w:lang w:val="fr_FR" w:bidi="fr_FR"/>
         </w:rPr>
+        <w:t>2 Timothée 2.18 (#6)</w:t>
+      </w:r>
+      <w:r>
+        <w:rPr>
+          <w:lang w:val="fr_FR" w:bidi="fr_FR"/>
+        </w:rPr>
+      </w:r>
+    </w:p>
+    <w:p>
+      <w:pPr/>
+      <w:r>
+        <w:rPr>
+          <w:lang w:val="fr_FR" w:bidi="fr_FR"/>
+        </w:rPr>
+      </w:r>
+      <w:r>
+        <w:rPr>
+          <w:lang w:val="fr_FR" w:bidi="fr_FR"/>
+        </w:rPr>
+        <w:t>« quelques uns »</w:t>
+      </w:r>
+    </w:p>
+    <w:p>
+      <w:pPr/>
+      <w:r>
+        <w:rPr>
+          <w:lang w:val="fr_FR" w:bidi="fr_FR"/>
+        </w:rPr>
+      </w:r>
+      <w:r>
+        <w:rPr>
+          <w:lang w:val="fr_FR" w:bidi="fr_FR"/>
+        </w:rPr>
+        <w:t>Le pronom « quelques uns » est masculin, mais il est utilisé dans un sens générique qui inclut les hommes et les femmes. Selon ce qui est le plus naturel dans votre langue, choisissez un mot, une expression ou une formulation qui exprime ce sens clairement. Traduction alternative : « quelques personnes ».</w:t>
+      </w:r>
+      <w:hyperlink r:id="rId34">
+        <w:r>
+          <w:rPr>
+            <w:lang w:val="fr_FR" w:bidi="fr_FR"/>
+          </w:rPr>
+          <w:rPr>
+            <w:color w:val="0000EE"/>
+            <w:u w:val="single"/>
+          </w:rPr>
+          <w:t xml:space="preserve"> </w:t>
+        </w:r>
+      </w:hyperlink>
+    </w:p>
+    <w:p>
+      <w:pPr/>
+      <w:r>
+        <w:rPr>
+          <w:lang w:val="fr_FR" w:bidi="fr_FR"/>
+        </w:rPr>
+      </w:r>
+      <w:r>
+        <w:rPr>
+          <w:lang w:val="fr_FR" w:bidi="fr_FR"/>
+        </w:rPr>
+        <w:t xml:space="preserve">Voir: </w:t>
+      </w:r>
+      <w:r>
+        <w:rPr>
+          <w:lang w:val="fr_FR" w:bidi="fr_FR"/>
+        </w:rPr>
+        <w:t xml:space="preserve">Mots masculins qui incluent les femmes </w:t>
+      </w:r>
+      <w:r>
+        <w:rPr>
+          <w:lang w:val="fr_FR" w:bidi="fr_FR"/>
+        </w:rPr>
+      </w:r>
+      <w:r>
+        <w:rPr>
+          <w:lang w:val="fr_FR" w:bidi="fr_FR"/>
+        </w:rPr>
+      </w:r>
+    </w:p>
+    <w:p>
+      <w:pPr/>
+      <w:r>
+        <w:rPr>
+          <w:lang w:val="fr_FR" w:bidi="fr_FR"/>
+        </w:rPr>
+      </w:r>
+    </w:p>
+    <w:p>
+      <w:pPr>
+        <w:pStyle w:val="Heading2"/>
+      </w:pPr>
+      <w:r>
+        <w:rPr>
+          <w:lang w:val="fr_FR" w:bidi="fr_FR"/>
+        </w:rPr>
         <w:t>2 Timothée 2.19 (#1)</w:t>
       </w:r>
       <w:r>
@@ -22423,7 +22893,7 @@
         </w:rPr>
         <w:t xml:space="preserve">Ces paroles combinent une citation et un résumé qui proviennent tous deux de passages de l'Ancien Testament. La citation est tirée de </w:t>
       </w:r>
-      <w:hyperlink r:id="rId30">
+      <w:hyperlink r:id="rId35">
         <w:r>
           <w:rPr>
             <w:lang w:val="fr_FR" w:bidi="fr_FR"/>
@@ -23137,6 +23607,220 @@
         <w:rPr>
           <w:lang w:val="fr_FR" w:bidi="fr_FR"/>
         </w:rPr>
+        <w:t>2 Timothée 2.19 (#11)</w:t>
+      </w:r>
+      <w:r>
+        <w:rPr>
+          <w:lang w:val="fr_FR" w:bidi="fr_FR"/>
+        </w:rPr>
+      </w:r>
+    </w:p>
+    <w:p>
+      <w:pPr/>
+      <w:r>
+        <w:rPr>
+          <w:lang w:val="fr_FR" w:bidi="fr_FR"/>
+        </w:rPr>
+      </w:r>
+      <w:r>
+        <w:rPr>
+          <w:lang w:val="fr_FR" w:bidi="fr_FR"/>
+        </w:rPr>
+        <w:t>« il »</w:t>
+      </w:r>
+    </w:p>
+    <w:p>
+      <w:pPr/>
+      <w:r>
+        <w:rPr>
+          <w:lang w:val="fr_FR" w:bidi="fr_FR"/>
+        </w:rPr>
+      </w:r>
+      <w:r>
+        <w:rPr>
+          <w:lang w:val="fr_FR" w:bidi="fr_FR"/>
+        </w:rPr>
+        <w:t xml:space="preserve">Le pronom </w:t>
+      </w:r>
+      <w:r>
+        <w:rPr>
+          <w:b/>
+          <w:lang w:val="fr_FR" w:bidi="fr_FR"/>
+        </w:rPr>
+        <w:t>il</w:t>
+      </w:r>
+      <w:r>
+        <w:rPr>
+          <w:lang w:val="fr_FR" w:bidi="fr_FR"/>
+        </w:rPr>
+        <w:t xml:space="preserve"> a une forme masculine, mais il a un sens générique qui peut faire référence à un homme ou une femme. Selon ce qui est le plus naturel dans votre langue, choisissez un mot, une expression ou une formulation qui exprime ce sens clairement. Traduction alternative : « quiconque... que cette personne ». </w:t>
+      </w:r>
+      <w:hyperlink r:id="rId36">
+        <w:r>
+          <w:rPr>
+            <w:lang w:val="fr_FR" w:bidi="fr_FR"/>
+          </w:rPr>
+          <w:rPr>
+            <w:color w:val="0000EE"/>
+            <w:u w:val="single"/>
+          </w:rPr>
+          <w:t xml:space="preserve"> </w:t>
+        </w:r>
+      </w:hyperlink>
+    </w:p>
+    <w:p>
+      <w:pPr/>
+      <w:r>
+        <w:rPr>
+          <w:lang w:val="fr_FR" w:bidi="fr_FR"/>
+        </w:rPr>
+      </w:r>
+      <w:r>
+        <w:rPr>
+          <w:lang w:val="fr_FR" w:bidi="fr_FR"/>
+        </w:rPr>
+        <w:t xml:space="preserve">Voir: </w:t>
+      </w:r>
+      <w:r>
+        <w:rPr>
+          <w:lang w:val="fr_FR" w:bidi="fr_FR"/>
+        </w:rPr>
+        <w:t xml:space="preserve">Mots masculins qui incluent les femmes </w:t>
+      </w:r>
+      <w:r>
+        <w:rPr>
+          <w:lang w:val="fr_FR" w:bidi="fr_FR"/>
+        </w:rPr>
+      </w:r>
+      <w:r>
+        <w:rPr>
+          <w:lang w:val="fr_FR" w:bidi="fr_FR"/>
+        </w:rPr>
+      </w:r>
+    </w:p>
+    <w:p>
+      <w:pPr/>
+      <w:r>
+        <w:rPr>
+          <w:lang w:val="fr_FR" w:bidi="fr_FR"/>
+        </w:rPr>
+      </w:r>
+    </w:p>
+    <w:p>
+      <w:pPr>
+        <w:pStyle w:val="Heading2"/>
+      </w:pPr>
+      <w:r>
+        <w:rPr>
+          <w:lang w:val="fr_FR" w:bidi="fr_FR"/>
+        </w:rPr>
+        <w:t>2 Timothée 2.19 (#10)</w:t>
+      </w:r>
+      <w:r>
+        <w:rPr>
+          <w:lang w:val="fr_FR" w:bidi="fr_FR"/>
+        </w:rPr>
+      </w:r>
+    </w:p>
+    <w:p>
+      <w:pPr/>
+      <w:r>
+        <w:rPr>
+          <w:lang w:val="fr_FR" w:bidi="fr_FR"/>
+        </w:rPr>
+      </w:r>
+      <w:r>
+        <w:rPr>
+          <w:lang w:val="fr_FR" w:bidi="fr_FR"/>
+        </w:rPr>
+        <w:t xml:space="preserve">« ceux » </w:t>
+      </w:r>
+    </w:p>
+    <w:p>
+      <w:pPr/>
+      <w:r>
+        <w:rPr>
+          <w:lang w:val="fr_FR" w:bidi="fr_FR"/>
+        </w:rPr>
+      </w:r>
+      <w:r>
+        <w:rPr>
+          <w:lang w:val="fr_FR" w:bidi="fr_FR"/>
+        </w:rPr>
+        <w:t xml:space="preserve">Le pronom </w:t>
+      </w:r>
+      <w:r>
+        <w:rPr>
+          <w:b/>
+          <w:lang w:val="fr_FR" w:bidi="fr_FR"/>
+        </w:rPr>
+        <w:t>ceux</w:t>
+      </w:r>
+      <w:r>
+        <w:rPr>
+          <w:lang w:val="fr_FR" w:bidi="fr_FR"/>
+        </w:rPr>
+        <w:t xml:space="preserve"> est masculin pluriel, mais il est utilisé dans un sens générique qui inclut les hommes et les femmes. Selon ce qui est le plus naturel dans votre langue, choisissez un mot, une expression ou une formulation qui exprime ce sens clairement. Traduction alternative : « les gens » ou « les personnes ». </w:t>
+      </w:r>
+      <w:hyperlink r:id="rId36">
+        <w:r>
+          <w:rPr>
+            <w:lang w:val="fr_FR" w:bidi="fr_FR"/>
+          </w:rPr>
+          <w:rPr>
+            <w:color w:val="0000EE"/>
+            <w:u w:val="single"/>
+          </w:rPr>
+          <w:t xml:space="preserve"> </w:t>
+        </w:r>
+      </w:hyperlink>
+    </w:p>
+    <w:p>
+      <w:pPr/>
+      <w:r>
+        <w:rPr>
+          <w:lang w:val="fr_FR" w:bidi="fr_FR"/>
+        </w:rPr>
+      </w:r>
+      <w:r>
+        <w:rPr>
+          <w:lang w:val="fr_FR" w:bidi="fr_FR"/>
+        </w:rPr>
+        <w:t xml:space="preserve">Voir: </w:t>
+      </w:r>
+      <w:r>
+        <w:rPr>
+          <w:lang w:val="fr_FR" w:bidi="fr_FR"/>
+        </w:rPr>
+        <w:t xml:space="preserve">Mots masculins qui incluent les femmes </w:t>
+      </w:r>
+      <w:r>
+        <w:rPr>
+          <w:lang w:val="fr_FR" w:bidi="fr_FR"/>
+        </w:rPr>
+      </w:r>
+      <w:r>
+        <w:rPr>
+          <w:lang w:val="fr_FR" w:bidi="fr_FR"/>
+        </w:rPr>
+      </w:r>
+    </w:p>
+    <w:p>
+      <w:pPr/>
+      <w:r>
+        <w:rPr>
+          <w:lang w:val="fr_FR" w:bidi="fr_FR"/>
+        </w:rPr>
+      </w:r>
+    </w:p>
+    <w:p>
+      <w:pPr>
+        <w:pStyle w:val="Heading2"/>
+      </w:pPr>
+      <w:r>
+        <w:rPr>
+          <w:lang w:val="fr_FR" w:bidi="fr_FR"/>
+        </w:rPr>
         <w:t>2 Timothée 2.20 (#1)</w:t>
       </w:r>
       <w:r>
@@ -24401,7 +25085,7 @@
         </w:rPr>
         <w:t xml:space="preserve"> pourraient signifier : (1) ce que Paul a mentionné dans </w:t>
       </w:r>
-      <w:hyperlink r:id="rId31">
+      <w:hyperlink r:id="rId37">
         <w:r>
           <w:rPr>
             <w:lang w:val="fr_FR" w:bidi="fr_FR"/>
@@ -24419,7 +25103,7 @@
         </w:rPr>
         <w:t xml:space="preserve"> à propos de ce que font et disent les faux enseignants (disputes à propos de mots, discussions inutiles et mondaines, faux enseignement). (2) Les vases à usage vil mentionné dans </w:t>
       </w:r>
-      <w:hyperlink r:id="rId32">
+      <w:hyperlink r:id="rId38">
         <w:r>
           <w:rPr>
             <w:lang w:val="fr_FR" w:bidi="fr_FR"/>
@@ -24537,6 +25221,113 @@
         <w:rPr>
           <w:lang w:val="fr_FR" w:bidi="fr_FR"/>
         </w:rPr>
+        <w:t>2 Timothée 2.21 (#7)</w:t>
+      </w:r>
+      <w:r>
+        <w:rPr>
+          <w:lang w:val="fr_FR" w:bidi="fr_FR"/>
+        </w:rPr>
+      </w:r>
+    </w:p>
+    <w:p>
+      <w:pPr/>
+      <w:r>
+        <w:rPr>
+          <w:lang w:val="fr_FR" w:bidi="fr_FR"/>
+        </w:rPr>
+      </w:r>
+      <w:r>
+        <w:rPr>
+          <w:lang w:val="fr_FR" w:bidi="fr_FR"/>
+        </w:rPr>
+        <w:t>« il »</w:t>
+      </w:r>
+    </w:p>
+    <w:p>
+      <w:pPr/>
+      <w:r>
+        <w:rPr>
+          <w:lang w:val="fr_FR" w:bidi="fr_FR"/>
+        </w:rPr>
+      </w:r>
+      <w:r>
+        <w:rPr>
+          <w:lang w:val="fr_FR" w:bidi="fr_FR"/>
+        </w:rPr>
+        <w:t xml:space="preserve">Le pronom </w:t>
+      </w:r>
+      <w:r>
+        <w:rPr>
+          <w:b/>
+          <w:lang w:val="fr_FR" w:bidi="fr_FR"/>
+        </w:rPr>
+        <w:t>il</w:t>
+      </w:r>
+      <w:r>
+        <w:rPr>
+          <w:lang w:val="fr_FR" w:bidi="fr_FR"/>
+        </w:rPr>
+        <w:t xml:space="preserve"> a une forme masculine, mais il a un sens générique qui peut faire référence à un homme ou une femme. Selon ce qui est le plus naturel dans votre langue, choisissez un mot, une expression ou une formulation qui exprime ce sens clairement. Traduction alternative : « si quelqu'un... cette personne », « si quelqu'un... il ou elle » ou « si une personne... elle ». </w:t>
+      </w:r>
+      <w:hyperlink r:id="rId39">
+        <w:r>
+          <w:rPr>
+            <w:lang w:val="fr_FR" w:bidi="fr_FR"/>
+          </w:rPr>
+          <w:rPr>
+            <w:color w:val="0000EE"/>
+            <w:u w:val="single"/>
+          </w:rPr>
+          <w:t xml:space="preserve"> </w:t>
+        </w:r>
+      </w:hyperlink>
+    </w:p>
+    <w:p>
+      <w:pPr/>
+      <w:r>
+        <w:rPr>
+          <w:lang w:val="fr_FR" w:bidi="fr_FR"/>
+        </w:rPr>
+      </w:r>
+      <w:r>
+        <w:rPr>
+          <w:lang w:val="fr_FR" w:bidi="fr_FR"/>
+        </w:rPr>
+        <w:t xml:space="preserve">Voir: </w:t>
+      </w:r>
+      <w:r>
+        <w:rPr>
+          <w:lang w:val="fr_FR" w:bidi="fr_FR"/>
+        </w:rPr>
+        <w:t xml:space="preserve">Mots masculins qui incluent les femmes </w:t>
+      </w:r>
+      <w:r>
+        <w:rPr>
+          <w:lang w:val="fr_FR" w:bidi="fr_FR"/>
+        </w:rPr>
+      </w:r>
+      <w:r>
+        <w:rPr>
+          <w:lang w:val="fr_FR" w:bidi="fr_FR"/>
+        </w:rPr>
+      </w:r>
+    </w:p>
+    <w:p>
+      <w:pPr/>
+      <w:r>
+        <w:rPr>
+          <w:lang w:val="fr_FR" w:bidi="fr_FR"/>
+        </w:rPr>
+      </w:r>
+    </w:p>
+    <w:p>
+      <w:pPr>
+        <w:pStyle w:val="Heading2"/>
+      </w:pPr>
+      <w:r>
+        <w:rPr>
+          <w:lang w:val="fr_FR" w:bidi="fr_FR"/>
+        </w:rPr>
         <w:t>2 Timothée 2.22 (#1)</w:t>
       </w:r>
       <w:r>
@@ -25616,6 +26407,113 @@
         <w:rPr>
           <w:lang w:val="fr_FR" w:bidi="fr_FR"/>
         </w:rPr>
+        <w:t>2 Timothée 2.22 (#11)</w:t>
+      </w:r>
+      <w:r>
+        <w:rPr>
+          <w:lang w:val="fr_FR" w:bidi="fr_FR"/>
+        </w:rPr>
+      </w:r>
+    </w:p>
+    <w:p>
+      <w:pPr/>
+      <w:r>
+        <w:rPr>
+          <w:lang w:val="fr_FR" w:bidi="fr_FR"/>
+        </w:rPr>
+      </w:r>
+      <w:r>
+        <w:rPr>
+          <w:lang w:val="fr_FR" w:bidi="fr_FR"/>
+        </w:rPr>
+        <w:t>« ceux »</w:t>
+      </w:r>
+    </w:p>
+    <w:p>
+      <w:pPr/>
+      <w:r>
+        <w:rPr>
+          <w:lang w:val="fr_FR" w:bidi="fr_FR"/>
+        </w:rPr>
+      </w:r>
+      <w:r>
+        <w:rPr>
+          <w:lang w:val="fr_FR" w:bidi="fr_FR"/>
+        </w:rPr>
+        <w:t xml:space="preserve">Le pronom </w:t>
+      </w:r>
+      <w:r>
+        <w:rPr>
+          <w:b/>
+          <w:lang w:val="fr_FR" w:bidi="fr_FR"/>
+        </w:rPr>
+        <w:t>ceux</w:t>
+      </w:r>
+      <w:r>
+        <w:rPr>
+          <w:lang w:val="fr_FR" w:bidi="fr_FR"/>
+        </w:rPr>
+        <w:t xml:space="preserve"> est masculin, mais il est utilisé dans un sens générique qui inclut les hommes et les femmes. Selon ce qui est le plus naturel dans votre langue, choisissez un mot, une expression ou une formulation qui exprime ce sens clairement. Traduction alternative : « les gens » ou « les personnes ».</w:t>
+      </w:r>
+      <w:hyperlink r:id="rId40">
+        <w:r>
+          <w:rPr>
+            <w:lang w:val="fr_FR" w:bidi="fr_FR"/>
+          </w:rPr>
+          <w:rPr>
+            <w:color w:val="0000EE"/>
+            <w:u w:val="single"/>
+          </w:rPr>
+          <w:t xml:space="preserve"> </w:t>
+        </w:r>
+      </w:hyperlink>
+    </w:p>
+    <w:p>
+      <w:pPr/>
+      <w:r>
+        <w:rPr>
+          <w:lang w:val="fr_FR" w:bidi="fr_FR"/>
+        </w:rPr>
+      </w:r>
+      <w:r>
+        <w:rPr>
+          <w:lang w:val="fr_FR" w:bidi="fr_FR"/>
+        </w:rPr>
+        <w:t xml:space="preserve">Voir: </w:t>
+      </w:r>
+      <w:r>
+        <w:rPr>
+          <w:lang w:val="fr_FR" w:bidi="fr_FR"/>
+        </w:rPr>
+        <w:t xml:space="preserve">Mots masculins qui incluent les femmes </w:t>
+      </w:r>
+      <w:r>
+        <w:rPr>
+          <w:lang w:val="fr_FR" w:bidi="fr_FR"/>
+        </w:rPr>
+      </w:r>
+      <w:r>
+        <w:rPr>
+          <w:lang w:val="fr_FR" w:bidi="fr_FR"/>
+        </w:rPr>
+      </w:r>
+    </w:p>
+    <w:p>
+      <w:pPr/>
+      <w:r>
+        <w:rPr>
+          <w:lang w:val="fr_FR" w:bidi="fr_FR"/>
+        </w:rPr>
+      </w:r>
+    </w:p>
+    <w:p>
+      <w:pPr>
+        <w:pStyle w:val="Heading2"/>
+      </w:pPr>
+      <w:r>
+        <w:rPr>
+          <w:lang w:val="fr_FR" w:bidi="fr_FR"/>
+        </w:rPr>
         <w:t>2 Timothée 2.23 (#1)</w:t>
       </w:r>
       <w:r>
@@ -26527,7 +27425,7 @@
         </w:rPr>
         <w:t xml:space="preserve"> au verset précédent (</w:t>
       </w:r>
-      <w:hyperlink r:id="rId33">
+      <w:hyperlink r:id="rId41">
         <w:r>
           <w:rPr>
             <w:lang w:val="fr_FR" w:bidi="fr_FR"/>
@@ -26688,6 +27586,113 @@
         <w:rPr>
           <w:lang w:val="fr_FR" w:bidi="fr_FR"/>
         </w:rPr>
+        <w:t>2 Timothée 2.24 (#6)</w:t>
+      </w:r>
+      <w:r>
+        <w:rPr>
+          <w:lang w:val="fr_FR" w:bidi="fr_FR"/>
+        </w:rPr>
+      </w:r>
+    </w:p>
+    <w:p>
+      <w:pPr/>
+      <w:r>
+        <w:rPr>
+          <w:lang w:val="fr_FR" w:bidi="fr_FR"/>
+        </w:rPr>
+      </w:r>
+      <w:r>
+        <w:rPr>
+          <w:lang w:val="fr_FR" w:bidi="fr_FR"/>
+        </w:rPr>
+        <w:t>« tous »</w:t>
+      </w:r>
+    </w:p>
+    <w:p>
+      <w:pPr/>
+      <w:r>
+        <w:rPr>
+          <w:lang w:val="fr_FR" w:bidi="fr_FR"/>
+        </w:rPr>
+      </w:r>
+      <w:r>
+        <w:rPr>
+          <w:lang w:val="fr_FR" w:bidi="fr_FR"/>
+        </w:rPr>
+        <w:t xml:space="preserve">Le pronom </w:t>
+      </w:r>
+      <w:r>
+        <w:rPr>
+          <w:b/>
+          <w:lang w:val="fr_FR" w:bidi="fr_FR"/>
+        </w:rPr>
+        <w:t>tous</w:t>
+      </w:r>
+      <w:r>
+        <w:rPr>
+          <w:lang w:val="fr_FR" w:bidi="fr_FR"/>
+        </w:rPr>
+        <w:t xml:space="preserve"> est masculin, mais il est utilisé dans un sens générique qui inclut les hommes et les femmes. Selon ce qui est le plus naturel dans votre langue, choisissez un mot, une expression ou une formulation qui exprime ce sens clairement. Traduction alternative : « tous et toutes » ou « tout le monde ».</w:t>
+      </w:r>
+      <w:hyperlink r:id="rId42">
+        <w:r>
+          <w:rPr>
+            <w:lang w:val="fr_FR" w:bidi="fr_FR"/>
+          </w:rPr>
+          <w:rPr>
+            <w:color w:val="0000EE"/>
+            <w:u w:val="single"/>
+          </w:rPr>
+          <w:t xml:space="preserve"> </w:t>
+        </w:r>
+      </w:hyperlink>
+    </w:p>
+    <w:p>
+      <w:pPr/>
+      <w:r>
+        <w:rPr>
+          <w:lang w:val="fr_FR" w:bidi="fr_FR"/>
+        </w:rPr>
+      </w:r>
+      <w:r>
+        <w:rPr>
+          <w:lang w:val="fr_FR" w:bidi="fr_FR"/>
+        </w:rPr>
+        <w:t xml:space="preserve">Voir: </w:t>
+      </w:r>
+      <w:r>
+        <w:rPr>
+          <w:lang w:val="fr_FR" w:bidi="fr_FR"/>
+        </w:rPr>
+        <w:t xml:space="preserve">Mots masculins qui incluent les femmes </w:t>
+      </w:r>
+      <w:r>
+        <w:rPr>
+          <w:lang w:val="fr_FR" w:bidi="fr_FR"/>
+        </w:rPr>
+      </w:r>
+      <w:r>
+        <w:rPr>
+          <w:lang w:val="fr_FR" w:bidi="fr_FR"/>
+        </w:rPr>
+      </w:r>
+    </w:p>
+    <w:p>
+      <w:pPr/>
+      <w:r>
+        <w:rPr>
+          <w:lang w:val="fr_FR" w:bidi="fr_FR"/>
+        </w:rPr>
+      </w:r>
+    </w:p>
+    <w:p>
+      <w:pPr>
+        <w:pStyle w:val="Heading2"/>
+      </w:pPr>
+      <w:r>
+        <w:rPr>
+          <w:lang w:val="fr_FR" w:bidi="fr_FR"/>
+        </w:rPr>
         <w:t>2 Timothée 2.25 (#1)</w:t>
       </w:r>
       <w:r>
@@ -27122,7 +28127,7 @@
         </w:rPr>
         <w:t>Paul ne précise pas ici de qui ou de quoi ces personnes sont les adversaires. Ces personnes pourraient s'opposer au serviteur du Seigneur (</w:t>
       </w:r>
-      <w:hyperlink r:id="rId34">
+      <w:hyperlink r:id="rId42">
         <w:r>
           <w:rPr>
             <w:lang w:val="fr_FR" w:bidi="fr_FR"/>
@@ -28280,7 +29285,7 @@
         </w:rPr>
         <w:t xml:space="preserve">La description qui suit dans </w:t>
       </w:r>
-      <w:hyperlink r:id="rId35">
+      <w:hyperlink r:id="rId43">
         <w:r>
           <w:rPr>
             <w:lang w:val="fr_FR" w:bidi="fr_FR"/>
@@ -28755,6 +29760,100 @@
         <w:rPr>
           <w:lang w:val="fr_FR" w:bidi="fr_FR"/>
         </w:rPr>
+        <w:t>2 Timothée 3.2 (#5)</w:t>
+      </w:r>
+      <w:r>
+        <w:rPr>
+          <w:lang w:val="fr_FR" w:bidi="fr_FR"/>
+        </w:rPr>
+      </w:r>
+    </w:p>
+    <w:p>
+      <w:pPr/>
+      <w:r>
+        <w:rPr>
+          <w:lang w:val="fr_FR" w:bidi="fr_FR"/>
+        </w:rPr>
+      </w:r>
+      <w:r>
+        <w:rPr>
+          <w:lang w:val="fr_FR" w:bidi="fr_FR"/>
+        </w:rPr>
+        <w:t>« amis... fanfarons, hautains, blasphémateurs... ingrats, irréligieux »</w:t>
+      </w:r>
+    </w:p>
+    <w:p>
+      <w:pPr/>
+      <w:r>
+        <w:rPr>
+          <w:lang w:val="fr_FR" w:bidi="fr_FR"/>
+        </w:rPr>
+      </w:r>
+      <w:r>
+        <w:rPr>
+          <w:lang w:val="fr_FR" w:bidi="fr_FR"/>
+        </w:rPr>
+        <w:t>Tous les adjectifs que Paul utilise dans ce verset pour décrire les gens dans les derniers jours sont à la forme masculine. Ces mots sont utilisés dans un sens générique qui inclut hommes et femmes. Selon ce qui est le plus naturel dans votre langue, choisissez un mot, une expression ou une formulation qui exprime ce sens clairement. Traduction alternative : « les personnes seront égoïstes, amies..., fanfaronnes, hautaines, blasphématrices, rebelles... ingrates, irréligieuses » ou « les gens seront égoïstes, amis..., fanfarons, hautains, blasphémateurs, rebelles... ingrats, irréligieux ».</w:t>
+      </w:r>
+      <w:hyperlink r:id="rId44">
+        <w:r>
+          <w:rPr>
+            <w:lang w:val="fr_FR" w:bidi="fr_FR"/>
+          </w:rPr>
+          <w:rPr>
+            <w:color w:val="0000EE"/>
+            <w:u w:val="single"/>
+          </w:rPr>
+          <w:t xml:space="preserve"> </w:t>
+        </w:r>
+      </w:hyperlink>
+    </w:p>
+    <w:p>
+      <w:pPr/>
+      <w:r>
+        <w:rPr>
+          <w:lang w:val="fr_FR" w:bidi="fr_FR"/>
+        </w:rPr>
+      </w:r>
+      <w:r>
+        <w:rPr>
+          <w:lang w:val="fr_FR" w:bidi="fr_FR"/>
+        </w:rPr>
+        <w:t xml:space="preserve">Voir: </w:t>
+      </w:r>
+      <w:r>
+        <w:rPr>
+          <w:lang w:val="fr_FR" w:bidi="fr_FR"/>
+        </w:rPr>
+        <w:t xml:space="preserve">Mots masculins qui incluent les femmes </w:t>
+      </w:r>
+      <w:r>
+        <w:rPr>
+          <w:lang w:val="fr_FR" w:bidi="fr_FR"/>
+        </w:rPr>
+      </w:r>
+      <w:r>
+        <w:rPr>
+          <w:lang w:val="fr_FR" w:bidi="fr_FR"/>
+        </w:rPr>
+      </w:r>
+    </w:p>
+    <w:p>
+      <w:pPr/>
+      <w:r>
+        <w:rPr>
+          <w:lang w:val="fr_FR" w:bidi="fr_FR"/>
+        </w:rPr>
+      </w:r>
+    </w:p>
+    <w:p>
+      <w:pPr>
+        <w:pStyle w:val="Heading2"/>
+      </w:pPr>
+      <w:r>
+        <w:rPr>
+          <w:lang w:val="fr_FR" w:bidi="fr_FR"/>
+        </w:rPr>
         <w:t>2 Timothée 3.3 (#1)</w:t>
       </w:r>
       <w:r>
@@ -28851,6 +29950,100 @@
         <w:rPr>
           <w:lang w:val="fr_FR" w:bidi="fr_FR"/>
         </w:rPr>
+        <w:t>2 Timothée 3.3 (#2)</w:t>
+      </w:r>
+      <w:r>
+        <w:rPr>
+          <w:lang w:val="fr_FR" w:bidi="fr_FR"/>
+        </w:rPr>
+      </w:r>
+    </w:p>
+    <w:p>
+      <w:pPr/>
+      <w:r>
+        <w:rPr>
+          <w:lang w:val="fr_FR" w:bidi="fr_FR"/>
+        </w:rPr>
+      </w:r>
+      <w:r>
+        <w:rPr>
+          <w:lang w:val="fr_FR" w:bidi="fr_FR"/>
+        </w:rPr>
+        <w:t>« insensibles, déloyaux, calomniateurs, intempérants, cruels, ennemis des gens de bien »</w:t>
+      </w:r>
+    </w:p>
+    <w:p>
+      <w:pPr/>
+      <w:r>
+        <w:rPr>
+          <w:lang w:val="fr_FR" w:bidi="fr_FR"/>
+        </w:rPr>
+      </w:r>
+      <w:r>
+        <w:rPr>
+          <w:lang w:val="fr_FR" w:bidi="fr_FR"/>
+        </w:rPr>
+        <w:t>Tous les adjectifs que Paul utilise dans ce verset pour décrire les gens dans les derniers jours sont à la forme masculine. Ces mots sont utilisés dans un sens générique qui inclut hommes et femmes. Selon ce qui est le plus naturel dans votre langue, choisissez un mot, une expression ou une formulation qui exprime ce sens clairement. Traduction alternative : « [les personnes seront] insensibles, déloyales, calmoniatrices, intempérantes, cruelles, ennemies des gens de bien » ou « [les gens seront] insensibles, déloyaux, calmoniateurs, intempérants, cruels, ennemis des gens de bien ».</w:t>
+      </w:r>
+      <w:hyperlink r:id="rId45">
+        <w:r>
+          <w:rPr>
+            <w:lang w:val="fr_FR" w:bidi="fr_FR"/>
+          </w:rPr>
+          <w:rPr>
+            <w:color w:val="0000EE"/>
+            <w:u w:val="single"/>
+          </w:rPr>
+          <w:t xml:space="preserve"> </w:t>
+        </w:r>
+      </w:hyperlink>
+    </w:p>
+    <w:p>
+      <w:pPr/>
+      <w:r>
+        <w:rPr>
+          <w:lang w:val="fr_FR" w:bidi="fr_FR"/>
+        </w:rPr>
+      </w:r>
+      <w:r>
+        <w:rPr>
+          <w:lang w:val="fr_FR" w:bidi="fr_FR"/>
+        </w:rPr>
+        <w:t xml:space="preserve">Voir: </w:t>
+      </w:r>
+      <w:r>
+        <w:rPr>
+          <w:lang w:val="fr_FR" w:bidi="fr_FR"/>
+        </w:rPr>
+        <w:t xml:space="preserve">Mots masculins qui incluent les femmes </w:t>
+      </w:r>
+      <w:r>
+        <w:rPr>
+          <w:lang w:val="fr_FR" w:bidi="fr_FR"/>
+        </w:rPr>
+      </w:r>
+      <w:r>
+        <w:rPr>
+          <w:lang w:val="fr_FR" w:bidi="fr_FR"/>
+        </w:rPr>
+      </w:r>
+    </w:p>
+    <w:p>
+      <w:pPr/>
+      <w:r>
+        <w:rPr>
+          <w:lang w:val="fr_FR" w:bidi="fr_FR"/>
+        </w:rPr>
+      </w:r>
+    </w:p>
+    <w:p>
+      <w:pPr>
+        <w:pStyle w:val="Heading2"/>
+      </w:pPr>
+      <w:r>
+        <w:rPr>
+          <w:lang w:val="fr_FR" w:bidi="fr_FR"/>
+        </w:rPr>
         <w:t>2 Timothée 3.4 (#1)</w:t>
       </w:r>
       <w:r>
@@ -29049,6 +30242,100 @@
         <w:rPr>
           <w:lang w:val="fr_FR" w:bidi="fr_FR"/>
         </w:rPr>
+        <w:t>2 Timothée 3.4 (#3)</w:t>
+      </w:r>
+      <w:r>
+        <w:rPr>
+          <w:lang w:val="fr_FR" w:bidi="fr_FR"/>
+        </w:rPr>
+      </w:r>
+    </w:p>
+    <w:p>
+      <w:pPr/>
+      <w:r>
+        <w:rPr>
+          <w:lang w:val="fr_FR" w:bidi="fr_FR"/>
+        </w:rPr>
+      </w:r>
+      <w:r>
+        <w:rPr>
+          <w:lang w:val="fr_FR" w:bidi="fr_FR"/>
+        </w:rPr>
+        <w:t>« traîtres, emportés, enflés d'orgueil »</w:t>
+      </w:r>
+    </w:p>
+    <w:p>
+      <w:pPr/>
+      <w:r>
+        <w:rPr>
+          <w:lang w:val="fr_FR" w:bidi="fr_FR"/>
+        </w:rPr>
+      </w:r>
+      <w:r>
+        <w:rPr>
+          <w:lang w:val="fr_FR" w:bidi="fr_FR"/>
+        </w:rPr>
+        <w:t>Tous les adjectifs que Paul utilise dans ce verset pour décrire les gens dans les derniers jours sont à la forme masculine. Ces mots sont utilisés dans un sens générique qui inclut hommes et femmes. Selon ce qui est le plus naturel dans votre langue, choisissez un mot, une expression ou une formulation qui exprime ce sens clairement. Traduction alternative : « [les personnes seront] traîtres, emportées, enflées d'orgueil » ou « [les gens seront] traîtres, emportés, enflés d'orgueil ».</w:t>
+      </w:r>
+      <w:hyperlink r:id="rId46">
+        <w:r>
+          <w:rPr>
+            <w:lang w:val="fr_FR" w:bidi="fr_FR"/>
+          </w:rPr>
+          <w:rPr>
+            <w:color w:val="0000EE"/>
+            <w:u w:val="single"/>
+          </w:rPr>
+          <w:t xml:space="preserve"> </w:t>
+        </w:r>
+      </w:hyperlink>
+    </w:p>
+    <w:p>
+      <w:pPr/>
+      <w:r>
+        <w:rPr>
+          <w:lang w:val="fr_FR" w:bidi="fr_FR"/>
+        </w:rPr>
+      </w:r>
+      <w:r>
+        <w:rPr>
+          <w:lang w:val="fr_FR" w:bidi="fr_FR"/>
+        </w:rPr>
+        <w:t xml:space="preserve">Voir: </w:t>
+      </w:r>
+      <w:r>
+        <w:rPr>
+          <w:lang w:val="fr_FR" w:bidi="fr_FR"/>
+        </w:rPr>
+        <w:t xml:space="preserve">Mots masculins qui incluent les femmes </w:t>
+      </w:r>
+      <w:r>
+        <w:rPr>
+          <w:lang w:val="fr_FR" w:bidi="fr_FR"/>
+        </w:rPr>
+      </w:r>
+      <w:r>
+        <w:rPr>
+          <w:lang w:val="fr_FR" w:bidi="fr_FR"/>
+        </w:rPr>
+      </w:r>
+    </w:p>
+    <w:p>
+      <w:pPr/>
+      <w:r>
+        <w:rPr>
+          <w:lang w:val="fr_FR" w:bidi="fr_FR"/>
+        </w:rPr>
+      </w:r>
+    </w:p>
+    <w:p>
+      <w:pPr>
+        <w:pStyle w:val="Heading2"/>
+      </w:pPr>
+      <w:r>
+        <w:rPr>
+          <w:lang w:val="fr_FR" w:bidi="fr_FR"/>
+        </w:rPr>
         <w:t>2 Timothée 3.5 (#1)</w:t>
       </w:r>
       <w:r>
@@ -29738,6 +31025,113 @@
         <w:rPr>
           <w:lang w:val="fr_FR" w:bidi="fr_FR"/>
         </w:rPr>
+        <w:t>2 Timothée 3.5 (#7)</w:t>
+      </w:r>
+      <w:r>
+        <w:rPr>
+          <w:lang w:val="fr_FR" w:bidi="fr_FR"/>
+        </w:rPr>
+      </w:r>
+    </w:p>
+    <w:p>
+      <w:pPr/>
+      <w:r>
+        <w:rPr>
+          <w:lang w:val="fr_FR" w:bidi="fr_FR"/>
+        </w:rPr>
+      </w:r>
+      <w:r>
+        <w:rPr>
+          <w:lang w:val="fr_FR" w:bidi="fr_FR"/>
+        </w:rPr>
+        <w:t>« ces hommes-là »</w:t>
+      </w:r>
+    </w:p>
+    <w:p>
+      <w:pPr/>
+      <w:r>
+        <w:rPr>
+          <w:lang w:val="fr_FR" w:bidi="fr_FR"/>
+        </w:rPr>
+      </w:r>
+      <w:r>
+        <w:rPr>
+          <w:lang w:val="fr_FR" w:bidi="fr_FR"/>
+        </w:rPr>
+        <w:t xml:space="preserve">L'expression </w:t>
+      </w:r>
+      <w:r>
+        <w:rPr>
+          <w:b/>
+          <w:lang w:val="fr_FR" w:bidi="fr_FR"/>
+        </w:rPr>
+        <w:t>ces hommes-là</w:t>
+      </w:r>
+      <w:r>
+        <w:rPr>
+          <w:lang w:val="fr_FR" w:bidi="fr_FR"/>
+        </w:rPr>
+        <w:t xml:space="preserve"> a un sens générique qui inclut les hommes et les femmes. Selon ce qui est le plus naturel dans votre langue, choisissez un mot, une expression ou une formulation qui exprime ce sens clairement. Traduction alternative : « de ces gens-là » ou « de ces personnes-là ». </w:t>
+      </w:r>
+      <w:hyperlink r:id="rId47">
+        <w:r>
+          <w:rPr>
+            <w:lang w:val="fr_FR" w:bidi="fr_FR"/>
+          </w:rPr>
+          <w:rPr>
+            <w:color w:val="0000EE"/>
+            <w:u w:val="single"/>
+          </w:rPr>
+          <w:t xml:space="preserve"> </w:t>
+        </w:r>
+      </w:hyperlink>
+    </w:p>
+    <w:p>
+      <w:pPr/>
+      <w:r>
+        <w:rPr>
+          <w:lang w:val="fr_FR" w:bidi="fr_FR"/>
+        </w:rPr>
+      </w:r>
+      <w:r>
+        <w:rPr>
+          <w:lang w:val="fr_FR" w:bidi="fr_FR"/>
+        </w:rPr>
+        <w:t xml:space="preserve">Voir: </w:t>
+      </w:r>
+      <w:r>
+        <w:rPr>
+          <w:lang w:val="fr_FR" w:bidi="fr_FR"/>
+        </w:rPr>
+        <w:t xml:space="preserve">Mots masculins qui incluent les femmes </w:t>
+      </w:r>
+      <w:r>
+        <w:rPr>
+          <w:lang w:val="fr_FR" w:bidi="fr_FR"/>
+        </w:rPr>
+      </w:r>
+      <w:r>
+        <w:rPr>
+          <w:lang w:val="fr_FR" w:bidi="fr_FR"/>
+        </w:rPr>
+      </w:r>
+    </w:p>
+    <w:p>
+      <w:pPr/>
+      <w:r>
+        <w:rPr>
+          <w:lang w:val="fr_FR" w:bidi="fr_FR"/>
+        </w:rPr>
+      </w:r>
+    </w:p>
+    <w:p>
+      <w:pPr>
+        <w:pStyle w:val="Heading2"/>
+      </w:pPr>
+      <w:r>
+        <w:rPr>
+          <w:lang w:val="fr_FR" w:bidi="fr_FR"/>
+        </w:rPr>
         <w:t>2 Timothée 3.6 (#1)</w:t>
       </w:r>
       <w:r>
@@ -29807,7 +31201,7 @@
         </w:rPr>
         <w:t xml:space="preserve">voir </w:t>
       </w:r>
-      <w:hyperlink r:id="rId36">
+      <w:hyperlink r:id="rId47">
         <w:r>
           <w:rPr>
             <w:lang w:val="fr_FR" w:bidi="fr_FR"/>
@@ -29921,7 +31315,7 @@
         </w:rPr>
         <w:t xml:space="preserve"> pour désigner les personnes qu'il a décrites dans les versets précédents (voir </w:t>
       </w:r>
-      <w:hyperlink r:id="rId36">
+      <w:hyperlink r:id="rId47">
         <w:r>
           <w:rPr>
             <w:lang w:val="fr_FR" w:bidi="fr_FR"/>
@@ -30723,6 +32117,113 @@
         <w:rPr>
           <w:lang w:val="fr_FR" w:bidi="fr_FR"/>
         </w:rPr>
+        <w:t>2 Timothée 3.6 (#10)</w:t>
+      </w:r>
+      <w:r>
+        <w:rPr>
+          <w:lang w:val="fr_FR" w:bidi="fr_FR"/>
+        </w:rPr>
+      </w:r>
+    </w:p>
+    <w:p>
+      <w:pPr/>
+      <w:r>
+        <w:rPr>
+          <w:lang w:val="fr_FR" w:bidi="fr_FR"/>
+        </w:rPr>
+      </w:r>
+      <w:r>
+        <w:rPr>
+          <w:lang w:val="fr_FR" w:bidi="fr_FR"/>
+        </w:rPr>
+        <w:t>« eux »</w:t>
+      </w:r>
+    </w:p>
+    <w:p>
+      <w:pPr/>
+      <w:r>
+        <w:rPr>
+          <w:lang w:val="fr_FR" w:bidi="fr_FR"/>
+        </w:rPr>
+      </w:r>
+      <w:r>
+        <w:rPr>
+          <w:lang w:val="fr_FR" w:bidi="fr_FR"/>
+        </w:rPr>
+        <w:t xml:space="preserve">Le pronom </w:t>
+      </w:r>
+      <w:r>
+        <w:rPr>
+          <w:b/>
+          <w:lang w:val="fr_FR" w:bidi="fr_FR"/>
+        </w:rPr>
+        <w:t>eux</w:t>
+      </w:r>
+      <w:r>
+        <w:rPr>
+          <w:lang w:val="fr_FR" w:bidi="fr_FR"/>
+        </w:rPr>
+        <w:t xml:space="preserve"> a un sens générique qui peut inclure hommes et femmes. Selon ce qui est le plus naturel dans votre langue, choisissez un mot, une expression ou une formulation qui exprime ce sens clairement. Traduction alternative : « ces gens » ou « ces personnes ».</w:t>
+      </w:r>
+      <w:hyperlink r:id="rId48">
+        <w:r>
+          <w:rPr>
+            <w:lang w:val="fr_FR" w:bidi="fr_FR"/>
+          </w:rPr>
+          <w:rPr>
+            <w:color w:val="0000EE"/>
+            <w:u w:val="single"/>
+          </w:rPr>
+          <w:t xml:space="preserve"> </w:t>
+        </w:r>
+      </w:hyperlink>
+    </w:p>
+    <w:p>
+      <w:pPr/>
+      <w:r>
+        <w:rPr>
+          <w:lang w:val="fr_FR" w:bidi="fr_FR"/>
+        </w:rPr>
+      </w:r>
+      <w:r>
+        <w:rPr>
+          <w:lang w:val="fr_FR" w:bidi="fr_FR"/>
+        </w:rPr>
+        <w:t xml:space="preserve">Voir: </w:t>
+      </w:r>
+      <w:r>
+        <w:rPr>
+          <w:lang w:val="fr_FR" w:bidi="fr_FR"/>
+        </w:rPr>
+        <w:t xml:space="preserve">Mots masculins qui incluent les femmes </w:t>
+      </w:r>
+      <w:r>
+        <w:rPr>
+          <w:lang w:val="fr_FR" w:bidi="fr_FR"/>
+        </w:rPr>
+      </w:r>
+      <w:r>
+        <w:rPr>
+          <w:lang w:val="fr_FR" w:bidi="fr_FR"/>
+        </w:rPr>
+      </w:r>
+    </w:p>
+    <w:p>
+      <w:pPr/>
+      <w:r>
+        <w:rPr>
+          <w:lang w:val="fr_FR" w:bidi="fr_FR"/>
+        </w:rPr>
+      </w:r>
+    </w:p>
+    <w:p>
+      <w:pPr>
+        <w:pStyle w:val="Heading2"/>
+      </w:pPr>
+      <w:r>
+        <w:rPr>
+          <w:lang w:val="fr_FR" w:bidi="fr_FR"/>
+        </w:rPr>
         <w:t>2 Timothée 3.7 (#1)</w:t>
       </w:r>
       <w:r>
@@ -31201,7 +32702,7 @@
         </w:rPr>
         <w:t xml:space="preserve"> de faire ce que Dieu lui avait ordonné (</w:t>
       </w:r>
-      <w:hyperlink r:id="rId37">
+      <w:hyperlink r:id="rId49">
         <w:r>
           <w:rPr>
             <w:lang w:val="fr_FR" w:bidi="fr_FR"/>
@@ -31431,7 +32932,7 @@
         </w:rPr>
         <w:t xml:space="preserve">Comme en </w:t>
       </w:r>
-      <w:hyperlink r:id="rId36">
+      <w:hyperlink r:id="rId47">
         <w:r>
           <w:rPr>
             <w:lang w:val="fr_FR" w:bidi="fr_FR"/>
@@ -32298,6 +33799,113 @@
         <w:rPr>
           <w:lang w:val="fr_FR" w:bidi="fr_FR"/>
         </w:rPr>
+        <w:t>2 Timothée 3.8 (#11)</w:t>
+      </w:r>
+      <w:r>
+        <w:rPr>
+          <w:lang w:val="fr_FR" w:bidi="fr_FR"/>
+        </w:rPr>
+      </w:r>
+    </w:p>
+    <w:p>
+      <w:pPr/>
+      <w:r>
+        <w:rPr>
+          <w:lang w:val="fr_FR" w:bidi="fr_FR"/>
+        </w:rPr>
+      </w:r>
+      <w:r>
+        <w:rPr>
+          <w:lang w:val="fr_FR" w:bidi="fr_FR"/>
+        </w:rPr>
+        <w:t>« ces hommes » - « corrompus » - « réprouvés »</w:t>
+      </w:r>
+    </w:p>
+    <w:p>
+      <w:pPr/>
+      <w:r>
+        <w:rPr>
+          <w:lang w:val="fr_FR" w:bidi="fr_FR"/>
+        </w:rPr>
+      </w:r>
+      <w:r>
+        <w:rPr>
+          <w:lang w:val="fr_FR" w:bidi="fr_FR"/>
+        </w:rPr>
+        <w:t xml:space="preserve">Les mots ces </w:t>
+      </w:r>
+      <w:r>
+        <w:rPr>
+          <w:b/>
+          <w:lang w:val="fr_FR" w:bidi="fr_FR"/>
+        </w:rPr>
+        <w:t>hommes... corrompus... réprouvés</w:t>
+      </w:r>
+      <w:r>
+        <w:rPr>
+          <w:lang w:val="fr_FR" w:bidi="fr_FR"/>
+        </w:rPr>
+        <w:t xml:space="preserve"> ont un sens générique qui inclut hommes et femmes. Selon ce qui est le plus naturel dans votre langue, choisissez un mot, une expression ou une formulation qui exprime ce sens clairement. Traduction alternative : « ces gens... corrompus... réprouvées » ou « ces personnes... corrompues... réprouvées ». </w:t>
+      </w:r>
+      <w:hyperlink r:id="rId50">
+        <w:r>
+          <w:rPr>
+            <w:lang w:val="fr_FR" w:bidi="fr_FR"/>
+          </w:rPr>
+          <w:rPr>
+            <w:color w:val="0000EE"/>
+            <w:u w:val="single"/>
+          </w:rPr>
+          <w:t xml:space="preserve"> </w:t>
+        </w:r>
+      </w:hyperlink>
+    </w:p>
+    <w:p>
+      <w:pPr/>
+      <w:r>
+        <w:rPr>
+          <w:lang w:val="fr_FR" w:bidi="fr_FR"/>
+        </w:rPr>
+      </w:r>
+      <w:r>
+        <w:rPr>
+          <w:lang w:val="fr_FR" w:bidi="fr_FR"/>
+        </w:rPr>
+        <w:t xml:space="preserve">Voir: </w:t>
+      </w:r>
+      <w:r>
+        <w:rPr>
+          <w:lang w:val="fr_FR" w:bidi="fr_FR"/>
+        </w:rPr>
+        <w:t xml:space="preserve">Mots masculins qui incluent les femmes </w:t>
+      </w:r>
+      <w:r>
+        <w:rPr>
+          <w:lang w:val="fr_FR" w:bidi="fr_FR"/>
+        </w:rPr>
+      </w:r>
+      <w:r>
+        <w:rPr>
+          <w:lang w:val="fr_FR" w:bidi="fr_FR"/>
+        </w:rPr>
+      </w:r>
+    </w:p>
+    <w:p>
+      <w:pPr/>
+      <w:r>
+        <w:rPr>
+          <w:lang w:val="fr_FR" w:bidi="fr_FR"/>
+        </w:rPr>
+      </w:r>
+    </w:p>
+    <w:p>
+      <w:pPr>
+        <w:pStyle w:val="Heading2"/>
+      </w:pPr>
+      <w:r>
+        <w:rPr>
+          <w:lang w:val="fr_FR" w:bidi="fr_FR"/>
+        </w:rPr>
         <w:t>2 Timothée 3.9 (#1)</w:t>
       </w:r>
       <w:r>
@@ -32347,7 +33955,7 @@
         </w:rPr>
         <w:t xml:space="preserve"> sert à montrer que malgré les dommages que font ces enseignants en s'opposant à la vérité (voir </w:t>
       </w:r>
-      <w:hyperlink r:id="rId38">
+      <w:hyperlink r:id="rId50">
         <w:r>
           <w:rPr>
             <w:lang w:val="fr_FR" w:bidi="fr_FR"/>
@@ -33168,7 +34776,7 @@
         </w:rPr>
         <w:t xml:space="preserve">Paul fait allusion au fait que l'opposition des magiciens de pharaon à Moïse a fini par échouer. En reproduisant des miracles, ils voulaient faire croire que Dieu n'avait pas vraiment envoyé Moïse ou que les dieux d'Égypte étaient plus puissants. Cependant, quand les miracles de Dieu se sont intensifiés, les magiciens n'ont pas été capables de les reproduire (voir </w:t>
       </w:r>
-      <w:hyperlink r:id="rId39">
+      <w:hyperlink r:id="rId51">
         <w:r>
           <w:rPr>
             <w:lang w:val="fr_FR" w:bidi="fr_FR"/>
@@ -33186,7 +34794,7 @@
         </w:rPr>
         <w:t xml:space="preserve">). De plus, ces magiciens eux-mêmes ont été victimes et impuissants face à d'autres miracles que Moïse a réalisés (voir </w:t>
       </w:r>
-      <w:hyperlink r:id="rId40">
+      <w:hyperlink r:id="rId52">
         <w:r>
           <w:rPr>
             <w:lang w:val="fr_FR" w:bidi="fr_FR"/>
@@ -33251,6 +34859,220 @@
         <w:rPr>
           <w:lang w:val="fr_FR" w:bidi="fr_FR"/>
         </w:rPr>
+        <w:t>2 Timothée 3.9 (#10)</w:t>
+      </w:r>
+      <w:r>
+        <w:rPr>
+          <w:lang w:val="fr_FR" w:bidi="fr_FR"/>
+        </w:rPr>
+      </w:r>
+    </w:p>
+    <w:p>
+      <w:pPr/>
+      <w:r>
+        <w:rPr>
+          <w:lang w:val="fr_FR" w:bidi="fr_FR"/>
+        </w:rPr>
+      </w:r>
+      <w:r>
+        <w:rPr>
+          <w:lang w:val="fr_FR" w:bidi="fr_FR"/>
+        </w:rPr>
+        <w:t>« ils »</w:t>
+      </w:r>
+    </w:p>
+    <w:p>
+      <w:pPr/>
+      <w:r>
+        <w:rPr>
+          <w:lang w:val="fr_FR" w:bidi="fr_FR"/>
+        </w:rPr>
+      </w:r>
+      <w:r>
+        <w:rPr>
+          <w:lang w:val="fr_FR" w:bidi="fr_FR"/>
+        </w:rPr>
+        <w:t xml:space="preserve">Le pronom </w:t>
+      </w:r>
+      <w:r>
+        <w:rPr>
+          <w:b/>
+          <w:lang w:val="fr_FR" w:bidi="fr_FR"/>
+        </w:rPr>
+        <w:t>ils</w:t>
+      </w:r>
+      <w:r>
+        <w:rPr>
+          <w:lang w:val="fr_FR" w:bidi="fr_FR"/>
+        </w:rPr>
+        <w:t xml:space="preserve"> est utilisé dans un sens générique qui peut inclure hommes et femmes. Selon ce qui est le plus naturel dans votre langue, choisissez un mot, une expression ou une formulation qui exprime ce sens clairement. Traduction alternative : « ces gens » ou « ces personnes ».</w:t>
+      </w:r>
+      <w:hyperlink r:id="rId53">
+        <w:r>
+          <w:rPr>
+            <w:lang w:val="fr_FR" w:bidi="fr_FR"/>
+          </w:rPr>
+          <w:rPr>
+            <w:color w:val="0000EE"/>
+            <w:u w:val="single"/>
+          </w:rPr>
+          <w:t xml:space="preserve"> </w:t>
+        </w:r>
+      </w:hyperlink>
+    </w:p>
+    <w:p>
+      <w:pPr/>
+      <w:r>
+        <w:rPr>
+          <w:lang w:val="fr_FR" w:bidi="fr_FR"/>
+        </w:rPr>
+      </w:r>
+      <w:r>
+        <w:rPr>
+          <w:lang w:val="fr_FR" w:bidi="fr_FR"/>
+        </w:rPr>
+        <w:t xml:space="preserve">Voir: </w:t>
+      </w:r>
+      <w:r>
+        <w:rPr>
+          <w:lang w:val="fr_FR" w:bidi="fr_FR"/>
+        </w:rPr>
+        <w:t xml:space="preserve">Mots masculins qui incluent les femmes </w:t>
+      </w:r>
+      <w:r>
+        <w:rPr>
+          <w:lang w:val="fr_FR" w:bidi="fr_FR"/>
+        </w:rPr>
+      </w:r>
+      <w:r>
+        <w:rPr>
+          <w:lang w:val="fr_FR" w:bidi="fr_FR"/>
+        </w:rPr>
+      </w:r>
+    </w:p>
+    <w:p>
+      <w:pPr/>
+      <w:r>
+        <w:rPr>
+          <w:lang w:val="fr_FR" w:bidi="fr_FR"/>
+        </w:rPr>
+      </w:r>
+    </w:p>
+    <w:p>
+      <w:pPr>
+        <w:pStyle w:val="Heading2"/>
+      </w:pPr>
+      <w:r>
+        <w:rPr>
+          <w:lang w:val="fr_FR" w:bidi="fr_FR"/>
+        </w:rPr>
+        <w:t>2 Timothée 3.9 (#9)</w:t>
+      </w:r>
+      <w:r>
+        <w:rPr>
+          <w:lang w:val="fr_FR" w:bidi="fr_FR"/>
+        </w:rPr>
+      </w:r>
+    </w:p>
+    <w:p>
+      <w:pPr/>
+      <w:r>
+        <w:rPr>
+          <w:lang w:val="fr_FR" w:bidi="fr_FR"/>
+        </w:rPr>
+      </w:r>
+      <w:r>
+        <w:rPr>
+          <w:lang w:val="fr_FR" w:bidi="fr_FR"/>
+        </w:rPr>
+        <w:t xml:space="preserve"> « tous »</w:t>
+      </w:r>
+    </w:p>
+    <w:p>
+      <w:pPr/>
+      <w:r>
+        <w:rPr>
+          <w:lang w:val="fr_FR" w:bidi="fr_FR"/>
+        </w:rPr>
+      </w:r>
+      <w:r>
+        <w:rPr>
+          <w:lang w:val="fr_FR" w:bidi="fr_FR"/>
+        </w:rPr>
+        <w:t xml:space="preserve">Le pronom </w:t>
+      </w:r>
+      <w:r>
+        <w:rPr>
+          <w:b/>
+          <w:lang w:val="fr_FR" w:bidi="fr_FR"/>
+        </w:rPr>
+        <w:t>tous</w:t>
+      </w:r>
+      <w:r>
+        <w:rPr>
+          <w:lang w:val="fr_FR" w:bidi="fr_FR"/>
+        </w:rPr>
+        <w:t xml:space="preserve"> a un sens générique qui inclut hommes et femmes. Selon ce qui est le plus naturel dans votre langue, choisissez un mot, une expression ou une formulation qui exprime ce sens clairement. Traduction alternative : « tous et toutes » ou « tout le monde ».</w:t>
+      </w:r>
+      <w:hyperlink r:id="rId53">
+        <w:r>
+          <w:rPr>
+            <w:lang w:val="fr_FR" w:bidi="fr_FR"/>
+          </w:rPr>
+          <w:rPr>
+            <w:color w:val="0000EE"/>
+            <w:u w:val="single"/>
+          </w:rPr>
+          <w:t xml:space="preserve"> </w:t>
+        </w:r>
+      </w:hyperlink>
+    </w:p>
+    <w:p>
+      <w:pPr/>
+      <w:r>
+        <w:rPr>
+          <w:lang w:val="fr_FR" w:bidi="fr_FR"/>
+        </w:rPr>
+      </w:r>
+      <w:r>
+        <w:rPr>
+          <w:lang w:val="fr_FR" w:bidi="fr_FR"/>
+        </w:rPr>
+        <w:t xml:space="preserve">Voir: </w:t>
+      </w:r>
+      <w:r>
+        <w:rPr>
+          <w:lang w:val="fr_FR" w:bidi="fr_FR"/>
+        </w:rPr>
+        <w:t xml:space="preserve">Mots masculins qui incluent les femmes </w:t>
+      </w:r>
+      <w:r>
+        <w:rPr>
+          <w:lang w:val="fr_FR" w:bidi="fr_FR"/>
+        </w:rPr>
+      </w:r>
+      <w:r>
+        <w:rPr>
+          <w:lang w:val="fr_FR" w:bidi="fr_FR"/>
+        </w:rPr>
+      </w:r>
+    </w:p>
+    <w:p>
+      <w:pPr/>
+      <w:r>
+        <w:rPr>
+          <w:lang w:val="fr_FR" w:bidi="fr_FR"/>
+        </w:rPr>
+      </w:r>
+    </w:p>
+    <w:p>
+      <w:pPr>
+        <w:pStyle w:val="Heading2"/>
+      </w:pPr>
+      <w:r>
+        <w:rPr>
+          <w:lang w:val="fr_FR" w:bidi="fr_FR"/>
+        </w:rPr>
         <w:t>2 Timothée 3.10 (#1)</w:t>
       </w:r>
       <w:r>
@@ -34431,6 +36253,126 @@
         <w:rPr>
           <w:lang w:val="fr_FR" w:bidi="fr_FR"/>
         </w:rPr>
+        <w:t>2 Timothée 3.12 (#4))</w:t>
+      </w:r>
+      <w:r>
+        <w:rPr>
+          <w:lang w:val="fr_FR" w:bidi="fr_FR"/>
+        </w:rPr>
+      </w:r>
+    </w:p>
+    <w:p>
+      <w:pPr/>
+      <w:r>
+        <w:rPr>
+          <w:lang w:val="fr_FR" w:bidi="fr_FR"/>
+        </w:rPr>
+      </w:r>
+      <w:r>
+        <w:rPr>
+          <w:lang w:val="fr_FR" w:bidi="fr_FR"/>
+        </w:rPr>
+        <w:t>« tous ceux » - « persécutés »</w:t>
+      </w:r>
+    </w:p>
+    <w:p>
+      <w:pPr/>
+      <w:r>
+        <w:rPr>
+          <w:lang w:val="fr_FR" w:bidi="fr_FR"/>
+        </w:rPr>
+      </w:r>
+      <w:r>
+        <w:rPr>
+          <w:lang w:val="fr_FR" w:bidi="fr_FR"/>
+        </w:rPr>
+        <w:t xml:space="preserve">Les mots </w:t>
+      </w:r>
+      <w:r>
+        <w:rPr>
+          <w:b/>
+          <w:lang w:val="fr_FR" w:bidi="fr_FR"/>
+        </w:rPr>
+        <w:t>tous ceux</w:t>
+      </w:r>
+      <w:r>
+        <w:rPr>
+          <w:lang w:val="fr_FR" w:bidi="fr_FR"/>
+        </w:rPr>
+        <w:t xml:space="preserve"> et </w:t>
+      </w:r>
+      <w:r>
+        <w:rPr>
+          <w:b/>
+          <w:lang w:val="fr_FR" w:bidi="fr_FR"/>
+        </w:rPr>
+        <w:t>persécutés</w:t>
+      </w:r>
+      <w:r>
+        <w:rPr>
+          <w:lang w:val="fr_FR" w:bidi="fr_FR"/>
+        </w:rPr>
+        <w:t xml:space="preserve"> sont à la forme masculine, mais ils sont utilisés dans un sens générique qui inclut les hommes et les femmes. Selon ce qui est le plus naturel dans votre langue, choisissez un mot, une expression ou une formulation qui exprime ce sens clairement. Traduction alternative : « tous les gens » - « persécutés » / « toutes les personnes » « persécutées ».</w:t>
+      </w:r>
+      <w:hyperlink r:id="rId54">
+        <w:r>
+          <w:rPr>
+            <w:lang w:val="fr_FR" w:bidi="fr_FR"/>
+          </w:rPr>
+          <w:rPr>
+            <w:color w:val="0000EE"/>
+            <w:u w:val="single"/>
+          </w:rPr>
+          <w:t xml:space="preserve"> </w:t>
+        </w:r>
+      </w:hyperlink>
+    </w:p>
+    <w:p>
+      <w:pPr/>
+      <w:r>
+        <w:rPr>
+          <w:lang w:val="fr_FR" w:bidi="fr_FR"/>
+        </w:rPr>
+      </w:r>
+      <w:r>
+        <w:rPr>
+          <w:lang w:val="fr_FR" w:bidi="fr_FR"/>
+        </w:rPr>
+        <w:t xml:space="preserve">Voir: </w:t>
+      </w:r>
+      <w:r>
+        <w:rPr>
+          <w:lang w:val="fr_FR" w:bidi="fr_FR"/>
+        </w:rPr>
+        <w:t xml:space="preserve">Mots masculins qui incluent les femmes </w:t>
+      </w:r>
+      <w:r>
+        <w:rPr>
+          <w:lang w:val="fr_FR" w:bidi="fr_FR"/>
+        </w:rPr>
+      </w:r>
+      <w:r>
+        <w:rPr>
+          <w:lang w:val="fr_FR" w:bidi="fr_FR"/>
+        </w:rPr>
+      </w:r>
+    </w:p>
+    <w:p>
+      <w:pPr/>
+      <w:r>
+        <w:rPr>
+          <w:lang w:val="fr_FR" w:bidi="fr_FR"/>
+        </w:rPr>
+      </w:r>
+    </w:p>
+    <w:p>
+      <w:pPr>
+        <w:pStyle w:val="Heading2"/>
+      </w:pPr>
+      <w:r>
+        <w:rPr>
+          <w:lang w:val="fr_FR" w:bidi="fr_FR"/>
+        </w:rPr>
         <w:t>2 Timothée 3.13 (#1)</w:t>
       </w:r>
       <w:r>
@@ -35202,6 +37144,126 @@
         <w:rPr>
           <w:lang w:val="fr_FR" w:bidi="fr_FR"/>
         </w:rPr>
+        <w:t>2 Timothée 3.13 (#8)</w:t>
+      </w:r>
+      <w:r>
+        <w:rPr>
+          <w:lang w:val="fr_FR" w:bidi="fr_FR"/>
+        </w:rPr>
+      </w:r>
+    </w:p>
+    <w:p>
+      <w:pPr/>
+      <w:r>
+        <w:rPr>
+          <w:lang w:val="fr_FR" w:bidi="fr_FR"/>
+        </w:rPr>
+      </w:r>
+      <w:r>
+        <w:rPr>
+          <w:lang w:val="fr_FR" w:bidi="fr_FR"/>
+        </w:rPr>
+        <w:t>« les hommes méchants et imposteurs » - « égarés eux-mêmes »</w:t>
+      </w:r>
+    </w:p>
+    <w:p>
+      <w:pPr/>
+      <w:r>
+        <w:rPr>
+          <w:lang w:val="fr_FR" w:bidi="fr_FR"/>
+        </w:rPr>
+      </w:r>
+      <w:r>
+        <w:rPr>
+          <w:lang w:val="fr_FR" w:bidi="fr_FR"/>
+        </w:rPr>
+        <w:t xml:space="preserve">Les mots </w:t>
+      </w:r>
+      <w:r>
+        <w:rPr>
+          <w:b/>
+          <w:lang w:val="fr_FR" w:bidi="fr_FR"/>
+        </w:rPr>
+        <w:t>hommes méchants et imposteurs</w:t>
+      </w:r>
+      <w:r>
+        <w:rPr>
+          <w:lang w:val="fr_FR" w:bidi="fr_FR"/>
+        </w:rPr>
+        <w:t xml:space="preserve"> et </w:t>
+      </w:r>
+      <w:r>
+        <w:rPr>
+          <w:b/>
+          <w:lang w:val="fr_FR" w:bidi="fr_FR"/>
+        </w:rPr>
+        <w:t>égarés eux-mêmes</w:t>
+      </w:r>
+      <w:r>
+        <w:rPr>
+          <w:lang w:val="fr_FR" w:bidi="fr_FR"/>
+        </w:rPr>
+        <w:t xml:space="preserve"> sont utilisés dans un sens générique qui peut inclure hommes et femmes. Selon ce qui est le plus naturel dans votre langue, choisissez un mot, une expression ou une formulation qui exprime ce sens clairement. Traduction alternative : « les personnes méchantes et les personnes qui trompent les autres » - « égarées elles-mêmes » ou « les gens méchants et qui trompent les autres » - « égarés eux-mêmes ».</w:t>
+      </w:r>
+      <w:hyperlink r:id="rId55">
+        <w:r>
+          <w:rPr>
+            <w:lang w:val="fr_FR" w:bidi="fr_FR"/>
+          </w:rPr>
+          <w:rPr>
+            <w:color w:val="0000EE"/>
+            <w:u w:val="single"/>
+          </w:rPr>
+          <w:t xml:space="preserve"> </w:t>
+        </w:r>
+      </w:hyperlink>
+    </w:p>
+    <w:p>
+      <w:pPr/>
+      <w:r>
+        <w:rPr>
+          <w:lang w:val="fr_FR" w:bidi="fr_FR"/>
+        </w:rPr>
+      </w:r>
+      <w:r>
+        <w:rPr>
+          <w:lang w:val="fr_FR" w:bidi="fr_FR"/>
+        </w:rPr>
+        <w:t xml:space="preserve">Voir: </w:t>
+      </w:r>
+      <w:r>
+        <w:rPr>
+          <w:lang w:val="fr_FR" w:bidi="fr_FR"/>
+        </w:rPr>
+        <w:t xml:space="preserve">Mots masculins qui incluent les femmes </w:t>
+      </w:r>
+      <w:r>
+        <w:rPr>
+          <w:lang w:val="fr_FR" w:bidi="fr_FR"/>
+        </w:rPr>
+      </w:r>
+      <w:r>
+        <w:rPr>
+          <w:lang w:val="fr_FR" w:bidi="fr_FR"/>
+        </w:rPr>
+      </w:r>
+    </w:p>
+    <w:p>
+      <w:pPr/>
+      <w:r>
+        <w:rPr>
+          <w:lang w:val="fr_FR" w:bidi="fr_FR"/>
+        </w:rPr>
+      </w:r>
+    </w:p>
+    <w:p>
+      <w:pPr>
+        <w:pStyle w:val="Heading2"/>
+      </w:pPr>
+      <w:r>
+        <w:rPr>
+          <w:lang w:val="fr_FR" w:bidi="fr_FR"/>
+        </w:rPr>
         <w:t>2 Timothée 3.14 (#1)</w:t>
       </w:r>
       <w:r>
@@ -37722,6 +39784,126 @@
         <w:rPr>
           <w:lang w:val="fr_FR" w:bidi="fr_FR"/>
         </w:rPr>
+        <w:t>2 Timothée 4.1 (#5)</w:t>
+      </w:r>
+      <w:r>
+        <w:rPr>
+          <w:lang w:val="fr_FR" w:bidi="fr_FR"/>
+        </w:rPr>
+      </w:r>
+    </w:p>
+    <w:p>
+      <w:pPr/>
+      <w:r>
+        <w:rPr>
+          <w:lang w:val="fr_FR" w:bidi="fr_FR"/>
+        </w:rPr>
+      </w:r>
+      <w:r>
+        <w:rPr>
+          <w:lang w:val="fr_FR" w:bidi="fr_FR"/>
+        </w:rPr>
+        <w:t>« les vivants et les morts »</w:t>
+      </w:r>
+    </w:p>
+    <w:p>
+      <w:pPr/>
+      <w:r>
+        <w:rPr>
+          <w:lang w:val="fr_FR" w:bidi="fr_FR"/>
+        </w:rPr>
+      </w:r>
+      <w:r>
+        <w:rPr>
+          <w:lang w:val="fr_FR" w:bidi="fr_FR"/>
+        </w:rPr>
+        <w:t xml:space="preserve">Les mots </w:t>
+      </w:r>
+      <w:r>
+        <w:rPr>
+          <w:b/>
+          <w:lang w:val="fr_FR" w:bidi="fr_FR"/>
+        </w:rPr>
+        <w:t>vivants</w:t>
+      </w:r>
+      <w:r>
+        <w:rPr>
+          <w:lang w:val="fr_FR" w:bidi="fr_FR"/>
+        </w:rPr>
+        <w:t xml:space="preserve"> et </w:t>
+      </w:r>
+      <w:r>
+        <w:rPr>
+          <w:b/>
+          <w:lang w:val="fr_FR" w:bidi="fr_FR"/>
+        </w:rPr>
+        <w:t>morts</w:t>
+      </w:r>
+      <w:r>
+        <w:rPr>
+          <w:lang w:val="fr_FR" w:bidi="fr_FR"/>
+        </w:rPr>
+        <w:t xml:space="preserve"> sont à la forme masculine, mais ils sont utilisés dans un sens générique qui inclut les hommes et les femmes. Selon ce qui est le plus naturel dans votre langue, choisissez un mot, une expression ou une formulation qui exprime ce sens clairement. Traduction alternative : « tous les gens qui sont morts et tous les gens qui sont vivants » ou « toutes les personnes qui sont mortes et toutes les personnes qui sont vivantes ».</w:t>
+      </w:r>
+      <w:hyperlink r:id="rId56">
+        <w:r>
+          <w:rPr>
+            <w:lang w:val="fr_FR" w:bidi="fr_FR"/>
+          </w:rPr>
+          <w:rPr>
+            <w:color w:val="0000EE"/>
+            <w:u w:val="single"/>
+          </w:rPr>
+          <w:t xml:space="preserve"> </w:t>
+        </w:r>
+      </w:hyperlink>
+    </w:p>
+    <w:p>
+      <w:pPr/>
+      <w:r>
+        <w:rPr>
+          <w:lang w:val="fr_FR" w:bidi="fr_FR"/>
+        </w:rPr>
+      </w:r>
+      <w:r>
+        <w:rPr>
+          <w:lang w:val="fr_FR" w:bidi="fr_FR"/>
+        </w:rPr>
+        <w:t xml:space="preserve">Voir: </w:t>
+      </w:r>
+      <w:r>
+        <w:rPr>
+          <w:lang w:val="fr_FR" w:bidi="fr_FR"/>
+        </w:rPr>
+        <w:t xml:space="preserve">Mots masculins qui incluent les femmes </w:t>
+      </w:r>
+      <w:r>
+        <w:rPr>
+          <w:lang w:val="fr_FR" w:bidi="fr_FR"/>
+        </w:rPr>
+      </w:r>
+      <w:r>
+        <w:rPr>
+          <w:lang w:val="fr_FR" w:bidi="fr_FR"/>
+        </w:rPr>
+      </w:r>
+    </w:p>
+    <w:p>
+      <w:pPr/>
+      <w:r>
+        <w:rPr>
+          <w:lang w:val="fr_FR" w:bidi="fr_FR"/>
+        </w:rPr>
+      </w:r>
+    </w:p>
+    <w:p>
+      <w:pPr>
+        <w:pStyle w:val="Heading2"/>
+      </w:pPr>
+      <w:r>
+        <w:rPr>
+          <w:lang w:val="fr_FR" w:bidi="fr_FR"/>
+        </w:rPr>
         <w:t>2 Timothée 4.2 (#1)</w:t>
       </w:r>
       <w:r>
@@ -39307,6 +41489,113 @@
         <w:rPr>
           <w:lang w:val="fr_FR" w:bidi="fr_FR"/>
         </w:rPr>
+        <w:t>2 Timothée 4.3 (#10)</w:t>
+      </w:r>
+      <w:r>
+        <w:rPr>
+          <w:lang w:val="fr_FR" w:bidi="fr_FR"/>
+        </w:rPr>
+      </w:r>
+    </w:p>
+    <w:p>
+      <w:pPr/>
+      <w:r>
+        <w:rPr>
+          <w:lang w:val="fr_FR" w:bidi="fr_FR"/>
+        </w:rPr>
+      </w:r>
+      <w:r>
+        <w:rPr>
+          <w:lang w:val="fr_FR" w:bidi="fr_FR"/>
+        </w:rPr>
+        <w:t>« tous ceux »</w:t>
+      </w:r>
+    </w:p>
+    <w:p>
+      <w:pPr/>
+      <w:r>
+        <w:rPr>
+          <w:lang w:val="fr_FR" w:bidi="fr_FR"/>
+        </w:rPr>
+      </w:r>
+      <w:r>
+        <w:rPr>
+          <w:lang w:val="fr_FR" w:bidi="fr_FR"/>
+        </w:rPr>
+        <w:t xml:space="preserve">Les mots </w:t>
+      </w:r>
+      <w:r>
+        <w:rPr>
+          <w:b/>
+          <w:lang w:val="fr_FR" w:bidi="fr_FR"/>
+        </w:rPr>
+        <w:t xml:space="preserve">tous ceux </w:t>
+      </w:r>
+      <w:r>
+        <w:rPr>
+          <w:lang w:val="fr_FR" w:bidi="fr_FR"/>
+        </w:rPr>
+        <w:t>sont à la forme masculine, mais ils sont utilisés dans un sens générique qui inclut les hommes et les femmes. Selon ce qui est le plus naturel dans votre langue, choisissez un mot, une expression ou une formulation qui exprime ce sens clairement. Traduction alternative : « tous les gens » ou « toutes les personnes ».</w:t>
+      </w:r>
+      <w:hyperlink r:id="rId57">
+        <w:r>
+          <w:rPr>
+            <w:lang w:val="fr_FR" w:bidi="fr_FR"/>
+          </w:rPr>
+          <w:rPr>
+            <w:color w:val="0000EE"/>
+            <w:u w:val="single"/>
+          </w:rPr>
+          <w:t xml:space="preserve"> </w:t>
+        </w:r>
+      </w:hyperlink>
+    </w:p>
+    <w:p>
+      <w:pPr/>
+      <w:r>
+        <w:rPr>
+          <w:lang w:val="fr_FR" w:bidi="fr_FR"/>
+        </w:rPr>
+      </w:r>
+      <w:r>
+        <w:rPr>
+          <w:lang w:val="fr_FR" w:bidi="fr_FR"/>
+        </w:rPr>
+        <w:t xml:space="preserve">Voir: </w:t>
+      </w:r>
+      <w:r>
+        <w:rPr>
+          <w:lang w:val="fr_FR" w:bidi="fr_FR"/>
+        </w:rPr>
+        <w:t xml:space="preserve">Mots masculins qui incluent les femmes </w:t>
+      </w:r>
+      <w:r>
+        <w:rPr>
+          <w:lang w:val="fr_FR" w:bidi="fr_FR"/>
+        </w:rPr>
+      </w:r>
+      <w:r>
+        <w:rPr>
+          <w:lang w:val="fr_FR" w:bidi="fr_FR"/>
+        </w:rPr>
+      </w:r>
+    </w:p>
+    <w:p>
+      <w:pPr/>
+      <w:r>
+        <w:rPr>
+          <w:lang w:val="fr_FR" w:bidi="fr_FR"/>
+        </w:rPr>
+      </w:r>
+    </w:p>
+    <w:p>
+      <w:pPr>
+        <w:pStyle w:val="Heading2"/>
+      </w:pPr>
+      <w:r>
+        <w:rPr>
+          <w:lang w:val="fr_FR" w:bidi="fr_FR"/>
+        </w:rPr>
         <w:t>2 Timothée 4.4 (#1)</w:t>
       </w:r>
       <w:r>
@@ -40048,7 +42337,7 @@
         </w:rPr>
         <w:t xml:space="preserve"> (voir </w:t>
       </w:r>
-      <w:hyperlink r:id="rId41">
+      <w:hyperlink r:id="rId58">
         <w:r>
           <w:rPr>
             <w:lang w:val="fr_FR" w:bidi="fr_FR"/>
@@ -41534,6 +43823,113 @@
         <w:rPr>
           <w:lang w:val="fr_FR" w:bidi="fr_FR"/>
         </w:rPr>
+        <w:t>2 Timothée 4.17 (#9)</w:t>
+      </w:r>
+      <w:r>
+        <w:rPr>
+          <w:lang w:val="fr_FR" w:bidi="fr_FR"/>
+        </w:rPr>
+      </w:r>
+    </w:p>
+    <w:p>
+      <w:pPr/>
+      <w:r>
+        <w:rPr>
+          <w:lang w:val="fr_FR" w:bidi="fr_FR"/>
+        </w:rPr>
+      </w:r>
+      <w:r>
+        <w:rPr>
+          <w:lang w:val="fr_FR" w:bidi="fr_FR"/>
+        </w:rPr>
+        <w:t>« tous »</w:t>
+      </w:r>
+    </w:p>
+    <w:p>
+      <w:pPr/>
+      <w:r>
+        <w:rPr>
+          <w:lang w:val="fr_FR" w:bidi="fr_FR"/>
+        </w:rPr>
+      </w:r>
+      <w:r>
+        <w:rPr>
+          <w:lang w:val="fr_FR" w:bidi="fr_FR"/>
+        </w:rPr>
+        <w:t xml:space="preserve">Le pronom </w:t>
+      </w:r>
+      <w:r>
+        <w:rPr>
+          <w:b/>
+          <w:lang w:val="fr_FR" w:bidi="fr_FR"/>
+        </w:rPr>
+        <w:t>tous</w:t>
+      </w:r>
+      <w:r>
+        <w:rPr>
+          <w:lang w:val="fr_FR" w:bidi="fr_FR"/>
+        </w:rPr>
+        <w:t xml:space="preserve"> est masculin, mais il est utilisé dans un sens générique qui pourrait inclure hommes et femmes. Paul ne donne pas plus de précisions au sujet de qui il parle quand il dit « tous » ; il n'est donc pas possible de savoir si ce groupe inclut effectivement des femmes ou non. Selon ce qui est le plus naturel dans votre langue, choisissez un mot, une expression ou une formulation qui exprime ce sens clairement. Traduction alternative : « tout le monde ».</w:t>
+      </w:r>
+      <w:hyperlink r:id="rId59">
+        <w:r>
+          <w:rPr>
+            <w:lang w:val="fr_FR" w:bidi="fr_FR"/>
+          </w:rPr>
+          <w:rPr>
+            <w:color w:val="0000EE"/>
+            <w:u w:val="single"/>
+          </w:rPr>
+          <w:t xml:space="preserve"> </w:t>
+        </w:r>
+      </w:hyperlink>
+    </w:p>
+    <w:p>
+      <w:pPr/>
+      <w:r>
+        <w:rPr>
+          <w:lang w:val="fr_FR" w:bidi="fr_FR"/>
+        </w:rPr>
+      </w:r>
+      <w:r>
+        <w:rPr>
+          <w:lang w:val="fr_FR" w:bidi="fr_FR"/>
+        </w:rPr>
+        <w:t xml:space="preserve">Voir: </w:t>
+      </w:r>
+      <w:r>
+        <w:rPr>
+          <w:lang w:val="fr_FR" w:bidi="fr_FR"/>
+        </w:rPr>
+        <w:t xml:space="preserve">Mots masculins qui incluent les femmes </w:t>
+      </w:r>
+      <w:r>
+        <w:rPr>
+          <w:lang w:val="fr_FR" w:bidi="fr_FR"/>
+        </w:rPr>
+      </w:r>
+      <w:r>
+        <w:rPr>
+          <w:lang w:val="fr_FR" w:bidi="fr_FR"/>
+        </w:rPr>
+      </w:r>
+    </w:p>
+    <w:p>
+      <w:pPr/>
+      <w:r>
+        <w:rPr>
+          <w:lang w:val="fr_FR" w:bidi="fr_FR"/>
+        </w:rPr>
+      </w:r>
+    </w:p>
+    <w:p>
+      <w:pPr>
+        <w:pStyle w:val="Heading2"/>
+      </w:pPr>
+      <w:r>
+        <w:rPr>
+          <w:lang w:val="fr_FR" w:bidi="fr_FR"/>
+        </w:rPr>
         <w:t>2 Timothée 4.8 (#1)</w:t>
       </w:r>
       <w:r>
@@ -42300,7 +44696,7 @@
         </w:rPr>
         <w:t xml:space="preserve"> décrit ici le moment où Jésus reviendra dans ce monde. À ce moment-là, il jugera le monde. Vérifiez comment vous avez traduit ce mot dans </w:t>
       </w:r>
-      <w:hyperlink r:id="rId42">
+      <w:hyperlink r:id="rId56">
         <w:r>
           <w:rPr>
             <w:lang w:val="fr_FR" w:bidi="fr_FR"/>
@@ -42378,6 +44774,113 @@
         <w:rPr>
           <w:lang w:val="fr_FR" w:bidi="fr_FR"/>
         </w:rPr>
+        <w:t>2 Timothée 4.8 (#9)</w:t>
+      </w:r>
+      <w:r>
+        <w:rPr>
+          <w:lang w:val="fr_FR" w:bidi="fr_FR"/>
+        </w:rPr>
+      </w:r>
+    </w:p>
+    <w:p>
+      <w:pPr/>
+      <w:r>
+        <w:rPr>
+          <w:lang w:val="fr_FR" w:bidi="fr_FR"/>
+        </w:rPr>
+      </w:r>
+      <w:r>
+        <w:rPr>
+          <w:lang w:val="fr_FR" w:bidi="fr_FR"/>
+        </w:rPr>
+        <w:t>« les païens »</w:t>
+      </w:r>
+    </w:p>
+    <w:p>
+      <w:pPr/>
+      <w:r>
+        <w:rPr>
+          <w:lang w:val="fr_FR" w:bidi="fr_FR"/>
+        </w:rPr>
+      </w:r>
+      <w:r>
+        <w:rPr>
+          <w:lang w:val="fr_FR" w:bidi="fr_FR"/>
+        </w:rPr>
+        <w:t xml:space="preserve">Le mot </w:t>
+      </w:r>
+      <w:r>
+        <w:rPr>
+          <w:b/>
+          <w:lang w:val="fr_FR" w:bidi="fr_FR"/>
+        </w:rPr>
+        <w:t>païens</w:t>
+      </w:r>
+      <w:r>
+        <w:rPr>
+          <w:lang w:val="fr_FR" w:bidi="fr_FR"/>
+        </w:rPr>
+        <w:t xml:space="preserve"> est à la forme masculine, mais il est utilisé dans un sens générique qui inclut les hommes et les femmes. Selon ce qui est le plus naturel dans votre langue, choisissez un mot, une expression ou une formulation qui exprime ce sens clairement. Traduction alternative : « tous les païens hommes et femmes » ou « toutes les personnes païennes ». </w:t>
+      </w:r>
+      <w:hyperlink r:id="rId60">
+        <w:r>
+          <w:rPr>
+            <w:lang w:val="fr_FR" w:bidi="fr_FR"/>
+          </w:rPr>
+          <w:rPr>
+            <w:color w:val="0000EE"/>
+            <w:u w:val="single"/>
+          </w:rPr>
+          <w:t xml:space="preserve"> </w:t>
+        </w:r>
+      </w:hyperlink>
+    </w:p>
+    <w:p>
+      <w:pPr/>
+      <w:r>
+        <w:rPr>
+          <w:lang w:val="fr_FR" w:bidi="fr_FR"/>
+        </w:rPr>
+      </w:r>
+      <w:r>
+        <w:rPr>
+          <w:lang w:val="fr_FR" w:bidi="fr_FR"/>
+        </w:rPr>
+        <w:t xml:space="preserve">Voir: </w:t>
+      </w:r>
+      <w:r>
+        <w:rPr>
+          <w:lang w:val="fr_FR" w:bidi="fr_FR"/>
+        </w:rPr>
+        <w:t xml:space="preserve">Mots masculins qui incluent les femmes </w:t>
+      </w:r>
+      <w:r>
+        <w:rPr>
+          <w:lang w:val="fr_FR" w:bidi="fr_FR"/>
+        </w:rPr>
+      </w:r>
+      <w:r>
+        <w:rPr>
+          <w:lang w:val="fr_FR" w:bidi="fr_FR"/>
+        </w:rPr>
+      </w:r>
+    </w:p>
+    <w:p>
+      <w:pPr/>
+      <w:r>
+        <w:rPr>
+          <w:lang w:val="fr_FR" w:bidi="fr_FR"/>
+        </w:rPr>
+      </w:r>
+    </w:p>
+    <w:p>
+      <w:pPr>
+        <w:pStyle w:val="Heading2"/>
+      </w:pPr>
+      <w:r>
+        <w:rPr>
+          <w:lang w:val="fr_FR" w:bidi="fr_FR"/>
+        </w:rPr>
         <w:t>2 Timothée 4.9 (#1)</w:t>
       </w:r>
       <w:r>
@@ -45202,6 +47705,126 @@
         <w:rPr>
           <w:lang w:val="fr_FR" w:bidi="fr_FR"/>
         </w:rPr>
+        <w:t>2 Timothée 4.16 (#6)</w:t>
+      </w:r>
+      <w:r>
+        <w:rPr>
+          <w:lang w:val="fr_FR" w:bidi="fr_FR"/>
+        </w:rPr>
+      </w:r>
+    </w:p>
+    <w:p>
+      <w:pPr/>
+      <w:r>
+        <w:rPr>
+          <w:lang w:val="fr_FR" w:bidi="fr_FR"/>
+        </w:rPr>
+      </w:r>
+      <w:r>
+        <w:rPr>
+          <w:lang w:val="fr_FR" w:bidi="fr_FR"/>
+        </w:rPr>
+        <w:t>« les hommes » - « ils »</w:t>
+      </w:r>
+    </w:p>
+    <w:p>
+      <w:pPr/>
+      <w:r>
+        <w:rPr>
+          <w:lang w:val="fr_FR" w:bidi="fr_FR"/>
+        </w:rPr>
+      </w:r>
+      <w:r>
+        <w:rPr>
+          <w:lang w:val="fr_FR" w:bidi="fr_FR"/>
+        </w:rPr>
+        <w:t xml:space="preserve">Les mots </w:t>
+      </w:r>
+      <w:r>
+        <w:rPr>
+          <w:b/>
+          <w:lang w:val="fr_FR" w:bidi="fr_FR"/>
+        </w:rPr>
+        <w:t>hommes</w:t>
+      </w:r>
+      <w:r>
+        <w:rPr>
+          <w:lang w:val="fr_FR" w:bidi="fr_FR"/>
+        </w:rPr>
+        <w:t xml:space="preserve"> et </w:t>
+      </w:r>
+      <w:r>
+        <w:rPr>
+          <w:b/>
+          <w:lang w:val="fr_FR" w:bidi="fr_FR"/>
+        </w:rPr>
+        <w:t>ils</w:t>
+      </w:r>
+      <w:r>
+        <w:rPr>
+          <w:lang w:val="fr_FR" w:bidi="fr_FR"/>
+        </w:rPr>
+        <w:t xml:space="preserve"> sont utilisés dans un sens générique qui inclut les hommes et les femmes. Selon ce qui est le plus naturel dans votre langue, choisissez un mot, une expression ou une formulation qui exprime ce sens clairement. Traduction alternative : « les gens ».</w:t>
+      </w:r>
+      <w:hyperlink r:id="rId61">
+        <w:r>
+          <w:rPr>
+            <w:lang w:val="fr_FR" w:bidi="fr_FR"/>
+          </w:rPr>
+          <w:rPr>
+            <w:color w:val="0000EE"/>
+            <w:u w:val="single"/>
+          </w:rPr>
+          <w:t xml:space="preserve"> </w:t>
+        </w:r>
+      </w:hyperlink>
+    </w:p>
+    <w:p>
+      <w:pPr/>
+      <w:r>
+        <w:rPr>
+          <w:lang w:val="fr_FR" w:bidi="fr_FR"/>
+        </w:rPr>
+      </w:r>
+      <w:r>
+        <w:rPr>
+          <w:lang w:val="fr_FR" w:bidi="fr_FR"/>
+        </w:rPr>
+        <w:t xml:space="preserve">Voir: </w:t>
+      </w:r>
+      <w:r>
+        <w:rPr>
+          <w:lang w:val="fr_FR" w:bidi="fr_FR"/>
+        </w:rPr>
+        <w:t xml:space="preserve">Mots masculins qui incluent les femmes </w:t>
+      </w:r>
+      <w:r>
+        <w:rPr>
+          <w:lang w:val="fr_FR" w:bidi="fr_FR"/>
+        </w:rPr>
+      </w:r>
+      <w:r>
+        <w:rPr>
+          <w:lang w:val="fr_FR" w:bidi="fr_FR"/>
+        </w:rPr>
+      </w:r>
+    </w:p>
+    <w:p>
+      <w:pPr/>
+      <w:r>
+        <w:rPr>
+          <w:lang w:val="fr_FR" w:bidi="fr_FR"/>
+        </w:rPr>
+      </w:r>
+    </w:p>
+    <w:p>
+      <w:pPr>
+        <w:pStyle w:val="Heading2"/>
+      </w:pPr>
+      <w:r>
+        <w:rPr>
+          <w:lang w:val="fr_FR" w:bidi="fr_FR"/>
+        </w:rPr>
         <w:t>2 Timothée 4.17 (#1)</w:t>
       </w:r>
       <w:r>
@@ -45244,7 +47867,7 @@
         </w:rPr>
         <w:t xml:space="preserve">voir </w:t>
       </w:r>
-      <w:hyperlink r:id="rId43">
+      <w:hyperlink r:id="rId61">
         <w:r>
           <w:rPr>
             <w:lang w:val="fr_FR" w:bidi="fr_FR"/>
@@ -46324,7 +48947,7 @@
         </w:rPr>
         <w:t xml:space="preserve"> est le nom d'une personne de sexe masculin. Vérifiez comment vous avez traduit ce nom dans </w:t>
       </w:r>
-      <w:hyperlink r:id="rId17">
+      <w:hyperlink r:id="rId18">
         <w:r>
           <w:rPr>
             <w:lang w:val="fr_FR" w:bidi="fr_FR"/>

--- a/fra/docx/55.content.docx
+++ b/fra/docx/55.content.docx
@@ -210,6 +210,21 @@
           <w:b/>
           <w:lang w:val="fr_FR" w:bidi="fr_FR"/>
         </w:rPr>
+        <w:t>Παῦλος, ἀπόστολος</w:t>
+      </w:r>
+    </w:p>
+    <w:p>
+      <w:pPr/>
+      <w:r>
+        <w:rPr>
+          <w:lang w:val="fr_FR" w:bidi="fr_FR"/>
+        </w:rPr>
+      </w:r>
+      <w:r>
+        <w:rPr>
+          <w:b/>
+          <w:lang w:val="fr_FR" w:bidi="fr_FR"/>
+        </w:rPr>
         <w:t>« Paul, apôtre »</w:t>
       </w:r>
     </w:p>
@@ -293,6 +308,21 @@
           <w:b/>
           <w:lang w:val="fr_FR" w:bidi="fr_FR"/>
         </w:rPr>
+        <w:t>διὰ θελήματος Θεοῦ</w:t>
+      </w:r>
+    </w:p>
+    <w:p>
+      <w:pPr/>
+      <w:r>
+        <w:rPr>
+          <w:lang w:val="fr_FR" w:bidi="fr_FR"/>
+        </w:rPr>
+      </w:r>
+      <w:r>
+        <w:rPr>
+          <w:b/>
+          <w:lang w:val="fr_FR" w:bidi="fr_FR"/>
+        </w:rPr>
         <w:t>« par la volonté de Dieu »</w:t>
       </w:r>
     </w:p>
@@ -381,6 +411,21 @@
         <w:rPr>
           <w:lang w:val="fr_FR" w:bidi="fr_FR"/>
         </w:rPr>
+      </w:r>
+    </w:p>
+    <w:p>
+      <w:pPr/>
+      <w:r>
+        <w:rPr>
+          <w:lang w:val="fr_FR" w:bidi="fr_FR"/>
+        </w:rPr>
+      </w:r>
+      <w:r>
+        <w:rPr>
+          <w:b/>
+          <w:lang w:val="fr_FR" w:bidi="fr_FR"/>
+        </w:rPr>
+        <w:t>κατ’</w:t>
       </w:r>
     </w:p>
     <w:p>
@@ -667,6 +712,21 @@
           <w:b/>
           <w:lang w:val="fr_FR" w:bidi="fr_FR"/>
         </w:rPr>
+        <w:t>ἐπαγγελίαν ζωῆς</w:t>
+      </w:r>
+    </w:p>
+    <w:p>
+      <w:pPr/>
+      <w:r>
+        <w:rPr>
+          <w:lang w:val="fr_FR" w:bidi="fr_FR"/>
+        </w:rPr>
+      </w:r>
+      <w:r>
+        <w:rPr>
+          <w:b/>
+          <w:lang w:val="fr_FR" w:bidi="fr_FR"/>
+        </w:rPr>
         <w:t>« la promesse de la vie »</w:t>
       </w:r>
     </w:p>
@@ -789,6 +849,21 @@
           <w:b/>
           <w:lang w:val="fr_FR" w:bidi="fr_FR"/>
         </w:rPr>
+        <w:t>ζωῆς τῆς ἐν Χριστῷ Ἰησοῦ</w:t>
+      </w:r>
+    </w:p>
+    <w:p>
+      <w:pPr/>
+      <w:r>
+        <w:rPr>
+          <w:lang w:val="fr_FR" w:bidi="fr_FR"/>
+        </w:rPr>
+      </w:r>
+      <w:r>
+        <w:rPr>
+          <w:b/>
+          <w:lang w:val="fr_FR" w:bidi="fr_FR"/>
+        </w:rPr>
         <w:t>« de la vie qui est en Jésus-Christ »</w:t>
       </w:r>
     </w:p>
@@ -925,6 +1000,21 @@
           <w:b/>
           <w:lang w:val="fr_FR" w:bidi="fr_FR"/>
         </w:rPr>
+        <w:t>ζωῆς τῆς</w:t>
+      </w:r>
+    </w:p>
+    <w:p>
+      <w:pPr/>
+      <w:r>
+        <w:rPr>
+          <w:lang w:val="fr_FR" w:bidi="fr_FR"/>
+        </w:rPr>
+      </w:r>
+      <w:r>
+        <w:rPr>
+          <w:b/>
+          <w:lang w:val="fr_FR" w:bidi="fr_FR"/>
+        </w:rPr>
         <w:t>« de la vie qui est »</w:t>
       </w:r>
     </w:p>
@@ -1027,6 +1117,21 @@
           <w:b/>
           <w:lang w:val="fr_FR" w:bidi="fr_FR"/>
         </w:rPr>
+        <w:t>ζωῆς τῆς</w:t>
+      </w:r>
+    </w:p>
+    <w:p>
+      <w:pPr/>
+      <w:r>
+        <w:rPr>
+          <w:lang w:val="fr_FR" w:bidi="fr_FR"/>
+        </w:rPr>
+      </w:r>
+      <w:r>
+        <w:rPr>
+          <w:b/>
+          <w:lang w:val="fr_FR" w:bidi="fr_FR"/>
+        </w:rPr>
         <w:t>« de la vie qui est »</w:t>
       </w:r>
     </w:p>
@@ -1123,6 +1228,21 @@
           <w:b/>
           <w:lang w:val="fr_FR" w:bidi="fr_FR"/>
         </w:rPr>
+        <w:t>Τιμοθέῳ</w:t>
+      </w:r>
+    </w:p>
+    <w:p>
+      <w:pPr/>
+      <w:r>
+        <w:rPr>
+          <w:lang w:val="fr_FR" w:bidi="fr_FR"/>
+        </w:rPr>
+      </w:r>
+      <w:r>
+        <w:rPr>
+          <w:b/>
+          <w:lang w:val="fr_FR" w:bidi="fr_FR"/>
+        </w:rPr>
         <w:t>« à Timothée »</w:t>
       </w:r>
     </w:p>
@@ -1206,6 +1326,21 @@
           <w:b/>
           <w:lang w:val="fr_FR" w:bidi="fr_FR"/>
         </w:rPr>
+        <w:t>ἀγαπητῷ τέκνῳ</w:t>
+      </w:r>
+    </w:p>
+    <w:p>
+      <w:pPr/>
+      <w:r>
+        <w:rPr>
+          <w:lang w:val="fr_FR" w:bidi="fr_FR"/>
+        </w:rPr>
+      </w:r>
+      <w:r>
+        <w:rPr>
+          <w:b/>
+          <w:lang w:val="fr_FR" w:bidi="fr_FR"/>
+        </w:rPr>
         <w:t>« enfant bien-aimé »</w:t>
       </w:r>
     </w:p>
@@ -1302,6 +1437,21 @@
           <w:b/>
           <w:lang w:val="fr_FR" w:bidi="fr_FR"/>
         </w:rPr>
+        <w:t>χάρις, ἔλεος, εἰρήνη, ἀπὸ Θεοῦ Πατρὸς καὶ Χριστοῦ Ἰησοῦ τοῦ Κυρίου ἡμῶν</w:t>
+      </w:r>
+    </w:p>
+    <w:p>
+      <w:pPr/>
+      <w:r>
+        <w:rPr>
+          <w:lang w:val="fr_FR" w:bidi="fr_FR"/>
+        </w:rPr>
+      </w:r>
+      <w:r>
+        <w:rPr>
+          <w:b/>
+          <w:lang w:val="fr_FR" w:bidi="fr_FR"/>
+        </w:rPr>
         <w:t>« que la grâce, la miséricorde et la paix te soient données de la part de Dieu le Père et de Jésus-Christ notre Seigneur »</w:t>
       </w:r>
     </w:p>
@@ -1398,6 +1548,21 @@
           <w:b/>
           <w:lang w:val="fr_FR" w:bidi="fr_FR"/>
         </w:rPr>
+        <w:t>χάρις, ἔλεος, εἰρήνη</w:t>
+      </w:r>
+    </w:p>
+    <w:p>
+      <w:pPr/>
+      <w:r>
+        <w:rPr>
+          <w:lang w:val="fr_FR" w:bidi="fr_FR"/>
+        </w:rPr>
+      </w:r>
+      <w:r>
+        <w:rPr>
+          <w:b/>
+          <w:lang w:val="fr_FR" w:bidi="fr_FR"/>
+        </w:rPr>
         <w:t>« que la grâce, la miséricorde et la paix »</w:t>
       </w:r>
     </w:p>
@@ -1538,6 +1703,21 @@
           <w:b/>
           <w:lang w:val="fr_FR" w:bidi="fr_FR"/>
         </w:rPr>
+        <w:t>Θεοῦ Πατρὸς</w:t>
+      </w:r>
+    </w:p>
+    <w:p>
+      <w:pPr/>
+      <w:r>
+        <w:rPr>
+          <w:lang w:val="fr_FR" w:bidi="fr_FR"/>
+        </w:rPr>
+      </w:r>
+      <w:r>
+        <w:rPr>
+          <w:b/>
+          <w:lang w:val="fr_FR" w:bidi="fr_FR"/>
+        </w:rPr>
         <w:t>« Dieu le Père »</w:t>
       </w:r>
     </w:p>
@@ -1654,6 +1834,21 @@
           <w:b/>
           <w:lang w:val="fr_FR" w:bidi="fr_FR"/>
         </w:rPr>
+        <w:t>ἡμῶν</w:t>
+      </w:r>
+    </w:p>
+    <w:p>
+      <w:pPr/>
+      <w:r>
+        <w:rPr>
+          <w:lang w:val="fr_FR" w:bidi="fr_FR"/>
+        </w:rPr>
+      </w:r>
+      <w:r>
+        <w:rPr>
+          <w:b/>
+          <w:lang w:val="fr_FR" w:bidi="fr_FR"/>
+        </w:rPr>
         <w:t>« notre »</w:t>
       </w:r>
     </w:p>
@@ -1776,6 +1971,21 @@
           <w:b/>
           <w:lang w:val="fr_FR" w:bidi="fr_FR"/>
         </w:rPr>
+        <w:t>ἀγαπητῷ τέκνῳ</w:t>
+      </w:r>
+    </w:p>
+    <w:p>
+      <w:pPr/>
+      <w:r>
+        <w:rPr>
+          <w:lang w:val="fr_FR" w:bidi="fr_FR"/>
+        </w:rPr>
+      </w:r>
+      <w:r>
+        <w:rPr>
+          <w:b/>
+          <w:lang w:val="fr_FR" w:bidi="fr_FR"/>
+        </w:rPr>
         <w:t>« mon enfant bien-aimé »</w:t>
       </w:r>
     </w:p>
@@ -1852,6 +2062,21 @@
           <w:b/>
           <w:lang w:val="fr_FR" w:bidi="fr_FR"/>
         </w:rPr>
+        <w:t>χάριν ἔχω</w:t>
+      </w:r>
+    </w:p>
+    <w:p>
+      <w:pPr/>
+      <w:r>
+        <w:rPr>
+          <w:lang w:val="fr_FR" w:bidi="fr_FR"/>
+        </w:rPr>
+      </w:r>
+      <w:r>
+        <w:rPr>
+          <w:b/>
+          <w:lang w:val="fr_FR" w:bidi="fr_FR"/>
+        </w:rPr>
         <w:t>« Je rends grâces »</w:t>
       </w:r>
     </w:p>
@@ -1955,6 +2180,21 @@
           <w:b/>
           <w:lang w:val="fr_FR" w:bidi="fr_FR"/>
         </w:rPr>
+        <w:t>ᾧ λατρεύω ἀπὸ προγόνων</w:t>
+      </w:r>
+    </w:p>
+    <w:p>
+      <w:pPr/>
+      <w:r>
+        <w:rPr>
+          <w:lang w:val="fr_FR" w:bidi="fr_FR"/>
+        </w:rPr>
+      </w:r>
+      <w:r>
+        <w:rPr>
+          <w:b/>
+          <w:lang w:val="fr_FR" w:bidi="fr_FR"/>
+        </w:rPr>
         <w:t>« que mes ancêtres ont servi</w:t>
       </w:r>
       <w:r>
@@ -2072,6 +2312,21 @@
           <w:b/>
           <w:lang w:val="fr_FR" w:bidi="fr_FR"/>
         </w:rPr>
+        <w:t>ἐν καθαρᾷ συνειδήσει</w:t>
+      </w:r>
+    </w:p>
+    <w:p>
+      <w:pPr/>
+      <w:r>
+        <w:rPr>
+          <w:lang w:val="fr_FR" w:bidi="fr_FR"/>
+        </w:rPr>
+      </w:r>
+      <w:r>
+        <w:rPr>
+          <w:b/>
+          <w:lang w:val="fr_FR" w:bidi="fr_FR"/>
+        </w:rPr>
         <w:t>« avec une conscience pure »</w:t>
       </w:r>
     </w:p>
@@ -2291,6 +2546,21 @@
           <w:b/>
           <w:lang w:val="fr_FR" w:bidi="fr_FR"/>
         </w:rPr>
+        <w:t>σοῦ</w:t>
+      </w:r>
+    </w:p>
+    <w:p>
+      <w:pPr/>
+      <w:r>
+        <w:rPr>
+          <w:lang w:val="fr_FR" w:bidi="fr_FR"/>
+        </w:rPr>
+      </w:r>
+      <w:r>
+        <w:rPr>
+          <w:b/>
+          <w:lang w:val="fr_FR" w:bidi="fr_FR"/>
+        </w:rPr>
         <w:t>« toi »</w:t>
       </w:r>
     </w:p>
@@ -2387,6 +2657,21 @@
           <w:b/>
           <w:lang w:val="fr_FR" w:bidi="fr_FR"/>
         </w:rPr>
+        <w:t>νυκτὸς καὶ ἡμέρας</w:t>
+      </w:r>
+    </w:p>
+    <w:p>
+      <w:pPr/>
+      <w:r>
+        <w:rPr>
+          <w:lang w:val="fr_FR" w:bidi="fr_FR"/>
+        </w:rPr>
+      </w:r>
+      <w:r>
+        <w:rPr>
+          <w:b/>
+          <w:lang w:val="fr_FR" w:bidi="fr_FR"/>
+        </w:rPr>
         <w:t>« nuit et jour »</w:t>
       </w:r>
     </w:p>
@@ -2483,6 +2768,21 @@
           <w:b/>
           <w:lang w:val="fr_FR" w:bidi="fr_FR"/>
         </w:rPr>
+        <w:t>μεμνημένος σου τῶν δακρύων</w:t>
+      </w:r>
+    </w:p>
+    <w:p>
+      <w:pPr/>
+      <w:r>
+        <w:rPr>
+          <w:lang w:val="fr_FR" w:bidi="fr_FR"/>
+        </w:rPr>
+      </w:r>
+      <w:r>
+        <w:rPr>
+          <w:b/>
+          <w:lang w:val="fr_FR" w:bidi="fr_FR"/>
+        </w:rPr>
         <w:t>« me rappelant tes larmes »</w:t>
       </w:r>
     </w:p>
@@ -2566,6 +2866,21 @@
           <w:b/>
           <w:lang w:val="fr_FR" w:bidi="fr_FR"/>
         </w:rPr>
+        <w:t>σου τῶν δακρύων</w:t>
+      </w:r>
+    </w:p>
+    <w:p>
+      <w:pPr/>
+      <w:r>
+        <w:rPr>
+          <w:lang w:val="fr_FR" w:bidi="fr_FR"/>
+        </w:rPr>
+      </w:r>
+      <w:r>
+        <w:rPr>
+          <w:b/>
+          <w:lang w:val="fr_FR" w:bidi="fr_FR"/>
+        </w:rPr>
         <w:t>« tes larmes »</w:t>
       </w:r>
     </w:p>
@@ -2701,6 +3016,21 @@
           <w:b/>
           <w:lang w:val="fr_FR" w:bidi="fr_FR"/>
         </w:rPr>
+        <w:t>χαρᾶς πληρωθῶ</w:t>
+      </w:r>
+    </w:p>
+    <w:p>
+      <w:pPr/>
+      <w:r>
+        <w:rPr>
+          <w:lang w:val="fr_FR" w:bidi="fr_FR"/>
+        </w:rPr>
+      </w:r>
+      <w:r>
+        <w:rPr>
+          <w:b/>
+          <w:lang w:val="fr_FR" w:bidi="fr_FR"/>
+        </w:rPr>
         <w:t>« afin d’être rempli de joie »</w:t>
       </w:r>
     </w:p>
@@ -2810,6 +3140,21 @@
           <w:b/>
           <w:lang w:val="fr_FR" w:bidi="fr_FR"/>
         </w:rPr>
+        <w:t>χαρᾶς πληρωθῶ</w:t>
+      </w:r>
+    </w:p>
+    <w:p>
+      <w:pPr/>
+      <w:r>
+        <w:rPr>
+          <w:lang w:val="fr_FR" w:bidi="fr_FR"/>
+        </w:rPr>
+      </w:r>
+      <w:r>
+        <w:rPr>
+          <w:b/>
+          <w:lang w:val="fr_FR" w:bidi="fr_FR"/>
+        </w:rPr>
         <w:t>« afin d’être rempli de joie »</w:t>
       </w:r>
     </w:p>
@@ -2899,6 +3244,21 @@
           <w:b/>
           <w:lang w:val="fr_FR" w:bidi="fr_FR"/>
         </w:rPr>
+        <w:t>χαρᾶς πληρωθῶ</w:t>
+      </w:r>
+    </w:p>
+    <w:p>
+      <w:pPr/>
+      <w:r>
+        <w:rPr>
+          <w:lang w:val="fr_FR" w:bidi="fr_FR"/>
+        </w:rPr>
+      </w:r>
+      <w:r>
+        <w:rPr>
+          <w:b/>
+          <w:lang w:val="fr_FR" w:bidi="fr_FR"/>
+        </w:rPr>
         <w:t>« afin d’être rempli de joie »</w:t>
       </w:r>
     </w:p>
@@ -3001,6 +3361,21 @@
           <w:b/>
           <w:lang w:val="fr_FR" w:bidi="fr_FR"/>
         </w:rPr>
+        <w:t>ὑπόμνησιν λαβὼν</w:t>
+      </w:r>
+    </w:p>
+    <w:p>
+      <w:pPr/>
+      <w:r>
+        <w:rPr>
+          <w:lang w:val="fr_FR" w:bidi="fr_FR"/>
+        </w:rPr>
+      </w:r>
+      <w:r>
+        <w:rPr>
+          <w:b/>
+          <w:lang w:val="fr_FR" w:bidi="fr_FR"/>
+        </w:rPr>
         <w:t>« gardant le souvenir »</w:t>
       </w:r>
     </w:p>
@@ -3450,6 +3825,21 @@
           <w:b/>
           <w:lang w:val="fr_FR" w:bidi="fr_FR"/>
         </w:rPr>
+        <w:t>τῇ μάμμῃ σου</w:t>
+      </w:r>
+    </w:p>
+    <w:p>
+      <w:pPr/>
+      <w:r>
+        <w:rPr>
+          <w:lang w:val="fr_FR" w:bidi="fr_FR"/>
+        </w:rPr>
+      </w:r>
+      <w:r>
+        <w:rPr>
+          <w:b/>
+          <w:lang w:val="fr_FR" w:bidi="fr_FR"/>
+        </w:rPr>
         <w:t>« ton aïeule »</w:t>
       </w:r>
     </w:p>
@@ -3649,6 +4039,21 @@
           <w:b/>
           <w:lang w:val="fr_FR" w:bidi="fr_FR"/>
         </w:rPr>
+        <w:t>πέπεισμαι</w:t>
+      </w:r>
+    </w:p>
+    <w:p>
+      <w:pPr/>
+      <w:r>
+        <w:rPr>
+          <w:lang w:val="fr_FR" w:bidi="fr_FR"/>
+        </w:rPr>
+      </w:r>
+      <w:r>
+        <w:rPr>
+          <w:b/>
+          <w:lang w:val="fr_FR" w:bidi="fr_FR"/>
+        </w:rPr>
         <w:t>« j’en suis persuadé »</w:t>
       </w:r>
     </w:p>
@@ -3724,6 +4129,21 @@
         <w:rPr>
           <w:lang w:val="fr_FR" w:bidi="fr_FR"/>
         </w:rPr>
+      </w:r>
+    </w:p>
+    <w:p>
+      <w:pPr/>
+      <w:r>
+        <w:rPr>
+          <w:lang w:val="fr_FR" w:bidi="fr_FR"/>
+        </w:rPr>
+      </w:r>
+      <w:r>
+        <w:rPr>
+          <w:b/>
+          <w:lang w:val="fr_FR" w:bidi="fr_FR"/>
+        </w:rPr>
+        <w:t>δι’ ἣν αἰτίαν</w:t>
       </w:r>
     </w:p>
     <w:p>
@@ -3852,6 +4272,21 @@
           <w:b/>
           <w:lang w:val="fr_FR" w:bidi="fr_FR"/>
         </w:rPr>
+        <w:t>ἀναζωπυρεῖν τὸ χάρισμα</w:t>
+      </w:r>
+    </w:p>
+    <w:p>
+      <w:pPr/>
+      <w:r>
+        <w:rPr>
+          <w:lang w:val="fr_FR" w:bidi="fr_FR"/>
+        </w:rPr>
+      </w:r>
+      <w:r>
+        <w:rPr>
+          <w:b/>
+          <w:lang w:val="fr_FR" w:bidi="fr_FR"/>
+        </w:rPr>
         <w:t>« à ranimer le don »</w:t>
       </w:r>
     </w:p>
@@ -3987,6 +4422,21 @@
           <w:b/>
           <w:lang w:val="fr_FR" w:bidi="fr_FR"/>
         </w:rPr>
+        <w:t>τὸ χάρισμα τοῦ Θεοῦ, ὅ ἐστιν ἐν σοὶ</w:t>
+      </w:r>
+    </w:p>
+    <w:p>
+      <w:pPr/>
+      <w:r>
+        <w:rPr>
+          <w:lang w:val="fr_FR" w:bidi="fr_FR"/>
+        </w:rPr>
+      </w:r>
+      <w:r>
+        <w:rPr>
+          <w:b/>
+          <w:lang w:val="fr_FR" w:bidi="fr_FR"/>
+        </w:rPr>
         <w:t>« le don de Dieu que tu as reçu »</w:t>
       </w:r>
     </w:p>
@@ -4162,6 +4612,21 @@
           <w:b/>
           <w:lang w:val="fr_FR" w:bidi="fr_FR"/>
         </w:rPr>
+        <w:t>τὸ χάρισμα τοῦ Θεοῦ, ὅ ἐστιν ἐν σοὶ</w:t>
+      </w:r>
+    </w:p>
+    <w:p>
+      <w:pPr/>
+      <w:r>
+        <w:rPr>
+          <w:lang w:val="fr_FR" w:bidi="fr_FR"/>
+        </w:rPr>
+      </w:r>
+      <w:r>
+        <w:rPr>
+          <w:b/>
+          <w:lang w:val="fr_FR" w:bidi="fr_FR"/>
+        </w:rPr>
         <w:t>« le don de Dieu que tu as reçu »</w:t>
       </w:r>
     </w:p>
@@ -4258,6 +4723,21 @@
           <w:b/>
           <w:lang w:val="fr_FR" w:bidi="fr_FR"/>
         </w:rPr>
+        <w:t>διὰ τῆς ἐπιθέσεως τῶν χειρῶν μου</w:t>
+      </w:r>
+    </w:p>
+    <w:p>
+      <w:pPr/>
+      <w:r>
+        <w:rPr>
+          <w:lang w:val="fr_FR" w:bidi="fr_FR"/>
+        </w:rPr>
+      </w:r>
+      <w:r>
+        <w:rPr>
+          <w:b/>
+          <w:lang w:val="fr_FR" w:bidi="fr_FR"/>
+        </w:rPr>
         <w:t>« par l'imposition de mes mains »</w:t>
       </w:r>
     </w:p>
@@ -4327,6 +4807,21 @@
         <w:rPr>
           <w:lang w:val="fr_FR" w:bidi="fr_FR"/>
         </w:rPr>
+      </w:r>
+    </w:p>
+    <w:p>
+      <w:pPr/>
+      <w:r>
+        <w:rPr>
+          <w:lang w:val="fr_FR" w:bidi="fr_FR"/>
+        </w:rPr>
+      </w:r>
+      <w:r>
+        <w:rPr>
+          <w:b/>
+          <w:lang w:val="fr_FR" w:bidi="fr_FR"/>
+        </w:rPr>
+        <w:t>γὰρ</w:t>
       </w:r>
     </w:p>
     <w:p>
@@ -4720,6 +5215,21 @@
           <w:b/>
           <w:lang w:val="fr_FR" w:bidi="fr_FR"/>
         </w:rPr>
+        <w:t>σωφρονισμοῦ</w:t>
+      </w:r>
+    </w:p>
+    <w:p>
+      <w:pPr/>
+      <w:r>
+        <w:rPr>
+          <w:lang w:val="fr_FR" w:bidi="fr_FR"/>
+        </w:rPr>
+      </w:r>
+      <w:r>
+        <w:rPr>
+          <w:b/>
+          <w:lang w:val="fr_FR" w:bidi="fr_FR"/>
+        </w:rPr>
         <w:t>« sagesse »</w:t>
       </w:r>
     </w:p>
@@ -4884,6 +5394,21 @@
           <w:b/>
           <w:lang w:val="fr_FR" w:bidi="fr_FR"/>
         </w:rPr>
+        <w:t>οὖν</w:t>
+      </w:r>
+    </w:p>
+    <w:p>
+      <w:pPr/>
+      <w:r>
+        <w:rPr>
+          <w:lang w:val="fr_FR" w:bidi="fr_FR"/>
+        </w:rPr>
+      </w:r>
+      <w:r>
+        <w:rPr>
+          <w:b/>
+          <w:lang w:val="fr_FR" w:bidi="fr_FR"/>
+        </w:rPr>
         <w:t>« donc »</w:t>
       </w:r>
     </w:p>
@@ -5102,6 +5627,21 @@
           <w:b/>
           <w:lang w:val="fr_FR" w:bidi="fr_FR"/>
         </w:rPr>
+        <w:t>τὸ μαρτύριον τοῦ Κυρίου ἡμῶν</w:t>
+      </w:r>
+    </w:p>
+    <w:p>
+      <w:pPr/>
+      <w:r>
+        <w:rPr>
+          <w:lang w:val="fr_FR" w:bidi="fr_FR"/>
+        </w:rPr>
+      </w:r>
+      <w:r>
+        <w:rPr>
+          <w:b/>
+          <w:lang w:val="fr_FR" w:bidi="fr_FR"/>
+        </w:rPr>
         <w:t>« du témoignage à rendre à notre Seigneur »</w:t>
       </w:r>
     </w:p>
@@ -5257,6 +5797,21 @@
           <w:b/>
           <w:lang w:val="fr_FR" w:bidi="fr_FR"/>
         </w:rPr>
+        <w:t>τὸν δέσμιον αὐτοῦ</w:t>
+      </w:r>
+    </w:p>
+    <w:p>
+      <w:pPr/>
+      <w:r>
+        <w:rPr>
+          <w:lang w:val="fr_FR" w:bidi="fr_FR"/>
+        </w:rPr>
+      </w:r>
+      <w:r>
+        <w:rPr>
+          <w:b/>
+          <w:lang w:val="fr_FR" w:bidi="fr_FR"/>
+        </w:rPr>
         <w:t>« moi son prisonnier »</w:t>
       </w:r>
     </w:p>
@@ -5340,6 +5895,21 @@
           <w:b/>
           <w:lang w:val="fr_FR" w:bidi="fr_FR"/>
         </w:rPr>
+        <w:t>συνκακοπάθησον</w:t>
+      </w:r>
+    </w:p>
+    <w:p>
+      <w:pPr/>
+      <w:r>
+        <w:rPr>
+          <w:lang w:val="fr_FR" w:bidi="fr_FR"/>
+        </w:rPr>
+      </w:r>
+      <w:r>
+        <w:rPr>
+          <w:b/>
+          <w:lang w:val="fr_FR" w:bidi="fr_FR"/>
+        </w:rPr>
         <w:t>« souffre avec moi »</w:t>
       </w:r>
     </w:p>
@@ -5476,6 +6046,21 @@
           <w:b/>
           <w:lang w:val="fr_FR" w:bidi="fr_FR"/>
         </w:rPr>
+        <w:t>τῷ εὐαγγελίῳ</w:t>
+      </w:r>
+    </w:p>
+    <w:p>
+      <w:pPr/>
+      <w:r>
+        <w:rPr>
+          <w:lang w:val="fr_FR" w:bidi="fr_FR"/>
+        </w:rPr>
+      </w:r>
+      <w:r>
+        <w:rPr>
+          <w:b/>
+          <w:lang w:val="fr_FR" w:bidi="fr_FR"/>
+        </w:rPr>
         <w:t>« souffre avec moi pour l'Évangile »</w:t>
       </w:r>
     </w:p>
@@ -5566,6 +6151,21 @@
           <w:b/>
           <w:lang w:val="fr_FR" w:bidi="fr_FR"/>
         </w:rPr>
+        <w:t>κατὰ δύναμιν Θεοῦ</w:t>
+      </w:r>
+    </w:p>
+    <w:p>
+      <w:pPr/>
+      <w:r>
+        <w:rPr>
+          <w:lang w:val="fr_FR" w:bidi="fr_FR"/>
+        </w:rPr>
+      </w:r>
+      <w:r>
+        <w:rPr>
+          <w:b/>
+          <w:lang w:val="fr_FR" w:bidi="fr_FR"/>
+        </w:rPr>
         <w:t>« par la puissance de Dieu »</w:t>
       </w:r>
     </w:p>
@@ -5635,6 +6235,21 @@
         <w:rPr>
           <w:lang w:val="fr_FR" w:bidi="fr_FR"/>
         </w:rPr>
+      </w:r>
+    </w:p>
+    <w:p>
+      <w:pPr/>
+      <w:r>
+        <w:rPr>
+          <w:lang w:val="fr_FR" w:bidi="fr_FR"/>
+        </w:rPr>
+      </w:r>
+      <w:r>
+        <w:rPr>
+          <w:b/>
+          <w:lang w:val="fr_FR" w:bidi="fr_FR"/>
+        </w:rPr>
+        <w:t>κλήσει ἁγίᾳ</w:t>
       </w:r>
     </w:p>
     <w:p>
@@ -6089,6 +6704,21 @@
           <w:b/>
           <w:lang w:val="fr_FR" w:bidi="fr_FR"/>
         </w:rPr>
+        <w:t>τὴν δοθεῖσαν</w:t>
+      </w:r>
+    </w:p>
+    <w:p>
+      <w:pPr/>
+      <w:r>
+        <w:rPr>
+          <w:lang w:val="fr_FR" w:bidi="fr_FR"/>
+        </w:rPr>
+      </w:r>
+      <w:r>
+        <w:rPr>
+          <w:b/>
+          <w:lang w:val="fr_FR" w:bidi="fr_FR"/>
+        </w:rPr>
         <w:t>« selon la grâce qui nous a été donnée »</w:t>
       </w:r>
     </w:p>
@@ -6164,6 +6794,21 @@
         <w:rPr>
           <w:lang w:val="fr_FR" w:bidi="fr_FR"/>
         </w:rPr>
+      </w:r>
+    </w:p>
+    <w:p>
+      <w:pPr/>
+      <w:r>
+        <w:rPr>
+          <w:lang w:val="fr_FR" w:bidi="fr_FR"/>
+        </w:rPr>
+      </w:r>
+      <w:r>
+        <w:rPr>
+          <w:b/>
+          <w:lang w:val="fr_FR" w:bidi="fr_FR"/>
+        </w:rPr>
+        <w:t>ἐν Χριστῷ Ἰησοῦ πρὸ χρόνων αἰωνίων</w:t>
       </w:r>
     </w:p>
     <w:p>
@@ -6505,6 +7150,21 @@
           <w:b/>
           <w:lang w:val="fr_FR" w:bidi="fr_FR"/>
         </w:rPr>
+        <w:t>πρὸ χρόνων αἰωνίων</w:t>
+      </w:r>
+    </w:p>
+    <w:p>
+      <w:pPr/>
+      <w:r>
+        <w:rPr>
+          <w:lang w:val="fr_FR" w:bidi="fr_FR"/>
+        </w:rPr>
+      </w:r>
+      <w:r>
+        <w:rPr>
+          <w:b/>
+          <w:lang w:val="fr_FR" w:bidi="fr_FR"/>
+        </w:rPr>
         <w:t>« avant les temps éternels »</w:t>
       </w:r>
     </w:p>
@@ -6601,6 +7261,21 @@
           <w:b/>
           <w:lang w:val="fr_FR" w:bidi="fr_FR"/>
         </w:rPr>
+        <w:t>φανερωθεῖσαν δὲ νῦν</w:t>
+      </w:r>
+    </w:p>
+    <w:p>
+      <w:pPr/>
+      <w:r>
+        <w:rPr>
+          <w:lang w:val="fr_FR" w:bidi="fr_FR"/>
+        </w:rPr>
+      </w:r>
+      <w:r>
+        <w:rPr>
+          <w:b/>
+          <w:lang w:val="fr_FR" w:bidi="fr_FR"/>
+        </w:rPr>
         <w:t>« et qui a été manifestée »</w:t>
       </w:r>
     </w:p>
@@ -6690,6 +7365,21 @@
           <w:b/>
           <w:lang w:val="fr_FR" w:bidi="fr_FR"/>
         </w:rPr>
+        <w:t>διὰ τῆς ἐπιφανείας τοῦ Σωτῆρος ἡμῶν, Χριστοῦ Ἰησοῦ</w:t>
+      </w:r>
+    </w:p>
+    <w:p>
+      <w:pPr/>
+      <w:r>
+        <w:rPr>
+          <w:lang w:val="fr_FR" w:bidi="fr_FR"/>
+        </w:rPr>
+      </w:r>
+      <w:r>
+        <w:rPr>
+          <w:b/>
+          <w:lang w:val="fr_FR" w:bidi="fr_FR"/>
+        </w:rPr>
         <w:t>« par l'apparition de notre Sauveur Jésus-Christ »</w:t>
       </w:r>
     </w:p>
@@ -6786,6 +7476,21 @@
           <w:b/>
           <w:lang w:val="fr_FR" w:bidi="fr_FR"/>
         </w:rPr>
+        <w:t>φωτίσαντος δὲ ζωὴν καὶ ἀφθαρσίαν διὰ τοῦ εὐαγγελίου</w:t>
+      </w:r>
+    </w:p>
+    <w:p>
+      <w:pPr/>
+      <w:r>
+        <w:rPr>
+          <w:lang w:val="fr_FR" w:bidi="fr_FR"/>
+        </w:rPr>
+      </w:r>
+      <w:r>
+        <w:rPr>
+          <w:b/>
+          <w:lang w:val="fr_FR" w:bidi="fr_FR"/>
+        </w:rPr>
         <w:t>« a mis en évidence la vie et l’immortalité par l’Évangile »</w:t>
       </w:r>
     </w:p>
@@ -6895,6 +7600,21 @@
           <w:b/>
           <w:lang w:val="fr_FR" w:bidi="fr_FR"/>
         </w:rPr>
+        <w:t>ζωὴν καὶ ἀφθαρσίαν</w:t>
+      </w:r>
+    </w:p>
+    <w:p>
+      <w:pPr/>
+      <w:r>
+        <w:rPr>
+          <w:lang w:val="fr_FR" w:bidi="fr_FR"/>
+        </w:rPr>
+      </w:r>
+      <w:r>
+        <w:rPr>
+          <w:b/>
+          <w:lang w:val="fr_FR" w:bidi="fr_FR"/>
+        </w:rPr>
         <w:t>« la vie et l'immortalité »</w:t>
       </w:r>
     </w:p>
@@ -7010,6 +7730,21 @@
           <w:b/>
           <w:lang w:val="fr_FR" w:bidi="fr_FR"/>
         </w:rPr>
+        <w:t>ζωὴν καὶ ἀφθαρσίαν</w:t>
+      </w:r>
+    </w:p>
+    <w:p>
+      <w:pPr/>
+      <w:r>
+        <w:rPr>
+          <w:lang w:val="fr_FR" w:bidi="fr_FR"/>
+        </w:rPr>
+      </w:r>
+      <w:r>
+        <w:rPr>
+          <w:b/>
+          <w:lang w:val="fr_FR" w:bidi="fr_FR"/>
+        </w:rPr>
         <w:t>« la vie et l'immortalité »</w:t>
       </w:r>
     </w:p>
@@ -7145,6 +7880,21 @@
           <w:b/>
           <w:lang w:val="fr_FR" w:bidi="fr_FR"/>
         </w:rPr>
+        <w:t>ζωὴν</w:t>
+      </w:r>
+    </w:p>
+    <w:p>
+      <w:pPr/>
+      <w:r>
+        <w:rPr>
+          <w:lang w:val="fr_FR" w:bidi="fr_FR"/>
+        </w:rPr>
+      </w:r>
+      <w:r>
+        <w:rPr>
+          <w:b/>
+          <w:lang w:val="fr_FR" w:bidi="fr_FR"/>
+        </w:rPr>
         <w:t>« vie »</w:t>
       </w:r>
     </w:p>
@@ -7228,6 +7978,21 @@
           <w:b/>
           <w:lang w:val="fr_FR" w:bidi="fr_FR"/>
         </w:rPr>
+        <w:t>καταργήσαντος μὲν τὸν θάνατον</w:t>
+      </w:r>
+    </w:p>
+    <w:p>
+      <w:pPr/>
+      <w:r>
+        <w:rPr>
+          <w:lang w:val="fr_FR" w:bidi="fr_FR"/>
+        </w:rPr>
+      </w:r>
+      <w:r>
+        <w:rPr>
+          <w:b/>
+          <w:lang w:val="fr_FR" w:bidi="fr_FR"/>
+        </w:rPr>
         <w:t>« qui a détruit la mort et a mis en évidence la vie et l’immortalité par l’Évangile »</w:t>
       </w:r>
     </w:p>
@@ -7330,6 +8095,21 @@
           <w:b/>
           <w:lang w:val="fr_FR" w:bidi="fr_FR"/>
         </w:rPr>
+        <w:t>εἰς ὃ</w:t>
+      </w:r>
+    </w:p>
+    <w:p>
+      <w:pPr/>
+      <w:r>
+        <w:rPr>
+          <w:lang w:val="fr_FR" w:bidi="fr_FR"/>
+        </w:rPr>
+      </w:r>
+      <w:r>
+        <w:rPr>
+          <w:b/>
+          <w:lang w:val="fr_FR" w:bidi="fr_FR"/>
+        </w:rPr>
         <w:t>« C’est pour cet Évangile »</w:t>
       </w:r>
     </w:p>
@@ -7472,6 +8252,21 @@
           <w:b/>
           <w:lang w:val="fr_FR" w:bidi="fr_FR"/>
         </w:rPr>
+        <w:t>ἐτέθην ἐγὼ</w:t>
+      </w:r>
+    </w:p>
+    <w:p>
+      <w:pPr/>
+      <w:r>
+        <w:rPr>
+          <w:lang w:val="fr_FR" w:bidi="fr_FR"/>
+        </w:rPr>
+      </w:r>
+      <w:r>
+        <w:rPr>
+          <w:b/>
+          <w:lang w:val="fr_FR" w:bidi="fr_FR"/>
+        </w:rPr>
         <w:t>« que j’ai été établi »</w:t>
       </w:r>
     </w:p>
@@ -7561,6 +8356,21 @@
           <w:b/>
           <w:lang w:val="fr_FR" w:bidi="fr_FR"/>
         </w:rPr>
+        <w:t>κῆρυξ</w:t>
+      </w:r>
+    </w:p>
+    <w:p>
+      <w:pPr/>
+      <w:r>
+        <w:rPr>
+          <w:lang w:val="fr_FR" w:bidi="fr_FR"/>
+        </w:rPr>
+      </w:r>
+      <w:r>
+        <w:rPr>
+          <w:b/>
+          <w:lang w:val="fr_FR" w:bidi="fr_FR"/>
+        </w:rPr>
         <w:t>« prédicateur »</w:t>
       </w:r>
     </w:p>
@@ -7670,6 +8480,21 @@
           <w:b/>
           <w:lang w:val="fr_FR" w:bidi="fr_FR"/>
         </w:rPr>
+        <w:t>διδάσκαλος</w:t>
+      </w:r>
+    </w:p>
+    <w:p>
+      <w:pPr/>
+      <w:r>
+        <w:rPr>
+          <w:lang w:val="fr_FR" w:bidi="fr_FR"/>
+        </w:rPr>
+      </w:r>
+      <w:r>
+        <w:rPr>
+          <w:b/>
+          <w:lang w:val="fr_FR" w:bidi="fr_FR"/>
+        </w:rPr>
         <w:t>« chargé d’instruire les païens »</w:t>
       </w:r>
     </w:p>
@@ -7778,6 +8603,21 @@
         <w:rPr>
           <w:lang w:val="fr_FR" w:bidi="fr_FR"/>
         </w:rPr>
+      </w:r>
+    </w:p>
+    <w:p>
+      <w:pPr/>
+      <w:r>
+        <w:rPr>
+          <w:lang w:val="fr_FR" w:bidi="fr_FR"/>
+        </w:rPr>
+      </w:r>
+      <w:r>
+        <w:rPr>
+          <w:b/>
+          <w:lang w:val="fr_FR" w:bidi="fr_FR"/>
+        </w:rPr>
+        <w:t>δι’ ἣν αἰτίαν</w:t>
       </w:r>
     </w:p>
     <w:p>
@@ -7893,6 +8733,21 @@
           <w:b/>
           <w:lang w:val="fr_FR" w:bidi="fr_FR"/>
         </w:rPr>
+        <w:t>καὶ ταῦτα πάσχω</w:t>
+      </w:r>
+    </w:p>
+    <w:p>
+      <w:pPr/>
+      <w:r>
+        <w:rPr>
+          <w:lang w:val="fr_FR" w:bidi="fr_FR"/>
+        </w:rPr>
+      </w:r>
+      <w:r>
+        <w:rPr>
+          <w:b/>
+          <w:lang w:val="fr_FR" w:bidi="fr_FR"/>
+        </w:rPr>
         <w:t>« je souffre ces choses »</w:t>
       </w:r>
     </w:p>
@@ -8007,6 +8862,21 @@
           <w:b/>
           <w:lang w:val="fr_FR" w:bidi="fr_FR"/>
         </w:rPr>
+        <w:t>οὐκ ἐπαισχύνομαι</w:t>
+      </w:r>
+    </w:p>
+    <w:p>
+      <w:pPr/>
+      <w:r>
+        <w:rPr>
+          <w:lang w:val="fr_FR" w:bidi="fr_FR"/>
+        </w:rPr>
+      </w:r>
+      <w:r>
+        <w:rPr>
+          <w:b/>
+          <w:lang w:val="fr_FR" w:bidi="fr_FR"/>
+        </w:rPr>
         <w:t xml:space="preserve">« </w:t>
       </w:r>
       <w:r>
@@ -8224,6 +9094,21 @@
           <w:b/>
           <w:lang w:val="fr_FR" w:bidi="fr_FR"/>
         </w:rPr>
+        <w:t>ᾧ</w:t>
+      </w:r>
+    </w:p>
+    <w:p>
+      <w:pPr/>
+      <w:r>
+        <w:rPr>
+          <w:lang w:val="fr_FR" w:bidi="fr_FR"/>
+        </w:rPr>
+      </w:r>
+      <w:r>
+        <w:rPr>
+          <w:b/>
+          <w:lang w:val="fr_FR" w:bidi="fr_FR"/>
+        </w:rPr>
         <w:t>« en qui »</w:t>
       </w:r>
     </w:p>
@@ -8320,6 +9205,21 @@
           <w:b/>
           <w:lang w:val="fr_FR" w:bidi="fr_FR"/>
         </w:rPr>
+        <w:t>πέπεισμαι</w:t>
+      </w:r>
+    </w:p>
+    <w:p>
+      <w:pPr/>
+      <w:r>
+        <w:rPr>
+          <w:lang w:val="fr_FR" w:bidi="fr_FR"/>
+        </w:rPr>
+      </w:r>
+      <w:r>
+        <w:rPr>
+          <w:b/>
+          <w:lang w:val="fr_FR" w:bidi="fr_FR"/>
+        </w:rPr>
         <w:t>« je suis persuadé »</w:t>
       </w:r>
     </w:p>
@@ -8440,6 +9340,21 @@
         <w:rPr>
           <w:lang w:val="fr_FR" w:bidi="fr_FR"/>
         </w:rPr>
+      </w:r>
+    </w:p>
+    <w:p>
+      <w:pPr/>
+      <w:r>
+        <w:rPr>
+          <w:lang w:val="fr_FR" w:bidi="fr_FR"/>
+        </w:rPr>
+      </w:r>
+      <w:r>
+        <w:rPr>
+          <w:b/>
+          <w:lang w:val="fr_FR" w:bidi="fr_FR"/>
+        </w:rPr>
+        <w:t>τὴν παραθήκην μου φυλάξαι</w:t>
       </w:r>
     </w:p>
     <w:p>
@@ -8624,6 +9539,21 @@
           <w:b/>
           <w:lang w:val="fr_FR" w:bidi="fr_FR"/>
         </w:rPr>
+        <w:t>τὴν παραθήκην μου φυλάξαι</w:t>
+      </w:r>
+    </w:p>
+    <w:p>
+      <w:pPr/>
+      <w:r>
+        <w:rPr>
+          <w:lang w:val="fr_FR" w:bidi="fr_FR"/>
+        </w:rPr>
+      </w:r>
+      <w:r>
+        <w:rPr>
+          <w:b/>
+          <w:lang w:val="fr_FR" w:bidi="fr_FR"/>
+        </w:rPr>
         <w:t>« de garder mon dépôt »</w:t>
       </w:r>
     </w:p>
@@ -8759,6 +9689,21 @@
           <w:b/>
           <w:lang w:val="fr_FR" w:bidi="fr_FR"/>
         </w:rPr>
+        <w:t>ἐκείνην τὴν ἡμέραν</w:t>
+      </w:r>
+    </w:p>
+    <w:p>
+      <w:pPr/>
+      <w:r>
+        <w:rPr>
+          <w:lang w:val="fr_FR" w:bidi="fr_FR"/>
+        </w:rPr>
+      </w:r>
+      <w:r>
+        <w:rPr>
+          <w:b/>
+          <w:lang w:val="fr_FR" w:bidi="fr_FR"/>
+        </w:rPr>
         <w:t>« ce jour-là »</w:t>
       </w:r>
     </w:p>
@@ -8855,6 +9800,21 @@
           <w:b/>
           <w:lang w:val="fr_FR" w:bidi="fr_FR"/>
         </w:rPr>
+        <w:t>ὑποτύπωσιν ἔχε</w:t>
+      </w:r>
+    </w:p>
+    <w:p>
+      <w:pPr/>
+      <w:r>
+        <w:rPr>
+          <w:lang w:val="fr_FR" w:bidi="fr_FR"/>
+        </w:rPr>
+      </w:r>
+      <w:r>
+        <w:rPr>
+          <w:b/>
+          <w:lang w:val="fr_FR" w:bidi="fr_FR"/>
+        </w:rPr>
         <w:t>« Retiens... le modèle »</w:t>
       </w:r>
     </w:p>
@@ -8951,6 +9911,21 @@
           <w:b/>
           <w:lang w:val="fr_FR" w:bidi="fr_FR"/>
         </w:rPr>
+        <w:t>ὑγιαινόντων λόγων</w:t>
+      </w:r>
+    </w:p>
+    <w:p>
+      <w:pPr/>
+      <w:r>
+        <w:rPr>
+          <w:lang w:val="fr_FR" w:bidi="fr_FR"/>
+        </w:rPr>
+      </w:r>
+      <w:r>
+        <w:rPr>
+          <w:b/>
+          <w:lang w:val="fr_FR" w:bidi="fr_FR"/>
+        </w:rPr>
         <w:t>« des saines paroles »</w:t>
       </w:r>
     </w:p>
@@ -9060,6 +10035,21 @@
           <w:b/>
           <w:lang w:val="fr_FR" w:bidi="fr_FR"/>
         </w:rPr>
+        <w:t>ὑγιαινόντων λόγων</w:t>
+      </w:r>
+    </w:p>
+    <w:p>
+      <w:pPr/>
+      <w:r>
+        <w:rPr>
+          <w:lang w:val="fr_FR" w:bidi="fr_FR"/>
+        </w:rPr>
+      </w:r>
+      <w:r>
+        <w:rPr>
+          <w:b/>
+          <w:lang w:val="fr_FR" w:bidi="fr_FR"/>
+        </w:rPr>
         <w:t>« des saines paroles »</w:t>
       </w:r>
     </w:p>
@@ -9303,6 +10293,21 @@
           <w:b/>
           <w:lang w:val="fr_FR" w:bidi="fr_FR"/>
         </w:rPr>
+        <w:t>τῇ ἐν Χριστῷ Ἰησοῦ</w:t>
+      </w:r>
+    </w:p>
+    <w:p>
+      <w:pPr/>
+      <w:r>
+        <w:rPr>
+          <w:lang w:val="fr_FR" w:bidi="fr_FR"/>
+        </w:rPr>
+      </w:r>
+      <w:r>
+        <w:rPr>
+          <w:b/>
+          <w:lang w:val="fr_FR" w:bidi="fr_FR"/>
+        </w:rPr>
         <w:t>« qui est en Jésus-Christ »</w:t>
       </w:r>
     </w:p>
@@ -9452,6 +10457,21 @@
         <w:rPr>
           <w:lang w:val="fr_FR" w:bidi="fr_FR"/>
         </w:rPr>
+      </w:r>
+    </w:p>
+    <w:p>
+      <w:pPr/>
+      <w:r>
+        <w:rPr>
+          <w:lang w:val="fr_FR" w:bidi="fr_FR"/>
+        </w:rPr>
+      </w:r>
+      <w:r>
+        <w:rPr>
+          <w:b/>
+          <w:lang w:val="fr_FR" w:bidi="fr_FR"/>
+        </w:rPr>
+        <w:t>τῇ ἐν Χριστῷ Ἰησοῦ</w:t>
       </w:r>
     </w:p>
     <w:p>
@@ -9694,6 +10714,21 @@
           <w:b/>
           <w:lang w:val="fr_FR" w:bidi="fr_FR"/>
         </w:rPr>
+        <w:t>τὴν καλὴν παραθήκην φύλαξον</w:t>
+      </w:r>
+    </w:p>
+    <w:p>
+      <w:pPr/>
+      <w:r>
+        <w:rPr>
+          <w:lang w:val="fr_FR" w:bidi="fr_FR"/>
+        </w:rPr>
+      </w:r>
+      <w:r>
+        <w:rPr>
+          <w:b/>
+          <w:lang w:val="fr_FR" w:bidi="fr_FR"/>
+        </w:rPr>
         <w:t>« Garde le bon dépôt »</w:t>
       </w:r>
     </w:p>
@@ -9866,6 +10901,21 @@
           <w:b/>
           <w:lang w:val="fr_FR" w:bidi="fr_FR"/>
         </w:rPr>
+        <w:t>τοῦ ἐνοικοῦντος ἐν ἡμῖν</w:t>
+      </w:r>
+    </w:p>
+    <w:p>
+      <w:pPr/>
+      <w:r>
+        <w:rPr>
+          <w:lang w:val="fr_FR" w:bidi="fr_FR"/>
+        </w:rPr>
+      </w:r>
+      <w:r>
+        <w:rPr>
+          <w:b/>
+          <w:lang w:val="fr_FR" w:bidi="fr_FR"/>
+        </w:rPr>
         <w:t>« qui habite en nous »</w:t>
       </w:r>
     </w:p>
@@ -9949,6 +10999,21 @@
           <w:b/>
           <w:lang w:val="fr_FR" w:bidi="fr_FR"/>
         </w:rPr>
+        <w:t>οἶδας τοῦτο, ὅτι</w:t>
+      </w:r>
+    </w:p>
+    <w:p>
+      <w:pPr/>
+      <w:r>
+        <w:rPr>
+          <w:lang w:val="fr_FR" w:bidi="fr_FR"/>
+        </w:rPr>
+      </w:r>
+      <w:r>
+        <w:rPr>
+          <w:b/>
+          <w:lang w:val="fr_FR" w:bidi="fr_FR"/>
+        </w:rPr>
         <w:t>« Tu sais que »</w:t>
       </w:r>
     </w:p>
@@ -10117,6 +11182,21 @@
           <w:b/>
           <w:lang w:val="fr_FR" w:bidi="fr_FR"/>
         </w:rPr>
+        <w:t>πάντες οἱ ἐν τῇ Ἀσίᾳ</w:t>
+      </w:r>
+    </w:p>
+    <w:p>
+      <w:pPr/>
+      <w:r>
+        <w:rPr>
+          <w:lang w:val="fr_FR" w:bidi="fr_FR"/>
+        </w:rPr>
+      </w:r>
+      <w:r>
+        <w:rPr>
+          <w:b/>
+          <w:lang w:val="fr_FR" w:bidi="fr_FR"/>
+        </w:rPr>
         <w:t>« tous ceux qui sont en Asie »</w:t>
       </w:r>
     </w:p>
@@ -10302,6 +11382,21 @@
         <w:rPr>
           <w:lang w:val="fr_FR" w:bidi="fr_FR"/>
         </w:rPr>
+      </w:r>
+    </w:p>
+    <w:p>
+      <w:pPr/>
+      <w:r>
+        <w:rPr>
+          <w:lang w:val="fr_FR" w:bidi="fr_FR"/>
+        </w:rPr>
+      </w:r>
+      <w:r>
+        <w:rPr>
+          <w:b/>
+          <w:lang w:val="fr_FR" w:bidi="fr_FR"/>
+        </w:rPr>
+        <w:t>οἱ ἐν τῇ Ἀσίᾳ</w:t>
       </w:r>
     </w:p>
     <w:p>
@@ -10478,6 +11573,21 @@
           <w:b/>
           <w:lang w:val="fr_FR" w:bidi="fr_FR"/>
         </w:rPr>
+        <w:t>ἀπεστράφησάν με</w:t>
+      </w:r>
+    </w:p>
+    <w:p>
+      <w:pPr/>
+      <w:r>
+        <w:rPr>
+          <w:lang w:val="fr_FR" w:bidi="fr_FR"/>
+        </w:rPr>
+      </w:r>
+      <w:r>
+        <w:rPr>
+          <w:b/>
+          <w:lang w:val="fr_FR" w:bidi="fr_FR"/>
+        </w:rPr>
         <w:t>« m’ont abandonné »</w:t>
       </w:r>
     </w:p>
@@ -10573,6 +11683,21 @@
         <w:rPr>
           <w:lang w:val="fr_FR" w:bidi="fr_FR"/>
         </w:rPr>
+      </w:r>
+    </w:p>
+    <w:p>
+      <w:pPr/>
+      <w:r>
+        <w:rPr>
+          <w:lang w:val="fr_FR" w:bidi="fr_FR"/>
+        </w:rPr>
+      </w:r>
+      <w:r>
+        <w:rPr>
+          <w:b/>
+          <w:lang w:val="fr_FR" w:bidi="fr_FR"/>
+        </w:rPr>
+        <w:t>ἀπεστράφησάν με</w:t>
       </w:r>
     </w:p>
     <w:p>
@@ -10847,6 +11972,21 @@
           <w:b/>
           <w:lang w:val="fr_FR" w:bidi="fr_FR"/>
         </w:rPr>
+        <w:t>δῴη ἔλεος ὁ Κύριος</w:t>
+      </w:r>
+    </w:p>
+    <w:p>
+      <w:pPr/>
+      <w:r>
+        <w:rPr>
+          <w:lang w:val="fr_FR" w:bidi="fr_FR"/>
+        </w:rPr>
+      </w:r>
+      <w:r>
+        <w:rPr>
+          <w:b/>
+          <w:lang w:val="fr_FR" w:bidi="fr_FR"/>
+        </w:rPr>
         <w:t>« Que le Seigneur répande sa miséricorde »</w:t>
       </w:r>
     </w:p>
@@ -11039,6 +12179,21 @@
           <w:b/>
           <w:lang w:val="fr_FR" w:bidi="fr_FR"/>
         </w:rPr>
+        <w:t>τὴν ἅλυσίν μου οὐκ ἐπησχύνθη</w:t>
+      </w:r>
+    </w:p>
+    <w:p>
+      <w:pPr/>
+      <w:r>
+        <w:rPr>
+          <w:lang w:val="fr_FR" w:bidi="fr_FR"/>
+        </w:rPr>
+      </w:r>
+      <w:r>
+        <w:rPr>
+          <w:b/>
+          <w:lang w:val="fr_FR" w:bidi="fr_FR"/>
+        </w:rPr>
         <w:t>« il n’a pas eu honte de mes chaînes »</w:t>
       </w:r>
     </w:p>
@@ -11135,6 +12290,21 @@
           <w:b/>
           <w:lang w:val="fr_FR" w:bidi="fr_FR"/>
         </w:rPr>
+        <w:t>τὴν ἅλυσίν μου</w:t>
+      </w:r>
+    </w:p>
+    <w:p>
+      <w:pPr/>
+      <w:r>
+        <w:rPr>
+          <w:lang w:val="fr_FR" w:bidi="fr_FR"/>
+        </w:rPr>
+      </w:r>
+      <w:r>
+        <w:rPr>
+          <w:b/>
+          <w:lang w:val="fr_FR" w:bidi="fr_FR"/>
+        </w:rPr>
         <w:t>« mes chaînes »</w:t>
       </w:r>
     </w:p>
@@ -11244,6 +12414,21 @@
           <w:b/>
           <w:lang w:val="fr_FR" w:bidi="fr_FR"/>
         </w:rPr>
+        <w:t>ἀλλὰ</w:t>
+      </w:r>
+    </w:p>
+    <w:p>
+      <w:pPr/>
+      <w:r>
+        <w:rPr>
+          <w:lang w:val="fr_FR" w:bidi="fr_FR"/>
+        </w:rPr>
+      </w:r>
+      <w:r>
+        <w:rPr>
+          <w:b/>
+          <w:lang w:val="fr_FR" w:bidi="fr_FR"/>
+        </w:rPr>
         <w:t>« au contraire »</w:t>
       </w:r>
     </w:p>
@@ -11371,6 +12556,21 @@
         <w:rPr>
           <w:lang w:val="fr_FR" w:bidi="fr_FR"/>
         </w:rPr>
+      </w:r>
+    </w:p>
+    <w:p>
+      <w:pPr/>
+      <w:r>
+        <w:rPr>
+          <w:lang w:val="fr_FR" w:bidi="fr_FR"/>
+        </w:rPr>
+      </w:r>
+      <w:r>
+        <w:rPr>
+          <w:b/>
+          <w:lang w:val="fr_FR" w:bidi="fr_FR"/>
+        </w:rPr>
+        <w:t>ἐν Ῥώμῃ</w:t>
       </w:r>
     </w:p>
     <w:p>
@@ -11652,6 +12852,21 @@
           <w:b/>
           <w:lang w:val="fr_FR" w:bidi="fr_FR"/>
         </w:rPr>
+        <w:t>εὑρεῖν ἔλεος παρὰ Κυρίου</w:t>
+      </w:r>
+    </w:p>
+    <w:p>
+      <w:pPr/>
+      <w:r>
+        <w:rPr>
+          <w:lang w:val="fr_FR" w:bidi="fr_FR"/>
+        </w:rPr>
+      </w:r>
+      <w:r>
+        <w:rPr>
+          <w:b/>
+          <w:lang w:val="fr_FR" w:bidi="fr_FR"/>
+        </w:rPr>
         <w:t>« d’obtenir miséricorde auprès du Seigneur »</w:t>
       </w:r>
     </w:p>
@@ -11748,6 +12963,21 @@
           <w:b/>
           <w:lang w:val="fr_FR" w:bidi="fr_FR"/>
         </w:rPr>
+        <w:t>ἐν ἐκείνῃ τῇ ἡμέρᾳ</w:t>
+      </w:r>
+    </w:p>
+    <w:p>
+      <w:pPr/>
+      <w:r>
+        <w:rPr>
+          <w:lang w:val="fr_FR" w:bidi="fr_FR"/>
+        </w:rPr>
+      </w:r>
+      <w:r>
+        <w:rPr>
+          <w:b/>
+          <w:lang w:val="fr_FR" w:bidi="fr_FR"/>
+        </w:rPr>
         <w:t>« ce jour-là »</w:t>
       </w:r>
     </w:p>
@@ -11831,6 +13061,21 @@
           <w:b/>
           <w:lang w:val="fr_FR" w:bidi="fr_FR"/>
         </w:rPr>
+        <w:t>ὅσα &amp; διηκόνησεν</w:t>
+      </w:r>
+    </w:p>
+    <w:p>
+      <w:pPr/>
+      <w:r>
+        <w:rPr>
+          <w:lang w:val="fr_FR" w:bidi="fr_FR"/>
+        </w:rPr>
+      </w:r>
+      <w:r>
+        <w:rPr>
+          <w:b/>
+          <w:lang w:val="fr_FR" w:bidi="fr_FR"/>
+        </w:rPr>
         <w:t>« combien de services il m’a rendus à Éphèse »</w:t>
       </w:r>
     </w:p>
@@ -11934,6 +13179,21 @@
           <w:b/>
           <w:lang w:val="fr_FR" w:bidi="fr_FR"/>
         </w:rPr>
+        <w:t>εὑρεῖν ἔλεος παρὰ Κυρίου</w:t>
+      </w:r>
+    </w:p>
+    <w:p>
+      <w:pPr/>
+      <w:r>
+        <w:rPr>
+          <w:lang w:val="fr_FR" w:bidi="fr_FR"/>
+        </w:rPr>
+      </w:r>
+      <w:r>
+        <w:rPr>
+          <w:b/>
+          <w:lang w:val="fr_FR" w:bidi="fr_FR"/>
+        </w:rPr>
         <w:t>« d’obtenir miséricorde auprès du Seigneur »</w:t>
       </w:r>
     </w:p>
@@ -12056,6 +13316,21 @@
           <w:b/>
           <w:lang w:val="fr_FR" w:bidi="fr_FR"/>
         </w:rPr>
+        <w:t>τέκνον μου</w:t>
+      </w:r>
+    </w:p>
+    <w:p>
+      <w:pPr/>
+      <w:r>
+        <w:rPr>
+          <w:lang w:val="fr_FR" w:bidi="fr_FR"/>
+        </w:rPr>
+      </w:r>
+      <w:r>
+        <w:rPr>
+          <w:b/>
+          <w:lang w:val="fr_FR" w:bidi="fr_FR"/>
+        </w:rPr>
         <w:t>« mon enfant »</w:t>
       </w:r>
     </w:p>
@@ -12138,6 +13413,21 @@
         <w:rPr>
           <w:lang w:val="fr_FR" w:bidi="fr_FR"/>
         </w:rPr>
+      </w:r>
+    </w:p>
+    <w:p>
+      <w:pPr/>
+      <w:r>
+        <w:rPr>
+          <w:lang w:val="fr_FR" w:bidi="fr_FR"/>
+        </w:rPr>
+      </w:r>
+      <w:r>
+        <w:rPr>
+          <w:b/>
+          <w:lang w:val="fr_FR" w:bidi="fr_FR"/>
+        </w:rPr>
+        <w:t>ἐνδυναμοῦ</w:t>
       </w:r>
     </w:p>
     <w:p>
@@ -12384,6 +13674,21 @@
         <w:rPr>
           <w:lang w:val="fr_FR" w:bidi="fr_FR"/>
         </w:rPr>
+      </w:r>
+    </w:p>
+    <w:p>
+      <w:pPr/>
+      <w:r>
+        <w:rPr>
+          <w:lang w:val="fr_FR" w:bidi="fr_FR"/>
+        </w:rPr>
+      </w:r>
+      <w:r>
+        <w:rPr>
+          <w:b/>
+          <w:lang w:val="fr_FR" w:bidi="fr_FR"/>
+        </w:rPr>
+        <w:t>σὺ οὖν</w:t>
       </w:r>
     </w:p>
     <w:p>
@@ -12570,6 +13875,21 @@
           <w:b/>
           <w:lang w:val="fr_FR" w:bidi="fr_FR"/>
         </w:rPr>
+        <w:t>ἐν τῇ χάριτι</w:t>
+      </w:r>
+    </w:p>
+    <w:p>
+      <w:pPr/>
+      <w:r>
+        <w:rPr>
+          <w:lang w:val="fr_FR" w:bidi="fr_FR"/>
+        </w:rPr>
+      </w:r>
+      <w:r>
+        <w:rPr>
+          <w:b/>
+          <w:lang w:val="fr_FR" w:bidi="fr_FR"/>
+        </w:rPr>
         <w:t>« fortifie-toi dans la grâce »</w:t>
       </w:r>
     </w:p>
@@ -12652,6 +13972,21 @@
         <w:rPr>
           <w:lang w:val="fr_FR" w:bidi="fr_FR"/>
         </w:rPr>
+      </w:r>
+    </w:p>
+    <w:p>
+      <w:pPr/>
+      <w:r>
+        <w:rPr>
+          <w:lang w:val="fr_FR" w:bidi="fr_FR"/>
+        </w:rPr>
+      </w:r>
+      <w:r>
+        <w:rPr>
+          <w:b/>
+          <w:lang w:val="fr_FR" w:bidi="fr_FR"/>
+        </w:rPr>
+        <w:t>τῇ ἐν Χριστῷ Ἰησοῦ</w:t>
       </w:r>
     </w:p>
     <w:p>
@@ -12821,6 +14156,21 @@
           <w:b/>
           <w:lang w:val="fr_FR" w:bidi="fr_FR"/>
         </w:rPr>
+        <w:t>διὰ πολλῶν μαρτύρων</w:t>
+      </w:r>
+    </w:p>
+    <w:p>
+      <w:pPr/>
+      <w:r>
+        <w:rPr>
+          <w:lang w:val="fr_FR" w:bidi="fr_FR"/>
+        </w:rPr>
+      </w:r>
+      <w:r>
+        <w:rPr>
+          <w:b/>
+          <w:lang w:val="fr_FR" w:bidi="fr_FR"/>
+        </w:rPr>
         <w:t>« en présence de beaucoup de témoins »</w:t>
       </w:r>
     </w:p>
@@ -12976,6 +14326,21 @@
           <w:b/>
           <w:lang w:val="fr_FR" w:bidi="fr_FR"/>
         </w:rPr>
+        <w:t>ταῦτα παράθου</w:t>
+      </w:r>
+    </w:p>
+    <w:p>
+      <w:pPr/>
+      <w:r>
+        <w:rPr>
+          <w:lang w:val="fr_FR" w:bidi="fr_FR"/>
+        </w:rPr>
+      </w:r>
+      <w:r>
+        <w:rPr>
+          <w:b/>
+          <w:lang w:val="fr_FR" w:bidi="fr_FR"/>
+        </w:rPr>
         <w:t>« confie-le »</w:t>
       </w:r>
     </w:p>
@@ -13058,6 +14423,21 @@
         <w:rPr>
           <w:lang w:val="fr_FR" w:bidi="fr_FR"/>
         </w:rPr>
+      </w:r>
+    </w:p>
+    <w:p>
+      <w:pPr/>
+      <w:r>
+        <w:rPr>
+          <w:lang w:val="fr_FR" w:bidi="fr_FR"/>
+        </w:rPr>
+      </w:r>
+      <w:r>
+        <w:rPr>
+          <w:b/>
+          <w:lang w:val="fr_FR" w:bidi="fr_FR"/>
+        </w:rPr>
+        <w:t>πιστοῖς ἀνθρώποις</w:t>
       </w:r>
     </w:p>
     <w:p>
@@ -13262,6 +14642,21 @@
           <w:b/>
           <w:lang w:val="fr_FR" w:bidi="fr_FR"/>
         </w:rPr>
+        <w:t>ὡς καλὸς στρατιώτης Ἰησοῦ Χριστοῦ</w:t>
+      </w:r>
+    </w:p>
+    <w:p>
+      <w:pPr/>
+      <w:r>
+        <w:rPr>
+          <w:lang w:val="fr_FR" w:bidi="fr_FR"/>
+        </w:rPr>
+      </w:r>
+      <w:r>
+        <w:rPr>
+          <w:b/>
+          <w:lang w:val="fr_FR" w:bidi="fr_FR"/>
+        </w:rPr>
         <w:t>« comme un bon soldat de Jésus-Christ »</w:t>
       </w:r>
     </w:p>
@@ -13410,6 +14805,21 @@
           <w:b/>
           <w:lang w:val="fr_FR" w:bidi="fr_FR"/>
         </w:rPr>
+        <w:t>συνκακοπάθησον</w:t>
+      </w:r>
+    </w:p>
+    <w:p>
+      <w:pPr/>
+      <w:r>
+        <w:rPr>
+          <w:lang w:val="fr_FR" w:bidi="fr_FR"/>
+        </w:rPr>
+      </w:r>
+      <w:r>
+        <w:rPr>
+          <w:b/>
+          <w:lang w:val="fr_FR" w:bidi="fr_FR"/>
+        </w:rPr>
         <w:t>« Souffre avec moi »</w:t>
       </w:r>
     </w:p>
@@ -13533,6 +14943,21 @@
           <w:b/>
           <w:lang w:val="fr_FR" w:bidi="fr_FR"/>
         </w:rPr>
+        <w:t>συνκακοπάθησον</w:t>
+      </w:r>
+    </w:p>
+    <w:p>
+      <w:pPr/>
+      <w:r>
+        <w:rPr>
+          <w:lang w:val="fr_FR" w:bidi="fr_FR"/>
+        </w:rPr>
+      </w:r>
+      <w:r>
+        <w:rPr>
+          <w:b/>
+          <w:lang w:val="fr_FR" w:bidi="fr_FR"/>
+        </w:rPr>
         <w:t>« Souffre avec »</w:t>
       </w:r>
     </w:p>
@@ -13678,6 +15103,21 @@
         <w:rPr>
           <w:lang w:val="fr_FR" w:bidi="fr_FR"/>
         </w:rPr>
+      </w:r>
+    </w:p>
+    <w:p>
+      <w:pPr/>
+      <w:r>
+        <w:rPr>
+          <w:lang w:val="fr_FR" w:bidi="fr_FR"/>
+        </w:rPr>
+      </w:r>
+      <w:r>
+        <w:rPr>
+          <w:b/>
+          <w:lang w:val="fr_FR" w:bidi="fr_FR"/>
+        </w:rPr>
+        <w:t>οὐδεὶς στρατευόμενος ἐμπλέκεται ταῖς τοῦ βίου πραγματίαις, ἵνα τῷ στρατολογήσαντι ἀρέσῃ</w:t>
       </w:r>
     </w:p>
     <w:p>
@@ -13850,6 +15290,21 @@
           <w:b/>
           <w:lang w:val="fr_FR" w:bidi="fr_FR"/>
         </w:rPr>
+        <w:t>ἐμπλέκεται ταῖς τοῦ βίου πραγματίαις</w:t>
+      </w:r>
+    </w:p>
+    <w:p>
+      <w:pPr/>
+      <w:r>
+        <w:rPr>
+          <w:lang w:val="fr_FR" w:bidi="fr_FR"/>
+        </w:rPr>
+      </w:r>
+      <w:r>
+        <w:rPr>
+          <w:b/>
+          <w:lang w:val="fr_FR" w:bidi="fr_FR"/>
+        </w:rPr>
         <w:t>« s’embarrasse des affaires de la vie »</w:t>
       </w:r>
     </w:p>
@@ -13985,6 +15440,21 @@
           <w:b/>
           <w:lang w:val="fr_FR" w:bidi="fr_FR"/>
         </w:rPr>
+        <w:t>ἐμπλέκεται</w:t>
+      </w:r>
+    </w:p>
+    <w:p>
+      <w:pPr/>
+      <w:r>
+        <w:rPr>
+          <w:lang w:val="fr_FR" w:bidi="fr_FR"/>
+        </w:rPr>
+      </w:r>
+      <w:r>
+        <w:rPr>
+          <w:b/>
+          <w:lang w:val="fr_FR" w:bidi="fr_FR"/>
+        </w:rPr>
         <w:t>« n'est pas de soldat... qui s’embarrasse »</w:t>
       </w:r>
     </w:p>
@@ -14081,6 +15551,21 @@
           <w:b/>
           <w:lang w:val="fr_FR" w:bidi="fr_FR"/>
         </w:rPr>
+        <w:t>ταῖς τοῦ βίου πραγματίαις</w:t>
+      </w:r>
+    </w:p>
+    <w:p>
+      <w:pPr/>
+      <w:r>
+        <w:rPr>
+          <w:lang w:val="fr_FR" w:bidi="fr_FR"/>
+        </w:rPr>
+      </w:r>
+      <w:r>
+        <w:rPr>
+          <w:b/>
+          <w:lang w:val="fr_FR" w:bidi="fr_FR"/>
+        </w:rPr>
         <w:t>« dans les affaires de la vie »</w:t>
       </w:r>
     </w:p>
@@ -14177,6 +15662,21 @@
           <w:b/>
           <w:lang w:val="fr_FR" w:bidi="fr_FR"/>
         </w:rPr>
+        <w:t>δὲ καὶ</w:t>
+      </w:r>
+    </w:p>
+    <w:p>
+      <w:pPr/>
+      <w:r>
+        <w:rPr>
+          <w:lang w:val="fr_FR" w:bidi="fr_FR"/>
+        </w:rPr>
+      </w:r>
+      <w:r>
+        <w:rPr>
+          <w:b/>
+          <w:lang w:val="fr_FR" w:bidi="fr_FR"/>
+        </w:rPr>
         <w:t>« et - »</w:t>
       </w:r>
     </w:p>
@@ -14304,6 +15804,21 @@
         <w:rPr>
           <w:lang w:val="fr_FR" w:bidi="fr_FR"/>
         </w:rPr>
+      </w:r>
+    </w:p>
+    <w:p>
+      <w:pPr/>
+      <w:r>
+        <w:rPr>
+          <w:lang w:val="fr_FR" w:bidi="fr_FR"/>
+        </w:rPr>
+      </w:r>
+      <w:r>
+        <w:rPr>
+          <w:b/>
+          <w:lang w:val="fr_FR" w:bidi="fr_FR"/>
+        </w:rPr>
+        <w:t>ἐὰν &amp; ἀθλῇ τις, οὐ στεφανοῦται, ἐὰν μὴ νομίμως ἀθλήσῃ</w:t>
       </w:r>
     </w:p>
     <w:p>
@@ -14557,6 +16072,21 @@
           <w:b/>
           <w:lang w:val="fr_FR" w:bidi="fr_FR"/>
         </w:rPr>
+        <w:t>ἀθλῇ</w:t>
+      </w:r>
+    </w:p>
+    <w:p>
+      <w:pPr/>
+      <w:r>
+        <w:rPr>
+          <w:lang w:val="fr_FR" w:bidi="fr_FR"/>
+        </w:rPr>
+      </w:r>
+      <w:r>
+        <w:rPr>
+          <w:b/>
+          <w:lang w:val="fr_FR" w:bidi="fr_FR"/>
+        </w:rPr>
         <w:t>« s’il n’a combattu »</w:t>
       </w:r>
     </w:p>
@@ -14787,6 +16317,21 @@
           <w:b/>
           <w:lang w:val="fr_FR" w:bidi="fr_FR"/>
         </w:rPr>
+        <w:t>οὐ στεφανοῦται</w:t>
+      </w:r>
+    </w:p>
+    <w:p>
+      <w:pPr/>
+      <w:r>
+        <w:rPr>
+          <w:lang w:val="fr_FR" w:bidi="fr_FR"/>
+        </w:rPr>
+      </w:r>
+      <w:r>
+        <w:rPr>
+          <w:b/>
+          <w:lang w:val="fr_FR" w:bidi="fr_FR"/>
+        </w:rPr>
         <w:t>« et l'athlète n'est pas couronné »</w:t>
       </w:r>
     </w:p>
@@ -14876,6 +16421,21 @@
           <w:b/>
           <w:lang w:val="fr_FR" w:bidi="fr_FR"/>
         </w:rPr>
+        <w:t>οὐ στεφανοῦται</w:t>
+      </w:r>
+    </w:p>
+    <w:p>
+      <w:pPr/>
+      <w:r>
+        <w:rPr>
+          <w:lang w:val="fr_FR" w:bidi="fr_FR"/>
+        </w:rPr>
+      </w:r>
+      <w:r>
+        <w:rPr>
+          <w:b/>
+          <w:lang w:val="fr_FR" w:bidi="fr_FR"/>
+        </w:rPr>
         <w:t>« n'est pas couronné »</w:t>
       </w:r>
     </w:p>
@@ -14959,6 +16519,21 @@
           <w:b/>
           <w:lang w:val="fr_FR" w:bidi="fr_FR"/>
         </w:rPr>
+        <w:t>μὴ νομίμως ἀθλήσῃ</w:t>
+      </w:r>
+    </w:p>
+    <w:p>
+      <w:pPr/>
+      <w:r>
+        <w:rPr>
+          <w:lang w:val="fr_FR" w:bidi="fr_FR"/>
+        </w:rPr>
+      </w:r>
+      <w:r>
+        <w:rPr>
+          <w:b/>
+          <w:lang w:val="fr_FR" w:bidi="fr_FR"/>
+        </w:rPr>
         <w:t>« s’il n’a combattu suivant les règles »</w:t>
       </w:r>
     </w:p>
@@ -15028,6 +16603,21 @@
         <w:rPr>
           <w:lang w:val="fr_FR" w:bidi="fr_FR"/>
         </w:rPr>
+      </w:r>
+    </w:p>
+    <w:p>
+      <w:pPr/>
+      <w:r>
+        <w:rPr>
+          <w:lang w:val="fr_FR" w:bidi="fr_FR"/>
+        </w:rPr>
+      </w:r>
+      <w:r>
+        <w:rPr>
+          <w:b/>
+          <w:lang w:val="fr_FR" w:bidi="fr_FR"/>
+        </w:rPr>
+        <w:t>τὸν κοπιῶντα γεωργὸν δεῖ πρῶτον τῶν καρπῶν μεταλαμβάνειν</w:t>
       </w:r>
     </w:p>
     <w:p>
@@ -15241,6 +16831,21 @@
           <w:b/>
           <w:lang w:val="fr_FR" w:bidi="fr_FR"/>
         </w:rPr>
+        <w:t>τὸν κοπιῶντα γεωργὸν</w:t>
+      </w:r>
+    </w:p>
+    <w:p>
+      <w:pPr/>
+      <w:r>
+        <w:rPr>
+          <w:lang w:val="fr_FR" w:bidi="fr_FR"/>
+        </w:rPr>
+      </w:r>
+      <w:r>
+        <w:rPr>
+          <w:b/>
+          <w:lang w:val="fr_FR" w:bidi="fr_FR"/>
+        </w:rPr>
         <w:t>« le laboureur travaille »</w:t>
       </w:r>
     </w:p>
@@ -15362,6 +16967,21 @@
         <w:rPr>
           <w:lang w:val="fr_FR" w:bidi="fr_FR"/>
         </w:rPr>
+      </w:r>
+    </w:p>
+    <w:p>
+      <w:pPr/>
+      <w:r>
+        <w:rPr>
+          <w:lang w:val="fr_FR" w:bidi="fr_FR"/>
+        </w:rPr>
+      </w:r>
+      <w:r>
+        <w:rPr>
+          <w:b/>
+          <w:lang w:val="fr_FR" w:bidi="fr_FR"/>
+        </w:rPr>
+        <w:t>πρῶτον τῶν καρπῶν μεταλαμβάνειν</w:t>
       </w:r>
     </w:p>
     <w:p>
@@ -15524,6 +17144,21 @@
         <w:rPr>
           <w:lang w:val="fr_FR" w:bidi="fr_FR"/>
         </w:rPr>
+      </w:r>
+    </w:p>
+    <w:p>
+      <w:pPr/>
+      <w:r>
+        <w:rPr>
+          <w:lang w:val="fr_FR" w:bidi="fr_FR"/>
+        </w:rPr>
+      </w:r>
+      <w:r>
+        <w:rPr>
+          <w:b/>
+          <w:lang w:val="fr_FR" w:bidi="fr_FR"/>
+        </w:rPr>
+        <w:t>νόει ὃ λέγω</w:t>
       </w:r>
     </w:p>
     <w:p>
@@ -15652,6 +17287,21 @@
           <w:b/>
           <w:lang w:val="fr_FR" w:bidi="fr_FR"/>
         </w:rPr>
+        <w:t>δώσει &amp; σοι &amp; σύνεσιν</w:t>
+      </w:r>
+    </w:p>
+    <w:p>
+      <w:pPr/>
+      <w:r>
+        <w:rPr>
+          <w:lang w:val="fr_FR" w:bidi="fr_FR"/>
+        </w:rPr>
+      </w:r>
+      <w:r>
+        <w:rPr>
+          <w:b/>
+          <w:lang w:val="fr_FR" w:bidi="fr_FR"/>
+        </w:rPr>
         <w:t>« te donnera de l’intelligence »</w:t>
       </w:r>
     </w:p>
@@ -15754,6 +17404,21 @@
           <w:b/>
           <w:lang w:val="fr_FR" w:bidi="fr_FR"/>
         </w:rPr>
+        <w:t>ἐν πᾶσιν</w:t>
+      </w:r>
+    </w:p>
+    <w:p>
+      <w:pPr/>
+      <w:r>
+        <w:rPr>
+          <w:lang w:val="fr_FR" w:bidi="fr_FR"/>
+        </w:rPr>
+      </w:r>
+      <w:r>
+        <w:rPr>
+          <w:b/>
+          <w:lang w:val="fr_FR" w:bidi="fr_FR"/>
+        </w:rPr>
         <w:t>« en toutes choses »</w:t>
       </w:r>
     </w:p>
@@ -15850,6 +17515,21 @@
           <w:b/>
           <w:lang w:val="fr_FR" w:bidi="fr_FR"/>
         </w:rPr>
+        <w:t>μνημόνευε</w:t>
+      </w:r>
+    </w:p>
+    <w:p>
+      <w:pPr/>
+      <w:r>
+        <w:rPr>
+          <w:lang w:val="fr_FR" w:bidi="fr_FR"/>
+        </w:rPr>
+      </w:r>
+      <w:r>
+        <w:rPr>
+          <w:b/>
+          <w:lang w:val="fr_FR" w:bidi="fr_FR"/>
+        </w:rPr>
         <w:t>« Souviens-toi »</w:t>
       </w:r>
     </w:p>
@@ -16082,6 +17762,21 @@
           <w:b/>
           <w:lang w:val="fr_FR" w:bidi="fr_FR"/>
         </w:rPr>
+        <w:t>ἐγηγερμένον</w:t>
+      </w:r>
+    </w:p>
+    <w:p>
+      <w:pPr/>
+      <w:r>
+        <w:rPr>
+          <w:lang w:val="fr_FR" w:bidi="fr_FR"/>
+        </w:rPr>
+      </w:r>
+      <w:r>
+        <w:rPr>
+          <w:b/>
+          <w:lang w:val="fr_FR" w:bidi="fr_FR"/>
+        </w:rPr>
         <w:t>« ressuscité des morts »</w:t>
       </w:r>
     </w:p>
@@ -16204,6 +17899,21 @@
           <w:b/>
           <w:lang w:val="fr_FR" w:bidi="fr_FR"/>
         </w:rPr>
+        <w:t>ἐγηγερμένον</w:t>
+      </w:r>
+    </w:p>
+    <w:p>
+      <w:pPr/>
+      <w:r>
+        <w:rPr>
+          <w:lang w:val="fr_FR" w:bidi="fr_FR"/>
+        </w:rPr>
+      </w:r>
+      <w:r>
+        <w:rPr>
+          <w:b/>
+          <w:lang w:val="fr_FR" w:bidi="fr_FR"/>
+        </w:rPr>
         <w:t>« ressuscité des morts »</w:t>
       </w:r>
     </w:p>
@@ -16293,6 +18003,21 @@
           <w:b/>
           <w:lang w:val="fr_FR" w:bidi="fr_FR"/>
         </w:rPr>
+        <w:t>ἐκ νεκρῶν</w:t>
+      </w:r>
+    </w:p>
+    <w:p>
+      <w:pPr/>
+      <w:r>
+        <w:rPr>
+          <w:lang w:val="fr_FR" w:bidi="fr_FR"/>
+        </w:rPr>
+      </w:r>
+      <w:r>
+        <w:rPr>
+          <w:b/>
+          <w:lang w:val="fr_FR" w:bidi="fr_FR"/>
+        </w:rPr>
         <w:t>« des morts »</w:t>
       </w:r>
     </w:p>
@@ -16402,6 +18127,21 @@
           <w:b/>
           <w:lang w:val="fr_FR" w:bidi="fr_FR"/>
         </w:rPr>
+        <w:t>ἐκ σπέρματος Δαυείδ</w:t>
+      </w:r>
+    </w:p>
+    <w:p>
+      <w:pPr/>
+      <w:r>
+        <w:rPr>
+          <w:lang w:val="fr_FR" w:bidi="fr_FR"/>
+        </w:rPr>
+      </w:r>
+      <w:r>
+        <w:rPr>
+          <w:b/>
+          <w:lang w:val="fr_FR" w:bidi="fr_FR"/>
+        </w:rPr>
         <w:t>« de la postérité de David »</w:t>
       </w:r>
     </w:p>
@@ -16511,6 +18251,21 @@
           <w:b/>
           <w:lang w:val="fr_FR" w:bidi="fr_FR"/>
         </w:rPr>
+        <w:t>κατὰ τὸ εὐαγγέλιόν μου</w:t>
+      </w:r>
+    </w:p>
+    <w:p>
+      <w:pPr/>
+      <w:r>
+        <w:rPr>
+          <w:lang w:val="fr_FR" w:bidi="fr_FR"/>
+        </w:rPr>
+      </w:r>
+      <w:r>
+        <w:rPr>
+          <w:b/>
+          <w:lang w:val="fr_FR" w:bidi="fr_FR"/>
+        </w:rPr>
         <w:t>« selon mon évangile »</w:t>
       </w:r>
     </w:p>
@@ -16615,6 +18370,21 @@
           <w:b/>
           <w:lang w:val="fr_FR" w:bidi="fr_FR"/>
         </w:rPr>
+        <w:t>μέχρι δεσμῶν</w:t>
+      </w:r>
+    </w:p>
+    <w:p>
+      <w:pPr/>
+      <w:r>
+        <w:rPr>
+          <w:lang w:val="fr_FR" w:bidi="fr_FR"/>
+        </w:rPr>
+      </w:r>
+      <w:r>
+        <w:rPr>
+          <w:b/>
+          <w:lang w:val="fr_FR" w:bidi="fr_FR"/>
+        </w:rPr>
         <w:t>« jusqu’à être lié comme un malfaiteur »</w:t>
       </w:r>
     </w:p>
@@ -16732,6 +18502,21 @@
           <w:b/>
           <w:lang w:val="fr_FR" w:bidi="fr_FR"/>
         </w:rPr>
+        <w:t>ὡς κακοῦργος</w:t>
+      </w:r>
+    </w:p>
+    <w:p>
+      <w:pPr/>
+      <w:r>
+        <w:rPr>
+          <w:lang w:val="fr_FR" w:bidi="fr_FR"/>
+        </w:rPr>
+      </w:r>
+      <w:r>
+        <w:rPr>
+          <w:b/>
+          <w:lang w:val="fr_FR" w:bidi="fr_FR"/>
+        </w:rPr>
         <w:t>« comme un malfaiteur »</w:t>
       </w:r>
     </w:p>
@@ -16828,6 +18613,21 @@
           <w:b/>
           <w:lang w:val="fr_FR" w:bidi="fr_FR"/>
         </w:rPr>
+        <w:t>ὁ λόγος τοῦ Θεοῦ οὐ δέδεται</w:t>
+      </w:r>
+    </w:p>
+    <w:p>
+      <w:pPr/>
+      <w:r>
+        <w:rPr>
+          <w:lang w:val="fr_FR" w:bidi="fr_FR"/>
+        </w:rPr>
+      </w:r>
+      <w:r>
+        <w:rPr>
+          <w:b/>
+          <w:lang w:val="fr_FR" w:bidi="fr_FR"/>
+        </w:rPr>
         <w:t>« la parole de Dieu n’est pas liée »</w:t>
       </w:r>
     </w:p>
@@ -16937,6 +18737,21 @@
           <w:b/>
           <w:lang w:val="fr_FR" w:bidi="fr_FR"/>
         </w:rPr>
+        <w:t>ὁ λόγος τοῦ Θεοῦ οὐ δέδεται</w:t>
+      </w:r>
+    </w:p>
+    <w:p>
+      <w:pPr/>
+      <w:r>
+        <w:rPr>
+          <w:lang w:val="fr_FR" w:bidi="fr_FR"/>
+        </w:rPr>
+      </w:r>
+      <w:r>
+        <w:rPr>
+          <w:b/>
+          <w:lang w:val="fr_FR" w:bidi="fr_FR"/>
+        </w:rPr>
         <w:t>« la parole de Dieu n’est pas liée »</w:t>
       </w:r>
     </w:p>
@@ -17026,6 +18841,21 @@
           <w:b/>
           <w:lang w:val="fr_FR" w:bidi="fr_FR"/>
         </w:rPr>
+        <w:t>ὁ λόγος τοῦ Θεοῦ</w:t>
+      </w:r>
+    </w:p>
+    <w:p>
+      <w:pPr/>
+      <w:r>
+        <w:rPr>
+          <w:lang w:val="fr_FR" w:bidi="fr_FR"/>
+        </w:rPr>
+      </w:r>
+      <w:r>
+        <w:rPr>
+          <w:b/>
+          <w:lang w:val="fr_FR" w:bidi="fr_FR"/>
+        </w:rPr>
         <w:t>« la parole de Dieu »</w:t>
       </w:r>
     </w:p>
@@ -17148,6 +18978,21 @@
           <w:b/>
           <w:lang w:val="fr_FR" w:bidi="fr_FR"/>
         </w:rPr>
+        <w:t>ὁ λόγος</w:t>
+      </w:r>
+    </w:p>
+    <w:p>
+      <w:pPr/>
+      <w:r>
+        <w:rPr>
+          <w:lang w:val="fr_FR" w:bidi="fr_FR"/>
+        </w:rPr>
+      </w:r>
+      <w:r>
+        <w:rPr>
+          <w:b/>
+          <w:lang w:val="fr_FR" w:bidi="fr_FR"/>
+        </w:rPr>
         <w:t>« la parole »</w:t>
       </w:r>
     </w:p>
@@ -17244,6 +19089,21 @@
           <w:b/>
           <w:lang w:val="fr_FR" w:bidi="fr_FR"/>
         </w:rPr>
+        <w:t>διὰ τοῦτο, πάντα ὑπομένω</w:t>
+      </w:r>
+    </w:p>
+    <w:p>
+      <w:pPr/>
+      <w:r>
+        <w:rPr>
+          <w:lang w:val="fr_FR" w:bidi="fr_FR"/>
+        </w:rPr>
+      </w:r>
+      <w:r>
+        <w:rPr>
+          <w:b/>
+          <w:lang w:val="fr_FR" w:bidi="fr_FR"/>
+        </w:rPr>
         <w:t>« C’est pourquoi je supporte tout »</w:t>
       </w:r>
     </w:p>
@@ -17353,6 +19213,21 @@
           <w:b/>
           <w:lang w:val="fr_FR" w:bidi="fr_FR"/>
         </w:rPr>
+        <w:t>πάντα ὑπομένω</w:t>
+      </w:r>
+    </w:p>
+    <w:p>
+      <w:pPr/>
+      <w:r>
+        <w:rPr>
+          <w:lang w:val="fr_FR" w:bidi="fr_FR"/>
+        </w:rPr>
+      </w:r>
+      <w:r>
+        <w:rPr>
+          <w:b/>
+          <w:lang w:val="fr_FR" w:bidi="fr_FR"/>
+        </w:rPr>
         <w:t>« je supporte tout »</w:t>
       </w:r>
     </w:p>
@@ -17449,6 +19324,21 @@
           <w:b/>
           <w:lang w:val="fr_FR" w:bidi="fr_FR"/>
         </w:rPr>
+        <w:t>τοὺς ἐκλεκτούς</w:t>
+      </w:r>
+    </w:p>
+    <w:p>
+      <w:pPr/>
+      <w:r>
+        <w:rPr>
+          <w:lang w:val="fr_FR" w:bidi="fr_FR"/>
+        </w:rPr>
+      </w:r>
+      <w:r>
+        <w:rPr>
+          <w:b/>
+          <w:lang w:val="fr_FR" w:bidi="fr_FR"/>
+        </w:rPr>
         <w:t>« des élus »</w:t>
       </w:r>
     </w:p>
@@ -17633,6 +19523,21 @@
         <w:rPr>
           <w:lang w:val="fr_FR" w:bidi="fr_FR"/>
         </w:rPr>
+      </w:r>
+    </w:p>
+    <w:p>
+      <w:pPr/>
+      <w:r>
+        <w:rPr>
+          <w:lang w:val="fr_FR" w:bidi="fr_FR"/>
+        </w:rPr>
+      </w:r>
+      <w:r>
+        <w:rPr>
+          <w:b/>
+          <w:lang w:val="fr_FR" w:bidi="fr_FR"/>
+        </w:rPr>
+        <w:t>μετὰ δόξης αἰωνίου</w:t>
       </w:r>
     </w:p>
     <w:p>
@@ -17797,6 +19702,21 @@
           <w:b/>
           <w:lang w:val="fr_FR" w:bidi="fr_FR"/>
         </w:rPr>
+        <w:t>μετὰ δόξης αἰωνίου</w:t>
+      </w:r>
+    </w:p>
+    <w:p>
+      <w:pPr/>
+      <w:r>
+        <w:rPr>
+          <w:lang w:val="fr_FR" w:bidi="fr_FR"/>
+        </w:rPr>
+      </w:r>
+      <w:r>
+        <w:rPr>
+          <w:b/>
+          <w:lang w:val="fr_FR" w:bidi="fr_FR"/>
+        </w:rPr>
         <w:t>« avec la gloire éternelle »</w:t>
       </w:r>
     </w:p>
@@ -17885,6 +19805,21 @@
         <w:rPr>
           <w:lang w:val="fr_FR" w:bidi="fr_FR"/>
         </w:rPr>
+      </w:r>
+    </w:p>
+    <w:p>
+      <w:pPr/>
+      <w:r>
+        <w:rPr>
+          <w:lang w:val="fr_FR" w:bidi="fr_FR"/>
+        </w:rPr>
+      </w:r>
+      <w:r>
+        <w:rPr>
+          <w:b/>
+          <w:lang w:val="fr_FR" w:bidi="fr_FR"/>
+        </w:rPr>
+        <w:t>τῆς ἐν Χριστῷ Ἰησοῦ</w:t>
       </w:r>
     </w:p>
     <w:p>
@@ -18161,6 +20096,21 @@
           <w:b/>
           <w:lang w:val="fr_FR" w:bidi="fr_FR"/>
         </w:rPr>
+        <w:t>γὰρ</w:t>
+      </w:r>
+    </w:p>
+    <w:p>
+      <w:pPr/>
+      <w:r>
+        <w:rPr>
+          <w:lang w:val="fr_FR" w:bidi="fr_FR"/>
+        </w:rPr>
+      </w:r>
+      <w:r>
+        <w:rPr>
+          <w:b/>
+          <w:lang w:val="fr_FR" w:bidi="fr_FR"/>
+        </w:rPr>
         <w:t>« - Si »</w:t>
       </w:r>
     </w:p>
@@ -18343,6 +20293,21 @@
           <w:b/>
           <w:lang w:val="fr_FR" w:bidi="fr_FR"/>
         </w:rPr>
+        <w:t>εἰ &amp; συναπεθάνομεν</w:t>
+      </w:r>
+    </w:p>
+    <w:p>
+      <w:pPr/>
+      <w:r>
+        <w:rPr>
+          <w:lang w:val="fr_FR" w:bidi="fr_FR"/>
+        </w:rPr>
+      </w:r>
+      <w:r>
+        <w:rPr>
+          <w:b/>
+          <w:lang w:val="fr_FR" w:bidi="fr_FR"/>
+        </w:rPr>
         <w:t>« Si nous sommes morts avec lui »</w:t>
       </w:r>
     </w:p>
@@ -18439,6 +20404,21 @@
           <w:b/>
           <w:lang w:val="fr_FR" w:bidi="fr_FR"/>
         </w:rPr>
+        <w:t>πιστὸς ὁ λόγος</w:t>
+      </w:r>
+    </w:p>
+    <w:p>
+      <w:pPr/>
+      <w:r>
+        <w:rPr>
+          <w:lang w:val="fr_FR" w:bidi="fr_FR"/>
+        </w:rPr>
+      </w:r>
+      <w:r>
+        <w:rPr>
+          <w:b/>
+          <w:lang w:val="fr_FR" w:bidi="fr_FR"/>
+        </w:rPr>
         <w:t>« Cette parole est certaine »</w:t>
       </w:r>
     </w:p>
@@ -18535,6 +20515,21 @@
           <w:b/>
           <w:lang w:val="fr_FR" w:bidi="fr_FR"/>
         </w:rPr>
+        <w:t>συναπεθάνομεν</w:t>
+      </w:r>
+    </w:p>
+    <w:p>
+      <w:pPr/>
+      <w:r>
+        <w:rPr>
+          <w:lang w:val="fr_FR" w:bidi="fr_FR"/>
+        </w:rPr>
+      </w:r>
+      <w:r>
+        <w:rPr>
+          <w:b/>
+          <w:lang w:val="fr_FR" w:bidi="fr_FR"/>
+        </w:rPr>
         <w:t>« Si nous sommes morts avec lui »</w:t>
       </w:r>
     </w:p>
@@ -18618,6 +20613,21 @@
           <w:b/>
           <w:lang w:val="fr_FR" w:bidi="fr_FR"/>
         </w:rPr>
+        <w:t>καὶ συνζήσομεν</w:t>
+      </w:r>
+    </w:p>
+    <w:p>
+      <w:pPr/>
+      <w:r>
+        <w:rPr>
+          <w:lang w:val="fr_FR" w:bidi="fr_FR"/>
+        </w:rPr>
+      </w:r>
+      <w:r>
+        <w:rPr>
+          <w:b/>
+          <w:lang w:val="fr_FR" w:bidi="fr_FR"/>
+        </w:rPr>
         <w:t>« nous vivrons aussi avec lui »</w:t>
       </w:r>
     </w:p>
@@ -18823,6 +20833,21 @@
           <w:b/>
           <w:lang w:val="fr_FR" w:bidi="fr_FR"/>
         </w:rPr>
+        <w:t>ὑπομένομεν</w:t>
+      </w:r>
+    </w:p>
+    <w:p>
+      <w:pPr/>
+      <w:r>
+        <w:rPr>
+          <w:lang w:val="fr_FR" w:bidi="fr_FR"/>
+        </w:rPr>
+      </w:r>
+      <w:r>
+        <w:rPr>
+          <w:b/>
+          <w:lang w:val="fr_FR" w:bidi="fr_FR"/>
+        </w:rPr>
         <w:t>« nous persévérons »</w:t>
       </w:r>
     </w:p>
@@ -18919,6 +20944,21 @@
           <w:b/>
           <w:lang w:val="fr_FR" w:bidi="fr_FR"/>
         </w:rPr>
+        <w:t>ἀρνησόμεθα</w:t>
+      </w:r>
+    </w:p>
+    <w:p>
+      <w:pPr/>
+      <w:r>
+        <w:rPr>
+          <w:lang w:val="fr_FR" w:bidi="fr_FR"/>
+        </w:rPr>
+      </w:r>
+      <w:r>
+        <w:rPr>
+          <w:b/>
+          <w:lang w:val="fr_FR" w:bidi="fr_FR"/>
+        </w:rPr>
         <w:t>« nous le renions »</w:t>
       </w:r>
     </w:p>
@@ -19015,6 +21055,21 @@
           <w:b/>
           <w:lang w:val="fr_FR" w:bidi="fr_FR"/>
         </w:rPr>
+        <w:t>κἀκεῖνος ἀρνήσεται ἡμᾶς</w:t>
+      </w:r>
+    </w:p>
+    <w:p>
+      <w:pPr/>
+      <w:r>
+        <w:rPr>
+          <w:lang w:val="fr_FR" w:bidi="fr_FR"/>
+        </w:rPr>
+      </w:r>
+      <w:r>
+        <w:rPr>
+          <w:b/>
+          <w:lang w:val="fr_FR" w:bidi="fr_FR"/>
+        </w:rPr>
         <w:t>« lui aussi nous reniera »</w:t>
       </w:r>
     </w:p>
@@ -19098,6 +21153,21 @@
           <w:b/>
           <w:lang w:val="fr_FR" w:bidi="fr_FR"/>
         </w:rPr>
+        <w:t>ἀπιστοῦμεν</w:t>
+      </w:r>
+    </w:p>
+    <w:p>
+      <w:pPr/>
+      <w:r>
+        <w:rPr>
+          <w:lang w:val="fr_FR" w:bidi="fr_FR"/>
+        </w:rPr>
+      </w:r>
+      <w:r>
+        <w:rPr>
+          <w:b/>
+          <w:lang w:val="fr_FR" w:bidi="fr_FR"/>
+        </w:rPr>
         <w:t>« si nous sommes infidèles »</w:t>
       </w:r>
     </w:p>
@@ -19207,6 +21277,21 @@
           <w:b/>
           <w:lang w:val="fr_FR" w:bidi="fr_FR"/>
         </w:rPr>
+        <w:t>ἐκεῖνος πιστὸς μένει</w:t>
+      </w:r>
+    </w:p>
+    <w:p>
+      <w:pPr/>
+      <w:r>
+        <w:rPr>
+          <w:lang w:val="fr_FR" w:bidi="fr_FR"/>
+        </w:rPr>
+      </w:r>
+      <w:r>
+        <w:rPr>
+          <w:b/>
+          <w:lang w:val="fr_FR" w:bidi="fr_FR"/>
+        </w:rPr>
         <w:t>« Il reste fidèle »</w:t>
       </w:r>
     </w:p>
@@ -19316,6 +21401,21 @@
           <w:b/>
           <w:lang w:val="fr_FR" w:bidi="fr_FR"/>
         </w:rPr>
+        <w:t>ἀρνήσασθαι &amp; ἑαυτὸν οὐ δύναται</w:t>
+      </w:r>
+    </w:p>
+    <w:p>
+      <w:pPr/>
+      <w:r>
+        <w:rPr>
+          <w:lang w:val="fr_FR" w:bidi="fr_FR"/>
+        </w:rPr>
+      </w:r>
+      <w:r>
+        <w:rPr>
+          <w:b/>
+          <w:lang w:val="fr_FR" w:bidi="fr_FR"/>
+        </w:rPr>
         <w:t>« car il ne peut se renier lui-même »</w:t>
       </w:r>
     </w:p>
@@ -19419,6 +21519,21 @@
           <w:b/>
           <w:lang w:val="fr_FR" w:bidi="fr_FR"/>
         </w:rPr>
+        <w:t>ὑπομίμνῃσκε</w:t>
+      </w:r>
+    </w:p>
+    <w:p>
+      <w:pPr/>
+      <w:r>
+        <w:rPr>
+          <w:lang w:val="fr_FR" w:bidi="fr_FR"/>
+        </w:rPr>
+      </w:r>
+      <w:r>
+        <w:rPr>
+          <w:b/>
+          <w:lang w:val="fr_FR" w:bidi="fr_FR"/>
+        </w:rPr>
         <w:t>« Rappelle ces choses »</w:t>
       </w:r>
     </w:p>
@@ -19495,6 +21610,21 @@
         <w:rPr>
           <w:lang w:val="fr_FR" w:bidi="fr_FR"/>
         </w:rPr>
+      </w:r>
+    </w:p>
+    <w:p>
+      <w:pPr/>
+      <w:r>
+        <w:rPr>
+          <w:lang w:val="fr_FR" w:bidi="fr_FR"/>
+        </w:rPr>
+      </w:r>
+      <w:r>
+        <w:rPr>
+          <w:b/>
+          <w:lang w:val="fr_FR" w:bidi="fr_FR"/>
+        </w:rPr>
+        <w:t>ταῦτα</w:t>
       </w:r>
     </w:p>
     <w:p>
@@ -19641,6 +21771,21 @@
           <w:b/>
           <w:lang w:val="fr_FR" w:bidi="fr_FR"/>
         </w:rPr>
+        <w:t>τοῦ Θεοῦ</w:t>
+      </w:r>
+    </w:p>
+    <w:p>
+      <w:pPr/>
+      <w:r>
+        <w:rPr>
+          <w:lang w:val="fr_FR" w:bidi="fr_FR"/>
+        </w:rPr>
+      </w:r>
+      <w:r>
+        <w:rPr>
+          <w:b/>
+          <w:lang w:val="fr_FR" w:bidi="fr_FR"/>
+        </w:rPr>
         <w:t>« Dieu »</w:t>
       </w:r>
     </w:p>
@@ -19763,6 +21908,21 @@
           <w:b/>
           <w:lang w:val="fr_FR" w:bidi="fr_FR"/>
         </w:rPr>
+        <w:t>μὴ λογομαχεῖν</w:t>
+      </w:r>
+    </w:p>
+    <w:p>
+      <w:pPr/>
+      <w:r>
+        <w:rPr>
+          <w:lang w:val="fr_FR" w:bidi="fr_FR"/>
+        </w:rPr>
+      </w:r>
+      <w:r>
+        <w:rPr>
+          <w:b/>
+          <w:lang w:val="fr_FR" w:bidi="fr_FR"/>
+        </w:rPr>
         <w:t>« qu’on évite les disputes de mots »</w:t>
       </w:r>
     </w:p>
@@ -19947,6 +22107,21 @@
         <w:rPr>
           <w:lang w:val="fr_FR" w:bidi="fr_FR"/>
         </w:rPr>
+      </w:r>
+    </w:p>
+    <w:p>
+      <w:pPr/>
+      <w:r>
+        <w:rPr>
+          <w:lang w:val="fr_FR" w:bidi="fr_FR"/>
+        </w:rPr>
+      </w:r>
+      <w:r>
+        <w:rPr>
+          <w:b/>
+          <w:lang w:val="fr_FR" w:bidi="fr_FR"/>
+        </w:rPr>
+        <w:t>ἐπὶ καταστροφῇ τῶν ἀκουόντων</w:t>
       </w:r>
     </w:p>
     <w:p>
@@ -20273,6 +22448,21 @@
           <w:b/>
           <w:lang w:val="fr_FR" w:bidi="fr_FR"/>
         </w:rPr>
+        <w:t>σπούδασον σεαυτὸν, δόκιμον παραστῆσαι τῷ Θεῷ</w:t>
+      </w:r>
+    </w:p>
+    <w:p>
+      <w:pPr/>
+      <w:r>
+        <w:rPr>
+          <w:lang w:val="fr_FR" w:bidi="fr_FR"/>
+        </w:rPr>
+      </w:r>
+      <w:r>
+        <w:rPr>
+          <w:b/>
+          <w:lang w:val="fr_FR" w:bidi="fr_FR"/>
+        </w:rPr>
         <w:t>« Efforce-toi de te présenter devant Dieu comme un homme éprouvé »</w:t>
       </w:r>
     </w:p>
@@ -20369,6 +22559,21 @@
           <w:b/>
           <w:lang w:val="fr_FR" w:bidi="fr_FR"/>
         </w:rPr>
+        <w:t>ἐργάτην</w:t>
+      </w:r>
+    </w:p>
+    <w:p>
+      <w:pPr/>
+      <w:r>
+        <w:rPr>
+          <w:lang w:val="fr_FR" w:bidi="fr_FR"/>
+        </w:rPr>
+      </w:r>
+      <w:r>
+        <w:rPr>
+          <w:b/>
+          <w:lang w:val="fr_FR" w:bidi="fr_FR"/>
+        </w:rPr>
         <w:t>« un ouvrier »</w:t>
       </w:r>
     </w:p>
@@ -20452,6 +22657,21 @@
           <w:b/>
           <w:lang w:val="fr_FR" w:bidi="fr_FR"/>
         </w:rPr>
+        <w:t>ἀνεπαίσχυντον</w:t>
+      </w:r>
+    </w:p>
+    <w:p>
+      <w:pPr/>
+      <w:r>
+        <w:rPr>
+          <w:lang w:val="fr_FR" w:bidi="fr_FR"/>
+        </w:rPr>
+      </w:r>
+      <w:r>
+        <w:rPr>
+          <w:b/>
+          <w:lang w:val="fr_FR" w:bidi="fr_FR"/>
+        </w:rPr>
         <w:t>« qui n’a point à rougir »</w:t>
       </w:r>
     </w:p>
@@ -20528,6 +22748,21 @@
           <w:b/>
           <w:lang w:val="fr_FR" w:bidi="fr_FR"/>
         </w:rPr>
+        <w:t>ὀρθοτομοῦντα τὸν λόγον τῆς ἀληθείας</w:t>
+      </w:r>
+    </w:p>
+    <w:p>
+      <w:pPr/>
+      <w:r>
+        <w:rPr>
+          <w:lang w:val="fr_FR" w:bidi="fr_FR"/>
+        </w:rPr>
+      </w:r>
+      <w:r>
+        <w:rPr>
+          <w:b/>
+          <w:lang w:val="fr_FR" w:bidi="fr_FR"/>
+        </w:rPr>
         <w:t>« qui dispense droitement la parole de la vérité »</w:t>
       </w:r>
     </w:p>
@@ -20645,6 +22880,21 @@
           <w:b/>
           <w:lang w:val="fr_FR" w:bidi="fr_FR"/>
         </w:rPr>
+        <w:t>τὸν λόγον τῆς ἀληθείας</w:t>
+      </w:r>
+    </w:p>
+    <w:p>
+      <w:pPr/>
+      <w:r>
+        <w:rPr>
+          <w:lang w:val="fr_FR" w:bidi="fr_FR"/>
+        </w:rPr>
+      </w:r>
+      <w:r>
+        <w:rPr>
+          <w:b/>
+          <w:lang w:val="fr_FR" w:bidi="fr_FR"/>
+        </w:rPr>
         <w:t>« la parole de la vérité »</w:t>
       </w:r>
     </w:p>
@@ -20767,6 +23017,21 @@
           <w:b/>
           <w:lang w:val="fr_FR" w:bidi="fr_FR"/>
         </w:rPr>
+        <w:t>τὸν λόγον τῆς ἀληθείας</w:t>
+      </w:r>
+    </w:p>
+    <w:p>
+      <w:pPr/>
+      <w:r>
+        <w:rPr>
+          <w:lang w:val="fr_FR" w:bidi="fr_FR"/>
+        </w:rPr>
+      </w:r>
+      <w:r>
+        <w:rPr>
+          <w:b/>
+          <w:lang w:val="fr_FR" w:bidi="fr_FR"/>
+        </w:rPr>
         <w:t>« le parole de la vérité »</w:t>
       </w:r>
     </w:p>
@@ -20869,6 +23134,21 @@
           <w:b/>
           <w:lang w:val="fr_FR" w:bidi="fr_FR"/>
         </w:rPr>
+        <w:t>τὸν λόγον</w:t>
+      </w:r>
+    </w:p>
+    <w:p>
+      <w:pPr/>
+      <w:r>
+        <w:rPr>
+          <w:lang w:val="fr_FR" w:bidi="fr_FR"/>
+        </w:rPr>
+      </w:r>
+      <w:r>
+        <w:rPr>
+          <w:b/>
+          <w:lang w:val="fr_FR" w:bidi="fr_FR"/>
+        </w:rPr>
         <w:t>« la parole »</w:t>
       </w:r>
     </w:p>
@@ -20951,6 +23231,21 @@
         <w:rPr>
           <w:lang w:val="fr_FR" w:bidi="fr_FR"/>
         </w:rPr>
+      </w:r>
+    </w:p>
+    <w:p>
+      <w:pPr/>
+      <w:r>
+        <w:rPr>
+          <w:lang w:val="fr_FR" w:bidi="fr_FR"/>
+        </w:rPr>
+      </w:r>
+      <w:r>
+        <w:rPr>
+          <w:b/>
+          <w:lang w:val="fr_FR" w:bidi="fr_FR"/>
+        </w:rPr>
+        <w:t>δὲ</w:t>
       </w:r>
     </w:p>
     <w:p>
@@ -21072,6 +23367,21 @@
           <w:b/>
           <w:lang w:val="fr_FR" w:bidi="fr_FR"/>
         </w:rPr>
+        <w:t>τὰς &amp; βεβήλους κενοφωνίας</w:t>
+      </w:r>
+    </w:p>
+    <w:p>
+      <w:pPr/>
+      <w:r>
+        <w:rPr>
+          <w:lang w:val="fr_FR" w:bidi="fr_FR"/>
+        </w:rPr>
+      </w:r>
+      <w:r>
+        <w:rPr>
+          <w:b/>
+          <w:lang w:val="fr_FR" w:bidi="fr_FR"/>
+        </w:rPr>
         <w:t>« discours vains »</w:t>
       </w:r>
     </w:p>
@@ -21161,6 +23471,21 @@
         <w:rPr>
           <w:lang w:val="fr_FR" w:bidi="fr_FR"/>
         </w:rPr>
+      </w:r>
+    </w:p>
+    <w:p>
+      <w:pPr/>
+      <w:r>
+        <w:rPr>
+          <w:lang w:val="fr_FR" w:bidi="fr_FR"/>
+        </w:rPr>
+      </w:r>
+      <w:r>
+        <w:rPr>
+          <w:b/>
+          <w:lang w:val="fr_FR" w:bidi="fr_FR"/>
+        </w:rPr>
+        <w:t>προκόψουσιν</w:t>
       </w:r>
     </w:p>
     <w:p>
@@ -21389,6 +23714,21 @@
           <w:b/>
           <w:lang w:val="fr_FR" w:bidi="fr_FR"/>
         </w:rPr>
+        <w:t>ἐπὶ πλεῖον &amp; προκόψουσιν ἀσεβείας</w:t>
+      </w:r>
+    </w:p>
+    <w:p>
+      <w:pPr/>
+      <w:r>
+        <w:rPr>
+          <w:lang w:val="fr_FR" w:bidi="fr_FR"/>
+        </w:rPr>
+      </w:r>
+      <w:r>
+        <w:rPr>
+          <w:b/>
+          <w:lang w:val="fr_FR" w:bidi="fr_FR"/>
+        </w:rPr>
         <w:t>« car ceux qui les tiennent avanceront toujours plus dans l’impiété »</w:t>
       </w:r>
     </w:p>
@@ -21485,6 +23825,21 @@
           <w:b/>
           <w:lang w:val="fr_FR" w:bidi="fr_FR"/>
         </w:rPr>
+        <w:t>ἀσεβείας</w:t>
+      </w:r>
+    </w:p>
+    <w:p>
+      <w:pPr/>
+      <w:r>
+        <w:rPr>
+          <w:lang w:val="fr_FR" w:bidi="fr_FR"/>
+        </w:rPr>
+      </w:r>
+      <w:r>
+        <w:rPr>
+          <w:b/>
+          <w:lang w:val="fr_FR" w:bidi="fr_FR"/>
+        </w:rPr>
         <w:t>« dans l'impiété »</w:t>
       </w:r>
     </w:p>
@@ -21580,6 +23935,21 @@
         <w:rPr>
           <w:lang w:val="fr_FR" w:bidi="fr_FR"/>
         </w:rPr>
+      </w:r>
+    </w:p>
+    <w:p>
+      <w:pPr/>
+      <w:r>
+        <w:rPr>
+          <w:lang w:val="fr_FR" w:bidi="fr_FR"/>
+        </w:rPr>
+      </w:r>
+      <w:r>
+        <w:rPr>
+          <w:b/>
+          <w:lang w:val="fr_FR" w:bidi="fr_FR"/>
+        </w:rPr>
+        <w:t>ὁ λόγος αὐτῶν</w:t>
       </w:r>
     </w:p>
     <w:p>
@@ -21716,6 +24086,21 @@
           <w:b/>
           <w:lang w:val="fr_FR" w:bidi="fr_FR"/>
         </w:rPr>
+        <w:t>ὡς γάγγραινα νομὴν ἕξει</w:t>
+      </w:r>
+    </w:p>
+    <w:p>
+      <w:pPr/>
+      <w:r>
+        <w:rPr>
+          <w:lang w:val="fr_FR" w:bidi="fr_FR"/>
+        </w:rPr>
+      </w:r>
+      <w:r>
+        <w:rPr>
+          <w:b/>
+          <w:lang w:val="fr_FR" w:bidi="fr_FR"/>
+        </w:rPr>
         <w:t>« rongera comme la gangrène »</w:t>
       </w:r>
     </w:p>
@@ -21799,6 +24184,21 @@
           <w:b/>
           <w:lang w:val="fr_FR" w:bidi="fr_FR"/>
         </w:rPr>
+        <w:t>γάγγραινα</w:t>
+      </w:r>
+    </w:p>
+    <w:p>
+      <w:pPr/>
+      <w:r>
+        <w:rPr>
+          <w:lang w:val="fr_FR" w:bidi="fr_FR"/>
+        </w:rPr>
+      </w:r>
+      <w:r>
+        <w:rPr>
+          <w:b/>
+          <w:lang w:val="fr_FR" w:bidi="fr_FR"/>
+        </w:rPr>
         <w:t>« gangrène »</w:t>
       </w:r>
     </w:p>
@@ -21985,6 +24385,21 @@
           <w:b/>
           <w:lang w:val="fr_FR" w:bidi="fr_FR"/>
         </w:rPr>
+        <w:t>περὶ τὴν ἀλήθειαν ἠστόχησαν</w:t>
+      </w:r>
+    </w:p>
+    <w:p>
+      <w:pPr/>
+      <w:r>
+        <w:rPr>
+          <w:lang w:val="fr_FR" w:bidi="fr_FR"/>
+        </w:rPr>
+      </w:r>
+      <w:r>
+        <w:rPr>
+          <w:b/>
+          <w:lang w:val="fr_FR" w:bidi="fr_FR"/>
+        </w:rPr>
         <w:t>« qui se sont détournés de la vérité »</w:t>
       </w:r>
     </w:p>
@@ -22109,6 +24524,21 @@
           <w:b/>
           <w:lang w:val="fr_FR" w:bidi="fr_FR"/>
         </w:rPr>
+        <w:t>περὶ τὴν ἀλήθειαν</w:t>
+      </w:r>
+    </w:p>
+    <w:p>
+      <w:pPr/>
+      <w:r>
+        <w:rPr>
+          <w:lang w:val="fr_FR" w:bidi="fr_FR"/>
+        </w:rPr>
+      </w:r>
+      <w:r>
+        <w:rPr>
+          <w:b/>
+          <w:lang w:val="fr_FR" w:bidi="fr_FR"/>
+        </w:rPr>
         <w:t xml:space="preserve">« </w:t>
       </w:r>
       <w:r>
@@ -22314,6 +24744,21 @@
           <w:b/>
           <w:lang w:val="fr_FR" w:bidi="fr_FR"/>
         </w:rPr>
+        <w:t>ἀνατρέπουσιν τήν τινων πίστιν</w:t>
+      </w:r>
+    </w:p>
+    <w:p>
+      <w:pPr/>
+      <w:r>
+        <w:rPr>
+          <w:lang w:val="fr_FR" w:bidi="fr_FR"/>
+        </w:rPr>
+      </w:r>
+      <w:r>
+        <w:rPr>
+          <w:b/>
+          <w:lang w:val="fr_FR" w:bidi="fr_FR"/>
+        </w:rPr>
         <w:t>« qui renversent la foi de quelques uns »</w:t>
       </w:r>
     </w:p>
@@ -22396,6 +24841,21 @@
         <w:rPr>
           <w:lang w:val="fr_FR" w:bidi="fr_FR"/>
         </w:rPr>
+      </w:r>
+    </w:p>
+    <w:p>
+      <w:pPr/>
+      <w:r>
+        <w:rPr>
+          <w:lang w:val="fr_FR" w:bidi="fr_FR"/>
+        </w:rPr>
+      </w:r>
+      <w:r>
+        <w:rPr>
+          <w:b/>
+          <w:lang w:val="fr_FR" w:bidi="fr_FR"/>
+        </w:rPr>
+        <w:t>τήν τινων πίστιν</w:t>
       </w:r>
     </w:p>
     <w:p>
@@ -22600,6 +25060,21 @@
           <w:b/>
           <w:lang w:val="fr_FR" w:bidi="fr_FR"/>
         </w:rPr>
+        <w:t>ὁ &amp; στερεὸς θεμέλιος τοῦ Θεοῦ ἕστηκεν</w:t>
+      </w:r>
+    </w:p>
+    <w:p>
+      <w:pPr/>
+      <w:r>
+        <w:rPr>
+          <w:lang w:val="fr_FR" w:bidi="fr_FR"/>
+        </w:rPr>
+      </w:r>
+      <w:r>
+        <w:rPr>
+          <w:b/>
+          <w:lang w:val="fr_FR" w:bidi="fr_FR"/>
+        </w:rPr>
         <w:t>« le solide fondement de Dieu »</w:t>
       </w:r>
     </w:p>
@@ -22708,6 +25183,21 @@
         <w:rPr>
           <w:lang w:val="fr_FR" w:bidi="fr_FR"/>
         </w:rPr>
+      </w:r>
+    </w:p>
+    <w:p>
+      <w:pPr/>
+      <w:r>
+        <w:rPr>
+          <w:lang w:val="fr_FR" w:bidi="fr_FR"/>
+        </w:rPr>
+      </w:r>
+      <w:r>
+        <w:rPr>
+          <w:b/>
+          <w:lang w:val="fr_FR" w:bidi="fr_FR"/>
+        </w:rPr>
+        <w:t>ἔχων τὴν σφραγῖδα ταύτην</w:t>
       </w:r>
     </w:p>
     <w:p>
@@ -22998,6 +25488,21 @@
           <w:b/>
           <w:lang w:val="fr_FR" w:bidi="fr_FR"/>
         </w:rPr>
+        <w:t>Κύριος &amp; Κυρίου</w:t>
+      </w:r>
+    </w:p>
+    <w:p>
+      <w:pPr/>
+      <w:r>
+        <w:rPr>
+          <w:lang w:val="fr_FR" w:bidi="fr_FR"/>
+        </w:rPr>
+      </w:r>
+      <w:r>
+        <w:rPr>
+          <w:b/>
+          <w:lang w:val="fr_FR" w:bidi="fr_FR"/>
+        </w:rPr>
         <w:t>« Le Seigneur »</w:t>
       </w:r>
       <w:r>
@@ -23128,6 +25633,21 @@
           <w:b/>
           <w:lang w:val="fr_FR" w:bidi="fr_FR"/>
         </w:rPr>
+        <w:t>ἔγνω</w:t>
+      </w:r>
+    </w:p>
+    <w:p>
+      <w:pPr/>
+      <w:r>
+        <w:rPr>
+          <w:lang w:val="fr_FR" w:bidi="fr_FR"/>
+        </w:rPr>
+      </w:r>
+      <w:r>
+        <w:rPr>
+          <w:b/>
+          <w:lang w:val="fr_FR" w:bidi="fr_FR"/>
+        </w:rPr>
         <w:t>« connaît »</w:t>
       </w:r>
     </w:p>
@@ -23211,6 +25731,21 @@
           <w:b/>
           <w:lang w:val="fr_FR" w:bidi="fr_FR"/>
         </w:rPr>
+        <w:t>ἀποστήτω ἀπὸ &amp; πᾶς ὁ ὀνομάζων τὸ ὄνομα Κυρίου</w:t>
+      </w:r>
+    </w:p>
+    <w:p>
+      <w:pPr/>
+      <w:r>
+        <w:rPr>
+          <w:lang w:val="fr_FR" w:bidi="fr_FR"/>
+        </w:rPr>
+      </w:r>
+      <w:r>
+        <w:rPr>
+          <w:b/>
+          <w:lang w:val="fr_FR" w:bidi="fr_FR"/>
+        </w:rPr>
         <w:t>« Quiconque prononce le nom du Seigneur, qu’il s’éloigne de l’iniquité »</w:t>
       </w:r>
     </w:p>
@@ -23390,6 +25925,21 @@
           <w:b/>
           <w:lang w:val="fr_FR" w:bidi="fr_FR"/>
         </w:rPr>
+        <w:t>ὁ ὀνομάζων τὸ ὄνομα Κυρίου</w:t>
+      </w:r>
+    </w:p>
+    <w:p>
+      <w:pPr/>
+      <w:r>
+        <w:rPr>
+          <w:lang w:val="fr_FR" w:bidi="fr_FR"/>
+        </w:rPr>
+      </w:r>
+      <w:r>
+        <w:rPr>
+          <w:b/>
+          <w:lang w:val="fr_FR" w:bidi="fr_FR"/>
+        </w:rPr>
         <w:t>« prononce le nom du Seigneur »</w:t>
       </w:r>
     </w:p>
@@ -23511,6 +26061,21 @@
         <w:rPr>
           <w:lang w:val="fr_FR" w:bidi="fr_FR"/>
         </w:rPr>
+      </w:r>
+    </w:p>
+    <w:p>
+      <w:pPr/>
+      <w:r>
+        <w:rPr>
+          <w:lang w:val="fr_FR" w:bidi="fr_FR"/>
+        </w:rPr>
+      </w:r>
+      <w:r>
+        <w:rPr>
+          <w:b/>
+          <w:lang w:val="fr_FR" w:bidi="fr_FR"/>
+        </w:rPr>
+        <w:t>ἀπὸ ἀδικίας</w:t>
       </w:r>
     </w:p>
     <w:p>
@@ -23841,6 +26406,21 @@
           <w:b/>
           <w:lang w:val="fr_FR" w:bidi="fr_FR"/>
         </w:rPr>
+        <w:t>δὲ</w:t>
+      </w:r>
+    </w:p>
+    <w:p>
+      <w:pPr/>
+      <w:r>
+        <w:rPr>
+          <w:lang w:val="fr_FR" w:bidi="fr_FR"/>
+        </w:rPr>
+      </w:r>
+      <w:r>
+        <w:rPr>
+          <w:b/>
+          <w:lang w:val="fr_FR" w:bidi="fr_FR"/>
+        </w:rPr>
         <w:t>« - Dans une grande maison »</w:t>
       </w:r>
     </w:p>
@@ -24026,6 +26606,21 @@
           <w:b/>
           <w:lang w:val="fr_FR" w:bidi="fr_FR"/>
         </w:rPr>
+        <w:t>σκεύη</w:t>
+      </w:r>
+    </w:p>
+    <w:p>
+      <w:pPr/>
+      <w:r>
+        <w:rPr>
+          <w:lang w:val="fr_FR" w:bidi="fr_FR"/>
+        </w:rPr>
+      </w:r>
+      <w:r>
+        <w:rPr>
+          <w:b/>
+          <w:lang w:val="fr_FR" w:bidi="fr_FR"/>
+        </w:rPr>
         <w:t>« vases »</w:t>
       </w:r>
     </w:p>
@@ -24148,6 +26743,21 @@
           <w:b/>
           <w:lang w:val="fr_FR" w:bidi="fr_FR"/>
         </w:rPr>
+        <w:t>ἀλλὰ καὶ ξύλινα καὶ ὀστράκινα</w:t>
+      </w:r>
+    </w:p>
+    <w:p>
+      <w:pPr/>
+      <w:r>
+        <w:rPr>
+          <w:lang w:val="fr_FR" w:bidi="fr_FR"/>
+        </w:rPr>
+      </w:r>
+      <w:r>
+        <w:rPr>
+          <w:b/>
+          <w:lang w:val="fr_FR" w:bidi="fr_FR"/>
+        </w:rPr>
         <w:t>« mais il y en a aussi de bois et de terre »</w:t>
       </w:r>
     </w:p>
@@ -24258,6 +26868,21 @@
           <w:b/>
           <w:lang w:val="fr_FR" w:bidi="fr_FR"/>
         </w:rPr>
+        <w:t>ἃ &amp; εἰς τιμὴν, ἃ δὲ εἰς ἀτιμίαν</w:t>
+      </w:r>
+    </w:p>
+    <w:p>
+      <w:pPr/>
+      <w:r>
+        <w:rPr>
+          <w:lang w:val="fr_FR" w:bidi="fr_FR"/>
+        </w:rPr>
+      </w:r>
+      <w:r>
+        <w:rPr>
+          <w:b/>
+          <w:lang w:val="fr_FR" w:bidi="fr_FR"/>
+        </w:rPr>
         <w:t>« les uns sont des vases d’honneur, et les autres sont d’un usage vil »</w:t>
       </w:r>
     </w:p>
@@ -24374,6 +26999,21 @@
           <w:b/>
           <w:lang w:val="fr_FR" w:bidi="fr_FR"/>
         </w:rPr>
+        <w:t>ἃ &amp; εἰς τιμὴν, ἃ δὲ εἰς ἀτιμίαν</w:t>
+      </w:r>
+    </w:p>
+    <w:p>
+      <w:pPr/>
+      <w:r>
+        <w:rPr>
+          <w:lang w:val="fr_FR" w:bidi="fr_FR"/>
+        </w:rPr>
+      </w:r>
+      <w:r>
+        <w:rPr>
+          <w:b/>
+          <w:lang w:val="fr_FR" w:bidi="fr_FR"/>
+        </w:rPr>
         <w:t>« les uns sont des vases d’honneur, et les autres sont d’un usage vil »</w:t>
       </w:r>
     </w:p>
@@ -24630,6 +27270,21 @@
           <w:b/>
           <w:lang w:val="fr_FR" w:bidi="fr_FR"/>
         </w:rPr>
+        <w:t>ἑαυτὸν &amp; ἔσται</w:t>
+      </w:r>
+    </w:p>
+    <w:p>
+      <w:pPr/>
+      <w:r>
+        <w:rPr>
+          <w:lang w:val="fr_FR" w:bidi="fr_FR"/>
+        </w:rPr>
+      </w:r>
+      <w:r>
+        <w:rPr>
+          <w:b/>
+          <w:lang w:val="fr_FR" w:bidi="fr_FR"/>
+        </w:rPr>
         <w:t>« il »</w:t>
       </w:r>
     </w:p>
@@ -24726,6 +27381,21 @@
           <w:b/>
           <w:lang w:val="fr_FR" w:bidi="fr_FR"/>
         </w:rPr>
+        <w:t>εἰς τιμήν</w:t>
+      </w:r>
+    </w:p>
+    <w:p>
+      <w:pPr/>
+      <w:r>
+        <w:rPr>
+          <w:lang w:val="fr_FR" w:bidi="fr_FR"/>
+        </w:rPr>
+      </w:r>
+      <w:r>
+        <w:rPr>
+          <w:b/>
+          <w:lang w:val="fr_FR" w:bidi="fr_FR"/>
+        </w:rPr>
         <w:t>« d’honneur »</w:t>
       </w:r>
     </w:p>
@@ -24822,6 +27492,21 @@
           <w:b/>
           <w:lang w:val="fr_FR" w:bidi="fr_FR"/>
         </w:rPr>
+        <w:t>ἡγιασμένον</w:t>
+      </w:r>
+    </w:p>
+    <w:p>
+      <w:pPr/>
+      <w:r>
+        <w:rPr>
+          <w:lang w:val="fr_FR" w:bidi="fr_FR"/>
+        </w:rPr>
+      </w:r>
+      <w:r>
+        <w:rPr>
+          <w:b/>
+          <w:lang w:val="fr_FR" w:bidi="fr_FR"/>
+        </w:rPr>
         <w:t>« sanctifié »</w:t>
       </w:r>
     </w:p>
@@ -24905,6 +27590,21 @@
           <w:b/>
           <w:lang w:val="fr_FR" w:bidi="fr_FR"/>
         </w:rPr>
+        <w:t>ἡτοιμασμένον</w:t>
+      </w:r>
+    </w:p>
+    <w:p>
+      <w:pPr/>
+      <w:r>
+        <w:rPr>
+          <w:lang w:val="fr_FR" w:bidi="fr_FR"/>
+        </w:rPr>
+      </w:r>
+      <w:r>
+        <w:rPr>
+          <w:b/>
+          <w:lang w:val="fr_FR" w:bidi="fr_FR"/>
+        </w:rPr>
         <w:t>« propre »</w:t>
       </w:r>
     </w:p>
@@ -25034,6 +27734,21 @@
         <w:rPr>
           <w:lang w:val="fr_FR" w:bidi="fr_FR"/>
         </w:rPr>
+      </w:r>
+    </w:p>
+    <w:p>
+      <w:pPr/>
+      <w:r>
+        <w:rPr>
+          <w:lang w:val="fr_FR" w:bidi="fr_FR"/>
+        </w:rPr>
+      </w:r>
+      <w:r>
+        <w:rPr>
+          <w:b/>
+          <w:lang w:val="fr_FR" w:bidi="fr_FR"/>
+        </w:rPr>
+        <w:t>τούτων</w:t>
       </w:r>
     </w:p>
     <w:p>
@@ -25348,6 +28063,21 @@
           <w:b/>
           <w:lang w:val="fr_FR" w:bidi="fr_FR"/>
         </w:rPr>
+        <w:t>δὲ</w:t>
+      </w:r>
+    </w:p>
+    <w:p>
+      <w:pPr/>
+      <w:r>
+        <w:rPr>
+          <w:lang w:val="fr_FR" w:bidi="fr_FR"/>
+        </w:rPr>
+      </w:r>
+      <w:r>
+        <w:rPr>
+          <w:b/>
+          <w:lang w:val="fr_FR" w:bidi="fr_FR"/>
+        </w:rPr>
         <w:t>« - Fuis les passions »</w:t>
       </w:r>
     </w:p>
@@ -25431,6 +28161,21 @@
           <w:b/>
           <w:lang w:val="fr_FR" w:bidi="fr_FR"/>
         </w:rPr>
+        <w:t>ἐκ καθαρᾶς καρδίας</w:t>
+      </w:r>
+    </w:p>
+    <w:p>
+      <w:pPr/>
+      <w:r>
+        <w:rPr>
+          <w:lang w:val="fr_FR" w:bidi="fr_FR"/>
+        </w:rPr>
+      </w:r>
+      <w:r>
+        <w:rPr>
+          <w:b/>
+          <w:lang w:val="fr_FR" w:bidi="fr_FR"/>
+        </w:rPr>
         <w:t>« d’un cœur pur »</w:t>
       </w:r>
     </w:p>
@@ -25527,6 +28272,21 @@
           <w:b/>
           <w:lang w:val="fr_FR" w:bidi="fr_FR"/>
         </w:rPr>
+        <w:t>φεῦγε</w:t>
+      </w:r>
+    </w:p>
+    <w:p>
+      <w:pPr/>
+      <w:r>
+        <w:rPr>
+          <w:lang w:val="fr_FR" w:bidi="fr_FR"/>
+        </w:rPr>
+      </w:r>
+      <w:r>
+        <w:rPr>
+          <w:b/>
+          <w:lang w:val="fr_FR" w:bidi="fr_FR"/>
+        </w:rPr>
         <w:t>« fuis les passions de la jeunesse »</w:t>
       </w:r>
     </w:p>
@@ -25623,6 +28383,21 @@
           <w:b/>
           <w:lang w:val="fr_FR" w:bidi="fr_FR"/>
         </w:rPr>
+        <w:t>τὰς &amp; νεωτερικὰς ἐπιθυμίας</w:t>
+      </w:r>
+    </w:p>
+    <w:p>
+      <w:pPr/>
+      <w:r>
+        <w:rPr>
+          <w:lang w:val="fr_FR" w:bidi="fr_FR"/>
+        </w:rPr>
+      </w:r>
+      <w:r>
+        <w:rPr>
+          <w:b/>
+          <w:lang w:val="fr_FR" w:bidi="fr_FR"/>
+        </w:rPr>
         <w:t>« les passions de la jeunesse »</w:t>
       </w:r>
     </w:p>
@@ -25731,6 +28506,21 @@
         <w:rPr>
           <w:lang w:val="fr_FR" w:bidi="fr_FR"/>
         </w:rPr>
+      </w:r>
+    </w:p>
+    <w:p>
+      <w:pPr/>
+      <w:r>
+        <w:rPr>
+          <w:lang w:val="fr_FR" w:bidi="fr_FR"/>
+        </w:rPr>
+      </w:r>
+      <w:r>
+        <w:rPr>
+          <w:b/>
+          <w:lang w:val="fr_FR" w:bidi="fr_FR"/>
+        </w:rPr>
+        <w:t>δίωκε &amp; δικαιοσύνην, πίστιν, ἀγάπην, εἰρήνην, μετὰ τῶν ἐπικαλουμένων τὸν Κύριον ἐκ καθαρᾶς καρδίας</w:t>
       </w:r>
     </w:p>
     <w:p>
@@ -25908,6 +28698,21 @@
           <w:b/>
           <w:lang w:val="fr_FR" w:bidi="fr_FR"/>
         </w:rPr>
+        <w:t>δίωκε</w:t>
+      </w:r>
+    </w:p>
+    <w:p>
+      <w:pPr/>
+      <w:r>
+        <w:rPr>
+          <w:lang w:val="fr_FR" w:bidi="fr_FR"/>
+        </w:rPr>
+      </w:r>
+      <w:r>
+        <w:rPr>
+          <w:b/>
+          <w:lang w:val="fr_FR" w:bidi="fr_FR"/>
+        </w:rPr>
         <w:t>« recherche »</w:t>
       </w:r>
     </w:p>
@@ -26017,6 +28822,21 @@
           <w:b/>
           <w:lang w:val="fr_FR" w:bidi="fr_FR"/>
         </w:rPr>
+        <w:t>δικαιοσύνην, πίστιν, ἀγάπην, εἰρήνην</w:t>
+      </w:r>
+    </w:p>
+    <w:p>
+      <w:pPr/>
+      <w:r>
+        <w:rPr>
+          <w:lang w:val="fr_FR" w:bidi="fr_FR"/>
+        </w:rPr>
+      </w:r>
+      <w:r>
+        <w:rPr>
+          <w:b/>
+          <w:lang w:val="fr_FR" w:bidi="fr_FR"/>
+        </w:rPr>
         <w:t>« la justice, la foi, la charité, la paix »</w:t>
       </w:r>
     </w:p>
@@ -26152,6 +28972,21 @@
           <w:b/>
           <w:lang w:val="fr_FR" w:bidi="fr_FR"/>
         </w:rPr>
+        <w:t>πίστιν</w:t>
+      </w:r>
+    </w:p>
+    <w:p>
+      <w:pPr/>
+      <w:r>
+        <w:rPr>
+          <w:lang w:val="fr_FR" w:bidi="fr_FR"/>
+        </w:rPr>
+      </w:r>
+      <w:r>
+        <w:rPr>
+          <w:b/>
+          <w:lang w:val="fr_FR" w:bidi="fr_FR"/>
+        </w:rPr>
         <w:t>« foi »</w:t>
       </w:r>
     </w:p>
@@ -26248,6 +29083,21 @@
           <w:b/>
           <w:lang w:val="fr_FR" w:bidi="fr_FR"/>
         </w:rPr>
+        <w:t>τῶν ἐπικαλουμένων τὸν Κύριον</w:t>
+      </w:r>
+    </w:p>
+    <w:p>
+      <w:pPr/>
+      <w:r>
+        <w:rPr>
+          <w:lang w:val="fr_FR" w:bidi="fr_FR"/>
+        </w:rPr>
+      </w:r>
+      <w:r>
+        <w:rPr>
+          <w:b/>
+          <w:lang w:val="fr_FR" w:bidi="fr_FR"/>
+        </w:rPr>
         <w:t>« ceux qui invoquent le Seigneur »</w:t>
       </w:r>
     </w:p>
@@ -26330,6 +29180,21 @@
         <w:rPr>
           <w:lang w:val="fr_FR" w:bidi="fr_FR"/>
         </w:rPr>
+      </w:r>
+    </w:p>
+    <w:p>
+      <w:pPr/>
+      <w:r>
+        <w:rPr>
+          <w:lang w:val="fr_FR" w:bidi="fr_FR"/>
+        </w:rPr>
+      </w:r>
+      <w:r>
+        <w:rPr>
+          <w:b/>
+          <w:lang w:val="fr_FR" w:bidi="fr_FR"/>
+        </w:rPr>
+        <w:t>τὸν Κύριον ἐκ καθαρᾶς καρδίας</w:t>
       </w:r>
     </w:p>
     <w:p>
@@ -26534,6 +29399,21 @@
           <w:b/>
           <w:lang w:val="fr_FR" w:bidi="fr_FR"/>
         </w:rPr>
+        <w:t>δὲ</w:t>
+      </w:r>
+    </w:p>
+    <w:p>
+      <w:pPr/>
+      <w:r>
+        <w:rPr>
+          <w:lang w:val="fr_FR" w:bidi="fr_FR"/>
+        </w:rPr>
+      </w:r>
+      <w:r>
+        <w:rPr>
+          <w:b/>
+          <w:lang w:val="fr_FR" w:bidi="fr_FR"/>
+        </w:rPr>
         <w:t>« - Repousse »</w:t>
       </w:r>
     </w:p>
@@ -26733,6 +29613,21 @@
           <w:b/>
           <w:lang w:val="fr_FR" w:bidi="fr_FR"/>
         </w:rPr>
+        <w:t>μωρὰς καὶ ἀπαιδεύτους</w:t>
+      </w:r>
+    </w:p>
+    <w:p>
+      <w:pPr/>
+      <w:r>
+        <w:rPr>
+          <w:lang w:val="fr_FR" w:bidi="fr_FR"/>
+        </w:rPr>
+      </w:r>
+      <w:r>
+        <w:rPr>
+          <w:b/>
+          <w:lang w:val="fr_FR" w:bidi="fr_FR"/>
+        </w:rPr>
         <w:t>« folles et inutiles »</w:t>
       </w:r>
     </w:p>
@@ -26842,6 +29737,21 @@
           <w:b/>
           <w:lang w:val="fr_FR" w:bidi="fr_FR"/>
         </w:rPr>
+        <w:t>γεννῶσι</w:t>
+      </w:r>
+    </w:p>
+    <w:p>
+      <w:pPr/>
+      <w:r>
+        <w:rPr>
+          <w:lang w:val="fr_FR" w:bidi="fr_FR"/>
+        </w:rPr>
+      </w:r>
+      <w:r>
+        <w:rPr>
+          <w:b/>
+          <w:lang w:val="fr_FR" w:bidi="fr_FR"/>
+        </w:rPr>
         <w:t>« sachant qu’elles font naître »</w:t>
       </w:r>
     </w:p>
@@ -26938,6 +29848,21 @@
           <w:b/>
           <w:lang w:val="fr_FR" w:bidi="fr_FR"/>
         </w:rPr>
+        <w:t>μάχας</w:t>
+      </w:r>
+    </w:p>
+    <w:p>
+      <w:pPr/>
+      <w:r>
+        <w:rPr>
+          <w:lang w:val="fr_FR" w:bidi="fr_FR"/>
+        </w:rPr>
+      </w:r>
+      <w:r>
+        <w:rPr>
+          <w:b/>
+          <w:lang w:val="fr_FR" w:bidi="fr_FR"/>
+        </w:rPr>
         <w:t>« querelles »</w:t>
       </w:r>
     </w:p>
@@ -27034,6 +29959,21 @@
           <w:b/>
           <w:lang w:val="fr_FR" w:bidi="fr_FR"/>
         </w:rPr>
+        <w:t>δὲ</w:t>
+      </w:r>
+    </w:p>
+    <w:p>
+      <w:pPr/>
+      <w:r>
+        <w:rPr>
+          <w:lang w:val="fr_FR" w:bidi="fr_FR"/>
+        </w:rPr>
+      </w:r>
+      <w:r>
+        <w:rPr>
+          <w:b/>
+          <w:lang w:val="fr_FR" w:bidi="fr_FR"/>
+        </w:rPr>
         <w:t>« Or »</w:t>
       </w:r>
     </w:p>
@@ -27143,6 +30083,21 @@
           <w:b/>
           <w:lang w:val="fr_FR" w:bidi="fr_FR"/>
         </w:rPr>
+        <w:t>δοῦλον &amp; Κυρίου</w:t>
+      </w:r>
+    </w:p>
+    <w:p>
+      <w:pPr/>
+      <w:r>
+        <w:rPr>
+          <w:lang w:val="fr_FR" w:bidi="fr_FR"/>
+        </w:rPr>
+      </w:r>
+      <w:r>
+        <w:rPr>
+          <w:b/>
+          <w:lang w:val="fr_FR" w:bidi="fr_FR"/>
+        </w:rPr>
         <w:t>« qu’un serviteur du Seigneur »</w:t>
       </w:r>
     </w:p>
@@ -27287,6 +30242,21 @@
           <w:b/>
           <w:lang w:val="fr_FR" w:bidi="fr_FR"/>
         </w:rPr>
+        <w:t>δοῦλον &amp; Κυρίου</w:t>
+      </w:r>
+    </w:p>
+    <w:p>
+      <w:pPr/>
+      <w:r>
+        <w:rPr>
+          <w:lang w:val="fr_FR" w:bidi="fr_FR"/>
+        </w:rPr>
+      </w:r>
+      <w:r>
+        <w:rPr>
+          <w:b/>
+          <w:lang w:val="fr_FR" w:bidi="fr_FR"/>
+        </w:rPr>
         <w:t>« un serviteur du Seigneur »</w:t>
       </w:r>
     </w:p>
@@ -27369,6 +30339,21 @@
         <w:rPr>
           <w:lang w:val="fr_FR" w:bidi="fr_FR"/>
         </w:rPr>
+      </w:r>
+    </w:p>
+    <w:p>
+      <w:pPr/>
+      <w:r>
+        <w:rPr>
+          <w:lang w:val="fr_FR" w:bidi="fr_FR"/>
+        </w:rPr>
+      </w:r>
+      <w:r>
+        <w:rPr>
+          <w:b/>
+          <w:lang w:val="fr_FR" w:bidi="fr_FR"/>
+        </w:rPr>
+        <w:t>οὐ &amp; μάχεσθαι</w:t>
       </w:r>
     </w:p>
     <w:p>
@@ -27510,6 +30495,21 @@
           <w:b/>
           <w:lang w:val="fr_FR" w:bidi="fr_FR"/>
         </w:rPr>
+        <w:t>πάντας</w:t>
+      </w:r>
+    </w:p>
+    <w:p>
+      <w:pPr/>
+      <w:r>
+        <w:rPr>
+          <w:lang w:val="fr_FR" w:bidi="fr_FR"/>
+        </w:rPr>
+      </w:r>
+      <w:r>
+        <w:rPr>
+          <w:b/>
+          <w:lang w:val="fr_FR" w:bidi="fr_FR"/>
+        </w:rPr>
         <w:t>« tous »</w:t>
       </w:r>
     </w:p>
@@ -27713,6 +30713,21 @@
           <w:b/>
           <w:lang w:val="fr_FR" w:bidi="fr_FR"/>
         </w:rPr>
+        <w:t>ἐν πραΰτητι</w:t>
+      </w:r>
+    </w:p>
+    <w:p>
+      <w:pPr/>
+      <w:r>
+        <w:rPr>
+          <w:lang w:val="fr_FR" w:bidi="fr_FR"/>
+        </w:rPr>
+      </w:r>
+      <w:r>
+        <w:rPr>
+          <w:b/>
+          <w:lang w:val="fr_FR" w:bidi="fr_FR"/>
+        </w:rPr>
         <w:t>« avec douceur »</w:t>
       </w:r>
     </w:p>
@@ -27834,6 +30849,21 @@
           <w:b/>
           <w:lang w:val="fr_FR" w:bidi="fr_FR"/>
         </w:rPr>
+        <w:t>μήποτε δώῃ αὐτοῖς ὁ Θεὸς μετάνοιαν</w:t>
+      </w:r>
+    </w:p>
+    <w:p>
+      <w:pPr/>
+      <w:r>
+        <w:rPr>
+          <w:lang w:val="fr_FR" w:bidi="fr_FR"/>
+        </w:rPr>
+      </w:r>
+      <w:r>
+        <w:rPr>
+          <w:b/>
+          <w:lang w:val="fr_FR" w:bidi="fr_FR"/>
+        </w:rPr>
         <w:t>« dans l’espérance que Dieu leur donnera la repentance »</w:t>
       </w:r>
     </w:p>
@@ -28097,6 +31127,21 @@
         <w:rPr>
           <w:lang w:val="fr_FR" w:bidi="fr_FR"/>
         </w:rPr>
+      </w:r>
+    </w:p>
+    <w:p>
+      <w:pPr/>
+      <w:r>
+        <w:rPr>
+          <w:lang w:val="fr_FR" w:bidi="fr_FR"/>
+        </w:rPr>
+      </w:r>
+      <w:r>
+        <w:rPr>
+          <w:b/>
+          <w:lang w:val="fr_FR" w:bidi="fr_FR"/>
+        </w:rPr>
+        <w:t>τοὺς ἀντιδιατιθεμένους</w:t>
       </w:r>
     </w:p>
     <w:p>
@@ -28431,6 +31476,21 @@
           <w:b/>
           <w:lang w:val="fr_FR" w:bidi="fr_FR"/>
         </w:rPr>
+        <w:t>ἀνανήψωσιν</w:t>
+      </w:r>
+    </w:p>
+    <w:p>
+      <w:pPr/>
+      <w:r>
+        <w:rPr>
+          <w:lang w:val="fr_FR" w:bidi="fr_FR"/>
+        </w:rPr>
+      </w:r>
+      <w:r>
+        <w:rPr>
+          <w:b/>
+          <w:lang w:val="fr_FR" w:bidi="fr_FR"/>
+        </w:rPr>
         <w:t>« revenus à leur bon sens »</w:t>
       </w:r>
     </w:p>
@@ -28514,6 +31574,21 @@
           <w:b/>
           <w:lang w:val="fr_FR" w:bidi="fr_FR"/>
         </w:rPr>
+        <w:t>ἐκ τῆς τοῦ διαβόλου παγίδος, ἐζωγρημένοι ὑπ’ αὐτοῦ</w:t>
+      </w:r>
+    </w:p>
+    <w:p>
+      <w:pPr/>
+      <w:r>
+        <w:rPr>
+          <w:lang w:val="fr_FR" w:bidi="fr_FR"/>
+        </w:rPr>
+      </w:r>
+      <w:r>
+        <w:rPr>
+          <w:b/>
+          <w:lang w:val="fr_FR" w:bidi="fr_FR"/>
+        </w:rPr>
         <w:t>« des pièges du diable, qui s’est emparé d’eux »</w:t>
       </w:r>
     </w:p>
@@ -28623,6 +31698,21 @@
           <w:b/>
           <w:lang w:val="fr_FR" w:bidi="fr_FR"/>
         </w:rPr>
+        <w:t>ἐζωγρημένοι ὑπ’ αὐτοῦ</w:t>
+      </w:r>
+    </w:p>
+    <w:p>
+      <w:pPr/>
+      <w:r>
+        <w:rPr>
+          <w:lang w:val="fr_FR" w:bidi="fr_FR"/>
+        </w:rPr>
+      </w:r>
+      <w:r>
+        <w:rPr>
+          <w:b/>
+          <w:lang w:val="fr_FR" w:bidi="fr_FR"/>
+        </w:rPr>
         <w:t>« qui s’est emparé d’eux »</w:t>
       </w:r>
     </w:p>
@@ -28720,6 +31810,21 @@
           <w:b/>
           <w:lang w:val="fr_FR" w:bidi="fr_FR"/>
         </w:rPr>
+        <w:t>ὑπ’ αὐτοῦ, εἰς τὸ ἐκείνου θέλημα</w:t>
+      </w:r>
+    </w:p>
+    <w:p>
+      <w:pPr/>
+      <w:r>
+        <w:rPr>
+          <w:lang w:val="fr_FR" w:bidi="fr_FR"/>
+        </w:rPr>
+      </w:r>
+      <w:r>
+        <w:rPr>
+          <w:b/>
+          <w:lang w:val="fr_FR" w:bidi="fr_FR"/>
+        </w:rPr>
         <w:t>« qui s’est emparé d’eux pour les soumettre à sa volonté »</w:t>
       </w:r>
     </w:p>
@@ -28857,6 +31962,21 @@
           <w:b/>
           <w:lang w:val="fr_FR" w:bidi="fr_FR"/>
         </w:rPr>
+        <w:t>εἰς τὸ ἐκείνου θέλημα</w:t>
+      </w:r>
+    </w:p>
+    <w:p>
+      <w:pPr/>
+      <w:r>
+        <w:rPr>
+          <w:lang w:val="fr_FR" w:bidi="fr_FR"/>
+        </w:rPr>
+      </w:r>
+      <w:r>
+        <w:rPr>
+          <w:b/>
+          <w:lang w:val="fr_FR" w:bidi="fr_FR"/>
+        </w:rPr>
         <w:t>« pour les soumettre à sa volonté »</w:t>
       </w:r>
     </w:p>
@@ -28959,6 +32079,21 @@
           <w:b/>
           <w:lang w:val="fr_FR" w:bidi="fr_FR"/>
         </w:rPr>
+        <w:t>δὲ</w:t>
+      </w:r>
+    </w:p>
+    <w:p>
+      <w:pPr/>
+      <w:r>
+        <w:rPr>
+          <w:lang w:val="fr_FR" w:bidi="fr_FR"/>
+        </w:rPr>
+      </w:r>
+      <w:r>
+        <w:rPr>
+          <w:b/>
+          <w:lang w:val="fr_FR" w:bidi="fr_FR"/>
+        </w:rPr>
         <w:t>« - Sache que »</w:t>
       </w:r>
     </w:p>
@@ -29042,6 +32177,21 @@
           <w:b/>
           <w:lang w:val="fr_FR" w:bidi="fr_FR"/>
         </w:rPr>
+        <w:t>τοῦτο &amp; γίνωσκε, ὅτι</w:t>
+      </w:r>
+    </w:p>
+    <w:p>
+      <w:pPr/>
+      <w:r>
+        <w:rPr>
+          <w:lang w:val="fr_FR" w:bidi="fr_FR"/>
+        </w:rPr>
+      </w:r>
+      <w:r>
+        <w:rPr>
+          <w:b/>
+          <w:lang w:val="fr_FR" w:bidi="fr_FR"/>
+        </w:rPr>
         <w:t>« Sache que »</w:t>
       </w:r>
     </w:p>
@@ -29152,6 +32302,21 @@
           <w:b/>
           <w:lang w:val="fr_FR" w:bidi="fr_FR"/>
         </w:rPr>
+        <w:t>ἐν ἐσχάταις ἡμέραις</w:t>
+      </w:r>
+    </w:p>
+    <w:p>
+      <w:pPr/>
+      <w:r>
+        <w:rPr>
+          <w:lang w:val="fr_FR" w:bidi="fr_FR"/>
+        </w:rPr>
+      </w:r>
+      <w:r>
+        <w:rPr>
+          <w:b/>
+          <w:lang w:val="fr_FR" w:bidi="fr_FR"/>
+        </w:rPr>
         <w:t>« dans les derniers jours »</w:t>
       </w:r>
     </w:p>
@@ -29255,6 +32420,21 @@
         <w:rPr>
           <w:lang w:val="fr_FR" w:bidi="fr_FR"/>
         </w:rPr>
+      </w:r>
+    </w:p>
+    <w:p>
+      <w:pPr/>
+      <w:r>
+        <w:rPr>
+          <w:lang w:val="fr_FR" w:bidi="fr_FR"/>
+        </w:rPr>
+      </w:r>
+      <w:r>
+        <w:rPr>
+          <w:b/>
+          <w:lang w:val="fr_FR" w:bidi="fr_FR"/>
+        </w:rPr>
+        <w:t>ἐνστήσονται καιροὶ χαλεποί</w:t>
       </w:r>
     </w:p>
     <w:p>
@@ -29370,6 +32550,21 @@
           <w:b/>
           <w:lang w:val="fr_FR" w:bidi="fr_FR"/>
         </w:rPr>
+        <w:t>γὰρ</w:t>
+      </w:r>
+    </w:p>
+    <w:p>
+      <w:pPr/>
+      <w:r>
+        <w:rPr>
+          <w:lang w:val="fr_FR" w:bidi="fr_FR"/>
+        </w:rPr>
+      </w:r>
+      <w:r>
+        <w:rPr>
+          <w:b/>
+          <w:lang w:val="fr_FR" w:bidi="fr_FR"/>
+        </w:rPr>
         <w:t>« Car »</w:t>
       </w:r>
     </w:p>
@@ -29466,6 +32661,21 @@
           <w:b/>
           <w:lang w:val="fr_FR" w:bidi="fr_FR"/>
         </w:rPr>
+        <w:t>οἱ ἄνθρωποι</w:t>
+      </w:r>
+    </w:p>
+    <w:p>
+      <w:pPr/>
+      <w:r>
+        <w:rPr>
+          <w:lang w:val="fr_FR" w:bidi="fr_FR"/>
+        </w:rPr>
+      </w:r>
+      <w:r>
+        <w:rPr>
+          <w:b/>
+          <w:lang w:val="fr_FR" w:bidi="fr_FR"/>
+        </w:rPr>
         <w:t>« les hommes »</w:t>
       </w:r>
     </w:p>
@@ -29575,6 +32785,21 @@
           <w:b/>
           <w:lang w:val="fr_FR" w:bidi="fr_FR"/>
         </w:rPr>
+        <w:t>οἱ ἄνθρωποι</w:t>
+      </w:r>
+    </w:p>
+    <w:p>
+      <w:pPr/>
+      <w:r>
+        <w:rPr>
+          <w:lang w:val="fr_FR" w:bidi="fr_FR"/>
+        </w:rPr>
+      </w:r>
+      <w:r>
+        <w:rPr>
+          <w:b/>
+          <w:lang w:val="fr_FR" w:bidi="fr_FR"/>
+        </w:rPr>
         <w:t>« les hommes »</w:t>
       </w:r>
     </w:p>
@@ -29657,6 +32882,21 @@
         <w:rPr>
           <w:lang w:val="fr_FR" w:bidi="fr_FR"/>
         </w:rPr>
+      </w:r>
+    </w:p>
+    <w:p>
+      <w:pPr/>
+      <w:r>
+        <w:rPr>
+          <w:lang w:val="fr_FR" w:bidi="fr_FR"/>
+        </w:rPr>
+      </w:r>
+      <w:r>
+        <w:rPr>
+          <w:b/>
+          <w:lang w:val="fr_FR" w:bidi="fr_FR"/>
+        </w:rPr>
+        <w:t>φίλαυτοι</w:t>
       </w:r>
     </w:p>
     <w:p>
@@ -29874,6 +33114,21 @@
           <w:b/>
           <w:lang w:val="fr_FR" w:bidi="fr_FR"/>
         </w:rPr>
+        <w:t>ἀφιλάγαθοι</w:t>
+      </w:r>
+    </w:p>
+    <w:p>
+      <w:pPr/>
+      <w:r>
+        <w:rPr>
+          <w:lang w:val="fr_FR" w:bidi="fr_FR"/>
+        </w:rPr>
+      </w:r>
+      <w:r>
+        <w:rPr>
+          <w:b/>
+          <w:lang w:val="fr_FR" w:bidi="fr_FR"/>
+        </w:rPr>
         <w:t>« ennemis des gens de bien »</w:t>
       </w:r>
     </w:p>
@@ -30064,6 +33319,21 @@
           <w:b/>
           <w:lang w:val="fr_FR" w:bidi="fr_FR"/>
         </w:rPr>
+        <w:t>τετυφωμένοι</w:t>
+      </w:r>
+    </w:p>
+    <w:p>
+      <w:pPr/>
+      <w:r>
+        <w:rPr>
+          <w:lang w:val="fr_FR" w:bidi="fr_FR"/>
+        </w:rPr>
+      </w:r>
+      <w:r>
+        <w:rPr>
+          <w:b/>
+          <w:lang w:val="fr_FR" w:bidi="fr_FR"/>
+        </w:rPr>
         <w:t>« enflés d’orgueil »</w:t>
       </w:r>
     </w:p>
@@ -30159,6 +33429,21 @@
         <w:rPr>
           <w:lang w:val="fr_FR" w:bidi="fr_FR"/>
         </w:rPr>
+      </w:r>
+    </w:p>
+    <w:p>
+      <w:pPr/>
+      <w:r>
+        <w:rPr>
+          <w:lang w:val="fr_FR" w:bidi="fr_FR"/>
+        </w:rPr>
+      </w:r>
+      <w:r>
+        <w:rPr>
+          <w:b/>
+          <w:lang w:val="fr_FR" w:bidi="fr_FR"/>
+        </w:rPr>
+        <w:t>τετυφωμένοι</w:t>
       </w:r>
     </w:p>
     <w:p>
@@ -30511,6 +33796,21 @@
           <w:b/>
           <w:lang w:val="fr_FR" w:bidi="fr_FR"/>
         </w:rPr>
+        <w:t>ἔχοντες μόρφωσιν εὐσεβείας</w:t>
+      </w:r>
+    </w:p>
+    <w:p>
+      <w:pPr/>
+      <w:r>
+        <w:rPr>
+          <w:lang w:val="fr_FR" w:bidi="fr_FR"/>
+        </w:rPr>
+      </w:r>
+      <w:r>
+        <w:rPr>
+          <w:b/>
+          <w:lang w:val="fr_FR" w:bidi="fr_FR"/>
+        </w:rPr>
         <w:t>« ayant l’apparence de la piété »</w:t>
       </w:r>
     </w:p>
@@ -30620,6 +33920,21 @@
           <w:b/>
           <w:lang w:val="fr_FR" w:bidi="fr_FR"/>
         </w:rPr>
+        <w:t>καὶ</w:t>
+      </w:r>
+    </w:p>
+    <w:p>
+      <w:pPr/>
+      <w:r>
+        <w:rPr>
+          <w:lang w:val="fr_FR" w:bidi="fr_FR"/>
+        </w:rPr>
+      </w:r>
+      <w:r>
+        <w:rPr>
+          <w:b/>
+          <w:lang w:val="fr_FR" w:bidi="fr_FR"/>
+        </w:rPr>
         <w:t>« - Éloigne-toi »</w:t>
       </w:r>
     </w:p>
@@ -30717,6 +34032,21 @@
           <w:b/>
           <w:lang w:val="fr_FR" w:bidi="fr_FR"/>
         </w:rPr>
+        <w:t>τούτους ἀποτρέπου</w:t>
+      </w:r>
+    </w:p>
+    <w:p>
+      <w:pPr/>
+      <w:r>
+        <w:rPr>
+          <w:lang w:val="fr_FR" w:bidi="fr_FR"/>
+        </w:rPr>
+      </w:r>
+      <w:r>
+        <w:rPr>
+          <w:b/>
+          <w:lang w:val="fr_FR" w:bidi="fr_FR"/>
+        </w:rPr>
         <w:t>« Éloigne-toi de ces hommes-là »</w:t>
       </w:r>
     </w:p>
@@ -30839,6 +34169,21 @@
           <w:b/>
           <w:lang w:val="fr_FR" w:bidi="fr_FR"/>
         </w:rPr>
+        <w:t>τούτους</w:t>
+      </w:r>
+    </w:p>
+    <w:p>
+      <w:pPr/>
+      <w:r>
+        <w:rPr>
+          <w:lang w:val="fr_FR" w:bidi="fr_FR"/>
+        </w:rPr>
+      </w:r>
+      <w:r>
+        <w:rPr>
+          <w:b/>
+          <w:lang w:val="fr_FR" w:bidi="fr_FR"/>
+        </w:rPr>
         <w:t>« de ces hommes-là »</w:t>
       </w:r>
     </w:p>
@@ -30948,6 +34293,21 @@
         <w:rPr>
           <w:lang w:val="fr_FR" w:bidi="fr_FR"/>
         </w:rPr>
+      </w:r>
+    </w:p>
+    <w:p>
+      <w:pPr/>
+      <w:r>
+        <w:rPr>
+          <w:lang w:val="fr_FR" w:bidi="fr_FR"/>
+        </w:rPr>
+      </w:r>
+      <w:r>
+        <w:rPr>
+          <w:b/>
+          <w:lang w:val="fr_FR" w:bidi="fr_FR"/>
+        </w:rPr>
+        <w:t>τὴν &amp; δύναμιν αὐτῆς ἠρνημένοι</w:t>
       </w:r>
     </w:p>
     <w:p>
@@ -31152,6 +34512,21 @@
           <w:b/>
           <w:lang w:val="fr_FR" w:bidi="fr_FR"/>
         </w:rPr>
+        <w:t>γάρ</w:t>
+      </w:r>
+    </w:p>
+    <w:p>
+      <w:pPr/>
+      <w:r>
+        <w:rPr>
+          <w:lang w:val="fr_FR" w:bidi="fr_FR"/>
+        </w:rPr>
+      </w:r>
+      <w:r>
+        <w:rPr>
+          <w:b/>
+          <w:lang w:val="fr_FR" w:bidi="fr_FR"/>
+        </w:rPr>
         <w:t>« - Il en est »</w:t>
       </w:r>
     </w:p>
@@ -31286,6 +34661,21 @@
           <w:b/>
           <w:lang w:val="fr_FR" w:bidi="fr_FR"/>
         </w:rPr>
+        <w:t>ἐκ τούτων</w:t>
+      </w:r>
+    </w:p>
+    <w:p>
+      <w:pPr/>
+      <w:r>
+        <w:rPr>
+          <w:lang w:val="fr_FR" w:bidi="fr_FR"/>
+        </w:rPr>
+      </w:r>
+      <w:r>
+        <w:rPr>
+          <w:b/>
+          <w:lang w:val="fr_FR" w:bidi="fr_FR"/>
+        </w:rPr>
         <w:t>« parmi eux »</w:t>
       </w:r>
     </w:p>
@@ -31380,6 +34770,21 @@
           <w:b/>
           <w:lang w:val="fr_FR" w:bidi="fr_FR"/>
         </w:rPr>
+        <w:t>οἱ ἐνδύνοντες εἰς τὰς οἰκίας</w:t>
+      </w:r>
+    </w:p>
+    <w:p>
+      <w:pPr/>
+      <w:r>
+        <w:rPr>
+          <w:lang w:val="fr_FR" w:bidi="fr_FR"/>
+        </w:rPr>
+      </w:r>
+      <w:r>
+        <w:rPr>
+          <w:b/>
+          <w:lang w:val="fr_FR" w:bidi="fr_FR"/>
+        </w:rPr>
         <w:t>« qui s’introduisent dans les maisons »</w:t>
       </w:r>
     </w:p>
@@ -31476,6 +34881,21 @@
           <w:b/>
           <w:lang w:val="fr_FR" w:bidi="fr_FR"/>
         </w:rPr>
+        <w:t>αἰχμαλωτίζοντες</w:t>
+      </w:r>
+    </w:p>
+    <w:p>
+      <w:pPr/>
+      <w:r>
+        <w:rPr>
+          <w:lang w:val="fr_FR" w:bidi="fr_FR"/>
+        </w:rPr>
+      </w:r>
+      <w:r>
+        <w:rPr>
+          <w:b/>
+          <w:lang w:val="fr_FR" w:bidi="fr_FR"/>
+        </w:rPr>
         <w:t>« qui captivent »</w:t>
       </w:r>
     </w:p>
@@ -31572,6 +34992,21 @@
           <w:b/>
           <w:lang w:val="fr_FR" w:bidi="fr_FR"/>
         </w:rPr>
+        <w:t>γυναικάρια</w:t>
+      </w:r>
+    </w:p>
+    <w:p>
+      <w:pPr/>
+      <w:r>
+        <w:rPr>
+          <w:lang w:val="fr_FR" w:bidi="fr_FR"/>
+        </w:rPr>
+      </w:r>
+      <w:r>
+        <w:rPr>
+          <w:b/>
+          <w:lang w:val="fr_FR" w:bidi="fr_FR"/>
+        </w:rPr>
         <w:t>« des femmes d’un esprit faible et borné »</w:t>
       </w:r>
     </w:p>
@@ -31709,6 +35144,21 @@
           <w:b/>
           <w:lang w:val="fr_FR" w:bidi="fr_FR"/>
         </w:rPr>
+        <w:t>σεσωρευμένα ἁμαρτίαις</w:t>
+      </w:r>
+    </w:p>
+    <w:p>
+      <w:pPr/>
+      <w:r>
+        <w:rPr>
+          <w:lang w:val="fr_FR" w:bidi="fr_FR"/>
+        </w:rPr>
+      </w:r>
+      <w:r>
+        <w:rPr>
+          <w:b/>
+          <w:lang w:val="fr_FR" w:bidi="fr_FR"/>
+        </w:rPr>
         <w:t>« chargées de péchés »</w:t>
       </w:r>
     </w:p>
@@ -31831,6 +35281,21 @@
           <w:b/>
           <w:lang w:val="fr_FR" w:bidi="fr_FR"/>
         </w:rPr>
+        <w:t>σεσωρευμένα ἁμαρτίαις</w:t>
+      </w:r>
+    </w:p>
+    <w:p>
+      <w:pPr/>
+      <w:r>
+        <w:rPr>
+          <w:lang w:val="fr_FR" w:bidi="fr_FR"/>
+        </w:rPr>
+      </w:r>
+      <w:r>
+        <w:rPr>
+          <w:b/>
+          <w:lang w:val="fr_FR" w:bidi="fr_FR"/>
+        </w:rPr>
         <w:t>« chargées de péchés »</w:t>
       </w:r>
     </w:p>
@@ -31925,6 +35390,21 @@
         <w:rPr>
           <w:lang w:val="fr_FR" w:bidi="fr_FR"/>
         </w:rPr>
+      </w:r>
+    </w:p>
+    <w:p>
+      <w:pPr/>
+      <w:r>
+        <w:rPr>
+          <w:lang w:val="fr_FR" w:bidi="fr_FR"/>
+        </w:rPr>
+      </w:r>
+      <w:r>
+        <w:rPr>
+          <w:b/>
+          <w:lang w:val="fr_FR" w:bidi="fr_FR"/>
+        </w:rPr>
+        <w:t>ἀγόμενα ἐπιθυμίαις ποικίλαις</w:t>
       </w:r>
     </w:p>
     <w:p>
@@ -32244,6 +35724,21 @@
           <w:b/>
           <w:lang w:val="fr_FR" w:bidi="fr_FR"/>
         </w:rPr>
+        <w:t>καὶ</w:t>
+      </w:r>
+    </w:p>
+    <w:p>
+      <w:pPr/>
+      <w:r>
+        <w:rPr>
+          <w:lang w:val="fr_FR" w:bidi="fr_FR"/>
+        </w:rPr>
+      </w:r>
+      <w:r>
+        <w:rPr>
+          <w:b/>
+          <w:lang w:val="fr_FR" w:bidi="fr_FR"/>
+        </w:rPr>
         <w:t>« et »</w:t>
       </w:r>
     </w:p>
@@ -32340,6 +35835,21 @@
           <w:b/>
           <w:lang w:val="fr_FR" w:bidi="fr_FR"/>
         </w:rPr>
+        <w:t>μηδέποτε εἰς ἐπίγνωσιν ἀληθείας ἐλθεῖν δυνάμενα</w:t>
+      </w:r>
+    </w:p>
+    <w:p>
+      <w:pPr/>
+      <w:r>
+        <w:rPr>
+          <w:lang w:val="fr_FR" w:bidi="fr_FR"/>
+        </w:rPr>
+      </w:r>
+      <w:r>
+        <w:rPr>
+          <w:b/>
+          <w:lang w:val="fr_FR" w:bidi="fr_FR"/>
+        </w:rPr>
         <w:t>« ne pouvant jamais arriver à la connaissance de la vérité »</w:t>
       </w:r>
     </w:p>
@@ -32436,6 +35946,21 @@
           <w:b/>
           <w:lang w:val="fr_FR" w:bidi="fr_FR"/>
         </w:rPr>
+        <w:t>εἰς ἐπίγνωσιν ἀληθείας</w:t>
+      </w:r>
+    </w:p>
+    <w:p>
+      <w:pPr/>
+      <w:r>
+        <w:rPr>
+          <w:lang w:val="fr_FR" w:bidi="fr_FR"/>
+        </w:rPr>
+      </w:r>
+      <w:r>
+        <w:rPr>
+          <w:b/>
+          <w:lang w:val="fr_FR" w:bidi="fr_FR"/>
+        </w:rPr>
         <w:t>« à la connaissance de la vérité »</w:t>
       </w:r>
     </w:p>
@@ -32646,6 +36171,21 @@
         <w:rPr>
           <w:lang w:val="fr_FR" w:bidi="fr_FR"/>
         </w:rPr>
+      </w:r>
+    </w:p>
+    <w:p>
+      <w:pPr/>
+      <w:r>
+        <w:rPr>
+          <w:lang w:val="fr_FR" w:bidi="fr_FR"/>
+        </w:rPr>
+      </w:r>
+      <w:r>
+        <w:rPr>
+          <w:b/>
+          <w:lang w:val="fr_FR" w:bidi="fr_FR"/>
+        </w:rPr>
+        <w:t>Ἰάννης καὶ Ἰαμβρῆς ἀντέστησαν Μωϋσεῖ</w:t>
       </w:r>
     </w:p>
     <w:p>
@@ -32787,6 +36327,21 @@
           <w:b/>
           <w:lang w:val="fr_FR" w:bidi="fr_FR"/>
         </w:rPr>
+        <w:t>περὶ τὴν πίστιν</w:t>
+      </w:r>
+    </w:p>
+    <w:p>
+      <w:pPr/>
+      <w:r>
+        <w:rPr>
+          <w:lang w:val="fr_FR" w:bidi="fr_FR"/>
+        </w:rPr>
+      </w:r>
+      <w:r>
+        <w:rPr>
+          <w:b/>
+          <w:lang w:val="fr_FR" w:bidi="fr_FR"/>
+        </w:rPr>
         <w:t>« en ce qui concerne la foi »</w:t>
       </w:r>
     </w:p>
@@ -32888,6 +36443,21 @@
         <w:rPr>
           <w:lang w:val="fr_FR" w:bidi="fr_FR"/>
         </w:rPr>
+      </w:r>
+    </w:p>
+    <w:p>
+      <w:pPr/>
+      <w:r>
+        <w:rPr>
+          <w:lang w:val="fr_FR" w:bidi="fr_FR"/>
+        </w:rPr>
+      </w:r>
+      <w:r>
+        <w:rPr>
+          <w:b/>
+          <w:lang w:val="fr_FR" w:bidi="fr_FR"/>
+        </w:rPr>
+        <w:t>οὗτοι</w:t>
       </w:r>
     </w:p>
     <w:p>
@@ -33010,6 +36580,21 @@
           <w:b/>
           <w:lang w:val="fr_FR" w:bidi="fr_FR"/>
         </w:rPr>
+        <w:t>τῇ ἀληθείᾳ</w:t>
+      </w:r>
+    </w:p>
+    <w:p>
+      <w:pPr/>
+      <w:r>
+        <w:rPr>
+          <w:lang w:val="fr_FR" w:bidi="fr_FR"/>
+        </w:rPr>
+      </w:r>
+      <w:r>
+        <w:rPr>
+          <w:b/>
+          <w:lang w:val="fr_FR" w:bidi="fr_FR"/>
+        </w:rPr>
         <w:t>« la vérité »</w:t>
       </w:r>
     </w:p>
@@ -33092,6 +36677,21 @@
         <w:rPr>
           <w:lang w:val="fr_FR" w:bidi="fr_FR"/>
         </w:rPr>
+      </w:r>
+    </w:p>
+    <w:p>
+      <w:pPr/>
+      <w:r>
+        <w:rPr>
+          <w:lang w:val="fr_FR" w:bidi="fr_FR"/>
+        </w:rPr>
+      </w:r>
+      <w:r>
+        <w:rPr>
+          <w:b/>
+          <w:lang w:val="fr_FR" w:bidi="fr_FR"/>
+        </w:rPr>
+        <w:t>ἄνθρωποι</w:t>
       </w:r>
     </w:p>
     <w:p>
@@ -33442,6 +37042,21 @@
           <w:b/>
           <w:lang w:val="fr_FR" w:bidi="fr_FR"/>
         </w:rPr>
+        <w:t>κατεφθαρμένοι τὸν νοῦν</w:t>
+      </w:r>
+    </w:p>
+    <w:p>
+      <w:pPr/>
+      <w:r>
+        <w:rPr>
+          <w:lang w:val="fr_FR" w:bidi="fr_FR"/>
+        </w:rPr>
+      </w:r>
+      <w:r>
+        <w:rPr>
+          <w:b/>
+          <w:lang w:val="fr_FR" w:bidi="fr_FR"/>
+        </w:rPr>
         <w:t>« étant corrompus d’entendement »</w:t>
       </w:r>
     </w:p>
@@ -33544,6 +37159,21 @@
           <w:b/>
           <w:lang w:val="fr_FR" w:bidi="fr_FR"/>
         </w:rPr>
+        <w:t>τὸν νοῦν</w:t>
+      </w:r>
+    </w:p>
+    <w:p>
+      <w:pPr/>
+      <w:r>
+        <w:rPr>
+          <w:lang w:val="fr_FR" w:bidi="fr_FR"/>
+        </w:rPr>
+      </w:r>
+      <w:r>
+        <w:rPr>
+          <w:b/>
+          <w:lang w:val="fr_FR" w:bidi="fr_FR"/>
+        </w:rPr>
         <w:t>« d’entendement »</w:t>
       </w:r>
     </w:p>
@@ -33627,6 +37257,21 @@
           <w:b/>
           <w:lang w:val="fr_FR" w:bidi="fr_FR"/>
         </w:rPr>
+        <w:t>ἀδόκιμοι περὶ τὴν πίστιν</w:t>
+      </w:r>
+    </w:p>
+    <w:p>
+      <w:pPr/>
+      <w:r>
+        <w:rPr>
+          <w:lang w:val="fr_FR" w:bidi="fr_FR"/>
+        </w:rPr>
+      </w:r>
+      <w:r>
+        <w:rPr>
+          <w:b/>
+          <w:lang w:val="fr_FR" w:bidi="fr_FR"/>
+        </w:rPr>
         <w:t>« réprouvés en ce qui concerne la foi »</w:t>
       </w:r>
     </w:p>
@@ -33696,6 +37341,21 @@
         <w:rPr>
           <w:lang w:val="fr_FR" w:bidi="fr_FR"/>
         </w:rPr>
+      </w:r>
+    </w:p>
+    <w:p>
+      <w:pPr/>
+      <w:r>
+        <w:rPr>
+          <w:lang w:val="fr_FR" w:bidi="fr_FR"/>
+        </w:rPr>
+      </w:r>
+      <w:r>
+        <w:rPr>
+          <w:b/>
+          <w:lang w:val="fr_FR" w:bidi="fr_FR"/>
+        </w:rPr>
+        <w:t>περὶ τὴν πίστιν</w:t>
       </w:r>
     </w:p>
     <w:p>
@@ -33926,6 +37586,21 @@
           <w:b/>
           <w:lang w:val="fr_FR" w:bidi="fr_FR"/>
         </w:rPr>
+        <w:t>ἀλλ’</w:t>
+      </w:r>
+    </w:p>
+    <w:p>
+      <w:pPr/>
+      <w:r>
+        <w:rPr>
+          <w:lang w:val="fr_FR" w:bidi="fr_FR"/>
+        </w:rPr>
+      </w:r>
+      <w:r>
+        <w:rPr>
+          <w:b/>
+          <w:lang w:val="fr_FR" w:bidi="fr_FR"/>
+        </w:rPr>
         <w:t>« Mais »</w:t>
       </w:r>
     </w:p>
@@ -34040,6 +37715,21 @@
           <w:b/>
           <w:lang w:val="fr_FR" w:bidi="fr_FR"/>
         </w:rPr>
+        <w:t>οὐ προκόψουσιν ἐπὶ πλεῖον</w:t>
+      </w:r>
+    </w:p>
+    <w:p>
+      <w:pPr/>
+      <w:r>
+        <w:rPr>
+          <w:lang w:val="fr_FR" w:bidi="fr_FR"/>
+        </w:rPr>
+      </w:r>
+      <w:r>
+        <w:rPr>
+          <w:b/>
+          <w:lang w:val="fr_FR" w:bidi="fr_FR"/>
+        </w:rPr>
         <w:t>« ils ne feront pas de plus grands progrès »</w:t>
       </w:r>
     </w:p>
@@ -34162,6 +37852,21 @@
           <w:b/>
           <w:lang w:val="fr_FR" w:bidi="fr_FR"/>
         </w:rPr>
+        <w:t>ἡ &amp; ἄνοια αὐτῶν</w:t>
+      </w:r>
+    </w:p>
+    <w:p>
+      <w:pPr/>
+      <w:r>
+        <w:rPr>
+          <w:lang w:val="fr_FR" w:bidi="fr_FR"/>
+        </w:rPr>
+      </w:r>
+      <w:r>
+        <w:rPr>
+          <w:b/>
+          <w:lang w:val="fr_FR" w:bidi="fr_FR"/>
+        </w:rPr>
         <w:t>« leur folie »</w:t>
       </w:r>
     </w:p>
@@ -34264,6 +37969,21 @@
           <w:b/>
           <w:lang w:val="fr_FR" w:bidi="fr_FR"/>
         </w:rPr>
+        <w:t>πᾶσιν</w:t>
+      </w:r>
+    </w:p>
+    <w:p>
+      <w:pPr/>
+      <w:r>
+        <w:rPr>
+          <w:lang w:val="fr_FR" w:bidi="fr_FR"/>
+        </w:rPr>
+      </w:r>
+      <w:r>
+        <w:rPr>
+          <w:b/>
+          <w:lang w:val="fr_FR" w:bidi="fr_FR"/>
+        </w:rPr>
         <w:t>« pour tous »</w:t>
       </w:r>
     </w:p>
@@ -34360,6 +38080,21 @@
           <w:b/>
           <w:lang w:val="fr_FR" w:bidi="fr_FR"/>
         </w:rPr>
+        <w:t>πᾶσιν</w:t>
+      </w:r>
+    </w:p>
+    <w:p>
+      <w:pPr/>
+      <w:r>
+        <w:rPr>
+          <w:lang w:val="fr_FR" w:bidi="fr_FR"/>
+        </w:rPr>
+      </w:r>
+      <w:r>
+        <w:rPr>
+          <w:b/>
+          <w:lang w:val="fr_FR" w:bidi="fr_FR"/>
+        </w:rPr>
         <w:t>« pour tous »</w:t>
       </w:r>
     </w:p>
@@ -34508,6 +38243,21 @@
           <w:b/>
           <w:lang w:val="fr_FR" w:bidi="fr_FR"/>
         </w:rPr>
+        <w:t>ἡ ἐκείνων</w:t>
+      </w:r>
+    </w:p>
+    <w:p>
+      <w:pPr/>
+      <w:r>
+        <w:rPr>
+          <w:lang w:val="fr_FR" w:bidi="fr_FR"/>
+        </w:rPr>
+      </w:r>
+      <w:r>
+        <w:rPr>
+          <w:b/>
+          <w:lang w:val="fr_FR" w:bidi="fr_FR"/>
+        </w:rPr>
         <w:t>« celle de ces deux hommes »</w:t>
       </w:r>
     </w:p>
@@ -34664,6 +38414,21 @@
           <w:b/>
           <w:lang w:val="fr_FR" w:bidi="fr_FR"/>
         </w:rPr>
+        <w:t>ἐγένετο</w:t>
+      </w:r>
+    </w:p>
+    <w:p>
+      <w:pPr/>
+      <w:r>
+        <w:rPr>
+          <w:lang w:val="fr_FR" w:bidi="fr_FR"/>
+        </w:rPr>
+      </w:r>
+      <w:r>
+        <w:rPr>
+          <w:b/>
+          <w:lang w:val="fr_FR" w:bidi="fr_FR"/>
+        </w:rPr>
         <w:t>« comme le fut »</w:t>
       </w:r>
     </w:p>
@@ -34746,6 +38511,21 @@
         <w:rPr>
           <w:lang w:val="fr_FR" w:bidi="fr_FR"/>
         </w:rPr>
+      </w:r>
+    </w:p>
+    <w:p>
+      <w:pPr/>
+      <w:r>
+        <w:rPr>
+          <w:lang w:val="fr_FR" w:bidi="fr_FR"/>
+        </w:rPr>
+      </w:r>
+      <w:r>
+        <w:rPr>
+          <w:b/>
+          <w:lang w:val="fr_FR" w:bidi="fr_FR"/>
+        </w:rPr>
+        <w:t>ἐγένετο</w:t>
       </w:r>
     </w:p>
     <w:p>
@@ -35093,6 +38873,21 @@
           <w:b/>
           <w:lang w:val="fr_FR" w:bidi="fr_FR"/>
         </w:rPr>
+        <w:t>σὺ δὲ</w:t>
+      </w:r>
+    </w:p>
+    <w:p>
+      <w:pPr/>
+      <w:r>
+        <w:rPr>
+          <w:lang w:val="fr_FR" w:bidi="fr_FR"/>
+        </w:rPr>
+      </w:r>
+      <w:r>
+        <w:rPr>
+          <w:b/>
+          <w:lang w:val="fr_FR" w:bidi="fr_FR"/>
+        </w:rPr>
         <w:t>« Pour toi »</w:t>
       </w:r>
     </w:p>
@@ -35189,6 +38984,21 @@
           <w:b/>
           <w:lang w:val="fr_FR" w:bidi="fr_FR"/>
         </w:rPr>
+        <w:t>σὺ &amp; παρηκολούθησάς</w:t>
+      </w:r>
+    </w:p>
+    <w:p>
+      <w:pPr/>
+      <w:r>
+        <w:rPr>
+          <w:lang w:val="fr_FR" w:bidi="fr_FR"/>
+        </w:rPr>
+      </w:r>
+      <w:r>
+        <w:rPr>
+          <w:b/>
+          <w:lang w:val="fr_FR" w:bidi="fr_FR"/>
+        </w:rPr>
         <w:t>« tu as suivi »</w:t>
       </w:r>
     </w:p>
@@ -35373,6 +39183,21 @@
         <w:rPr>
           <w:lang w:val="fr_FR" w:bidi="fr_FR"/>
         </w:rPr>
+      </w:r>
+    </w:p>
+    <w:p>
+      <w:pPr/>
+      <w:r>
+        <w:rPr>
+          <w:lang w:val="fr_FR" w:bidi="fr_FR"/>
+        </w:rPr>
+      </w:r>
+      <w:r>
+        <w:rPr>
+          <w:b/>
+          <w:lang w:val="fr_FR" w:bidi="fr_FR"/>
+        </w:rPr>
+        <w:t>οἷά</w:t>
       </w:r>
     </w:p>
     <w:p>
@@ -35630,6 +39455,21 @@
           <w:b/>
           <w:lang w:val="fr_FR" w:bidi="fr_FR"/>
         </w:rPr>
+        <w:t>οἵους διωγμοὺς ὑπήνεγκα</w:t>
+      </w:r>
+    </w:p>
+    <w:p>
+      <w:pPr/>
+      <w:r>
+        <w:rPr>
+          <w:lang w:val="fr_FR" w:bidi="fr_FR"/>
+        </w:rPr>
+      </w:r>
+      <w:r>
+        <w:rPr>
+          <w:b/>
+          <w:lang w:val="fr_FR" w:bidi="fr_FR"/>
+        </w:rPr>
         <w:t>« Quelles persécutions n’ai-je pas supportées? »</w:t>
       </w:r>
     </w:p>
@@ -35795,6 +39635,21 @@
         <w:rPr>
           <w:lang w:val="fr_FR" w:bidi="fr_FR"/>
         </w:rPr>
+      </w:r>
+    </w:p>
+    <w:p>
+      <w:pPr/>
+      <w:r>
+        <w:rPr>
+          <w:lang w:val="fr_FR" w:bidi="fr_FR"/>
+        </w:rPr>
+      </w:r>
+      <w:r>
+        <w:rPr>
+          <w:b/>
+          <w:lang w:val="fr_FR" w:bidi="fr_FR"/>
+        </w:rPr>
+        <w:t>καὶ</w:t>
       </w:r>
     </w:p>
     <w:p>
@@ -35971,6 +39826,21 @@
           <w:b/>
           <w:lang w:val="fr_FR" w:bidi="fr_FR"/>
         </w:rPr>
+        <w:t>καὶ &amp; δὲ</w:t>
+      </w:r>
+    </w:p>
+    <w:p>
+      <w:pPr/>
+      <w:r>
+        <w:rPr>
+          <w:lang w:val="fr_FR" w:bidi="fr_FR"/>
+        </w:rPr>
+      </w:r>
+      <w:r>
+        <w:rPr>
+          <w:b/>
+          <w:lang w:val="fr_FR" w:bidi="fr_FR"/>
+        </w:rPr>
         <w:t>« Or, tous ceux qui... »</w:t>
       </w:r>
     </w:p>
@@ -36162,6 +40032,21 @@
         <w:rPr>
           <w:lang w:val="fr_FR" w:bidi="fr_FR"/>
         </w:rPr>
+      </w:r>
+    </w:p>
+    <w:p>
+      <w:pPr/>
+      <w:r>
+        <w:rPr>
+          <w:lang w:val="fr_FR" w:bidi="fr_FR"/>
+        </w:rPr>
+      </w:r>
+      <w:r>
+        <w:rPr>
+          <w:b/>
+          <w:lang w:val="fr_FR" w:bidi="fr_FR"/>
+        </w:rPr>
+        <w:t>ἐν Χριστῷ Ἰησοῦ</w:t>
       </w:r>
     </w:p>
     <w:p>
@@ -36393,6 +40278,21 @@
           <w:b/>
           <w:lang w:val="fr_FR" w:bidi="fr_FR"/>
         </w:rPr>
+        <w:t>δὲ</w:t>
+      </w:r>
+    </w:p>
+    <w:p>
+      <w:pPr/>
+      <w:r>
+        <w:rPr>
+          <w:lang w:val="fr_FR" w:bidi="fr_FR"/>
+        </w:rPr>
+      </w:r>
+      <w:r>
+        <w:rPr>
+          <w:b/>
+          <w:lang w:val="fr_FR" w:bidi="fr_FR"/>
+        </w:rPr>
         <w:t>« Mais »</w:t>
       </w:r>
     </w:p>
@@ -36515,6 +40415,21 @@
           <w:b/>
           <w:lang w:val="fr_FR" w:bidi="fr_FR"/>
         </w:rPr>
+        <w:t>ἄνθρωποι</w:t>
+      </w:r>
+    </w:p>
+    <w:p>
+      <w:pPr/>
+      <w:r>
+        <w:rPr>
+          <w:lang w:val="fr_FR" w:bidi="fr_FR"/>
+        </w:rPr>
+      </w:r>
+      <w:r>
+        <w:rPr>
+          <w:b/>
+          <w:lang w:val="fr_FR" w:bidi="fr_FR"/>
+        </w:rPr>
         <w:t>« hommes »</w:t>
       </w:r>
     </w:p>
@@ -36610,6 +40525,21 @@
         <w:rPr>
           <w:lang w:val="fr_FR" w:bidi="fr_FR"/>
         </w:rPr>
+      </w:r>
+    </w:p>
+    <w:p>
+      <w:pPr/>
+      <w:r>
+        <w:rPr>
+          <w:lang w:val="fr_FR" w:bidi="fr_FR"/>
+        </w:rPr>
+      </w:r>
+      <w:r>
+        <w:rPr>
+          <w:b/>
+          <w:lang w:val="fr_FR" w:bidi="fr_FR"/>
+        </w:rPr>
+        <w:t>πονηροὶ &amp; ἄνθρωποι καὶ γόητες</w:t>
       </w:r>
     </w:p>
     <w:p>
@@ -36761,6 +40691,21 @@
           <w:b/>
           <w:lang w:val="fr_FR" w:bidi="fr_FR"/>
         </w:rPr>
+        <w:t>προκόψουσιν ἐπὶ τὸ χεῖρον</w:t>
+      </w:r>
+    </w:p>
+    <w:p>
+      <w:pPr/>
+      <w:r>
+        <w:rPr>
+          <w:lang w:val="fr_FR" w:bidi="fr_FR"/>
+        </w:rPr>
+      </w:r>
+      <w:r>
+        <w:rPr>
+          <w:b/>
+          <w:lang w:val="fr_FR" w:bidi="fr_FR"/>
+        </w:rPr>
         <w:t>« avanceront toujours plus dans le mal »</w:t>
       </w:r>
     </w:p>
@@ -36870,6 +40815,21 @@
           <w:b/>
           <w:lang w:val="fr_FR" w:bidi="fr_FR"/>
         </w:rPr>
+        <w:t>ἐπὶ τὸ χεῖρον</w:t>
+      </w:r>
+    </w:p>
+    <w:p>
+      <w:pPr/>
+      <w:r>
+        <w:rPr>
+          <w:lang w:val="fr_FR" w:bidi="fr_FR"/>
+        </w:rPr>
+      </w:r>
+      <w:r>
+        <w:rPr>
+          <w:b/>
+          <w:lang w:val="fr_FR" w:bidi="fr_FR"/>
+        </w:rPr>
         <w:t>« dans le mal »</w:t>
       </w:r>
     </w:p>
@@ -36966,6 +40926,21 @@
           <w:b/>
           <w:lang w:val="fr_FR" w:bidi="fr_FR"/>
         </w:rPr>
+        <w:t>πλανῶντες καὶ πλανώμενοι</w:t>
+      </w:r>
+    </w:p>
+    <w:p>
+      <w:pPr/>
+      <w:r>
+        <w:rPr>
+          <w:lang w:val="fr_FR" w:bidi="fr_FR"/>
+        </w:rPr>
+      </w:r>
+      <w:r>
+        <w:rPr>
+          <w:b/>
+          <w:lang w:val="fr_FR" w:bidi="fr_FR"/>
+        </w:rPr>
         <w:t>« égarant les autres et égarés eux-mêmes »</w:t>
       </w:r>
     </w:p>
@@ -37061,6 +41036,21 @@
         <w:rPr>
           <w:lang w:val="fr_FR" w:bidi="fr_FR"/>
         </w:rPr>
+      </w:r>
+    </w:p>
+    <w:p>
+      <w:pPr/>
+      <w:r>
+        <w:rPr>
+          <w:lang w:val="fr_FR" w:bidi="fr_FR"/>
+        </w:rPr>
+      </w:r>
+      <w:r>
+        <w:rPr>
+          <w:b/>
+          <w:lang w:val="fr_FR" w:bidi="fr_FR"/>
+        </w:rPr>
+        <w:t>πλανώμενοι</w:t>
       </w:r>
     </w:p>
     <w:p>
@@ -37284,6 +41274,21 @@
           <w:b/>
           <w:lang w:val="fr_FR" w:bidi="fr_FR"/>
         </w:rPr>
+        <w:t>σὺ δὲ</w:t>
+      </w:r>
+    </w:p>
+    <w:p>
+      <w:pPr/>
+      <w:r>
+        <w:rPr>
+          <w:lang w:val="fr_FR" w:bidi="fr_FR"/>
+        </w:rPr>
+      </w:r>
+      <w:r>
+        <w:rPr>
+          <w:b/>
+          <w:lang w:val="fr_FR" w:bidi="fr_FR"/>
+        </w:rPr>
         <w:t>« - Toi »</w:t>
       </w:r>
     </w:p>
@@ -37469,6 +41474,21 @@
           <w:b/>
           <w:lang w:val="fr_FR" w:bidi="fr_FR"/>
         </w:rPr>
+        <w:t>μένε ἐν</w:t>
+      </w:r>
+    </w:p>
+    <w:p>
+      <w:pPr/>
+      <w:r>
+        <w:rPr>
+          <w:lang w:val="fr_FR" w:bidi="fr_FR"/>
+        </w:rPr>
+      </w:r>
+      <w:r>
+        <w:rPr>
+          <w:b/>
+          <w:lang w:val="fr_FR" w:bidi="fr_FR"/>
+        </w:rPr>
         <w:t>« demeure dans »</w:t>
       </w:r>
     </w:p>
@@ -37565,6 +41585,21 @@
           <w:b/>
           <w:lang w:val="fr_FR" w:bidi="fr_FR"/>
         </w:rPr>
+        <w:t>ἐπιστώθης</w:t>
+      </w:r>
+    </w:p>
+    <w:p>
+      <w:pPr/>
+      <w:r>
+        <w:rPr>
+          <w:lang w:val="fr_FR" w:bidi="fr_FR"/>
+        </w:rPr>
+      </w:r>
+      <w:r>
+        <w:rPr>
+          <w:b/>
+          <w:lang w:val="fr_FR" w:bidi="fr_FR"/>
+        </w:rPr>
         <w:t>« et reconnues certaines »</w:t>
       </w:r>
     </w:p>
@@ -37648,6 +41683,21 @@
           <w:b/>
           <w:lang w:val="fr_FR" w:bidi="fr_FR"/>
         </w:rPr>
+        <w:t>εἰδὼς παρὰ τίνων ἔμαθες</w:t>
+      </w:r>
+    </w:p>
+    <w:p>
+      <w:pPr/>
+      <w:r>
+        <w:rPr>
+          <w:lang w:val="fr_FR" w:bidi="fr_FR"/>
+        </w:rPr>
+      </w:r>
+      <w:r>
+        <w:rPr>
+          <w:b/>
+          <w:lang w:val="fr_FR" w:bidi="fr_FR"/>
+        </w:rPr>
         <w:t>« sachant de qui tu les as apprises »</w:t>
       </w:r>
     </w:p>
@@ -37731,6 +41781,21 @@
           <w:b/>
           <w:lang w:val="fr_FR" w:bidi="fr_FR"/>
         </w:rPr>
+        <w:t>ἀπὸ βρέφους</w:t>
+      </w:r>
+    </w:p>
+    <w:p>
+      <w:pPr/>
+      <w:r>
+        <w:rPr>
+          <w:lang w:val="fr_FR" w:bidi="fr_FR"/>
+        </w:rPr>
+      </w:r>
+      <w:r>
+        <w:rPr>
+          <w:b/>
+          <w:lang w:val="fr_FR" w:bidi="fr_FR"/>
+        </w:rPr>
         <w:t>« dès ton enfance »</w:t>
       </w:r>
     </w:p>
@@ -37981,6 +42046,21 @@
           <w:b/>
           <w:lang w:val="fr_FR" w:bidi="fr_FR"/>
         </w:rPr>
+        <w:t>τῆς ἐν Χριστῷ Ἰησοῦ</w:t>
+      </w:r>
+    </w:p>
+    <w:p>
+      <w:pPr/>
+      <w:r>
+        <w:rPr>
+          <w:lang w:val="fr_FR" w:bidi="fr_FR"/>
+        </w:rPr>
+      </w:r>
+      <w:r>
+        <w:rPr>
+          <w:b/>
+          <w:lang w:val="fr_FR" w:bidi="fr_FR"/>
+        </w:rPr>
         <w:t>« en Jésus-Christ »</w:t>
       </w:r>
     </w:p>
@@ -38181,6 +42261,21 @@
           <w:b/>
           <w:lang w:val="fr_FR" w:bidi="fr_FR"/>
         </w:rPr>
+        <w:t>πᾶσα Γραφὴ θεόπνευστος καὶ</w:t>
+      </w:r>
+    </w:p>
+    <w:p>
+      <w:pPr/>
+      <w:r>
+        <w:rPr>
+          <w:lang w:val="fr_FR" w:bidi="fr_FR"/>
+        </w:rPr>
+      </w:r>
+      <w:r>
+        <w:rPr>
+          <w:b/>
+          <w:lang w:val="fr_FR" w:bidi="fr_FR"/>
+        </w:rPr>
         <w:t>« Toute Écriture est inspirée de Dieu »</w:t>
       </w:r>
     </w:p>
@@ -38283,6 +42378,21 @@
         <w:rPr>
           <w:lang w:val="fr_FR" w:bidi="fr_FR"/>
         </w:rPr>
+      </w:r>
+    </w:p>
+    <w:p>
+      <w:pPr/>
+      <w:r>
+        <w:rPr>
+          <w:lang w:val="fr_FR" w:bidi="fr_FR"/>
+        </w:rPr>
+      </w:r>
+      <w:r>
+        <w:rPr>
+          <w:b/>
+          <w:lang w:val="fr_FR" w:bidi="fr_FR"/>
+        </w:rPr>
+        <w:t>πᾶσα Γραφὴ</w:t>
       </w:r>
     </w:p>
     <w:p>
@@ -38486,6 +42596,21 @@
           <w:b/>
           <w:lang w:val="fr_FR" w:bidi="fr_FR"/>
         </w:rPr>
+        <w:t>ὠφέλιμος</w:t>
+      </w:r>
+    </w:p>
+    <w:p>
+      <w:pPr/>
+      <w:r>
+        <w:rPr>
+          <w:lang w:val="fr_FR" w:bidi="fr_FR"/>
+        </w:rPr>
+      </w:r>
+      <w:r>
+        <w:rPr>
+          <w:b/>
+          <w:lang w:val="fr_FR" w:bidi="fr_FR"/>
+        </w:rPr>
         <w:t>« et utile »</w:t>
       </w:r>
     </w:p>
@@ -38686,6 +42811,21 @@
           <w:b/>
           <w:lang w:val="fr_FR" w:bidi="fr_FR"/>
         </w:rPr>
+        <w:t>ἵνα</w:t>
+      </w:r>
+    </w:p>
+    <w:p>
+      <w:pPr/>
+      <w:r>
+        <w:rPr>
+          <w:lang w:val="fr_FR" w:bidi="fr_FR"/>
+        </w:rPr>
+      </w:r>
+      <w:r>
+        <w:rPr>
+          <w:b/>
+          <w:lang w:val="fr_FR" w:bidi="fr_FR"/>
+        </w:rPr>
         <w:t>« afin que l'homme de Dieu soit »</w:t>
       </w:r>
     </w:p>
@@ -38795,6 +42935,21 @@
           <w:b/>
           <w:lang w:val="fr_FR" w:bidi="fr_FR"/>
         </w:rPr>
+        <w:t>ὁ τοῦ Θεοῦ ἄνθρωπος</w:t>
+      </w:r>
+    </w:p>
+    <w:p>
+      <w:pPr/>
+      <w:r>
+        <w:rPr>
+          <w:lang w:val="fr_FR" w:bidi="fr_FR"/>
+        </w:rPr>
+      </w:r>
+      <w:r>
+        <w:rPr>
+          <w:b/>
+          <w:lang w:val="fr_FR" w:bidi="fr_FR"/>
+        </w:rPr>
         <w:t>« l'homme de Dieu »</w:t>
       </w:r>
     </w:p>
@@ -38917,6 +43072,21 @@
           <w:b/>
           <w:lang w:val="fr_FR" w:bidi="fr_FR"/>
         </w:rPr>
+        <w:t>ὁ τοῦ Θεοῦ ἄνθρωπος</w:t>
+      </w:r>
+    </w:p>
+    <w:p>
+      <w:pPr/>
+      <w:r>
+        <w:rPr>
+          <w:lang w:val="fr_FR" w:bidi="fr_FR"/>
+        </w:rPr>
+      </w:r>
+      <w:r>
+        <w:rPr>
+          <w:b/>
+          <w:lang w:val="fr_FR" w:bidi="fr_FR"/>
+        </w:rPr>
         <w:t>« l'homme de Dieu »</w:t>
       </w:r>
     </w:p>
@@ -39007,6 +43177,21 @@
           <w:b/>
           <w:lang w:val="fr_FR" w:bidi="fr_FR"/>
         </w:rPr>
+        <w:t>ὁ τοῦ Θεοῦ ἄνθρωπος</w:t>
+      </w:r>
+    </w:p>
+    <w:p>
+      <w:pPr/>
+      <w:r>
+        <w:rPr>
+          <w:lang w:val="fr_FR" w:bidi="fr_FR"/>
+        </w:rPr>
+      </w:r>
+      <w:r>
+        <w:rPr>
+          <w:b/>
+          <w:lang w:val="fr_FR" w:bidi="fr_FR"/>
+        </w:rPr>
         <w:t>« l'homme de Dieu »</w:t>
       </w:r>
     </w:p>
@@ -39116,6 +43301,21 @@
           <w:b/>
           <w:lang w:val="fr_FR" w:bidi="fr_FR"/>
         </w:rPr>
+        <w:t>ἄρτιος &amp; πρὸς πᾶν ἔργον ἀγαθὸν ἐξηρτισμένος</w:t>
+      </w:r>
+    </w:p>
+    <w:p>
+      <w:pPr/>
+      <w:r>
+        <w:rPr>
+          <w:lang w:val="fr_FR" w:bidi="fr_FR"/>
+        </w:rPr>
+      </w:r>
+      <w:r>
+        <w:rPr>
+          <w:b/>
+          <w:lang w:val="fr_FR" w:bidi="fr_FR"/>
+        </w:rPr>
         <w:t>« accompli et propre à toute bonne œuvre »</w:t>
       </w:r>
     </w:p>
@@ -39225,6 +43425,21 @@
           <w:b/>
           <w:lang w:val="fr_FR" w:bidi="fr_FR"/>
         </w:rPr>
+        <w:t>ἐξηρτισμένος</w:t>
+      </w:r>
+    </w:p>
+    <w:p>
+      <w:pPr/>
+      <w:r>
+        <w:rPr>
+          <w:lang w:val="fr_FR" w:bidi="fr_FR"/>
+        </w:rPr>
+      </w:r>
+      <w:r>
+        <w:rPr>
+          <w:b/>
+          <w:lang w:val="fr_FR" w:bidi="fr_FR"/>
+        </w:rPr>
         <w:t>« propre »</w:t>
       </w:r>
     </w:p>
@@ -39391,6 +43606,21 @@
           <w:b/>
           <w:lang w:val="fr_FR" w:bidi="fr_FR"/>
         </w:rPr>
+        <w:t>ζῶντας καὶ νεκρούς</w:t>
+      </w:r>
+    </w:p>
+    <w:p>
+      <w:pPr/>
+      <w:r>
+        <w:rPr>
+          <w:lang w:val="fr_FR" w:bidi="fr_FR"/>
+        </w:rPr>
+      </w:r>
+      <w:r>
+        <w:rPr>
+          <w:b/>
+          <w:lang w:val="fr_FR" w:bidi="fr_FR"/>
+        </w:rPr>
         <w:t>« Jésus-Christ, qui doit juger les vivants et les morts »</w:t>
       </w:r>
     </w:p>
@@ -39520,6 +43750,21 @@
           <w:b/>
           <w:lang w:val="fr_FR" w:bidi="fr_FR"/>
         </w:rPr>
+        <w:t>καὶ τὴν ἐπιφάνειαν αὐτοῦ</w:t>
+      </w:r>
+    </w:p>
+    <w:p>
+      <w:pPr/>
+      <w:r>
+        <w:rPr>
+          <w:lang w:val="fr_FR" w:bidi="fr_FR"/>
+        </w:rPr>
+      </w:r>
+      <w:r>
+        <w:rPr>
+          <w:b/>
+          <w:lang w:val="fr_FR" w:bidi="fr_FR"/>
+        </w:rPr>
         <w:t>« au nom de son apparition »</w:t>
       </w:r>
     </w:p>
@@ -39694,6 +43939,21 @@
         <w:rPr>
           <w:lang w:val="fr_FR" w:bidi="fr_FR"/>
         </w:rPr>
+      </w:r>
+    </w:p>
+    <w:p>
+      <w:pPr/>
+      <w:r>
+        <w:rPr>
+          <w:lang w:val="fr_FR" w:bidi="fr_FR"/>
+        </w:rPr>
+      </w:r>
+      <w:r>
+        <w:rPr>
+          <w:b/>
+          <w:lang w:val="fr_FR" w:bidi="fr_FR"/>
+        </w:rPr>
+        <w:t>τὴν ἐπιφάνειαν αὐτοῦ</w:t>
       </w:r>
     </w:p>
     <w:p>
@@ -39924,6 +44184,21 @@
           <w:b/>
           <w:lang w:val="fr_FR" w:bidi="fr_FR"/>
         </w:rPr>
+        <w:t>τὸν λόγον</w:t>
+      </w:r>
+    </w:p>
+    <w:p>
+      <w:pPr/>
+      <w:r>
+        <w:rPr>
+          <w:lang w:val="fr_FR" w:bidi="fr_FR"/>
+        </w:rPr>
+      </w:r>
+      <w:r>
+        <w:rPr>
+          <w:b/>
+          <w:lang w:val="fr_FR" w:bidi="fr_FR"/>
+        </w:rPr>
         <w:t>« la parole »</w:t>
       </w:r>
     </w:p>
@@ -40019,6 +44294,21 @@
         <w:rPr>
           <w:lang w:val="fr_FR" w:bidi="fr_FR"/>
         </w:rPr>
+      </w:r>
+    </w:p>
+    <w:p>
+      <w:pPr/>
+      <w:r>
+        <w:rPr>
+          <w:lang w:val="fr_FR" w:bidi="fr_FR"/>
+        </w:rPr>
+      </w:r>
+      <w:r>
+        <w:rPr>
+          <w:b/>
+          <w:lang w:val="fr_FR" w:bidi="fr_FR"/>
+        </w:rPr>
+        <w:t>ἐπίστηθι</w:t>
       </w:r>
     </w:p>
     <w:p>
@@ -40136,6 +44426,21 @@
           <w:b/>
           <w:lang w:val="fr_FR" w:bidi="fr_FR"/>
         </w:rPr>
+        <w:t>εὐκαίρως, ἀκαίρως</w:t>
+      </w:r>
+    </w:p>
+    <w:p>
+      <w:pPr/>
+      <w:r>
+        <w:rPr>
+          <w:lang w:val="fr_FR" w:bidi="fr_FR"/>
+        </w:rPr>
+      </w:r>
+      <w:r>
+        <w:rPr>
+          <w:b/>
+          <w:lang w:val="fr_FR" w:bidi="fr_FR"/>
+        </w:rPr>
         <w:t>« favorable ou non »</w:t>
       </w:r>
     </w:p>
@@ -40239,6 +44544,21 @@
           <w:b/>
           <w:lang w:val="fr_FR" w:bidi="fr_FR"/>
         </w:rPr>
+        <w:t>ἐν πάσῃ μακροθυμίᾳ καὶ διδαχῇ</w:t>
+      </w:r>
+    </w:p>
+    <w:p>
+      <w:pPr/>
+      <w:r>
+        <w:rPr>
+          <w:lang w:val="fr_FR" w:bidi="fr_FR"/>
+        </w:rPr>
+      </w:r>
+      <w:r>
+        <w:rPr>
+          <w:b/>
+          <w:lang w:val="fr_FR" w:bidi="fr_FR"/>
+        </w:rPr>
         <w:t>« avec toute douceur et en instruisant »</w:t>
       </w:r>
     </w:p>
@@ -40355,6 +44675,21 @@
           <w:b/>
           <w:lang w:val="fr_FR" w:bidi="fr_FR"/>
         </w:rPr>
+        <w:t>ἐν πάσῃ μακροθυμίᾳ καὶ διδαχῇ</w:t>
+      </w:r>
+    </w:p>
+    <w:p>
+      <w:pPr/>
+      <w:r>
+        <w:rPr>
+          <w:lang w:val="fr_FR" w:bidi="fr_FR"/>
+        </w:rPr>
+      </w:r>
+      <w:r>
+        <w:rPr>
+          <w:b/>
+          <w:lang w:val="fr_FR" w:bidi="fr_FR"/>
+        </w:rPr>
         <w:t>« avec toute douceur et en instruisant »</w:t>
       </w:r>
     </w:p>
@@ -40498,6 +44833,21 @@
           <w:b/>
           <w:lang w:val="fr_FR" w:bidi="fr_FR"/>
         </w:rPr>
+        <w:t>γὰρ</w:t>
+      </w:r>
+    </w:p>
+    <w:p>
+      <w:pPr/>
+      <w:r>
+        <w:rPr>
+          <w:lang w:val="fr_FR" w:bidi="fr_FR"/>
+        </w:rPr>
+      </w:r>
+      <w:r>
+        <w:rPr>
+          <w:b/>
+          <w:lang w:val="fr_FR" w:bidi="fr_FR"/>
+        </w:rPr>
         <w:t>« Car »</w:t>
       </w:r>
     </w:p>
@@ -40657,6 +45007,21 @@
           <w:b/>
           <w:lang w:val="fr_FR" w:bidi="fr_FR"/>
         </w:rPr>
+        <w:t>οὐκ ἀνέξονται</w:t>
+      </w:r>
+    </w:p>
+    <w:p>
+      <w:pPr/>
+      <w:r>
+        <w:rPr>
+          <w:lang w:val="fr_FR" w:bidi="fr_FR"/>
+        </w:rPr>
+      </w:r>
+      <w:r>
+        <w:rPr>
+          <w:b/>
+          <w:lang w:val="fr_FR" w:bidi="fr_FR"/>
+        </w:rPr>
         <w:t>« les hommes ne supporteront pas »</w:t>
       </w:r>
     </w:p>
@@ -40786,6 +45151,21 @@
           <w:b/>
           <w:lang w:val="fr_FR" w:bidi="fr_FR"/>
         </w:rPr>
+        <w:t>οὐκ ἀνέξονται</w:t>
+      </w:r>
+    </w:p>
+    <w:p>
+      <w:pPr/>
+      <w:r>
+        <w:rPr>
+          <w:lang w:val="fr_FR" w:bidi="fr_FR"/>
+        </w:rPr>
+      </w:r>
+      <w:r>
+        <w:rPr>
+          <w:b/>
+          <w:lang w:val="fr_FR" w:bidi="fr_FR"/>
+        </w:rPr>
         <w:t>« les hommes ne supporteront pas »</w:t>
       </w:r>
     </w:p>
@@ -40882,6 +45262,21 @@
           <w:b/>
           <w:lang w:val="fr_FR" w:bidi="fr_FR"/>
         </w:rPr>
+        <w:t>τῆς ὑγιαινούσης διδασκαλίας</w:t>
+      </w:r>
+    </w:p>
+    <w:p>
+      <w:pPr/>
+      <w:r>
+        <w:rPr>
+          <w:lang w:val="fr_FR" w:bidi="fr_FR"/>
+        </w:rPr>
+      </w:r>
+      <w:r>
+        <w:rPr>
+          <w:b/>
+          <w:lang w:val="fr_FR" w:bidi="fr_FR"/>
+        </w:rPr>
         <w:t>« la saine doctrine »</w:t>
       </w:r>
     </w:p>
@@ -41179,6 +45574,21 @@
           <w:b/>
           <w:lang w:val="fr_FR" w:bidi="fr_FR"/>
         </w:rPr>
+        <w:t>ἑαυτοῖς ἐπισωρεύσουσιν διδασκάλους</w:t>
+      </w:r>
+    </w:p>
+    <w:p>
+      <w:pPr/>
+      <w:r>
+        <w:rPr>
+          <w:lang w:val="fr_FR" w:bidi="fr_FR"/>
+        </w:rPr>
+      </w:r>
+      <w:r>
+        <w:rPr>
+          <w:b/>
+          <w:lang w:val="fr_FR" w:bidi="fr_FR"/>
+        </w:rPr>
         <w:t>« ils se donneront une foule de docteurs »</w:t>
       </w:r>
     </w:p>
@@ -41275,6 +45685,21 @@
           <w:b/>
           <w:lang w:val="fr_FR" w:bidi="fr_FR"/>
         </w:rPr>
+        <w:t>κνηθόμενοι τὴν ἀκοήν</w:t>
+      </w:r>
+    </w:p>
+    <w:p>
+      <w:pPr/>
+      <w:r>
+        <w:rPr>
+          <w:lang w:val="fr_FR" w:bidi="fr_FR"/>
+        </w:rPr>
+      </w:r>
+      <w:r>
+        <w:rPr>
+          <w:b/>
+          <w:lang w:val="fr_FR" w:bidi="fr_FR"/>
+        </w:rPr>
         <w:t>« ayant la démangeaison d’entendre des choses agréables »</w:t>
       </w:r>
     </w:p>
@@ -41372,6 +45797,21 @@
         <w:rPr>
           <w:lang w:val="fr_FR" w:bidi="fr_FR"/>
         </w:rPr>
+      </w:r>
+    </w:p>
+    <w:p>
+      <w:pPr/>
+      <w:r>
+        <w:rPr>
+          <w:lang w:val="fr_FR" w:bidi="fr_FR"/>
+        </w:rPr>
+      </w:r>
+      <w:r>
+        <w:rPr>
+          <w:b/>
+          <w:lang w:val="fr_FR" w:bidi="fr_FR"/>
+        </w:rPr>
+        <w:t>τὴν ἀκοήν</w:t>
       </w:r>
     </w:p>
     <w:p>
@@ -41616,6 +46056,21 @@
           <w:b/>
           <w:lang w:val="fr_FR" w:bidi="fr_FR"/>
         </w:rPr>
+        <w:t>ἀπὸ &amp; τῆς ἀληθείας τὴν ἀκοὴν ἀποστρέψουσιν</w:t>
+      </w:r>
+    </w:p>
+    <w:p>
+      <w:pPr/>
+      <w:r>
+        <w:rPr>
+          <w:lang w:val="fr_FR" w:bidi="fr_FR"/>
+        </w:rPr>
+      </w:r>
+      <w:r>
+        <w:rPr>
+          <w:b/>
+          <w:lang w:val="fr_FR" w:bidi="fr_FR"/>
+        </w:rPr>
         <w:t>« détourneront l’oreille de la vérité »</w:t>
       </w:r>
     </w:p>
@@ -41699,6 +46154,21 @@
           <w:b/>
           <w:lang w:val="fr_FR" w:bidi="fr_FR"/>
         </w:rPr>
+        <w:t>τὴν ἀκοὴν</w:t>
+      </w:r>
+    </w:p>
+    <w:p>
+      <w:pPr/>
+      <w:r>
+        <w:rPr>
+          <w:lang w:val="fr_FR" w:bidi="fr_FR"/>
+        </w:rPr>
+      </w:r>
+      <w:r>
+        <w:rPr>
+          <w:b/>
+          <w:lang w:val="fr_FR" w:bidi="fr_FR"/>
+        </w:rPr>
         <w:t>« l'oreille »</w:t>
       </w:r>
     </w:p>
@@ -41803,6 +46273,21 @@
           <w:b/>
           <w:lang w:val="fr_FR" w:bidi="fr_FR"/>
         </w:rPr>
+        <w:t>τῆς ἀληθείας</w:t>
+      </w:r>
+    </w:p>
+    <w:p>
+      <w:pPr/>
+      <w:r>
+        <w:rPr>
+          <w:lang w:val="fr_FR" w:bidi="fr_FR"/>
+        </w:rPr>
+      </w:r>
+      <w:r>
+        <w:rPr>
+          <w:b/>
+          <w:lang w:val="fr_FR" w:bidi="fr_FR"/>
+        </w:rPr>
         <w:t>« la vérité »</w:t>
       </w:r>
     </w:p>
@@ -41899,6 +46384,21 @@
           <w:b/>
           <w:lang w:val="fr_FR" w:bidi="fr_FR"/>
         </w:rPr>
+        <w:t>ἐπὶ &amp; ἐκτραπήσονται</w:t>
+      </w:r>
+    </w:p>
+    <w:p>
+      <w:pPr/>
+      <w:r>
+        <w:rPr>
+          <w:lang w:val="fr_FR" w:bidi="fr_FR"/>
+        </w:rPr>
+      </w:r>
+      <w:r>
+        <w:rPr>
+          <w:b/>
+          <w:lang w:val="fr_FR" w:bidi="fr_FR"/>
+        </w:rPr>
         <w:t>« se tourneront vers les fables »</w:t>
       </w:r>
     </w:p>
@@ -41994,6 +46494,21 @@
           <w:b/>
           <w:lang w:val="fr_FR" w:bidi="fr_FR"/>
         </w:rPr>
+        <w:t>ἐπὶ &amp; ἐκτραπήσονται</w:t>
+      </w:r>
+    </w:p>
+    <w:p>
+      <w:pPr/>
+      <w:r>
+        <w:rPr>
+          <w:lang w:val="fr_FR" w:bidi="fr_FR"/>
+        </w:rPr>
+      </w:r>
+      <w:r>
+        <w:rPr>
+          <w:b/>
+          <w:lang w:val="fr_FR" w:bidi="fr_FR"/>
+        </w:rPr>
         <w:t>« se tourneront vers les fables »</w:t>
       </w:r>
     </w:p>
@@ -42077,6 +46592,21 @@
           <w:b/>
           <w:lang w:val="fr_FR" w:bidi="fr_FR"/>
         </w:rPr>
+        <w:t>τοὺς μύθους</w:t>
+      </w:r>
+    </w:p>
+    <w:p>
+      <w:pPr/>
+      <w:r>
+        <w:rPr>
+          <w:lang w:val="fr_FR" w:bidi="fr_FR"/>
+        </w:rPr>
+      </w:r>
+      <w:r>
+        <w:rPr>
+          <w:b/>
+          <w:lang w:val="fr_FR" w:bidi="fr_FR"/>
+        </w:rPr>
         <w:t>« les fables »</w:t>
       </w:r>
     </w:p>
@@ -42199,6 +46729,21 @@
           <w:b/>
           <w:lang w:val="fr_FR" w:bidi="fr_FR"/>
         </w:rPr>
+        <w:t>σὺ δὲ</w:t>
+      </w:r>
+    </w:p>
+    <w:p>
+      <w:pPr/>
+      <w:r>
+        <w:rPr>
+          <w:lang w:val="fr_FR" w:bidi="fr_FR"/>
+        </w:rPr>
+      </w:r>
+      <w:r>
+        <w:rPr>
+          <w:b/>
+          <w:lang w:val="fr_FR" w:bidi="fr_FR"/>
+        </w:rPr>
         <w:t>« Mais toi »</w:t>
       </w:r>
     </w:p>
@@ -42281,6 +46826,21 @@
         <w:rPr>
           <w:lang w:val="fr_FR" w:bidi="fr_FR"/>
         </w:rPr>
+      </w:r>
+    </w:p>
+    <w:p>
+      <w:pPr/>
+      <w:r>
+        <w:rPr>
+          <w:lang w:val="fr_FR" w:bidi="fr_FR"/>
+        </w:rPr>
+      </w:r>
+      <w:r>
+        <w:rPr>
+          <w:b/>
+          <w:lang w:val="fr_FR" w:bidi="fr_FR"/>
+        </w:rPr>
+        <w:t>νῆφε</w:t>
       </w:r>
     </w:p>
     <w:p>
@@ -42485,6 +47045,21 @@
           <w:b/>
           <w:lang w:val="fr_FR" w:bidi="fr_FR"/>
         </w:rPr>
+        <w:t>κακοπάθησον</w:t>
+      </w:r>
+    </w:p>
+    <w:p>
+      <w:pPr/>
+      <w:r>
+        <w:rPr>
+          <w:lang w:val="fr_FR" w:bidi="fr_FR"/>
+        </w:rPr>
+      </w:r>
+      <w:r>
+        <w:rPr>
+          <w:b/>
+          <w:lang w:val="fr_FR" w:bidi="fr_FR"/>
+        </w:rPr>
         <w:t>« supporte les souffrances »</w:t>
       </w:r>
     </w:p>
@@ -42581,6 +47156,21 @@
           <w:b/>
           <w:lang w:val="fr_FR" w:bidi="fr_FR"/>
         </w:rPr>
+        <w:t>ἔργον &amp; εὐαγγελιστοῦ</w:t>
+      </w:r>
+    </w:p>
+    <w:p>
+      <w:pPr/>
+      <w:r>
+        <w:rPr>
+          <w:lang w:val="fr_FR" w:bidi="fr_FR"/>
+        </w:rPr>
+      </w:r>
+      <w:r>
+        <w:rPr>
+          <w:b/>
+          <w:lang w:val="fr_FR" w:bidi="fr_FR"/>
+        </w:rPr>
         <w:t>« l’œuvre d’un évangéliste »</w:t>
       </w:r>
     </w:p>
@@ -42664,6 +47254,21 @@
           <w:b/>
           <w:lang w:val="fr_FR" w:bidi="fr_FR"/>
         </w:rPr>
+        <w:t>τὴν διακονίαν σου πληροφόρησον</w:t>
+      </w:r>
+    </w:p>
+    <w:p>
+      <w:pPr/>
+      <w:r>
+        <w:rPr>
+          <w:lang w:val="fr_FR" w:bidi="fr_FR"/>
+        </w:rPr>
+      </w:r>
+      <w:r>
+        <w:rPr>
+          <w:b/>
+          <w:lang w:val="fr_FR" w:bidi="fr_FR"/>
+        </w:rPr>
         <w:t>« remplis bien ton ministère »</w:t>
       </w:r>
     </w:p>
@@ -42798,6 +47403,21 @@
           <w:b/>
           <w:lang w:val="fr_FR" w:bidi="fr_FR"/>
         </w:rPr>
+        <w:t>γὰρ</w:t>
+      </w:r>
+    </w:p>
+    <w:p>
+      <w:pPr/>
+      <w:r>
+        <w:rPr>
+          <w:lang w:val="fr_FR" w:bidi="fr_FR"/>
+        </w:rPr>
+      </w:r>
+      <w:r>
+        <w:rPr>
+          <w:b/>
+          <w:lang w:val="fr_FR" w:bidi="fr_FR"/>
+        </w:rPr>
         <w:t>« Car »</w:t>
       </w:r>
     </w:p>
@@ -42907,6 +47527,21 @@
           <w:b/>
           <w:lang w:val="fr_FR" w:bidi="fr_FR"/>
         </w:rPr>
+        <w:t>ἐγὼ &amp; ἤδη σπένδομαι</w:t>
+      </w:r>
+    </w:p>
+    <w:p>
+      <w:pPr/>
+      <w:r>
+        <w:rPr>
+          <w:lang w:val="fr_FR" w:bidi="fr_FR"/>
+        </w:rPr>
+      </w:r>
+      <w:r>
+        <w:rPr>
+          <w:b/>
+          <w:lang w:val="fr_FR" w:bidi="fr_FR"/>
+        </w:rPr>
         <w:t>« je sers déjà de libation »</w:t>
       </w:r>
     </w:p>
@@ -43015,6 +47650,21 @@
           <w:b/>
           <w:lang w:val="fr_FR" w:bidi="fr_FR"/>
         </w:rPr>
+        <w:t>ἐγὼ &amp; ἤδη σπένδομαι</w:t>
+      </w:r>
+    </w:p>
+    <w:p>
+      <w:pPr/>
+      <w:r>
+        <w:rPr>
+          <w:lang w:val="fr_FR" w:bidi="fr_FR"/>
+        </w:rPr>
+      </w:r>
+      <w:r>
+        <w:rPr>
+          <w:b/>
+          <w:lang w:val="fr_FR" w:bidi="fr_FR"/>
+        </w:rPr>
         <w:t>« je sers déjà de libation »</w:t>
       </w:r>
     </w:p>
@@ -43112,6 +47762,21 @@
           <w:b/>
           <w:lang w:val="fr_FR" w:bidi="fr_FR"/>
         </w:rPr>
+        <w:t>τῆς ἀναλύσεώς μου</w:t>
+      </w:r>
+    </w:p>
+    <w:p>
+      <w:pPr/>
+      <w:r>
+        <w:rPr>
+          <w:lang w:val="fr_FR" w:bidi="fr_FR"/>
+        </w:rPr>
+      </w:r>
+      <w:r>
+        <w:rPr>
+          <w:b/>
+          <w:lang w:val="fr_FR" w:bidi="fr_FR"/>
+        </w:rPr>
         <w:t>« de mon départ »</w:t>
       </w:r>
     </w:p>
@@ -43195,6 +47860,21 @@
           <w:b/>
           <w:lang w:val="fr_FR" w:bidi="fr_FR"/>
         </w:rPr>
+        <w:t>τὸν καλὸν ἀγῶνα ἠγώνισμαι</w:t>
+      </w:r>
+    </w:p>
+    <w:p>
+      <w:pPr/>
+      <w:r>
+        <w:rPr>
+          <w:lang w:val="fr_FR" w:bidi="fr_FR"/>
+        </w:rPr>
+      </w:r>
+      <w:r>
+        <w:rPr>
+          <w:b/>
+          <w:lang w:val="fr_FR" w:bidi="fr_FR"/>
+        </w:rPr>
         <w:t>« J'ai combattu le bon combat »</w:t>
       </w:r>
     </w:p>
@@ -43278,6 +47958,21 @@
           <w:b/>
           <w:lang w:val="fr_FR" w:bidi="fr_FR"/>
         </w:rPr>
+        <w:t>τὸν καλὸν ἀγῶνα</w:t>
+      </w:r>
+    </w:p>
+    <w:p>
+      <w:pPr/>
+      <w:r>
+        <w:rPr>
+          <w:lang w:val="fr_FR" w:bidi="fr_FR"/>
+        </w:rPr>
+      </w:r>
+      <w:r>
+        <w:rPr>
+          <w:b/>
+          <w:lang w:val="fr_FR" w:bidi="fr_FR"/>
+        </w:rPr>
         <w:t>« le bon combat »</w:t>
       </w:r>
     </w:p>
@@ -43374,6 +48069,21 @@
           <w:b/>
           <w:lang w:val="fr_FR" w:bidi="fr_FR"/>
         </w:rPr>
+        <w:t>τὸν δρόμον τετέλεκα</w:t>
+      </w:r>
+    </w:p>
+    <w:p>
+      <w:pPr/>
+      <w:r>
+        <w:rPr>
+          <w:lang w:val="fr_FR" w:bidi="fr_FR"/>
+        </w:rPr>
+      </w:r>
+      <w:r>
+        <w:rPr>
+          <w:b/>
+          <w:lang w:val="fr_FR" w:bidi="fr_FR"/>
+        </w:rPr>
         <w:t>« j’ai achevé la course »</w:t>
       </w:r>
     </w:p>
@@ -43483,6 +48193,21 @@
           <w:b/>
           <w:lang w:val="fr_FR" w:bidi="fr_FR"/>
         </w:rPr>
+        <w:t>τὴν πίστιν τετήρηκα</w:t>
+      </w:r>
+    </w:p>
+    <w:p>
+      <w:pPr/>
+      <w:r>
+        <w:rPr>
+          <w:lang w:val="fr_FR" w:bidi="fr_FR"/>
+        </w:rPr>
+      </w:r>
+      <w:r>
+        <w:rPr>
+          <w:b/>
+          <w:lang w:val="fr_FR" w:bidi="fr_FR"/>
+        </w:rPr>
         <w:t>« j'ai gardé la foi »</w:t>
       </w:r>
     </w:p>
@@ -43625,6 +48350,21 @@
           <w:b/>
           <w:lang w:val="fr_FR" w:bidi="fr_FR"/>
         </w:rPr>
+        <w:t>τὴν πίστιν τετήρηκα</w:t>
+      </w:r>
+    </w:p>
+    <w:p>
+      <w:pPr/>
+      <w:r>
+        <w:rPr>
+          <w:lang w:val="fr_FR" w:bidi="fr_FR"/>
+        </w:rPr>
+      </w:r>
+      <w:r>
+        <w:rPr>
+          <w:b/>
+          <w:lang w:val="fr_FR" w:bidi="fr_FR"/>
+        </w:rPr>
         <w:t>« j'ai gardé la foi »</w:t>
       </w:r>
     </w:p>
@@ -43733,6 +48473,21 @@
         <w:rPr>
           <w:lang w:val="fr_FR" w:bidi="fr_FR"/>
         </w:rPr>
+      </w:r>
+    </w:p>
+    <w:p>
+      <w:pPr/>
+      <w:r>
+        <w:rPr>
+          <w:lang w:val="fr_FR" w:bidi="fr_FR"/>
+        </w:rPr>
+      </w:r>
+      <w:r>
+        <w:rPr>
+          <w:b/>
+          <w:lang w:val="fr_FR" w:bidi="fr_FR"/>
+        </w:rPr>
+        <w:t>τὴν πίστιν</w:t>
       </w:r>
     </w:p>
     <w:p>
@@ -43950,6 +48705,21 @@
           <w:b/>
           <w:lang w:val="fr_FR" w:bidi="fr_FR"/>
         </w:rPr>
+        <w:t>λοιπὸν</w:t>
+      </w:r>
+    </w:p>
+    <w:p>
+      <w:pPr/>
+      <w:r>
+        <w:rPr>
+          <w:lang w:val="fr_FR" w:bidi="fr_FR"/>
+        </w:rPr>
+      </w:r>
+      <w:r>
+        <w:rPr>
+          <w:b/>
+          <w:lang w:val="fr_FR" w:bidi="fr_FR"/>
+        </w:rPr>
         <w:t>« Désormais »</w:t>
       </w:r>
     </w:p>
@@ -44046,6 +48816,21 @@
           <w:b/>
           <w:lang w:val="fr_FR" w:bidi="fr_FR"/>
         </w:rPr>
+        <w:t>ἀπόκειταί &amp; ὁ τῆς δικαιοσύνης στέφανος</w:t>
+      </w:r>
+    </w:p>
+    <w:p>
+      <w:pPr/>
+      <w:r>
+        <w:rPr>
+          <w:lang w:val="fr_FR" w:bidi="fr_FR"/>
+        </w:rPr>
+      </w:r>
+      <w:r>
+        <w:rPr>
+          <w:b/>
+          <w:lang w:val="fr_FR" w:bidi="fr_FR"/>
+        </w:rPr>
         <w:t>« la couronne de justice m’est réservée »</w:t>
       </w:r>
     </w:p>
@@ -44135,6 +48920,21 @@
           <w:b/>
           <w:lang w:val="fr_FR" w:bidi="fr_FR"/>
         </w:rPr>
+        <w:t>ὁ τῆς δικαιοσύνης στέφανος</w:t>
+      </w:r>
+    </w:p>
+    <w:p>
+      <w:pPr/>
+      <w:r>
+        <w:rPr>
+          <w:lang w:val="fr_FR" w:bidi="fr_FR"/>
+        </w:rPr>
+      </w:r>
+      <w:r>
+        <w:rPr>
+          <w:b/>
+          <w:lang w:val="fr_FR" w:bidi="fr_FR"/>
+        </w:rPr>
         <w:t>« la couronne de justice »</w:t>
       </w:r>
     </w:p>
@@ -44244,6 +49044,21 @@
           <w:b/>
           <w:lang w:val="fr_FR" w:bidi="fr_FR"/>
         </w:rPr>
+        <w:t>ὁ τῆς δικαιοσύνης στέφανος</w:t>
+      </w:r>
+    </w:p>
+    <w:p>
+      <w:pPr/>
+      <w:r>
+        <w:rPr>
+          <w:lang w:val="fr_FR" w:bidi="fr_FR"/>
+        </w:rPr>
+      </w:r>
+      <w:r>
+        <w:rPr>
+          <w:b/>
+          <w:lang w:val="fr_FR" w:bidi="fr_FR"/>
+        </w:rPr>
         <w:t>« la couronne de justice »</w:t>
       </w:r>
     </w:p>
@@ -44340,6 +49155,21 @@
           <w:b/>
           <w:lang w:val="fr_FR" w:bidi="fr_FR"/>
         </w:rPr>
+        <w:t>ἐν, ἐκείνῃ τῇ ἡμέρᾳ</w:t>
+      </w:r>
+    </w:p>
+    <w:p>
+      <w:pPr/>
+      <w:r>
+        <w:rPr>
+          <w:lang w:val="fr_FR" w:bidi="fr_FR"/>
+        </w:rPr>
+      </w:r>
+      <w:r>
+        <w:rPr>
+          <w:b/>
+          <w:lang w:val="fr_FR" w:bidi="fr_FR"/>
+        </w:rPr>
         <w:t>« ce jour-là »</w:t>
       </w:r>
     </w:p>
@@ -44436,6 +49266,21 @@
           <w:b/>
           <w:lang w:val="fr_FR" w:bidi="fr_FR"/>
         </w:rPr>
+        <w:t>οὐ μόνον δὲ ἐμοὶ, ἀλλὰ καὶ πᾶσιν τοῖς</w:t>
+      </w:r>
+    </w:p>
+    <w:p>
+      <w:pPr/>
+      <w:r>
+        <w:rPr>
+          <w:lang w:val="fr_FR" w:bidi="fr_FR"/>
+        </w:rPr>
+      </w:r>
+      <w:r>
+        <w:rPr>
+          <w:b/>
+          <w:lang w:val="fr_FR" w:bidi="fr_FR"/>
+        </w:rPr>
         <w:t>« non seulement à moi, mais encore à tous ceux »</w:t>
       </w:r>
     </w:p>
@@ -44532,6 +49377,21 @@
           <w:b/>
           <w:lang w:val="fr_FR" w:bidi="fr_FR"/>
         </w:rPr>
+        <w:t>πᾶσιν τοῖς ἠγαπηκόσι τὴν ἐπιφάνειαν αὐτοῦ</w:t>
+      </w:r>
+    </w:p>
+    <w:p>
+      <w:pPr/>
+      <w:r>
+        <w:rPr>
+          <w:lang w:val="fr_FR" w:bidi="fr_FR"/>
+        </w:rPr>
+      </w:r>
+      <w:r>
+        <w:rPr>
+          <w:b/>
+          <w:lang w:val="fr_FR" w:bidi="fr_FR"/>
+        </w:rPr>
         <w:t>« à tous ceux qui auront aimé son avènement »</w:t>
       </w:r>
     </w:p>
@@ -44653,6 +49513,21 @@
         <w:rPr>
           <w:lang w:val="fr_FR" w:bidi="fr_FR"/>
         </w:rPr>
+      </w:r>
+    </w:p>
+    <w:p>
+      <w:pPr/>
+      <w:r>
+        <w:rPr>
+          <w:lang w:val="fr_FR" w:bidi="fr_FR"/>
+        </w:rPr>
+      </w:r>
+      <w:r>
+        <w:rPr>
+          <w:b/>
+          <w:lang w:val="fr_FR" w:bidi="fr_FR"/>
+        </w:rPr>
+        <w:t>τὴν ἐπιφάνειαν αὐτοῦ</w:t>
       </w:r>
     </w:p>
     <w:p>
@@ -44964,6 +49839,21 @@
           <w:b/>
           <w:lang w:val="fr_FR" w:bidi="fr_FR"/>
         </w:rPr>
+        <w:t>ἐλθεῖν</w:t>
+      </w:r>
+    </w:p>
+    <w:p>
+      <w:pPr/>
+      <w:r>
+        <w:rPr>
+          <w:lang w:val="fr_FR" w:bidi="fr_FR"/>
+        </w:rPr>
+      </w:r>
+      <w:r>
+        <w:rPr>
+          <w:b/>
+          <w:lang w:val="fr_FR" w:bidi="fr_FR"/>
+        </w:rPr>
         <w:t>« Viens »</w:t>
       </w:r>
     </w:p>
@@ -45099,6 +49989,21 @@
           <w:b/>
           <w:lang w:val="fr_FR" w:bidi="fr_FR"/>
         </w:rPr>
+        <w:t>γάρ</w:t>
+      </w:r>
+    </w:p>
+    <w:p>
+      <w:pPr/>
+      <w:r>
+        <w:rPr>
+          <w:lang w:val="fr_FR" w:bidi="fr_FR"/>
+        </w:rPr>
+      </w:r>
+      <w:r>
+        <w:rPr>
+          <w:b/>
+          <w:lang w:val="fr_FR" w:bidi="fr_FR"/>
+        </w:rPr>
         <w:t>« car »</w:t>
       </w:r>
     </w:p>
@@ -45324,6 +50229,21 @@
           <w:b/>
           <w:lang w:val="fr_FR" w:bidi="fr_FR"/>
         </w:rPr>
+        <w:t>τὸν νῦν αἰῶνα</w:t>
+      </w:r>
+    </w:p>
+    <w:p>
+      <w:pPr/>
+      <w:r>
+        <w:rPr>
+          <w:lang w:val="fr_FR" w:bidi="fr_FR"/>
+        </w:rPr>
+      </w:r>
+      <w:r>
+        <w:rPr>
+          <w:b/>
+          <w:lang w:val="fr_FR" w:bidi="fr_FR"/>
+        </w:rPr>
         <w:t>« pour le siècle présent »</w:t>
       </w:r>
     </w:p>
@@ -45433,6 +50353,21 @@
           <w:b/>
           <w:lang w:val="fr_FR" w:bidi="fr_FR"/>
         </w:rPr>
+        <w:t>ἐπορεύθη</w:t>
+      </w:r>
+    </w:p>
+    <w:p>
+      <w:pPr/>
+      <w:r>
+        <w:rPr>
+          <w:lang w:val="fr_FR" w:bidi="fr_FR"/>
+        </w:rPr>
+      </w:r>
+      <w:r>
+        <w:rPr>
+          <w:b/>
+          <w:lang w:val="fr_FR" w:bidi="fr_FR"/>
+        </w:rPr>
         <w:t>« est parti »</w:t>
       </w:r>
     </w:p>
@@ -45516,6 +50451,21 @@
           <w:b/>
           <w:lang w:val="fr_FR" w:bidi="fr_FR"/>
         </w:rPr>
+        <w:t>Κρήσκης εἰς Γαλατίαν, Τίτος εἰς Δαλματίαν</w:t>
+      </w:r>
+    </w:p>
+    <w:p>
+      <w:pPr/>
+      <w:r>
+        <w:rPr>
+          <w:lang w:val="fr_FR" w:bidi="fr_FR"/>
+        </w:rPr>
+      </w:r>
+      <w:r>
+        <w:rPr>
+          <w:b/>
+          <w:lang w:val="fr_FR" w:bidi="fr_FR"/>
+        </w:rPr>
         <w:t>« Crescens est allé en Galatie, Tite en Dalmatie »</w:t>
       </w:r>
     </w:p>
@@ -45678,6 +50628,21 @@
           <w:b/>
           <w:lang w:val="fr_FR" w:bidi="fr_FR"/>
         </w:rPr>
+        <w:t>Δαλματίαν</w:t>
+      </w:r>
+    </w:p>
+    <w:p>
+      <w:pPr/>
+      <w:r>
+        <w:rPr>
+          <w:lang w:val="fr_FR" w:bidi="fr_FR"/>
+        </w:rPr>
+      </w:r>
+      <w:r>
+        <w:rPr>
+          <w:b/>
+          <w:lang w:val="fr_FR" w:bidi="fr_FR"/>
+        </w:rPr>
         <w:t>« Dalmatie »</w:t>
       </w:r>
     </w:p>
@@ -45774,6 +50739,21 @@
           <w:b/>
           <w:lang w:val="fr_FR" w:bidi="fr_FR"/>
         </w:rPr>
+        <w:t>μοι εὔχρηστος εἰς διακονίαν</w:t>
+      </w:r>
+    </w:p>
+    <w:p>
+      <w:pPr/>
+      <w:r>
+        <w:rPr>
+          <w:lang w:val="fr_FR" w:bidi="fr_FR"/>
+        </w:rPr>
+      </w:r>
+      <w:r>
+        <w:rPr>
+          <w:b/>
+          <w:lang w:val="fr_FR" w:bidi="fr_FR"/>
+        </w:rPr>
         <w:t>« il m’est utile pour le ministère »</w:t>
       </w:r>
     </w:p>
@@ -45884,6 +50864,21 @@
           <w:b/>
           <w:lang w:val="fr_FR" w:bidi="fr_FR"/>
         </w:rPr>
+        <w:t>εἰς διακονίαν</w:t>
+      </w:r>
+    </w:p>
+    <w:p>
+      <w:pPr/>
+      <w:r>
+        <w:rPr>
+          <w:lang w:val="fr_FR" w:bidi="fr_FR"/>
+        </w:rPr>
+      </w:r>
+      <w:r>
+        <w:rPr>
+          <w:b/>
+          <w:lang w:val="fr_FR" w:bidi="fr_FR"/>
+        </w:rPr>
         <w:t>« pour le ministère »</w:t>
       </w:r>
     </w:p>
@@ -45980,6 +50975,21 @@
           <w:b/>
           <w:lang w:val="fr_FR" w:bidi="fr_FR"/>
         </w:rPr>
+        <w:t>δὲ</w:t>
+      </w:r>
+    </w:p>
+    <w:p>
+      <w:pPr/>
+      <w:r>
+        <w:rPr>
+          <w:lang w:val="fr_FR" w:bidi="fr_FR"/>
+        </w:rPr>
+      </w:r>
+      <w:r>
+        <w:rPr>
+          <w:b/>
+          <w:lang w:val="fr_FR" w:bidi="fr_FR"/>
+        </w:rPr>
         <w:t>« - J’ai envoyé »</w:t>
       </w:r>
     </w:p>
@@ -46075,6 +51085,21 @@
           <w:b/>
           <w:lang w:val="fr_FR" w:bidi="fr_FR"/>
         </w:rPr>
+        <w:t>ἀπέστειλα</w:t>
+      </w:r>
+    </w:p>
+    <w:p>
+      <w:pPr/>
+      <w:r>
+        <w:rPr>
+          <w:lang w:val="fr_FR" w:bidi="fr_FR"/>
+        </w:rPr>
+      </w:r>
+      <w:r>
+        <w:rPr>
+          <w:b/>
+          <w:lang w:val="fr_FR" w:bidi="fr_FR"/>
+        </w:rPr>
         <w:t>« J'ai envoyé »</w:t>
       </w:r>
     </w:p>
@@ -46165,6 +51190,21 @@
           <w:b/>
           <w:lang w:val="fr_FR" w:bidi="fr_FR"/>
         </w:rPr>
+        <w:t>φελόνην</w:t>
+      </w:r>
+    </w:p>
+    <w:p>
+      <w:pPr/>
+      <w:r>
+        <w:rPr>
+          <w:lang w:val="fr_FR" w:bidi="fr_FR"/>
+        </w:rPr>
+      </w:r>
+      <w:r>
+        <w:rPr>
+          <w:b/>
+          <w:lang w:val="fr_FR" w:bidi="fr_FR"/>
+        </w:rPr>
         <w:t>« manteau »</w:t>
       </w:r>
     </w:p>
@@ -46351,6 +51391,21 @@
           <w:b/>
           <w:lang w:val="fr_FR" w:bidi="fr_FR"/>
         </w:rPr>
+        <w:t>ἐρχόμενος</w:t>
+      </w:r>
+    </w:p>
+    <w:p>
+      <w:pPr/>
+      <w:r>
+        <w:rPr>
+          <w:lang w:val="fr_FR" w:bidi="fr_FR"/>
+        </w:rPr>
+      </w:r>
+      <w:r>
+        <w:rPr>
+          <w:b/>
+          <w:lang w:val="fr_FR" w:bidi="fr_FR"/>
+        </w:rPr>
         <w:t>« viendras »</w:t>
       </w:r>
     </w:p>
@@ -46420,6 +51475,21 @@
         <w:rPr>
           <w:lang w:val="fr_FR" w:bidi="fr_FR"/>
         </w:rPr>
+      </w:r>
+    </w:p>
+    <w:p>
+      <w:pPr/>
+      <w:r>
+        <w:rPr>
+          <w:lang w:val="fr_FR" w:bidi="fr_FR"/>
+        </w:rPr>
+      </w:r>
+      <w:r>
+        <w:rPr>
+          <w:b/>
+          <w:lang w:val="fr_FR" w:bidi="fr_FR"/>
+        </w:rPr>
+        <w:t>μάλιστα τὰς μεμβράνας</w:t>
       </w:r>
     </w:p>
     <w:p>
@@ -46570,6 +51640,21 @@
           <w:b/>
           <w:lang w:val="fr_FR" w:bidi="fr_FR"/>
         </w:rPr>
+        <w:t>τὰς μεμβράνας</w:t>
+      </w:r>
+    </w:p>
+    <w:p>
+      <w:pPr/>
+      <w:r>
+        <w:rPr>
+          <w:lang w:val="fr_FR" w:bidi="fr_FR"/>
+        </w:rPr>
+      </w:r>
+      <w:r>
+        <w:rPr>
+          <w:b/>
+          <w:lang w:val="fr_FR" w:bidi="fr_FR"/>
+        </w:rPr>
         <w:t>« surtout les parchemins »</w:t>
       </w:r>
     </w:p>
@@ -46680,6 +51765,21 @@
           <w:b/>
           <w:lang w:val="fr_FR" w:bidi="fr_FR"/>
         </w:rPr>
+        <w:t>Ἀλέξανδρος ὁ χαλκεὺς</w:t>
+      </w:r>
+    </w:p>
+    <w:p>
+      <w:pPr/>
+      <w:r>
+        <w:rPr>
+          <w:lang w:val="fr_FR" w:bidi="fr_FR"/>
+        </w:rPr>
+      </w:r>
+      <w:r>
+        <w:rPr>
+          <w:b/>
+          <w:lang w:val="fr_FR" w:bidi="fr_FR"/>
+        </w:rPr>
         <w:t>« Alexandre, le forgeron »</w:t>
       </w:r>
     </w:p>
@@ -46880,6 +51980,21 @@
           <w:b/>
           <w:lang w:val="fr_FR" w:bidi="fr_FR"/>
         </w:rPr>
+        <w:t>πολλά μοι κακὰ ἐνεδείξατο</w:t>
+      </w:r>
+    </w:p>
+    <w:p>
+      <w:pPr/>
+      <w:r>
+        <w:rPr>
+          <w:lang w:val="fr_FR" w:bidi="fr_FR"/>
+        </w:rPr>
+      </w:r>
+      <w:r>
+        <w:rPr>
+          <w:b/>
+          <w:lang w:val="fr_FR" w:bidi="fr_FR"/>
+        </w:rPr>
         <w:t>« m’a fait beaucoup de mal »</w:t>
       </w:r>
     </w:p>
@@ -46983,6 +52098,21 @@
           <w:b/>
           <w:lang w:val="fr_FR" w:bidi="fr_FR"/>
         </w:rPr>
+        <w:t>ἀποδώσει αὐτῷ ὁ Κύριος</w:t>
+      </w:r>
+    </w:p>
+    <w:p>
+      <w:pPr/>
+      <w:r>
+        <w:rPr>
+          <w:lang w:val="fr_FR" w:bidi="fr_FR"/>
+        </w:rPr>
+      </w:r>
+      <w:r>
+        <w:rPr>
+          <w:b/>
+          <w:lang w:val="fr_FR" w:bidi="fr_FR"/>
+        </w:rPr>
         <w:t>« Le Seigneur lui rendra selon ses œuvres »</w:t>
       </w:r>
     </w:p>
@@ -47149,6 +52279,21 @@
           <w:b/>
           <w:lang w:val="fr_FR" w:bidi="fr_FR"/>
         </w:rPr>
+        <w:t>τοῖς ἡμετέροις λόγοις</w:t>
+      </w:r>
+    </w:p>
+    <w:p>
+      <w:pPr/>
+      <w:r>
+        <w:rPr>
+          <w:lang w:val="fr_FR" w:bidi="fr_FR"/>
+        </w:rPr>
+      </w:r>
+      <w:r>
+        <w:rPr>
+          <w:b/>
+          <w:lang w:val="fr_FR" w:bidi="fr_FR"/>
+        </w:rPr>
         <w:t>« nos paroles »</w:t>
       </w:r>
     </w:p>
@@ -47245,6 +52390,21 @@
           <w:b/>
           <w:lang w:val="fr_FR" w:bidi="fr_FR"/>
         </w:rPr>
+        <w:t>ἐν τῇ πρώτῃ μου ἀπολογίᾳ</w:t>
+      </w:r>
+    </w:p>
+    <w:p>
+      <w:pPr/>
+      <w:r>
+        <w:rPr>
+          <w:lang w:val="fr_FR" w:bidi="fr_FR"/>
+        </w:rPr>
+      </w:r>
+      <w:r>
+        <w:rPr>
+          <w:b/>
+          <w:lang w:val="fr_FR" w:bidi="fr_FR"/>
+        </w:rPr>
         <w:t>« Dans ma première défense »</w:t>
       </w:r>
     </w:p>
@@ -47354,6 +52514,21 @@
           <w:b/>
           <w:lang w:val="fr_FR" w:bidi="fr_FR"/>
         </w:rPr>
+        <w:t>οὐδείς μοι παρεγένετο</w:t>
+      </w:r>
+    </w:p>
+    <w:p>
+      <w:pPr/>
+      <w:r>
+        <w:rPr>
+          <w:lang w:val="fr_FR" w:bidi="fr_FR"/>
+        </w:rPr>
+      </w:r>
+      <w:r>
+        <w:rPr>
+          <w:b/>
+          <w:lang w:val="fr_FR" w:bidi="fr_FR"/>
+        </w:rPr>
         <w:t>« personne ne m’a assisté »</w:t>
       </w:r>
     </w:p>
@@ -47450,6 +52625,21 @@
           <w:b/>
           <w:lang w:val="fr_FR" w:bidi="fr_FR"/>
         </w:rPr>
+        <w:t>πάντες</w:t>
+      </w:r>
+    </w:p>
+    <w:p>
+      <w:pPr/>
+      <w:r>
+        <w:rPr>
+          <w:lang w:val="fr_FR" w:bidi="fr_FR"/>
+        </w:rPr>
+      </w:r>
+      <w:r>
+        <w:rPr>
+          <w:b/>
+          <w:lang w:val="fr_FR" w:bidi="fr_FR"/>
+        </w:rPr>
         <w:t>« tous »</w:t>
       </w:r>
     </w:p>
@@ -47532,6 +52722,21 @@
         <w:rPr>
           <w:lang w:val="fr_FR" w:bidi="fr_FR"/>
         </w:rPr>
+      </w:r>
+    </w:p>
+    <w:p>
+      <w:pPr/>
+      <w:r>
+        <w:rPr>
+          <w:lang w:val="fr_FR" w:bidi="fr_FR"/>
+        </w:rPr>
+      </w:r>
+      <w:r>
+        <w:rPr>
+          <w:b/>
+          <w:lang w:val="fr_FR" w:bidi="fr_FR"/>
+        </w:rPr>
+        <w:t>μὴ αὐτοῖς λογισθείη</w:t>
       </w:r>
     </w:p>
     <w:p>
@@ -47622,6 +52827,21 @@
         <w:rPr>
           <w:lang w:val="fr_FR" w:bidi="fr_FR"/>
         </w:rPr>
+      </w:r>
+    </w:p>
+    <w:p>
+      <w:pPr/>
+      <w:r>
+        <w:rPr>
+          <w:lang w:val="fr_FR" w:bidi="fr_FR"/>
+        </w:rPr>
+      </w:r>
+      <w:r>
+        <w:rPr>
+          <w:b/>
+          <w:lang w:val="fr_FR" w:bidi="fr_FR"/>
+        </w:rPr>
+        <w:t>μὴ αὐτοῖς λογισθείη</w:t>
       </w:r>
     </w:p>
     <w:p>
@@ -47845,6 +53065,21 @@
           <w:b/>
           <w:lang w:val="fr_FR" w:bidi="fr_FR"/>
         </w:rPr>
+        <w:t>δὲ</w:t>
+      </w:r>
+    </w:p>
+    <w:p>
+      <w:pPr/>
+      <w:r>
+        <w:rPr>
+          <w:lang w:val="fr_FR" w:bidi="fr_FR"/>
+        </w:rPr>
+      </w:r>
+      <w:r>
+        <w:rPr>
+          <w:b/>
+          <w:lang w:val="fr_FR" w:bidi="fr_FR"/>
+        </w:rPr>
         <w:t>« - C’est le Seigneur qui m’a assisté »</w:t>
       </w:r>
     </w:p>
@@ -47958,6 +53193,21 @@
           <w:b/>
           <w:lang w:val="fr_FR" w:bidi="fr_FR"/>
         </w:rPr>
+        <w:t>ὁ &amp; Κύριός μοι παρέστη</w:t>
+      </w:r>
+    </w:p>
+    <w:p>
+      <w:pPr/>
+      <w:r>
+        <w:rPr>
+          <w:lang w:val="fr_FR" w:bidi="fr_FR"/>
+        </w:rPr>
+      </w:r>
+      <w:r>
+        <w:rPr>
+          <w:b/>
+          <w:lang w:val="fr_FR" w:bidi="fr_FR"/>
+        </w:rPr>
         <w:t>« C’est le Seigneur qui m’a assisté »</w:t>
       </w:r>
     </w:p>
@@ -48116,6 +53366,21 @@
         <w:rPr>
           <w:lang w:val="fr_FR" w:bidi="fr_FR"/>
         </w:rPr>
+      </w:r>
+    </w:p>
+    <w:p>
+      <w:pPr/>
+      <w:r>
+        <w:rPr>
+          <w:lang w:val="fr_FR" w:bidi="fr_FR"/>
+        </w:rPr>
+      </w:r>
+      <w:r>
+        <w:rPr>
+          <w:b/>
+          <w:lang w:val="fr_FR" w:bidi="fr_FR"/>
+        </w:rPr>
+        <w:t>δι’ ἐμοῦ τὸ κήρυγμα πληροφορηθῇ</w:t>
       </w:r>
     </w:p>
     <w:p>
@@ -48349,6 +53614,21 @@
           <w:b/>
           <w:lang w:val="fr_FR" w:bidi="fr_FR"/>
         </w:rPr>
+        <w:t>πάντα τὰ ἔθνη</w:t>
+      </w:r>
+    </w:p>
+    <w:p>
+      <w:pPr/>
+      <w:r>
+        <w:rPr>
+          <w:lang w:val="fr_FR" w:bidi="fr_FR"/>
+        </w:rPr>
+      </w:r>
+      <w:r>
+        <w:rPr>
+          <w:b/>
+          <w:lang w:val="fr_FR" w:bidi="fr_FR"/>
+        </w:rPr>
         <w:t>« tous les païens »</w:t>
       </w:r>
     </w:p>
@@ -48445,6 +53725,21 @@
           <w:b/>
           <w:lang w:val="fr_FR" w:bidi="fr_FR"/>
         </w:rPr>
+        <w:t>ἐρύσθην ἐκ στόματος λέοντος</w:t>
+      </w:r>
+    </w:p>
+    <w:p>
+      <w:pPr/>
+      <w:r>
+        <w:rPr>
+          <w:lang w:val="fr_FR" w:bidi="fr_FR"/>
+        </w:rPr>
+      </w:r>
+      <w:r>
+        <w:rPr>
+          <w:b/>
+          <w:lang w:val="fr_FR" w:bidi="fr_FR"/>
+        </w:rPr>
         <w:t>« Et j’ai été délivré de la gueule du lion »</w:t>
       </w:r>
     </w:p>
@@ -48541,6 +53836,21 @@
           <w:b/>
           <w:lang w:val="fr_FR" w:bidi="fr_FR"/>
         </w:rPr>
+        <w:t>ἐρύσθην</w:t>
+      </w:r>
+    </w:p>
+    <w:p>
+      <w:pPr/>
+      <w:r>
+        <w:rPr>
+          <w:lang w:val="fr_FR" w:bidi="fr_FR"/>
+        </w:rPr>
+      </w:r>
+      <w:r>
+        <w:rPr>
+          <w:b/>
+          <w:lang w:val="fr_FR" w:bidi="fr_FR"/>
+        </w:rPr>
         <w:t>« J'ai été délivré »</w:t>
       </w:r>
     </w:p>
@@ -48630,6 +53940,21 @@
           <w:b/>
           <w:lang w:val="fr_FR" w:bidi="fr_FR"/>
         </w:rPr>
+        <w:t>ᾧ ἡ δόξα</w:t>
+      </w:r>
+    </w:p>
+    <w:p>
+      <w:pPr/>
+      <w:r>
+        <w:rPr>
+          <w:lang w:val="fr_FR" w:bidi="fr_FR"/>
+        </w:rPr>
+      </w:r>
+      <w:r>
+        <w:rPr>
+          <w:b/>
+          <w:lang w:val="fr_FR" w:bidi="fr_FR"/>
+        </w:rPr>
         <w:t>« à lui soit la gloire »</w:t>
       </w:r>
     </w:p>
@@ -48712,6 +54037,21 @@
         <w:rPr>
           <w:lang w:val="fr_FR" w:bidi="fr_FR"/>
         </w:rPr>
+      </w:r>
+    </w:p>
+    <w:p>
+      <w:pPr/>
+      <w:r>
+        <w:rPr>
+          <w:lang w:val="fr_FR" w:bidi="fr_FR"/>
+        </w:rPr>
+      </w:r>
+      <w:r>
+        <w:rPr>
+          <w:b/>
+          <w:lang w:val="fr_FR" w:bidi="fr_FR"/>
+        </w:rPr>
+        <w:t>εἰς τοὺς αἰῶνας τῶν αἰώνων</w:t>
       </w:r>
     </w:p>
     <w:p>
@@ -49148,6 +54488,21 @@
           <w:b/>
           <w:lang w:val="fr_FR" w:bidi="fr_FR"/>
         </w:rPr>
+        <w:t>Μιλήτῳ</w:t>
+      </w:r>
+    </w:p>
+    <w:p>
+      <w:pPr/>
+      <w:r>
+        <w:rPr>
+          <w:lang w:val="fr_FR" w:bidi="fr_FR"/>
+        </w:rPr>
+      </w:r>
+      <w:r>
+        <w:rPr>
+          <w:b/>
+          <w:lang w:val="fr_FR" w:bidi="fr_FR"/>
+        </w:rPr>
         <w:t>« Milet »</w:t>
       </w:r>
     </w:p>
@@ -49301,6 +54656,21 @@
           <w:b/>
           <w:lang w:val="fr_FR" w:bidi="fr_FR"/>
         </w:rPr>
+        <w:t>πρὸ χειμῶνος</w:t>
+      </w:r>
+    </w:p>
+    <w:p>
+      <w:pPr/>
+      <w:r>
+        <w:rPr>
+          <w:lang w:val="fr_FR" w:bidi="fr_FR"/>
+        </w:rPr>
+      </w:r>
+      <w:r>
+        <w:rPr>
+          <w:b/>
+          <w:lang w:val="fr_FR" w:bidi="fr_FR"/>
+        </w:rPr>
         <w:t>« avant l'hiver »</w:t>
       </w:r>
     </w:p>
@@ -49788,6 +55158,21 @@
           <w:b/>
           <w:lang w:val="fr_FR" w:bidi="fr_FR"/>
         </w:rPr>
+        <w:t>οἱ ἀδελφοὶ</w:t>
+      </w:r>
+    </w:p>
+    <w:p>
+      <w:pPr/>
+      <w:r>
+        <w:rPr>
+          <w:lang w:val="fr_FR" w:bidi="fr_FR"/>
+        </w:rPr>
+      </w:r>
+      <w:r>
+        <w:rPr>
+          <w:b/>
+          <w:lang w:val="fr_FR" w:bidi="fr_FR"/>
+        </w:rPr>
         <w:t>« Les frères »</w:t>
       </w:r>
     </w:p>
@@ -49936,6 +55321,21 @@
           <w:b/>
           <w:lang w:val="fr_FR" w:bidi="fr_FR"/>
         </w:rPr>
+        <w:t>οἱ ἀδελφοὶ</w:t>
+      </w:r>
+    </w:p>
+    <w:p>
+      <w:pPr/>
+      <w:r>
+        <w:rPr>
+          <w:lang w:val="fr_FR" w:bidi="fr_FR"/>
+        </w:rPr>
+      </w:r>
+      <w:r>
+        <w:rPr>
+          <w:b/>
+          <w:lang w:val="fr_FR" w:bidi="fr_FR"/>
+        </w:rPr>
         <w:t>« Les frères »</w:t>
       </w:r>
     </w:p>
@@ -50032,6 +55432,21 @@
           <w:b/>
           <w:lang w:val="fr_FR" w:bidi="fr_FR"/>
         </w:rPr>
+        <w:t>οἱ ἀδελφοὶ</w:t>
+      </w:r>
+    </w:p>
+    <w:p>
+      <w:pPr/>
+      <w:r>
+        <w:rPr>
+          <w:lang w:val="fr_FR" w:bidi="fr_FR"/>
+        </w:rPr>
+      </w:r>
+      <w:r>
+        <w:rPr>
+          <w:b/>
+          <w:lang w:val="fr_FR" w:bidi="fr_FR"/>
+        </w:rPr>
         <w:t>« les frères »</w:t>
       </w:r>
     </w:p>
@@ -50128,6 +55543,21 @@
           <w:b/>
           <w:lang w:val="fr_FR" w:bidi="fr_FR"/>
         </w:rPr>
+        <w:t>ὁ Κύριος μετὰ τοῦ πνεύματός σου</w:t>
+      </w:r>
+    </w:p>
+    <w:p>
+      <w:pPr/>
+      <w:r>
+        <w:rPr>
+          <w:lang w:val="fr_FR" w:bidi="fr_FR"/>
+        </w:rPr>
+      </w:r>
+      <w:r>
+        <w:rPr>
+          <w:b/>
+          <w:lang w:val="fr_FR" w:bidi="fr_FR"/>
+        </w:rPr>
         <w:t>« Que le Seigneur soit avec ton esprit »</w:t>
       </w:r>
     </w:p>
@@ -50211,6 +55641,21 @@
           <w:b/>
           <w:lang w:val="fr_FR" w:bidi="fr_FR"/>
         </w:rPr>
+        <w:t>ὁ Κύριος</w:t>
+      </w:r>
+    </w:p>
+    <w:p>
+      <w:pPr/>
+      <w:r>
+        <w:rPr>
+          <w:lang w:val="fr_FR" w:bidi="fr_FR"/>
+        </w:rPr>
+      </w:r>
+      <w:r>
+        <w:rPr>
+          <w:b/>
+          <w:lang w:val="fr_FR" w:bidi="fr_FR"/>
+        </w:rPr>
         <w:t>« le Seigneur »</w:t>
       </w:r>
     </w:p>
@@ -50307,6 +55752,21 @@
           <w:b/>
           <w:lang w:val="fr_FR" w:bidi="fr_FR"/>
         </w:rPr>
+        <w:t>μετὰ τοῦ πνεύματός σου</w:t>
+      </w:r>
+    </w:p>
+    <w:p>
+      <w:pPr/>
+      <w:r>
+        <w:rPr>
+          <w:lang w:val="fr_FR" w:bidi="fr_FR"/>
+        </w:rPr>
+      </w:r>
+      <w:r>
+        <w:rPr>
+          <w:b/>
+          <w:lang w:val="fr_FR" w:bidi="fr_FR"/>
+        </w:rPr>
         <w:t>« soit avec ton esprit »</w:t>
       </w:r>
     </w:p>
@@ -50429,6 +55889,21 @@
           <w:b/>
           <w:lang w:val="fr_FR" w:bidi="fr_FR"/>
         </w:rPr>
+        <w:t>ἡ χάρις μεθ’ ὑμῶν</w:t>
+      </w:r>
+    </w:p>
+    <w:p>
+      <w:pPr/>
+      <w:r>
+        <w:rPr>
+          <w:lang w:val="fr_FR" w:bidi="fr_FR"/>
+        </w:rPr>
+      </w:r>
+      <w:r>
+        <w:rPr>
+          <w:b/>
+          <w:lang w:val="fr_FR" w:bidi="fr_FR"/>
+        </w:rPr>
         <w:t>« Que la grâce soit avec vous »</w:t>
       </w:r>
     </w:p>
@@ -50551,6 +56026,21 @@
           <w:b/>
           <w:lang w:val="fr_FR" w:bidi="fr_FR"/>
         </w:rPr>
+        <w:t>ἡ χάρις μεθ’ ὑμῶν</w:t>
+      </w:r>
+    </w:p>
+    <w:p>
+      <w:pPr/>
+      <w:r>
+        <w:rPr>
+          <w:lang w:val="fr_FR" w:bidi="fr_FR"/>
+        </w:rPr>
+      </w:r>
+      <w:r>
+        <w:rPr>
+          <w:b/>
+          <w:lang w:val="fr_FR" w:bidi="fr_FR"/>
+        </w:rPr>
         <w:t>« Que la grâce soit avec vous »</w:t>
       </w:r>
     </w:p>
@@ -50647,6 +56137,21 @@
           <w:b/>
           <w:lang w:val="fr_FR" w:bidi="fr_FR"/>
         </w:rPr>
+        <w:t>ὑμῶν</w:t>
+      </w:r>
+    </w:p>
+    <w:p>
+      <w:pPr/>
+      <w:r>
+        <w:rPr>
+          <w:lang w:val="fr_FR" w:bidi="fr_FR"/>
+        </w:rPr>
+      </w:r>
+      <w:r>
+        <w:rPr>
+          <w:b/>
+          <w:lang w:val="fr_FR" w:bidi="fr_FR"/>
+        </w:rPr>
         <w:t>« vous »</w:t>
       </w:r>
     </w:p>
@@ -50716,6 +56221,21 @@
         <w:rPr>
           <w:lang w:val="fr_FR" w:bidi="fr_FR"/>
         </w:rPr>
+      </w:r>
+    </w:p>
+    <w:p>
+      <w:pPr/>
+      <w:r>
+        <w:rPr>
+          <w:lang w:val="fr_FR" w:bidi="fr_FR"/>
+        </w:rPr>
+      </w:r>
+      <w:r>
+        <w:rPr>
+          <w:b/>
+          <w:lang w:val="fr_FR" w:bidi="fr_FR"/>
+        </w:rPr>
+        <w:t>ὑμῶν</w:t>
       </w:r>
     </w:p>
     <w:p>

--- a/fra/docx/55.content.docx
+++ b/fra/docx/55.content.docx
@@ -2436,6 +2436,21 @@
           <w:b/>
           <w:lang w:val="fr_FR" w:bidi="fr_FR"/>
         </w:rPr>
+        <w:t>ὡς ἀδιάλειπτον ἔχω τὴν περὶ σοῦ μνείαν</w:t>
+      </w:r>
+    </w:p>
+    <w:p>
+      <w:pPr/>
+      <w:r>
+        <w:rPr>
+          <w:lang w:val="fr_FR" w:bidi="fr_FR"/>
+        </w:rPr>
+      </w:r>
+      <w:r>
+        <w:rPr>
+          <w:b/>
+          <w:lang w:val="fr_FR" w:bidi="fr_FR"/>
+        </w:rPr>
         <w:t>« de ce que nuit et jour je me souviens continuellement de toi »</w:t>
       </w:r>
     </w:p>
@@ -3478,6 +3493,21 @@
           <w:b/>
           <w:lang w:val="fr_FR" w:bidi="fr_FR"/>
         </w:rPr>
+        <w:t>τῆς ἐν σοὶ ἀνυποκρίτου πίστεως, ἥτις ἐνῴκησεν πρῶτον</w:t>
+      </w:r>
+    </w:p>
+    <w:p>
+      <w:pPr/>
+      <w:r>
+        <w:rPr>
+          <w:lang w:val="fr_FR" w:bidi="fr_FR"/>
+        </w:rPr>
+      </w:r>
+      <w:r>
+        <w:rPr>
+          <w:b/>
+          <w:lang w:val="fr_FR" w:bidi="fr_FR"/>
+        </w:rPr>
         <w:t>« de la foi sincère qui est en toi, qui habita »</w:t>
       </w:r>
     </w:p>
@@ -3909,6 +3939,21 @@
         <w:rPr>
           <w:lang w:val="fr_FR" w:bidi="fr_FR"/>
         </w:rPr>
+      </w:r>
+    </w:p>
+    <w:p>
+      <w:pPr/>
+      <w:r>
+        <w:rPr>
+          <w:lang w:val="fr_FR" w:bidi="fr_FR"/>
+        </w:rPr>
+      </w:r>
+      <w:r>
+        <w:rPr>
+          <w:b/>
+          <w:lang w:val="fr_FR" w:bidi="fr_FR"/>
+        </w:rPr>
+        <w:t>Λωΐδι &amp; Εὐνίκῃ</w:t>
       </w:r>
     </w:p>
     <w:p>
@@ -5074,6 +5119,21 @@
           <w:b/>
           <w:lang w:val="fr_FR" w:bidi="fr_FR"/>
         </w:rPr>
+        <w:t>δειλίας, ἀλλὰ δυνάμεως, καὶ ἀγάπης, καὶ σωφρονισμοῦ</w:t>
+      </w:r>
+    </w:p>
+    <w:p>
+      <w:pPr/>
+      <w:r>
+        <w:rPr>
+          <w:lang w:val="fr_FR" w:bidi="fr_FR"/>
+        </w:rPr>
+      </w:r>
+      <w:r>
+        <w:rPr>
+          <w:b/>
+          <w:lang w:val="fr_FR" w:bidi="fr_FR"/>
+        </w:rPr>
         <w:t>« un esprit de timidité que Dieu nous a donné, mais un esprit de force, d’amour et de sagesse »</w:t>
       </w:r>
     </w:p>
@@ -5491,6 +5551,21 @@
         <w:rPr>
           <w:lang w:val="fr_FR" w:bidi="fr_FR"/>
         </w:rPr>
+      </w:r>
+    </w:p>
+    <w:p>
+      <w:pPr/>
+      <w:r>
+        <w:rPr>
+          <w:lang w:val="fr_FR" w:bidi="fr_FR"/>
+        </w:rPr>
+      </w:r>
+      <w:r>
+        <w:rPr>
+          <w:b/>
+          <w:lang w:val="fr_FR" w:bidi="fr_FR"/>
+        </w:rPr>
+        <w:t>μὴ &amp; ἐπαισχυνθῇς τὸ μαρτύριον τοῦ Κυρίου ἡμῶν, μηδὲ ἐμὲ, τὸν δέσμιον αὐτοῦ</w:t>
       </w:r>
     </w:p>
     <w:p>
@@ -6426,6 +6501,21 @@
         <w:rPr>
           <w:lang w:val="fr_FR" w:bidi="fr_FR"/>
         </w:rPr>
+      </w:r>
+    </w:p>
+    <w:p>
+      <w:pPr/>
+      <w:r>
+        <w:rPr>
+          <w:lang w:val="fr_FR" w:bidi="fr_FR"/>
+        </w:rPr>
+      </w:r>
+      <w:r>
+        <w:rPr>
+          <w:b/>
+          <w:lang w:val="fr_FR" w:bidi="fr_FR"/>
+        </w:rPr>
+        <w:t>οὐ κατὰ τὰ ἔργα ἡμῶν, ἀλλὰ κατὰ ἰδίαν πρόθεσιν καὶ χάριν, τὴν δοθεῖσαν ἡμῖν</w:t>
       </w:r>
     </w:p>
     <w:p>
@@ -10146,6 +10236,21 @@
           <w:b/>
           <w:lang w:val="fr_FR" w:bidi="fr_FR"/>
         </w:rPr>
+        <w:t>ἐν πίστει καὶ ἀγάπῃ τῇ ἐν Χριστῷ Ἰησοῦ</w:t>
+      </w:r>
+    </w:p>
+    <w:p>
+      <w:pPr/>
+      <w:r>
+        <w:rPr>
+          <w:lang w:val="fr_FR" w:bidi="fr_FR"/>
+        </w:rPr>
+      </w:r>
+      <w:r>
+        <w:rPr>
+          <w:b/>
+          <w:lang w:val="fr_FR" w:bidi="fr_FR"/>
+        </w:rPr>
         <w:t>« dans la foi et dans la charité qui est en Jésus-Christ »</w:t>
       </w:r>
     </w:p>
@@ -10838,6 +10943,21 @@
           <w:b/>
           <w:lang w:val="fr_FR" w:bidi="fr_FR"/>
         </w:rPr>
+        <w:t>διὰ Πνεύματος Ἁγίου</w:t>
+      </w:r>
+    </w:p>
+    <w:p>
+      <w:pPr/>
+      <w:r>
+        <w:rPr>
+          <w:lang w:val="fr_FR" w:bidi="fr_FR"/>
+        </w:rPr>
+      </w:r>
+      <w:r>
+        <w:rPr>
+          <w:b/>
+          <w:lang w:val="fr_FR" w:bidi="fr_FR"/>
+        </w:rPr>
         <w:t>« par le Saint-Esprit »</w:t>
       </w:r>
     </w:p>
@@ -11266,6 +11386,21 @@
         <w:rPr>
           <w:lang w:val="fr_FR" w:bidi="fr_FR"/>
         </w:rPr>
+      </w:r>
+    </w:p>
+    <w:p>
+      <w:pPr/>
+      <w:r>
+        <w:rPr>
+          <w:lang w:val="fr_FR" w:bidi="fr_FR"/>
+        </w:rPr>
+      </w:r>
+      <w:r>
+        <w:rPr>
+          <w:b/>
+          <w:lang w:val="fr_FR" w:bidi="fr_FR"/>
+        </w:rPr>
+        <w:t>Φύγελος &amp; Ἑρμογένης</w:t>
       </w:r>
     </w:p>
     <w:p>
@@ -11889,6 +12024,21 @@
           <w:b/>
           <w:lang w:val="fr_FR" w:bidi="fr_FR"/>
         </w:rPr>
+        <w:t>δῴη ἔλεος ὁ Κύριος τῷ Ὀνησιφόρου οἴκῳ</w:t>
+      </w:r>
+    </w:p>
+    <w:p>
+      <w:pPr/>
+      <w:r>
+        <w:rPr>
+          <w:lang w:val="fr_FR" w:bidi="fr_FR"/>
+        </w:rPr>
+      </w:r>
+      <w:r>
+        <w:rPr>
+          <w:b/>
+          <w:lang w:val="fr_FR" w:bidi="fr_FR"/>
+        </w:rPr>
         <w:t>« Que le Seigneur répande sa miséricorde sur la maison d’Onésiphore »</w:t>
       </w:r>
     </w:p>
@@ -12089,6 +12239,21 @@
           <w:b/>
           <w:lang w:val="fr_FR" w:bidi="fr_FR"/>
         </w:rPr>
+        <w:t>Ὀνησιφόρου</w:t>
+      </w:r>
+    </w:p>
+    <w:p>
+      <w:pPr/>
+      <w:r>
+        <w:rPr>
+          <w:lang w:val="fr_FR" w:bidi="fr_FR"/>
+        </w:rPr>
+      </w:r>
+      <w:r>
+        <w:rPr>
+          <w:b/>
+          <w:lang w:val="fr_FR" w:bidi="fr_FR"/>
+        </w:rPr>
         <w:t>« d'Onésiphore »</w:t>
       </w:r>
     </w:p>
@@ -12668,6 +12833,21 @@
           <w:b/>
           <w:lang w:val="fr_FR" w:bidi="fr_FR"/>
         </w:rPr>
+        <w:t>δῴη αὐτῷ ὁ Κύριος, εὑρεῖν ἔλεος παρὰ Κυρίου ἐν ἐκείνῃ τῇ ἡμέρᾳ), καὶ ὅσα ἐν Ἐφέσῳ διηκόνησεν, βέλτιον σὺ γινώσκεις</w:t>
+      </w:r>
+    </w:p>
+    <w:p>
+      <w:pPr/>
+      <w:r>
+        <w:rPr>
+          <w:lang w:val="fr_FR" w:bidi="fr_FR"/>
+        </w:rPr>
+      </w:r>
+      <w:r>
+        <w:rPr>
+          <w:b/>
+          <w:lang w:val="fr_FR" w:bidi="fr_FR"/>
+        </w:rPr>
         <w:t>« Que le Seigneur lui donne d’obtenir miséricorde auprès du Seigneur en ce jour-là. Tu sais mieux que personne combien de services il m’a rendus à Éphèse. »</w:t>
       </w:r>
     </w:p>
@@ -12737,6 +12917,21 @@
         <w:rPr>
           <w:lang w:val="fr_FR" w:bidi="fr_FR"/>
         </w:rPr>
+      </w:r>
+    </w:p>
+    <w:p>
+      <w:pPr/>
+      <w:r>
+        <w:rPr>
+          <w:lang w:val="fr_FR" w:bidi="fr_FR"/>
+        </w:rPr>
+      </w:r>
+      <w:r>
+        <w:rPr>
+          <w:b/>
+          <w:lang w:val="fr_FR" w:bidi="fr_FR"/>
+        </w:rPr>
+        <w:t>δῴη αὐτῷ ὁ Κύριος, εὑρεῖν ἔλεος παρὰ Κυρίου</w:t>
       </w:r>
     </w:p>
     <w:p>
@@ -13592,6 +13787,21 @@
           <w:b/>
           <w:lang w:val="fr_FR" w:bidi="fr_FR"/>
         </w:rPr>
+        <w:t>ἐν τῇ χάριτι τῇ ἐν Χριστῷ Ἰησοῦ</w:t>
+      </w:r>
+    </w:p>
+    <w:p>
+      <w:pPr/>
+      <w:r>
+        <w:rPr>
+          <w:lang w:val="fr_FR" w:bidi="fr_FR"/>
+        </w:rPr>
+      </w:r>
+      <w:r>
+        <w:rPr>
+          <w:b/>
+          <w:lang w:val="fr_FR" w:bidi="fr_FR"/>
+        </w:rPr>
         <w:t>« dans la grâce qui est en Christ Jésus »</w:t>
       </w:r>
     </w:p>
@@ -15054,6 +15264,21 @@
           <w:b/>
           <w:lang w:val="fr_FR" w:bidi="fr_FR"/>
         </w:rPr>
+        <w:t>τῷ στρατολογήσαντι</w:t>
+      </w:r>
+    </w:p>
+    <w:p>
+      <w:pPr/>
+      <w:r>
+        <w:rPr>
+          <w:lang w:val="fr_FR" w:bidi="fr_FR"/>
+        </w:rPr>
+      </w:r>
+      <w:r>
+        <w:rPr>
+          <w:b/>
+          <w:lang w:val="fr_FR" w:bidi="fr_FR"/>
+        </w:rPr>
         <w:t>« celui qui l'a enrôlé »</w:t>
       </w:r>
     </w:p>
@@ -15989,6 +16214,21 @@
           <w:b/>
           <w:lang w:val="fr_FR" w:bidi="fr_FR"/>
         </w:rPr>
+        <w:t>ἐὰν &amp; ἀθλῇ τις, οὐ στεφανοῦται, ἐὰν μὴ νομίμως ἀθλήσῃ</w:t>
+      </w:r>
+    </w:p>
+    <w:p>
+      <w:pPr/>
+      <w:r>
+        <w:rPr>
+          <w:lang w:val="fr_FR" w:bidi="fr_FR"/>
+        </w:rPr>
+      </w:r>
+      <w:r>
+        <w:rPr>
+          <w:b/>
+          <w:lang w:val="fr_FR" w:bidi="fr_FR"/>
+        </w:rPr>
         <w:t>« et l’athlète n’est pas couronné, s’il n’a combattu suivant les règles »</w:t>
       </w:r>
     </w:p>
@@ -16169,6 +16409,21 @@
         <w:rPr>
           <w:lang w:val="fr_FR" w:bidi="fr_FR"/>
         </w:rPr>
+      </w:r>
+    </w:p>
+    <w:p>
+      <w:pPr/>
+      <w:r>
+        <w:rPr>
+          <w:lang w:val="fr_FR" w:bidi="fr_FR"/>
+        </w:rPr>
+      </w:r>
+      <w:r>
+        <w:rPr>
+          <w:b/>
+          <w:lang w:val="fr_FR" w:bidi="fr_FR"/>
+        </w:rPr>
+        <w:t>οὐ στεφανοῦται, ἐὰν μὴ νομίμως ἀθλήσῃ</w:t>
       </w:r>
     </w:p>
     <w:p>
@@ -17633,6 +17888,21 @@
           <w:b/>
           <w:lang w:val="fr_FR" w:bidi="fr_FR"/>
         </w:rPr>
+        <w:t>ἐγηγερμένον ἐκ νεκρῶν, ἐκ σπέρματος Δαυείδ</w:t>
+      </w:r>
+    </w:p>
+    <w:p>
+      <w:pPr/>
+      <w:r>
+        <w:rPr>
+          <w:lang w:val="fr_FR" w:bidi="fr_FR"/>
+        </w:rPr>
+      </w:r>
+      <w:r>
+        <w:rPr>
+          <w:b/>
+          <w:lang w:val="fr_FR" w:bidi="fr_FR"/>
+        </w:rPr>
         <w:t>« issu de la postérité de David, ressuscité des morts »</w:t>
       </w:r>
     </w:p>
@@ -19421,6 +19691,21 @@
         <w:rPr>
           <w:lang w:val="fr_FR" w:bidi="fr_FR"/>
         </w:rPr>
+      </w:r>
+    </w:p>
+    <w:p>
+      <w:pPr/>
+      <w:r>
+        <w:rPr>
+          <w:lang w:val="fr_FR" w:bidi="fr_FR"/>
+        </w:rPr>
+      </w:r>
+      <w:r>
+        <w:rPr>
+          <w:b/>
+          <w:lang w:val="fr_FR" w:bidi="fr_FR"/>
+        </w:rPr>
+        <w:t>καὶ αὐτοὶ σωτηρίας τύχωσιν τῆς ἐν Χριστῷ Ἰησοῦ</w:t>
       </w:r>
     </w:p>
     <w:p>
@@ -20737,6 +21022,21 @@
           <w:b/>
           <w:lang w:val="fr_FR" w:bidi="fr_FR"/>
         </w:rPr>
+        <w:t>εἰ γὰρ συναπεθάνομεν, καὶ συνζήσομεν; εἰ ὑπομένομεν, καὶ συνβασιλεύσομεν; εἰ ἀρνησόμεθα, κἀκεῖνος ἀρνήσεται ἡμᾶς; εἰ ἀπιστοῦμεν, ἐκεῖνος πιστὸς μένει; ἀρνήσασθαι γὰρ ἑαυτὸν οὐ δύναται</w:t>
+      </w:r>
+    </w:p>
+    <w:p>
+      <w:pPr/>
+      <w:r>
+        <w:rPr>
+          <w:lang w:val="fr_FR" w:bidi="fr_FR"/>
+        </w:rPr>
+      </w:r>
+      <w:r>
+        <w:rPr>
+          <w:b/>
+          <w:lang w:val="fr_FR" w:bidi="fr_FR"/>
+        </w:rPr>
         <w:t>« Si nous sommes morts avec lui, nous vivrons aussi avec lui ; si nous souffrons, nous régnerons aussi avec lui ; si nous le renions, lui aussi nous reniera ; si nous sommes incrédules, lui demeure fidèle, car il ne peut se renier lui-même. »</w:t>
       </w:r>
     </w:p>
@@ -22006,6 +22306,21 @@
           <w:b/>
           <w:lang w:val="fr_FR" w:bidi="fr_FR"/>
         </w:rPr>
+        <w:t>ἐπὶ καταστροφῇ τῶν ἀκουόντων</w:t>
+      </w:r>
+    </w:p>
+    <w:p>
+      <w:pPr/>
+      <w:r>
+        <w:rPr>
+          <w:lang w:val="fr_FR" w:bidi="fr_FR"/>
+        </w:rPr>
+      </w:r>
+      <w:r>
+        <w:rPr>
+          <w:b/>
+          <w:lang w:val="fr_FR" w:bidi="fr_FR"/>
+        </w:rPr>
         <w:t>« qui ne servent qu’à la ruine de ceux qui écoutent »</w:t>
       </w:r>
     </w:p>
@@ -24282,6 +24597,21 @@
           <w:b/>
           <w:lang w:val="fr_FR" w:bidi="fr_FR"/>
         </w:rPr>
+        <w:t>Ὑμέναιος, καὶ Φίλητος</w:t>
+      </w:r>
+    </w:p>
+    <w:p>
+      <w:pPr/>
+      <w:r>
+        <w:rPr>
+          <w:lang w:val="fr_FR" w:bidi="fr_FR"/>
+        </w:rPr>
+      </w:r>
+      <w:r>
+        <w:rPr>
+          <w:b/>
+          <w:lang w:val="fr_FR" w:bidi="fr_FR"/>
+        </w:rPr>
         <w:t>« Hyménée et Philète »</w:t>
       </w:r>
     </w:p>
@@ -24634,6 +24964,21 @@
         <w:rPr>
           <w:lang w:val="fr_FR" w:bidi="fr_FR"/>
         </w:rPr>
+      </w:r>
+    </w:p>
+    <w:p>
+      <w:pPr/>
+      <w:r>
+        <w:rPr>
+          <w:lang w:val="fr_FR" w:bidi="fr_FR"/>
+        </w:rPr>
+      </w:r>
+      <w:r>
+        <w:rPr>
+          <w:b/>
+          <w:lang w:val="fr_FR" w:bidi="fr_FR"/>
+        </w:rPr>
+        <w:t>ἀνάστασιν ἤδη γεγονέναι</w:t>
       </w:r>
     </w:p>
     <w:p>
@@ -25367,6 +25712,21 @@
           <w:b/>
           <w:lang w:val="fr_FR" w:bidi="fr_FR"/>
         </w:rPr>
+        <w:t>ἔγνω Κύριος τοὺς ὄντας αὐτοῦ, καί, ἀποστήτω ἀπὸ ἀδικίας πᾶς ὁ ὀνομάζων τὸ ὄνομα Κυρίου</w:t>
+      </w:r>
+    </w:p>
+    <w:p>
+      <w:pPr/>
+      <w:r>
+        <w:rPr>
+          <w:lang w:val="fr_FR" w:bidi="fr_FR"/>
+        </w:rPr>
+      </w:r>
+      <w:r>
+        <w:rPr>
+          <w:b/>
+          <w:lang w:val="fr_FR" w:bidi="fr_FR"/>
+        </w:rPr>
         <w:t>« Le Seigneur connaît ceux qui lui appartiennent; et: Quiconque prononce le nom du Seigneur, qu’il s’éloigne de l’iniquité »</w:t>
       </w:r>
     </w:p>
@@ -25842,6 +26202,21 @@
           <w:b/>
           <w:lang w:val="fr_FR" w:bidi="fr_FR"/>
         </w:rPr>
+        <w:t>ἀποστήτω &amp; πᾶς ὁ ὀνομάζων τὸ ὄνομα Κυρίου</w:t>
+      </w:r>
+    </w:p>
+    <w:p>
+      <w:pPr/>
+      <w:r>
+        <w:rPr>
+          <w:lang w:val="fr_FR" w:bidi="fr_FR"/>
+        </w:rPr>
+      </w:r>
+      <w:r>
+        <w:rPr>
+          <w:b/>
+          <w:lang w:val="fr_FR" w:bidi="fr_FR"/>
+        </w:rPr>
         <w:t>« Quiconque prononce le nom du Seigneur, qu’il s’éloigne de l’iniquité »</w:t>
       </w:r>
     </w:p>
@@ -26510,6 +26885,21 @@
           <w:b/>
           <w:lang w:val="fr_FR" w:bidi="fr_FR"/>
         </w:rPr>
+        <w:t>ἐν μεγάλῃ &amp; οἰκίᾳ, οὐκ ἔστιν μόνον σκεύη χρυσᾶ καὶ ἀργυρᾶ, ἀλλὰ καὶ ξύλινα καὶ ὀστράκινα; καὶ ἃ &amp; εἰς τιμὴν, ἃ δὲ εἰς ἀτιμίαν</w:t>
+      </w:r>
+    </w:p>
+    <w:p>
+      <w:pPr/>
+      <w:r>
+        <w:rPr>
+          <w:lang w:val="fr_FR" w:bidi="fr_FR"/>
+        </w:rPr>
+      </w:r>
+      <w:r>
+        <w:rPr>
+          <w:b/>
+          <w:lang w:val="fr_FR" w:bidi="fr_FR"/>
+        </w:rPr>
         <w:t>« Dans une grande maison, il n’y a pas seulement des vases d’or et d’argent, mais il y en a aussi de bois et de terre ; les uns sont des vases d’honneur, et les autres sont d’un usage vil. »</w:t>
       </w:r>
     </w:p>
@@ -27128,6 +27518,21 @@
         <w:rPr>
           <w:lang w:val="fr_FR" w:bidi="fr_FR"/>
         </w:rPr>
+      </w:r>
+    </w:p>
+    <w:p>
+      <w:pPr/>
+      <w:r>
+        <w:rPr>
+          <w:lang w:val="fr_FR" w:bidi="fr_FR"/>
+        </w:rPr>
+      </w:r>
+      <w:r>
+        <w:rPr>
+          <w:b/>
+          <w:lang w:val="fr_FR" w:bidi="fr_FR"/>
+        </w:rPr>
+        <w:t>ἐὰν &amp; τις ἐκκαθάρῃ ἑαυτὸν ἀπὸ τούτων, ἔσται σκεῦος εἰς τιμήν, ἡγιασμένον εὔχρηστον τῷ Δεσπότῃ, εἰς πᾶν ἔργον ἀγαθὸν ἡτοιμασμένον</w:t>
       </w:r>
     </w:p>
     <w:p>
@@ -29511,6 +29916,21 @@
           <w:b/>
           <w:lang w:val="fr_FR" w:bidi="fr_FR"/>
         </w:rPr>
+        <w:t>τὰς &amp; μωρὰς καὶ ἀπαιδεύτους ζητήσεις</w:t>
+      </w:r>
+    </w:p>
+    <w:p>
+      <w:pPr/>
+      <w:r>
+        <w:rPr>
+          <w:lang w:val="fr_FR" w:bidi="fr_FR"/>
+        </w:rPr>
+      </w:r>
+      <w:r>
+        <w:rPr>
+          <w:b/>
+          <w:lang w:val="fr_FR" w:bidi="fr_FR"/>
+        </w:rPr>
         <w:t>« les discussions folles et inutiles »</w:t>
       </w:r>
     </w:p>
@@ -30960,6 +31380,21 @@
           <w:b/>
           <w:lang w:val="fr_FR" w:bidi="fr_FR"/>
         </w:rPr>
+        <w:t>μήποτε δώῃ αὐτοῖς &amp; μετάνοιαν εἰς ἐπίγνωσιν ἀληθείας</w:t>
+      </w:r>
+    </w:p>
+    <w:p>
+      <w:pPr/>
+      <w:r>
+        <w:rPr>
+          <w:lang w:val="fr_FR" w:bidi="fr_FR"/>
+        </w:rPr>
+      </w:r>
+      <w:r>
+        <w:rPr>
+          <w:b/>
+          <w:lang w:val="fr_FR" w:bidi="fr_FR"/>
+        </w:rPr>
         <w:t>« dans l’espérance que Dieu leur donnera la repentance pour arriver à la connaissance de la vérité »</w:t>
       </w:r>
     </w:p>
@@ -31257,6 +31692,21 @@
           <w:b/>
           <w:lang w:val="fr_FR" w:bidi="fr_FR"/>
         </w:rPr>
+        <w:t>ἀνανήψωσιν ἐκ τῆς τοῦ διαβόλου παγίδος, ἐζωγρημένοι ὑπ’ αὐτοῦ, εἰς τὸ ἐκείνου θέλημα</w:t>
+      </w:r>
+    </w:p>
+    <w:p>
+      <w:pPr/>
+      <w:r>
+        <w:rPr>
+          <w:lang w:val="fr_FR" w:bidi="fr_FR"/>
+        </w:rPr>
+      </w:r>
+      <w:r>
+        <w:rPr>
+          <w:b/>
+          <w:lang w:val="fr_FR" w:bidi="fr_FR"/>
+        </w:rPr>
         <w:t>« et que, revenus à leur bon sens, ils se dégageront des pièges du diable, qui s’est emparé d’eux pour les soumettre à sa volonté »</w:t>
       </w:r>
     </w:p>
@@ -31352,6 +31802,21 @@
         <w:rPr>
           <w:lang w:val="fr_FR" w:bidi="fr_FR"/>
         </w:rPr>
+      </w:r>
+    </w:p>
+    <w:p>
+      <w:pPr/>
+      <w:r>
+        <w:rPr>
+          <w:lang w:val="fr_FR" w:bidi="fr_FR"/>
+        </w:rPr>
+      </w:r>
+      <w:r>
+        <w:rPr>
+          <w:b/>
+          <w:lang w:val="fr_FR" w:bidi="fr_FR"/>
+        </w:rPr>
+        <w:t>ἀνανήψωσιν ἐκ τῆς τοῦ διαβόλου παγίδος</w:t>
       </w:r>
     </w:p>
     <w:p>
@@ -33641,6 +34106,21 @@
           <w:b/>
           <w:lang w:val="fr_FR" w:bidi="fr_FR"/>
         </w:rPr>
+        <w:t>ἔχοντες μόρφωσιν εὐσεβείας, τὴν δὲ δύναμιν αὐτῆς ἠρνημένοι</w:t>
+      </w:r>
+    </w:p>
+    <w:p>
+      <w:pPr/>
+      <w:r>
+        <w:rPr>
+          <w:lang w:val="fr_FR" w:bidi="fr_FR"/>
+        </w:rPr>
+      </w:r>
+      <w:r>
+        <w:rPr>
+          <w:b/>
+          <w:lang w:val="fr_FR" w:bidi="fr_FR"/>
+        </w:rPr>
         <w:t>« ayant l’apparence de la piété, mais reniant ce qui en fait la force »</w:t>
       </w:r>
     </w:p>
@@ -35528,6 +36008,21 @@
           <w:b/>
           <w:lang w:val="fr_FR" w:bidi="fr_FR"/>
         </w:rPr>
+        <w:t>ἀγόμενα ἐπιθυμίαις ποικίλαις</w:t>
+      </w:r>
+    </w:p>
+    <w:p>
+      <w:pPr/>
+      <w:r>
+        <w:rPr>
+          <w:lang w:val="fr_FR" w:bidi="fr_FR"/>
+        </w:rPr>
+      </w:r>
+      <w:r>
+        <w:rPr>
+          <w:b/>
+          <w:lang w:val="fr_FR" w:bidi="fr_FR"/>
+        </w:rPr>
         <w:t>« agitées »</w:t>
       </w:r>
     </w:p>
@@ -36082,6 +36577,21 @@
           <w:b/>
           <w:lang w:val="fr_FR" w:bidi="fr_FR"/>
         </w:rPr>
+        <w:t>Ἰάννης καὶ Ἰαμβρῆς</w:t>
+      </w:r>
+    </w:p>
+    <w:p>
+      <w:pPr/>
+      <w:r>
+        <w:rPr>
+          <w:lang w:val="fr_FR" w:bidi="fr_FR"/>
+        </w:rPr>
+      </w:r>
+      <w:r>
+        <w:rPr>
+          <w:b/>
+          <w:lang w:val="fr_FR" w:bidi="fr_FR"/>
+        </w:rPr>
         <w:t>« Jannès et Jambrès »</w:t>
       </w:r>
     </w:p>
@@ -39095,6 +39605,21 @@
           <w:b/>
           <w:lang w:val="fr_FR" w:bidi="fr_FR"/>
         </w:rPr>
+        <w:t>μου τῇ διδασκαλίᾳ, τῇ ἀγωγῇ, τῇ προθέσει, τῇ πίστει, τῇ μακροθυμίᾳ, τῇ ἀγάπῃ, τῇ ὑπομονῇ, τοῖς διωγμοῖς, τοῖς παθήμασιν, οἷά</w:t>
+      </w:r>
+    </w:p>
+    <w:p>
+      <w:pPr/>
+      <w:r>
+        <w:rPr>
+          <w:lang w:val="fr_FR" w:bidi="fr_FR"/>
+        </w:rPr>
+      </w:r>
+      <w:r>
+        <w:rPr>
+          <w:b/>
+          <w:lang w:val="fr_FR" w:bidi="fr_FR"/>
+        </w:rPr>
         <w:t>« mon enseignement, ma conduite, mes résolutions, ma foi, ma douceur, ma charité, ma constance »</w:t>
       </w:r>
       <w:r>
@@ -39539,6 +40064,21 @@
         <w:rPr>
           <w:lang w:val="fr_FR" w:bidi="fr_FR"/>
         </w:rPr>
+      </w:r>
+    </w:p>
+    <w:p>
+      <w:pPr/>
+      <w:r>
+        <w:rPr>
+          <w:lang w:val="fr_FR" w:bidi="fr_FR"/>
+        </w:rPr>
+      </w:r>
+      <w:r>
+        <w:rPr>
+          <w:b/>
+          <w:lang w:val="fr_FR" w:bidi="fr_FR"/>
+        </w:rPr>
+        <w:t>οἵους διωγμοὺς ὑπήνεγκα</w:t>
       </w:r>
     </w:p>
     <w:p>
@@ -39943,6 +40483,21 @@
         <w:rPr>
           <w:lang w:val="fr_FR" w:bidi="fr_FR"/>
         </w:rPr>
+      </w:r>
+    </w:p>
+    <w:p>
+      <w:pPr/>
+      <w:r>
+        <w:rPr>
+          <w:lang w:val="fr_FR" w:bidi="fr_FR"/>
+        </w:rPr>
+      </w:r>
+      <w:r>
+        <w:rPr>
+          <w:b/>
+          <w:lang w:val="fr_FR" w:bidi="fr_FR"/>
+        </w:rPr>
+        <w:t>πάντες &amp; οἱ θέλοντες ζῆν εὐσεβῶς ἐν Χριστῷ Ἰησοῦ διωχθήσονται</w:t>
       </w:r>
     </w:p>
     <w:p>
@@ -41378,6 +41933,21 @@
           <w:b/>
           <w:lang w:val="fr_FR" w:bidi="fr_FR"/>
         </w:rPr>
+        <w:t>μένε ἐν οἷς ἔμαθες καὶ ἐπιστώθης, εἰδὼς παρὰ τίνων ἔμαθες</w:t>
+      </w:r>
+    </w:p>
+    <w:p>
+      <w:pPr/>
+      <w:r>
+        <w:rPr>
+          <w:lang w:val="fr_FR" w:bidi="fr_FR"/>
+        </w:rPr>
+      </w:r>
+      <w:r>
+        <w:rPr>
+          <w:b/>
+          <w:lang w:val="fr_FR" w:bidi="fr_FR"/>
+        </w:rPr>
         <w:t>« demeure dans les choses que tu as apprises, et reconnues certaines, sachant de qui tu les as apprises »</w:t>
       </w:r>
     </w:p>
@@ -41898,6 +42468,21 @@
           <w:b/>
           <w:lang w:val="fr_FR" w:bidi="fr_FR"/>
         </w:rPr>
+        <w:t>εἰς σωτηρίαν διὰ πίστεως τῆς ἐν Χριστῷ Ἰησοῦ</w:t>
+      </w:r>
+    </w:p>
+    <w:p>
+      <w:pPr/>
+      <w:r>
+        <w:rPr>
+          <w:lang w:val="fr_FR" w:bidi="fr_FR"/>
+        </w:rPr>
+      </w:r>
+      <w:r>
+        <w:rPr>
+          <w:b/>
+          <w:lang w:val="fr_FR" w:bidi="fr_FR"/>
+        </w:rPr>
         <w:t>« à salut par la foi en Jésus-Christ »</w:t>
       </w:r>
     </w:p>
@@ -42158,6 +42743,21 @@
         <w:rPr>
           <w:lang w:val="fr_FR" w:bidi="fr_FR"/>
         </w:rPr>
+      </w:r>
+    </w:p>
+    <w:p>
+      <w:pPr/>
+      <w:r>
+        <w:rPr>
+          <w:lang w:val="fr_FR" w:bidi="fr_FR"/>
+        </w:rPr>
+      </w:r>
+      <w:r>
+        <w:rPr>
+          <w:b/>
+          <w:lang w:val="fr_FR" w:bidi="fr_FR"/>
+        </w:rPr>
+        <w:t>πᾶσα Γραφὴ θεόπνευστος καὶ ὠφέλιμος</w:t>
       </w:r>
     </w:p>
     <w:p>
@@ -42694,6 +43294,21 @@
         <w:rPr>
           <w:lang w:val="fr_FR" w:bidi="fr_FR"/>
         </w:rPr>
+      </w:r>
+    </w:p>
+    <w:p>
+      <w:pPr/>
+      <w:r>
+        <w:rPr>
+          <w:lang w:val="fr_FR" w:bidi="fr_FR"/>
+        </w:rPr>
+      </w:r>
+      <w:r>
+        <w:rPr>
+          <w:b/>
+          <w:lang w:val="fr_FR" w:bidi="fr_FR"/>
+        </w:rPr>
+        <w:t>πρὸς διδασκαλίαν, πρὸς ἐλεγμόν, πρὸς ἐπανόρθωσιν, πρὸς παιδείαν τὴν ἐν δικαιοσύνῃ</w:t>
       </w:r>
     </w:p>
     <w:p>
@@ -44944,6 +45559,21 @@
           <w:b/>
           <w:lang w:val="fr_FR" w:bidi="fr_FR"/>
         </w:rPr>
+        <w:t>ἔσται &amp; καιρὸς ὅτε</w:t>
+      </w:r>
+    </w:p>
+    <w:p>
+      <w:pPr/>
+      <w:r>
+        <w:rPr>
+          <w:lang w:val="fr_FR" w:bidi="fr_FR"/>
+        </w:rPr>
+      </w:r>
+      <w:r>
+        <w:rPr>
+          <w:b/>
+          <w:lang w:val="fr_FR" w:bidi="fr_FR"/>
+        </w:rPr>
         <w:t>« il viendra un temps où »</w:t>
       </w:r>
     </w:p>
@@ -45398,6 +46028,21 @@
         <w:rPr>
           <w:lang w:val="fr_FR" w:bidi="fr_FR"/>
         </w:rPr>
+      </w:r>
+    </w:p>
+    <w:p>
+      <w:pPr/>
+      <w:r>
+        <w:rPr>
+          <w:lang w:val="fr_FR" w:bidi="fr_FR"/>
+        </w:rPr>
+      </w:r>
+      <w:r>
+        <w:rPr>
+          <w:b/>
+          <w:lang w:val="fr_FR" w:bidi="fr_FR"/>
+        </w:rPr>
+        <w:t>κατὰ τὰς ἰδίας ἐπιθυμίας, ἑαυτοῖς ἐπισωρεύσουσιν διδασκάλους</w:t>
       </w:r>
     </w:p>
     <w:p>
@@ -46982,6 +47627,21 @@
           <w:b/>
           <w:lang w:val="fr_FR" w:bidi="fr_FR"/>
         </w:rPr>
+        <w:t>ἐν πᾶσιν</w:t>
+      </w:r>
+    </w:p>
+    <w:p>
+      <w:pPr/>
+      <w:r>
+        <w:rPr>
+          <w:lang w:val="fr_FR" w:bidi="fr_FR"/>
+        </w:rPr>
+      </w:r>
+      <w:r>
+        <w:rPr>
+          <w:b/>
+          <w:lang w:val="fr_FR" w:bidi="fr_FR"/>
+        </w:rPr>
         <w:t>« en toutes choses »</w:t>
       </w:r>
     </w:p>
@@ -49776,6 +50436,21 @@
           <w:b/>
           <w:lang w:val="fr_FR" w:bidi="fr_FR"/>
         </w:rPr>
+        <w:t>σπούδασον ἐλθεῖν &amp; ταχέως</w:t>
+      </w:r>
+    </w:p>
+    <w:p>
+      <w:pPr/>
+      <w:r>
+        <w:rPr>
+          <w:lang w:val="fr_FR" w:bidi="fr_FR"/>
+        </w:rPr>
+      </w:r>
+      <w:r>
+        <w:rPr>
+          <w:b/>
+          <w:lang w:val="fr_FR" w:bidi="fr_FR"/>
+        </w:rPr>
         <w:t>« Viens au plus tôt vers moi »</w:t>
       </w:r>
     </w:p>
@@ -50113,6 +50788,21 @@
           <w:b/>
           <w:lang w:val="fr_FR" w:bidi="fr_FR"/>
         </w:rPr>
+        <w:t>Δημᾶς &amp; Κρήσκης</w:t>
+      </w:r>
+    </w:p>
+    <w:p>
+      <w:pPr/>
+      <w:r>
+        <w:rPr>
+          <w:lang w:val="fr_FR" w:bidi="fr_FR"/>
+        </w:rPr>
+      </w:r>
+      <w:r>
+        <w:rPr>
+          <w:b/>
+          <w:lang w:val="fr_FR" w:bidi="fr_FR"/>
+        </w:rPr>
         <w:t>« Démas »</w:t>
       </w:r>
       <w:r>
@@ -51287,6 +51977,21 @@
         <w:rPr>
           <w:lang w:val="fr_FR" w:bidi="fr_FR"/>
         </w:rPr>
+      </w:r>
+    </w:p>
+    <w:p>
+      <w:pPr/>
+      <w:r>
+        <w:rPr>
+          <w:lang w:val="fr_FR" w:bidi="fr_FR"/>
+        </w:rPr>
+      </w:r>
+      <w:r>
+        <w:rPr>
+          <w:b/>
+          <w:lang w:val="fr_FR" w:bidi="fr_FR"/>
+        </w:rPr>
+        <w:t>Κάρπῳ</w:t>
       </w:r>
     </w:p>
     <w:p>
@@ -51890,6 +52595,21 @@
           <w:b/>
           <w:lang w:val="fr_FR" w:bidi="fr_FR"/>
         </w:rPr>
+        <w:t>Ἀλέξανδρος</w:t>
+      </w:r>
+    </w:p>
+    <w:p>
+      <w:pPr/>
+      <w:r>
+        <w:rPr>
+          <w:lang w:val="fr_FR" w:bidi="fr_FR"/>
+        </w:rPr>
+      </w:r>
+      <w:r>
+        <w:rPr>
+          <w:b/>
+          <w:lang w:val="fr_FR" w:bidi="fr_FR"/>
+        </w:rPr>
         <w:t>« Alexandre »</w:t>
       </w:r>
     </w:p>
@@ -52182,6 +52902,21 @@
         <w:rPr>
           <w:lang w:val="fr_FR" w:bidi="fr_FR"/>
         </w:rPr>
+      </w:r>
+    </w:p>
+    <w:p>
+      <w:pPr/>
+      <w:r>
+        <w:rPr>
+          <w:lang w:val="fr_FR" w:bidi="fr_FR"/>
+        </w:rPr>
+      </w:r>
+      <w:r>
+        <w:rPr>
+          <w:b/>
+          <w:lang w:val="fr_FR" w:bidi="fr_FR"/>
+        </w:rPr>
+        <w:t>ὃν καὶ σὺ φυλάσσου, λίαν γὰρ ἀντέστη τοῖς ἡμετέροις λόγοις</w:t>
       </w:r>
     </w:p>
     <w:p>
@@ -53291,6 +54026,21 @@
           <w:b/>
           <w:lang w:val="fr_FR" w:bidi="fr_FR"/>
         </w:rPr>
+        <w:t>δι’ ἐμοῦ τὸ κήρυγμα πληροφορηθῇ</w:t>
+      </w:r>
+    </w:p>
+    <w:p>
+      <w:pPr/>
+      <w:r>
+        <w:rPr>
+          <w:lang w:val="fr_FR" w:bidi="fr_FR"/>
+        </w:rPr>
+      </w:r>
+      <w:r>
+        <w:rPr>
+          <w:b/>
+          <w:lang w:val="fr_FR" w:bidi="fr_FR"/>
+        </w:rPr>
         <w:t>« afin que la prédication fût accomplie »</w:t>
       </w:r>
     </w:p>
@@ -53518,6 +54268,21 @@
           <w:b/>
           <w:lang w:val="fr_FR" w:bidi="fr_FR"/>
         </w:rPr>
+        <w:t>τὸ κήρυγμα πληροφορηθῇ</w:t>
+      </w:r>
+    </w:p>
+    <w:p>
+      <w:pPr/>
+      <w:r>
+        <w:rPr>
+          <w:lang w:val="fr_FR" w:bidi="fr_FR"/>
+        </w:rPr>
+      </w:r>
+      <w:r>
+        <w:rPr>
+          <w:b/>
+          <w:lang w:val="fr_FR" w:bidi="fr_FR"/>
+        </w:rPr>
         <w:t>« la prédication fût accomplie »</w:t>
       </w:r>
     </w:p>
@@ -54250,6 +55015,21 @@
         <w:rPr>
           <w:lang w:val="fr_FR" w:bidi="fr_FR"/>
         </w:rPr>
+      </w:r>
+    </w:p>
+    <w:p>
+      <w:pPr/>
+      <w:r>
+        <w:rPr>
+          <w:lang w:val="fr_FR" w:bidi="fr_FR"/>
+        </w:rPr>
+      </w:r>
+      <w:r>
+        <w:rPr>
+          <w:b/>
+          <w:lang w:val="fr_FR" w:bidi="fr_FR"/>
+        </w:rPr>
+        <w:t>Ὀνησιφόρου</w:t>
       </w:r>
     </w:p>
     <w:p>
@@ -54372,6 +55152,21 @@
           <w:b/>
           <w:lang w:val="fr_FR" w:bidi="fr_FR"/>
         </w:rPr>
+        <w:t>Ἔραστος &amp; Τρόφιμον</w:t>
+      </w:r>
+    </w:p>
+    <w:p>
+      <w:pPr/>
+      <w:r>
+        <w:rPr>
+          <w:lang w:val="fr_FR" w:bidi="fr_FR"/>
+        </w:rPr>
+      </w:r>
+      <w:r>
+        <w:rPr>
+          <w:b/>
+          <w:lang w:val="fr_FR" w:bidi="fr_FR"/>
+        </w:rPr>
         <w:t>« Éraste »</w:t>
       </w:r>
       <w:r>
@@ -54593,6 +55388,21 @@
           <w:b/>
           <w:lang w:val="fr_FR" w:bidi="fr_FR"/>
         </w:rPr>
+        <w:t>σπούδασον &amp; ἐλθεῖν</w:t>
+      </w:r>
+    </w:p>
+    <w:p>
+      <w:pPr/>
+      <w:r>
+        <w:rPr>
+          <w:lang w:val="fr_FR" w:bidi="fr_FR"/>
+        </w:rPr>
+      </w:r>
+      <w:r>
+        <w:rPr>
+          <w:b/>
+          <w:lang w:val="fr_FR" w:bidi="fr_FR"/>
+        </w:rPr>
         <w:t>« Tâche de venir »</w:t>
       </w:r>
     </w:p>
@@ -54817,6 +55627,21 @@
           <w:b/>
           <w:lang w:val="fr_FR" w:bidi="fr_FR"/>
         </w:rPr>
+        <w:t>ἀσπάζεταί σε Εὔβουλος, καὶ Πούδης, καὶ Λίνος, καὶ Κλαυδία, καὶ οἱ ἀδελφοὶ</w:t>
+      </w:r>
+    </w:p>
+    <w:p>
+      <w:pPr/>
+      <w:r>
+        <w:rPr>
+          <w:lang w:val="fr_FR" w:bidi="fr_FR"/>
+        </w:rPr>
+      </w:r>
+      <w:r>
+        <w:rPr>
+          <w:b/>
+          <w:lang w:val="fr_FR" w:bidi="fr_FR"/>
+        </w:rPr>
         <w:t>« Eubulus te salue, ainsi que Pudens, Linus, Claudia et les frères »</w:t>
       </w:r>
     </w:p>
@@ -54926,6 +55751,21 @@
           <w:b/>
           <w:lang w:val="fr_FR" w:bidi="fr_FR"/>
         </w:rPr>
+        <w:t>Εὔβουλος &amp; Πούδης &amp; Λίνος</w:t>
+      </w:r>
+    </w:p>
+    <w:p>
+      <w:pPr/>
+      <w:r>
+        <w:rPr>
+          <w:lang w:val="fr_FR" w:bidi="fr_FR"/>
+        </w:rPr>
+      </w:r>
+      <w:r>
+        <w:rPr>
+          <w:b/>
+          <w:lang w:val="fr_FR" w:bidi="fr_FR"/>
+        </w:rPr>
         <w:t>« Eubulus »</w:t>
       </w:r>
       <w:r>
@@ -55054,6 +55894,21 @@
         <w:rPr>
           <w:lang w:val="fr_FR" w:bidi="fr_FR"/>
         </w:rPr>
+      </w:r>
+    </w:p>
+    <w:p>
+      <w:pPr/>
+      <w:r>
+        <w:rPr>
+          <w:lang w:val="fr_FR" w:bidi="fr_FR"/>
+        </w:rPr>
+      </w:r>
+      <w:r>
+        <w:rPr>
+          <w:b/>
+          <w:lang w:val="fr_FR" w:bidi="fr_FR"/>
+        </w:rPr>
+        <w:t>Κλαυδία</w:t>
       </w:r>
     </w:p>
     <w:p>
